--- a/Документация/ОТЧЕТ РПО ПМ03 (3).docx
+++ b/Документация/ОТЧЕТ РПО ПМ03 (3).docx
@@ -671,49 +671,7 @@
           <w:rStyle w:val="normaltextrun"/>
           <w:rFonts w:eastAsia="Arial"/>
         </w:rPr>
-        <w:t xml:space="preserve">Дата прохождения: </w:t>
-      </w:r>
-      <w:r>
-        <w:rPr>
-          <w:rStyle w:val="normaltextrun"/>
-          <w:rFonts w:eastAsia="Arial"/>
-        </w:rPr>
-        <w:t>13</w:t>
-      </w:r>
-      <w:r>
-        <w:rPr>
-          <w:rStyle w:val="normaltextrun"/>
-          <w:rFonts w:eastAsia="Arial"/>
-        </w:rPr>
-        <w:t>.0</w:t>
-      </w:r>
-      <w:r>
-        <w:rPr>
-          <w:rStyle w:val="normaltextrun"/>
-          <w:rFonts w:eastAsia="Arial"/>
-        </w:rPr>
-        <w:t>4</w:t>
-      </w:r>
-      <w:r>
-        <w:rPr>
-          <w:rStyle w:val="normaltextrun"/>
-          <w:rFonts w:eastAsia="Arial"/>
-        </w:rPr>
-        <w:t xml:space="preserve">.2026 г. – </w:t>
-      </w:r>
-      <w:r>
-        <w:rPr>
-          <w:rStyle w:val="normaltextrun"/>
-          <w:rFonts w:eastAsia="Arial"/>
-        </w:rPr>
-        <w:t>25</w:t>
-      </w:r>
-      <w:r>
-        <w:rPr>
-          <w:rStyle w:val="normaltextrun"/>
-          <w:rFonts w:eastAsia="Arial"/>
-        </w:rPr>
-        <w:t xml:space="preserve">.04.2026 г. </w:t>
+        <w:t xml:space="preserve">Дата прохождения: 13.04.2026 г. – 25.04.2026 г. </w:t>
       </w:r>
     </w:p>
     <w:p>
@@ -1307,119 +1265,127 @@
     <w:p>
       <w:pPr>
         <w:spacing w:after="0" w:line="360" w:lineRule="auto"/>
-      </w:pPr>
-      <w:r>
-        <w:t>Руководитель практики</w:t>
-      </w:r>
-    </w:p>
-    <w:p>
-      <w:pPr>
-        <w:spacing w:after="0" w:line="360" w:lineRule="auto"/>
-      </w:pPr>
-      <w:r>
-        <w:t>от предприятия _________________________________/</w:t>
-      </w:r>
-    </w:p>
-    <w:p>
-      <w:pPr>
-        <w:spacing w:after="0" w:line="360" w:lineRule="auto"/>
-      </w:pPr>
-      <w:r>
-        <w:t xml:space="preserve">                                                       </w:t>
-      </w:r>
-      <w:r>
         <w:rPr>
           <w:i/>
           <w:sz w:val="20"/>
           <w:szCs w:val="20"/>
         </w:rPr>
-        <w:t>(ФИО, подпись)</w:t>
-      </w:r>
+      </w:pPr>
     </w:p>
     <w:p>
       <w:pPr>
         <w:spacing w:after="0" w:line="360" w:lineRule="auto"/>
-      </w:pPr>
-      <w:r>
-        <w:t xml:space="preserve">Руководитель практики </w:t>
-      </w:r>
-    </w:p>
-    <w:p>
-      <w:pPr>
-        <w:spacing w:after="0" w:line="360" w:lineRule="auto"/>
-      </w:pPr>
-      <w:r>
-        <w:t xml:space="preserve">от </w:t>
-      </w:r>
-      <w:proofErr w:type="gramStart"/>
-      <w:r>
-        <w:t>колледжа  _</w:t>
-      </w:r>
-      <w:proofErr w:type="gramEnd"/>
-      <w:r>
-        <w:t>__________________________________/</w:t>
-      </w:r>
-    </w:p>
-    <w:p>
-      <w:pPr>
-        <w:spacing w:after="0" w:line="360" w:lineRule="auto"/>
-      </w:pPr>
-      <w:r>
-        <w:t xml:space="preserve">             </w:t>
-      </w:r>
-      <w:r>
-        <w:t xml:space="preserve">                          </w:t>
-      </w:r>
-      <w:r>
-        <w:t xml:space="preserve">               </w:t>
-      </w:r>
-      <w:r>
         <w:rPr>
           <w:i/>
           <w:sz w:val="20"/>
           <w:szCs w:val="20"/>
         </w:rPr>
-        <w:t>(ФИО, подпись)</w:t>
-      </w:r>
+      </w:pPr>
     </w:p>
     <w:p>
       <w:pPr>
         <w:spacing w:after="0" w:line="360" w:lineRule="auto"/>
-      </w:pPr>
-      <w:r>
-        <w:t xml:space="preserve">Задание принял </w:t>
-      </w:r>
-    </w:p>
-    <w:p>
-      <w:pPr>
-        <w:spacing w:after="0" w:line="360" w:lineRule="auto"/>
-      </w:pPr>
-      <w:r>
-        <w:t>к исполнению __________________________</w:t>
-      </w:r>
-      <w:r>
-        <w:t>__</w:t>
-      </w:r>
-      <w:r>
-        <w:t>______</w:t>
-      </w:r>
-      <w:r>
-        <w:t>/</w:t>
-      </w:r>
-    </w:p>
-    <w:p>
-      <w:pPr>
-        <w:spacing w:after="0" w:line="360" w:lineRule="auto"/>
-      </w:pPr>
-      <w:r>
-        <w:t xml:space="preserve">                                                       </w:t>
-      </w:r>
-      <w:r>
         <w:rPr>
           <w:i/>
           <w:sz w:val="20"/>
           <w:szCs w:val="20"/>
         </w:rPr>
+      </w:pPr>
+    </w:p>
+    <w:p>
+      <w:pPr>
+        <w:spacing w:after="0" w:line="360" w:lineRule="auto"/>
+        <w:rPr>
+          <w:i/>
+          <w:sz w:val="20"/>
+          <w:szCs w:val="20"/>
+        </w:rPr>
+      </w:pPr>
+    </w:p>
+    <w:p>
+      <w:pPr>
+        <w:spacing w:after="0" w:line="360" w:lineRule="auto"/>
+      </w:pPr>
+      <w:r>
+        <w:t xml:space="preserve">Руководитель практики </w:t>
+      </w:r>
+    </w:p>
+    <w:p>
+      <w:pPr>
+        <w:spacing w:after="0" w:line="360" w:lineRule="auto"/>
+      </w:pPr>
+      <w:r>
+        <w:t xml:space="preserve">от </w:t>
+      </w:r>
+      <w:proofErr w:type="gramStart"/>
+      <w:r>
+        <w:t>колледжа  _</w:t>
+      </w:r>
+      <w:proofErr w:type="gramEnd"/>
+      <w:r>
+        <w:t>__________________________________/</w:t>
+      </w:r>
+    </w:p>
+    <w:p>
+      <w:pPr>
+        <w:spacing w:after="0" w:line="360" w:lineRule="auto"/>
+      </w:pPr>
+      <w:r>
+        <w:t xml:space="preserve">             </w:t>
+      </w:r>
+      <w:r>
+        <w:t xml:space="preserve">                          </w:t>
+      </w:r>
+      <w:r>
+        <w:t xml:space="preserve">               </w:t>
+      </w:r>
+      <w:r>
+        <w:rPr>
+          <w:i/>
+          <w:sz w:val="20"/>
+          <w:szCs w:val="20"/>
+        </w:rPr>
+        <w:t>(ФИО, подпись)</w:t>
+      </w:r>
+    </w:p>
+    <w:p>
+      <w:pPr>
+        <w:spacing w:after="0" w:line="360" w:lineRule="auto"/>
+      </w:pPr>
+      <w:r>
+        <w:t xml:space="preserve">Задание принял </w:t>
+      </w:r>
+    </w:p>
+    <w:p>
+      <w:pPr>
+        <w:spacing w:after="0" w:line="360" w:lineRule="auto"/>
+      </w:pPr>
+      <w:r>
+        <w:t>к исполнению __________________________</w:t>
+      </w:r>
+      <w:r>
+        <w:t>__</w:t>
+      </w:r>
+      <w:r>
+        <w:t>______</w:t>
+      </w:r>
+      <w:r>
+        <w:t>/</w:t>
+      </w:r>
+    </w:p>
+    <w:p>
+      <w:pPr>
+        <w:spacing w:after="0" w:line="360" w:lineRule="auto"/>
+      </w:pPr>
+      <w:r>
+        <w:t xml:space="preserve">                                                       </w:t>
+      </w:r>
+      <w:r>
+        <w:rPr>
+          <w:i/>
+          <w:sz w:val="20"/>
+          <w:szCs w:val="20"/>
+        </w:rPr>
         <w:t>(ФИО, подпись</w:t>
       </w:r>
       <w:r>
@@ -1532,7 +1498,13 @@
         </w:rPr>
       </w:pPr>
       <w:r>
-        <w:t xml:space="preserve">во время прохождения производственной практики в ____________________ </w:t>
+        <w:t xml:space="preserve">во время прохождения </w:t>
+      </w:r>
+      <w:r>
+        <w:t xml:space="preserve">учебной </w:t>
+      </w:r>
+      <w:r>
+        <w:t xml:space="preserve">практики в ____________________ </w:t>
       </w:r>
       <w:r>
         <w:t>_____________________</w:t>
@@ -3242,16 +3214,7 @@
                 <w:rFonts w:eastAsia="Times New Roman" w:cs="Times New Roman"/>
                 <w:sz w:val="22"/>
               </w:rPr>
-              <w:t>1</w:t>
-            </w:r>
-            <w:bookmarkStart w:id="4" w:name="_GoBack"/>
-            <w:bookmarkEnd w:id="4"/>
-            <w:r>
-              <w:rPr>
-                <w:rFonts w:eastAsia="Times New Roman" w:cs="Times New Roman"/>
-                <w:sz w:val="22"/>
-              </w:rPr>
-              <w:t>4.04</w:t>
+              <w:t>14.04</w:t>
             </w:r>
           </w:p>
         </w:tc>
@@ -3364,17 +3327,15 @@
               <w:spacing w:after="0" w:line="240" w:lineRule="auto"/>
               <w:rPr>
                 <w:rFonts w:eastAsia="Times New Roman" w:cs="Times New Roman"/>
-                <w:color w:val="FF0000"/>
                 <w:sz w:val="22"/>
               </w:rPr>
             </w:pPr>
             <w:r>
               <w:rPr>
                 <w:rFonts w:eastAsia="Times New Roman" w:cs="Times New Roman"/>
-                <w:color w:val="FF0000"/>
                 <w:sz w:val="22"/>
               </w:rPr>
-              <w:t>12.06</w:t>
+              <w:t>15.04</w:t>
             </w:r>
           </w:p>
         </w:tc>
@@ -3395,10 +3356,15 @@
               <w:spacing w:after="0" w:line="240" w:lineRule="auto"/>
               <w:rPr>
                 <w:rFonts w:eastAsia="Times New Roman" w:cs="Times New Roman"/>
-                <w:color w:val="FF0000"/>
                 <w:sz w:val="22"/>
               </w:rPr>
             </w:pPr>
+            <w:r>
+              <w:rPr>
+                <w:sz w:val="22"/>
+              </w:rPr>
+              <w:t>Настройка среды разработки, СУБД и компонентов программного обеспечения.</w:t>
+            </w:r>
           </w:p>
         </w:tc>
         <w:tc>
@@ -3418,14 +3384,12 @@
               <w:spacing w:after="0" w:line="240" w:lineRule="auto"/>
               <w:rPr>
                 <w:rFonts w:eastAsia="Times New Roman" w:cs="Times New Roman"/>
-                <w:color w:val="FF0000"/>
                 <w:sz w:val="22"/>
               </w:rPr>
             </w:pPr>
             <w:r>
               <w:rPr>
                 <w:rFonts w:eastAsia="Times New Roman" w:cs="Times New Roman"/>
-                <w:color w:val="FF0000"/>
                 <w:sz w:val="22"/>
               </w:rPr>
               <w:t>выполнено</w:t>
@@ -3451,17 +3415,15 @@
               <w:spacing w:after="0" w:line="240" w:lineRule="auto"/>
               <w:rPr>
                 <w:rFonts w:eastAsia="Times New Roman" w:cs="Times New Roman"/>
-                <w:color w:val="FF0000"/>
                 <w:sz w:val="22"/>
               </w:rPr>
             </w:pPr>
             <w:r>
               <w:rPr>
                 <w:rFonts w:eastAsia="Times New Roman" w:cs="Times New Roman"/>
-                <w:color w:val="FF0000"/>
                 <w:sz w:val="22"/>
               </w:rPr>
-              <w:t>13.06</w:t>
+              <w:t>16.04</w:t>
             </w:r>
           </w:p>
         </w:tc>
@@ -3482,10 +3444,15 @@
               <w:spacing w:after="0" w:line="240" w:lineRule="auto"/>
               <w:rPr>
                 <w:rFonts w:eastAsia="Times New Roman" w:cs="Times New Roman"/>
-                <w:color w:val="FF0000"/>
                 <w:sz w:val="22"/>
               </w:rPr>
             </w:pPr>
+            <w:r>
+              <w:rPr>
+                <w:sz w:val="22"/>
+              </w:rPr>
+              <w:t>Реализация базы данных и механизмов доступа к данным.</w:t>
+            </w:r>
           </w:p>
         </w:tc>
         <w:tc>
@@ -3505,14 +3472,12 @@
               <w:spacing w:after="0" w:line="240" w:lineRule="auto"/>
               <w:rPr>
                 <w:rFonts w:eastAsia="Times New Roman" w:cs="Times New Roman"/>
-                <w:color w:val="FF0000"/>
                 <w:sz w:val="22"/>
               </w:rPr>
             </w:pPr>
             <w:r>
               <w:rPr>
                 <w:rFonts w:eastAsia="Times New Roman" w:cs="Times New Roman"/>
-                <w:color w:val="FF0000"/>
                 <w:sz w:val="22"/>
               </w:rPr>
               <w:t>выполнено</w:t>
@@ -3538,17 +3503,36 @@
               <w:spacing w:after="0" w:line="240" w:lineRule="auto"/>
               <w:rPr>
                 <w:rFonts w:eastAsia="Times New Roman" w:cs="Times New Roman"/>
-                <w:color w:val="FF0000"/>
                 <w:sz w:val="22"/>
               </w:rPr>
             </w:pPr>
             <w:r>
               <w:rPr>
                 <w:rFonts w:eastAsia="Times New Roman" w:cs="Times New Roman"/>
-                <w:color w:val="FF0000"/>
                 <w:sz w:val="22"/>
               </w:rPr>
-              <w:t>14.06</w:t>
+              <w:t>1</w:t>
+            </w:r>
+            <w:r>
+              <w:rPr>
+                <w:rFonts w:eastAsia="Times New Roman" w:cs="Times New Roman"/>
+                <w:sz w:val="22"/>
+              </w:rPr>
+              <w:t>7</w:t>
+            </w:r>
+            <w:r>
+              <w:rPr>
+                <w:rFonts w:eastAsia="Times New Roman" w:cs="Times New Roman"/>
+                <w:sz w:val="22"/>
+              </w:rPr>
+              <w:t>.0</w:t>
+            </w:r>
+            <w:r>
+              <w:rPr>
+                <w:rFonts w:eastAsia="Times New Roman" w:cs="Times New Roman"/>
+                <w:sz w:val="22"/>
+              </w:rPr>
+              <w:t>4</w:t>
             </w:r>
           </w:p>
         </w:tc>
@@ -3569,10 +3553,11 @@
               <w:spacing w:after="0" w:line="240" w:lineRule="auto"/>
               <w:rPr>
                 <w:rFonts w:eastAsia="Times New Roman" w:cs="Times New Roman"/>
-                <w:color w:val="FF0000"/>
                 <w:sz w:val="22"/>
               </w:rPr>
             </w:pPr>
+            <w:bookmarkStart w:id="4" w:name="_GoBack"/>
+            <w:bookmarkEnd w:id="4"/>
           </w:p>
         </w:tc>
         <w:tc>
@@ -3592,14 +3577,12 @@
               <w:spacing w:after="0" w:line="240" w:lineRule="auto"/>
               <w:rPr>
                 <w:rFonts w:eastAsia="Times New Roman" w:cs="Times New Roman"/>
-                <w:color w:val="FF0000"/>
                 <w:sz w:val="22"/>
               </w:rPr>
             </w:pPr>
             <w:r>
               <w:rPr>
                 <w:rFonts w:eastAsia="Times New Roman" w:cs="Times New Roman"/>
-                <w:color w:val="FF0000"/>
                 <w:sz w:val="22"/>
               </w:rPr>
               <w:t>выполнено</w:t>
@@ -3747,6 +3730,13 @@
                 <w:sz w:val="22"/>
               </w:rPr>
             </w:pPr>
+            <w:r>
+              <w:rPr>
+                <w:color w:val="FF0000"/>
+                <w:sz w:val="22"/>
+              </w:rPr>
+              <w:t>Разработка модуля авторизации и учета пользователей.</w:t>
+            </w:r>
           </w:p>
         </w:tc>
         <w:tc>
@@ -6987,7 +6977,7 @@
           <w:rPr>
             <w:noProof/>
           </w:rPr>
-          <w:t>12</w:t>
+          <w:t>5</w:t>
         </w:r>
         <w:r>
           <w:fldChar w:fldCharType="end"/>

--- a/Документация/ОТЧЕТ РПО ПМ03 (3).docx
+++ b/Документация/ОТЧЕТ РПО ПМ03 (3).docx
@@ -45,7 +45,6 @@
             <w:r>
               <w:rPr>
                 <w:rFonts w:eastAsia="Times New Roman" w:cs="Times New Roman"/>
-                <w:b/>
                 <w:bCs/>
                 <w:color w:val="000000"/>
                 <w:sz w:val="24"/>
@@ -58,7 +57,6 @@
             <w:r>
               <w:rPr>
                 <w:rFonts w:eastAsia="Times New Roman" w:cs="Times New Roman"/>
-                <w:b/>
                 <w:bCs/>
                 <w:color w:val="000000"/>
                 <w:sz w:val="24"/>
@@ -220,14 +218,8 @@
       <w:pPr>
         <w:spacing w:after="0" w:line="240" w:lineRule="auto"/>
         <w:jc w:val="center"/>
-        <w:rPr>
-          <w:b/>
-        </w:rPr>
-      </w:pPr>
-      <w:r>
-        <w:rPr>
-          <w:b/>
-        </w:rPr>
+      </w:pPr>
+      <w:r>
         <w:t xml:space="preserve">ОТЧЕТ </w:t>
       </w:r>
     </w:p>
@@ -235,23 +227,14 @@
       <w:pPr>
         <w:spacing w:after="0" w:line="240" w:lineRule="auto"/>
         <w:jc w:val="center"/>
-        <w:rPr>
-          <w:b/>
-        </w:rPr>
       </w:pPr>
     </w:p>
     <w:p>
       <w:pPr>
         <w:spacing w:after="0" w:line="360" w:lineRule="auto"/>
         <w:jc w:val="center"/>
-        <w:rPr>
-          <w:b/>
-        </w:rPr>
-      </w:pPr>
-      <w:r>
-        <w:rPr>
-          <w:b/>
-        </w:rPr>
+      </w:pPr>
+      <w:r>
         <w:t>о прохождении учебной практики по специальности</w:t>
       </w:r>
     </w:p>
@@ -266,9 +249,6 @@
         </w:rPr>
       </w:pPr>
       <w:r>
-        <w:rPr>
-          <w:b/>
-        </w:rPr>
         <w:t>09.02.07 Информационные системы и программирование</w:t>
       </w:r>
     </w:p>
@@ -317,33 +297,9 @@
       <w:pPr>
         <w:spacing w:after="0" w:line="240" w:lineRule="auto"/>
         <w:jc w:val="center"/>
-        <w:rPr>
-          <w:b/>
-        </w:rPr>
-      </w:pPr>
-      <w:r>
-        <w:rPr>
-          <w:b/>
-        </w:rPr>
-        <w:t>ПМ.0</w:t>
-      </w:r>
-      <w:r>
-        <w:rPr>
-          <w:b/>
-        </w:rPr>
-        <w:t>3</w:t>
-      </w:r>
-      <w:r>
-        <w:rPr>
-          <w:b/>
-        </w:rPr>
-        <w:t xml:space="preserve"> </w:t>
-      </w:r>
-      <w:r>
-        <w:rPr>
-          <w:b/>
-        </w:rPr>
-        <w:t>Сопровождение и обслуживание программного обеспечения компьютерных систем</w:t>
+      </w:pPr>
+      <w:r>
+        <w:t>ПМ.03 Сопровождение и обслуживание программного обеспечения компьютерных систем</w:t>
       </w:r>
     </w:p>
     <w:p>
@@ -418,19 +374,7 @@
               <w:rPr>
                 <w:sz w:val="24"/>
               </w:rPr>
-              <w:t>Выполнил</w:t>
-            </w:r>
-            <w:r>
-              <w:rPr>
-                <w:sz w:val="24"/>
-              </w:rPr>
-              <w:t>(а)</w:t>
-            </w:r>
-            <w:r>
-              <w:rPr>
-                <w:sz w:val="24"/>
-              </w:rPr>
-              <w:t>:</w:t>
+              <w:t>Выполнил(а):</w:t>
             </w:r>
           </w:p>
         </w:tc>
@@ -644,14 +588,7 @@
           <w:rStyle w:val="normaltextrun"/>
           <w:rFonts w:eastAsia="Arial"/>
         </w:rPr>
-        <w:t xml:space="preserve">АНО ПОО ММКЦТ </w:t>
-      </w:r>
-      <w:r>
-        <w:rPr>
-          <w:rStyle w:val="normaltextrun"/>
-          <w:rFonts w:eastAsia="Arial"/>
-        </w:rPr>
-        <w:t>«АКАДЕМИЯ ТОП»</w:t>
+        <w:t>АНО ПОО ММКЦТ «АКАДЕМИЯ ТОП»</w:t>
       </w:r>
       <w:bookmarkEnd w:id="1"/>
     </w:p>
@@ -698,14 +635,8 @@
       <w:pPr>
         <w:spacing w:after="0" w:line="240" w:lineRule="auto"/>
         <w:jc w:val="center"/>
-        <w:rPr>
-          <w:b/>
-        </w:rPr>
-      </w:pPr>
-      <w:r>
-        <w:rPr>
-          <w:b/>
-        </w:rPr>
+      </w:pPr>
+      <w:r>
         <w:t>Калининград</w:t>
       </w:r>
     </w:p>
@@ -713,21 +644,9 @@
       <w:pPr>
         <w:spacing w:after="0" w:line="240" w:lineRule="auto"/>
         <w:jc w:val="center"/>
-        <w:rPr>
-          <w:b/>
-        </w:rPr>
-      </w:pPr>
-      <w:r>
-        <w:rPr>
-          <w:b/>
-        </w:rPr>
-        <w:t xml:space="preserve"> 202</w:t>
-      </w:r>
-      <w:r>
-        <w:rPr>
-          <w:b/>
-        </w:rPr>
-        <w:t>6</w:t>
+      </w:pPr>
+      <w:r>
+        <w:t xml:space="preserve"> 2026</w:t>
       </w:r>
       <w:r>
         <w:br w:type="page"/>
@@ -738,13 +657,11 @@
         <w:spacing w:after="0" w:line="240" w:lineRule="auto"/>
         <w:jc w:val="center"/>
         <w:rPr>
-          <w:b/>
           <w:sz w:val="24"/>
         </w:rPr>
       </w:pPr>
       <w:r>
         <w:rPr>
-          <w:b/>
           <w:sz w:val="24"/>
         </w:rPr>
         <w:lastRenderedPageBreak/>
@@ -755,18 +672,12 @@
       <w:pPr>
         <w:spacing w:after="0" w:line="240" w:lineRule="auto"/>
         <w:jc w:val="center"/>
-        <w:rPr>
-          <w:b/>
-        </w:rPr>
       </w:pPr>
     </w:p>
     <w:p>
       <w:pPr>
         <w:spacing w:after="0" w:line="240" w:lineRule="auto"/>
         <w:jc w:val="center"/>
-        <w:rPr>
-          <w:b/>
-        </w:rPr>
       </w:pPr>
     </w:p>
     <w:p>
@@ -895,14 +806,8 @@
       <w:pPr>
         <w:spacing w:after="0" w:line="240" w:lineRule="auto"/>
         <w:jc w:val="center"/>
-        <w:rPr>
-          <w:b/>
-        </w:rPr>
-      </w:pPr>
-      <w:r>
-        <w:rPr>
-          <w:b/>
-        </w:rPr>
+      </w:pPr>
+      <w:r>
         <w:lastRenderedPageBreak/>
         <w:t>ЗАДАНИЕ</w:t>
       </w:r>
@@ -911,14 +816,8 @@
       <w:pPr>
         <w:spacing w:after="0" w:line="240" w:lineRule="auto"/>
         <w:jc w:val="center"/>
-        <w:rPr>
-          <w:b/>
-        </w:rPr>
-      </w:pPr>
-      <w:r>
-        <w:rPr>
-          <w:b/>
-        </w:rPr>
+      </w:pPr>
+      <w:r>
         <w:t>на производственную практику</w:t>
       </w:r>
     </w:p>
@@ -949,7 +848,65 @@
           <w:rFonts w:eastAsia="Arial"/>
           <w:sz w:val="28"/>
         </w:rPr>
-        <w:t>Выдано студенту ____________________группы _____________________________________ Автономной некоммерческой организации профессиональной организации Московского международного колледжа цифровых технологий «Академия ТОП».</w:t>
+        <w:t xml:space="preserve">Выдано студенту </w:t>
+      </w:r>
+      <w:proofErr w:type="spellStart"/>
+      <w:r>
+        <w:rPr>
+          <w:rStyle w:val="normaltextrun"/>
+          <w:rFonts w:eastAsia="Arial"/>
+          <w:sz w:val="28"/>
+        </w:rPr>
+        <w:t>Обрывковой</w:t>
+      </w:r>
+      <w:proofErr w:type="spellEnd"/>
+      <w:r>
+        <w:rPr>
+          <w:rStyle w:val="normaltextrun"/>
+          <w:rFonts w:eastAsia="Arial"/>
+          <w:sz w:val="28"/>
+        </w:rPr>
+        <w:t xml:space="preserve"> Кире</w:t>
+      </w:r>
+      <w:r>
+        <w:rPr>
+          <w:rStyle w:val="normaltextrun"/>
+          <w:rFonts w:eastAsia="Arial"/>
+          <w:sz w:val="28"/>
+        </w:rPr>
+        <w:t xml:space="preserve"> </w:t>
+      </w:r>
+      <w:r>
+        <w:rPr>
+          <w:rStyle w:val="normaltextrun"/>
+          <w:rFonts w:eastAsia="Arial"/>
+          <w:sz w:val="28"/>
+        </w:rPr>
+        <w:t xml:space="preserve">группы </w:t>
+      </w:r>
+      <w:r>
+        <w:rPr>
+          <w:rStyle w:val="normaltextrun"/>
+          <w:rFonts w:eastAsia="Arial"/>
+          <w:sz w:val="28"/>
+        </w:rPr>
+        <w:t>9\3-РПО-23\3</w:t>
+      </w:r>
+      <w:r>
+        <w:rPr>
+          <w:rStyle w:val="normaltextrun"/>
+          <w:rFonts w:eastAsia="Arial"/>
+          <w:sz w:val="28"/>
+        </w:rPr>
+        <w:t xml:space="preserve"> </w:t>
+      </w:r>
+      <w:r>
+        <w:rPr>
+          <w:rStyle w:val="normaltextrun"/>
+          <w:rFonts w:eastAsia="Arial"/>
+          <w:sz w:val="28"/>
+        </w:rPr>
+        <w:t>Автономной некоммерческой организации профессиональной организации Московского международного колледжа цифровых технологий «Академия ТОП».</w:t>
       </w:r>
       <w:r>
         <w:rPr>
@@ -983,7 +940,6 @@
         <w:rPr>
           <w:rStyle w:val="normaltextrun"/>
           <w:rFonts w:eastAsia="Arial"/>
-          <w:b/>
           <w:sz w:val="28"/>
         </w:rPr>
       </w:pPr>
@@ -999,7 +955,6 @@
         <w:rPr>
           <w:rStyle w:val="normaltextrun"/>
           <w:rFonts w:eastAsia="Arial"/>
-          <w:b/>
           <w:sz w:val="28"/>
         </w:rPr>
         <w:t xml:space="preserve">09.02.07 Информационные системы и программирование </w:t>
@@ -1033,15 +988,7 @@
           <w:iCs/>
           <w:sz w:val="28"/>
         </w:rPr>
-        <w:t>производственная</w:t>
-      </w:r>
-      <w:r>
-        <w:rPr>
-          <w:rStyle w:val="eop"/>
-          <w:rFonts w:eastAsia="Arial"/>
-          <w:sz w:val="28"/>
-        </w:rPr>
-        <w:t> </w:t>
+        <w:t>учебная</w:t>
       </w:r>
     </w:p>
     <w:p>
@@ -1086,7 +1033,6 @@
         <w:rPr>
           <w:rStyle w:val="eop"/>
           <w:rFonts w:eastAsia="Arial"/>
-          <w:b/>
           <w:sz w:val="28"/>
         </w:rPr>
       </w:pPr>
@@ -1094,7 +1040,6 @@
         <w:rPr>
           <w:rStyle w:val="normaltextrun"/>
           <w:rFonts w:eastAsia="Arial"/>
-          <w:b/>
           <w:sz w:val="28"/>
         </w:rPr>
         <w:t>Содержание</w:t>
@@ -1103,7 +1048,6 @@
         <w:rPr>
           <w:rStyle w:val="eop"/>
           <w:rFonts w:eastAsia="Arial"/>
-          <w:b/>
           <w:sz w:val="28"/>
         </w:rPr>
         <w:t> </w:t>
@@ -1112,7 +1056,6 @@
         <w:rPr>
           <w:rStyle w:val="normaltextrun"/>
           <w:rFonts w:eastAsia="Arial"/>
-          <w:b/>
           <w:sz w:val="28"/>
         </w:rPr>
         <w:t>практических заданий</w:t>
@@ -1121,7 +1064,6 @@
         <w:rPr>
           <w:rStyle w:val="eop"/>
           <w:rFonts w:eastAsia="Arial"/>
-          <w:b/>
           <w:sz w:val="28"/>
         </w:rPr>
         <w:t>:</w:t>
@@ -1135,7 +1077,6 @@
         <w:rPr>
           <w:rStyle w:val="eop"/>
           <w:rFonts w:eastAsia="Arial"/>
-          <w:b/>
         </w:rPr>
       </w:pPr>
     </w:p>
@@ -1180,14 +1121,7 @@
           <w:sz w:val="28"/>
           <w:szCs w:val="28"/>
         </w:rPr>
-        <w:t>В</w:t>
-      </w:r>
-      <w:r>
-        <w:rPr>
-          <w:sz w:val="28"/>
-          <w:szCs w:val="28"/>
-        </w:rPr>
-        <w:t xml:space="preserve">ыполнение отдельных видов работ на этапе поддержки программного обеспечения компьютерной системы; </w:t>
+        <w:t xml:space="preserve">Выполнение отдельных видов работ на этапе поддержки программного обеспечения компьютерной системы; </w:t>
       </w:r>
     </w:p>
     <w:p>
@@ -1209,21 +1143,7 @@
           <w:sz w:val="28"/>
           <w:szCs w:val="28"/>
         </w:rPr>
-        <w:t>А</w:t>
-      </w:r>
-      <w:r>
-        <w:rPr>
-          <w:sz w:val="28"/>
-          <w:szCs w:val="28"/>
-        </w:rPr>
-        <w:t>нализ рисков и характеристик качества программного обеспечения</w:t>
-      </w:r>
-      <w:r>
-        <w:rPr>
-          <w:sz w:val="28"/>
-          <w:szCs w:val="28"/>
-        </w:rPr>
-        <w:t>;</w:t>
+        <w:t>Анализ рисков и характеристик качества программного обеспечения;</w:t>
       </w:r>
     </w:p>
     <w:p>
@@ -1245,14 +1165,7 @@
           <w:sz w:val="28"/>
           <w:szCs w:val="28"/>
         </w:rPr>
-        <w:t xml:space="preserve"> </w:t>
-      </w:r>
-      <w:r>
-        <w:rPr>
-          <w:sz w:val="28"/>
-          <w:szCs w:val="28"/>
-        </w:rPr>
-        <w:t>Портфолио в соответствии с содержанием тематического плана практики и по установленной форме</w:t>
+        <w:t xml:space="preserve"> Портфолио в соответствии с содержанием тематического плана практики и по установленной форме</w:t>
       </w:r>
       <w:r>
         <w:rPr>
@@ -1361,7 +1274,39 @@
         <w:spacing w:after="0" w:line="360" w:lineRule="auto"/>
       </w:pPr>
       <w:r>
-        <w:t>к исполнению __________________________</w:t>
+        <w:t>к исполнен</w:t>
+      </w:r>
+      <w:r>
+        <w:t xml:space="preserve">ию </w:t>
+      </w:r>
+      <w:r>
+        <w:t>_</w:t>
+      </w:r>
+      <w:r>
+        <w:rPr>
+          <w:u w:val="single"/>
+        </w:rPr>
+        <w:t xml:space="preserve"> </w:t>
+      </w:r>
+      <w:proofErr w:type="spellStart"/>
+      <w:r>
+        <w:rPr>
+          <w:u w:val="single"/>
+        </w:rPr>
+        <w:t>Обрывкова</w:t>
+      </w:r>
+      <w:proofErr w:type="spellEnd"/>
+      <w:r>
+        <w:rPr>
+          <w:u w:val="single"/>
+        </w:rPr>
+        <w:t xml:space="preserve"> Кира Сергеевна</w:t>
+      </w:r>
+      <w:r>
+        <w:t xml:space="preserve"> </w:t>
+      </w:r>
+      <w:r>
+        <w:t>_</w:t>
       </w:r>
       <w:r>
         <w:t>__</w:t>
@@ -1396,15 +1341,8 @@
       <w:pPr>
         <w:spacing w:after="0" w:line="240" w:lineRule="auto"/>
         <w:jc w:val="center"/>
-        <w:rPr>
-          <w:b/>
-        </w:rPr>
-      </w:pPr>
-      <w:r>
-        <w:rPr>
-          <w:b/>
-        </w:rPr>
-        <w:lastRenderedPageBreak/>
+      </w:pPr>
+      <w:r>
         <w:t>АТТЕСТАЦИОННЫЙ ЛИСТ</w:t>
       </w:r>
     </w:p>
@@ -1412,14 +1350,9 @@
       <w:pPr>
         <w:spacing w:after="0" w:line="240" w:lineRule="auto"/>
         <w:jc w:val="center"/>
-        <w:rPr>
-          <w:b/>
-        </w:rPr>
-      </w:pPr>
-      <w:r>
-        <w:rPr>
-          <w:b/>
-        </w:rPr>
+      </w:pPr>
+      <w:r>
+        <w:lastRenderedPageBreak/>
         <w:t>по производственной практике</w:t>
       </w:r>
     </w:p>
@@ -1431,16 +1364,56 @@
         <w:t>Студент</w:t>
       </w:r>
       <w:r>
-        <w:t>(ка</w:t>
-      </w:r>
-      <w:r>
-        <w:t>)</w:t>
-      </w:r>
-      <w:r>
-        <w:t>, ______________________________________________________,</w:t>
-      </w:r>
-      <w:r>
+        <w:t>(ка)</w:t>
+      </w:r>
+      <w:r>
+        <w:t>, ______</w:t>
+      </w:r>
+      <w:r>
+        <w:rPr>
+          <w:u w:val="single"/>
+        </w:rPr>
         <w:t xml:space="preserve"> </w:t>
+      </w:r>
+      <w:proofErr w:type="spellStart"/>
+      <w:r>
+        <w:rPr>
+          <w:u w:val="single"/>
+        </w:rPr>
+        <w:t>Обрывкова</w:t>
+      </w:r>
+      <w:proofErr w:type="spellEnd"/>
+      <w:r>
+        <w:rPr>
+          <w:u w:val="single"/>
+        </w:rPr>
+        <w:t xml:space="preserve"> К. </w:t>
+      </w:r>
+      <w:proofErr w:type="gramStart"/>
+      <w:r>
+        <w:rPr>
+          <w:u w:val="single"/>
+        </w:rPr>
+        <w:t>С.,</w:t>
+      </w:r>
+      <w:r>
+        <w:t>_</w:t>
+      </w:r>
+      <w:proofErr w:type="gramEnd"/>
+      <w:r>
+        <w:t>_____</w:t>
+      </w:r>
+      <w:r>
+        <w:rPr>
+          <w:u w:val="single"/>
+        </w:rPr>
+        <w:t>9\3-РПО-23\3</w:t>
+      </w:r>
+      <w:r>
+        <w:t>__</w:t>
+      </w:r>
+      <w:r>
+        <w:t xml:space="preserve">______________, </w:t>
       </w:r>
     </w:p>
     <w:p>
@@ -1504,26 +1477,22 @@
         <w:t xml:space="preserve">учебной </w:t>
       </w:r>
       <w:r>
-        <w:t xml:space="preserve">практики в ____________________ </w:t>
-      </w:r>
-      <w:r>
-        <w:t>_____________________</w:t>
-      </w:r>
-      <w:r>
-        <w:t>____</w:t>
-      </w:r>
-      <w:r>
-        <w:t>_</w:t>
-      </w:r>
-      <w:r>
-        <w:t>___</w:t>
-      </w:r>
-      <w:r>
-        <w:t>________</w:t>
-      </w:r>
-      <w:proofErr w:type="gramStart"/>
-      <w:r>
-        <w:t>_</w:t>
+        <w:t xml:space="preserve">практики в </w:t>
+      </w:r>
+      <w:r>
+        <w:t>АНО ПОО ММКЦТ «АКАДЕМИЯ ТОП»</w:t>
+      </w:r>
+      <w:r>
+        <w:t xml:space="preserve">, </w:t>
+      </w:r>
+      <w:r>
+        <w:t>проявил</w:t>
+      </w:r>
+      <w:r>
+        <w:t>(а)</w:t>
+      </w:r>
+      <w:r>
+        <w:t xml:space="preserve"> следующий уровень</w:t>
       </w:r>
       <w:r>
         <w:rPr>
@@ -1532,58 +1501,20 @@
           <w:szCs w:val="20"/>
           <w:u w:val="single"/>
         </w:rPr>
-        <w:t>(</w:t>
-      </w:r>
-      <w:proofErr w:type="gramEnd"/>
-      <w:r>
+        <w:t xml:space="preserve"> </w:t>
+      </w:r>
+    </w:p>
+    <w:p>
+      <w:pPr>
+        <w:spacing w:after="0" w:line="360" w:lineRule="auto"/>
         <w:rPr>
           <w:i/>
           <w:sz w:val="20"/>
           <w:szCs w:val="20"/>
-          <w:u w:val="single"/>
-        </w:rPr>
-        <w:t>наименование предприятия)</w:t>
-      </w:r>
-      <w:r>
-        <w:rPr>
-          <w:u w:val="single"/>
-        </w:rPr>
-        <w:t>, проявил</w:t>
-      </w:r>
-      <w:r>
-        <w:rPr>
-          <w:u w:val="single"/>
-        </w:rPr>
-        <w:t>(а)</w:t>
-      </w:r>
-      <w:r>
-        <w:rPr>
-          <w:u w:val="single"/>
-        </w:rPr>
-        <w:t xml:space="preserve"> следующий уровень</w:t>
-      </w:r>
-      <w:r>
-        <w:rPr>
-          <w:i/>
-          <w:sz w:val="20"/>
-          <w:szCs w:val="20"/>
-          <w:u w:val="single"/>
-        </w:rPr>
-        <w:t xml:space="preserve"> </w:t>
-      </w:r>
-    </w:p>
-    <w:p>
-      <w:pPr>
-        <w:spacing w:after="0" w:line="360" w:lineRule="auto"/>
-        <w:rPr>
-          <w:i/>
-          <w:sz w:val="20"/>
-          <w:szCs w:val="20"/>
-        </w:rPr>
-      </w:pPr>
-      <w:r>
-        <w:rPr>
-          <w:b/>
+        </w:rPr>
+      </w:pPr>
+      <w:r>
+        <w:rPr>
           <w:szCs w:val="20"/>
         </w:rPr>
         <w:t>Профессиональных компетенций:</w:t>
@@ -1620,14 +1551,12 @@
               <w:widowControl w:val="0"/>
               <w:spacing w:after="0" w:line="240" w:lineRule="auto"/>
               <w:rPr>
-                <w:b/>
                 <w:color w:val="000000"/>
                 <w:sz w:val="22"/>
               </w:rPr>
             </w:pPr>
             <w:r>
               <w:rPr>
-                <w:b/>
                 <w:color w:val="000000"/>
                 <w:sz w:val="22"/>
               </w:rPr>
@@ -1644,14 +1573,12 @@
               <w:widowControl w:val="0"/>
               <w:spacing w:after="0" w:line="240" w:lineRule="auto"/>
               <w:rPr>
-                <w:b/>
                 <w:color w:val="000000"/>
                 <w:sz w:val="22"/>
               </w:rPr>
             </w:pPr>
             <w:r>
               <w:rPr>
-                <w:b/>
                 <w:color w:val="000000"/>
                 <w:sz w:val="22"/>
               </w:rPr>
@@ -1668,13 +1595,11 @@
               <w:widowControl w:val="0"/>
               <w:spacing w:after="0" w:line="240" w:lineRule="auto"/>
               <w:rPr>
-                <w:b/>
                 <w:sz w:val="22"/>
               </w:rPr>
             </w:pPr>
             <w:r>
               <w:rPr>
-                <w:b/>
                 <w:sz w:val="22"/>
               </w:rPr>
               <w:t>Оценка</w:t>
@@ -1709,7 +1634,6 @@
               <w:widowControl w:val="0"/>
               <w:spacing w:after="0" w:line="240" w:lineRule="auto"/>
               <w:rPr>
-                <w:b/>
                 <w:color w:val="000000"/>
                 <w:sz w:val="20"/>
                 <w:szCs w:val="20"/>
@@ -1717,30 +1641,11 @@
             </w:pPr>
             <w:r>
               <w:rPr>
-                <w:b/>
                 <w:color w:val="000000"/>
                 <w:sz w:val="20"/>
                 <w:szCs w:val="20"/>
               </w:rPr>
-              <w:t>ПК</w:t>
-            </w:r>
-            <w:r>
-              <w:rPr>
-                <w:b/>
-                <w:color w:val="000000"/>
-                <w:sz w:val="20"/>
-                <w:szCs w:val="20"/>
-              </w:rPr>
-              <w:t xml:space="preserve"> </w:t>
-            </w:r>
-            <w:r>
-              <w:rPr>
-                <w:b/>
-                <w:color w:val="000000"/>
-                <w:sz w:val="20"/>
-                <w:szCs w:val="20"/>
-              </w:rPr>
-              <w:t>4.1.</w:t>
+              <w:t>ПК 4.1.</w:t>
             </w:r>
           </w:p>
         </w:tc>
@@ -1803,7 +1708,6 @@
               <w:widowControl w:val="0"/>
               <w:spacing w:after="0" w:line="240" w:lineRule="auto"/>
               <w:rPr>
-                <w:b/>
                 <w:color w:val="000000"/>
                 <w:sz w:val="20"/>
                 <w:szCs w:val="20"/>
@@ -1811,7 +1715,6 @@
             </w:pPr>
             <w:r>
               <w:rPr>
-                <w:b/>
                 <w:color w:val="000000"/>
                 <w:sz w:val="20"/>
                 <w:szCs w:val="20"/>
@@ -1829,7 +1732,6 @@
               <w:widowControl w:val="0"/>
               <w:spacing w:after="0" w:line="240" w:lineRule="auto"/>
               <w:rPr>
-                <w:b/>
                 <w:i/>
                 <w:sz w:val="20"/>
                 <w:szCs w:val="20"/>
@@ -1870,7 +1772,6 @@
               <w:widowControl w:val="0"/>
               <w:spacing w:after="0" w:line="240" w:lineRule="auto"/>
               <w:rPr>
-                <w:b/>
                 <w:color w:val="000000"/>
                 <w:sz w:val="20"/>
                 <w:szCs w:val="20"/>
@@ -1878,7 +1779,6 @@
             </w:pPr>
             <w:r>
               <w:rPr>
-                <w:b/>
                 <w:color w:val="000000"/>
                 <w:sz w:val="20"/>
                 <w:szCs w:val="20"/>
@@ -1896,7 +1796,6 @@
               <w:widowControl w:val="0"/>
               <w:spacing w:after="0" w:line="240" w:lineRule="auto"/>
               <w:rPr>
-                <w:b/>
                 <w:i/>
                 <w:sz w:val="20"/>
                 <w:szCs w:val="20"/>
@@ -1937,7 +1836,6 @@
               <w:widowControl w:val="0"/>
               <w:spacing w:after="0" w:line="240" w:lineRule="auto"/>
               <w:rPr>
-                <w:b/>
                 <w:color w:val="000000"/>
                 <w:sz w:val="20"/>
                 <w:szCs w:val="20"/>
@@ -1945,7 +1843,6 @@
             </w:pPr>
             <w:r>
               <w:rPr>
-                <w:b/>
                 <w:color w:val="000000"/>
                 <w:sz w:val="20"/>
                 <w:szCs w:val="20"/>
@@ -1996,7 +1893,6 @@
       <w:pPr>
         <w:spacing w:before="120" w:after="0" w:line="360" w:lineRule="auto"/>
         <w:rPr>
-          <w:b/>
           <w:szCs w:val="28"/>
         </w:rPr>
       </w:pPr>
@@ -2004,7 +1900,6 @@
       <w:bookmarkEnd w:id="2"/>
       <w:r>
         <w:rPr>
-          <w:b/>
           <w:szCs w:val="28"/>
         </w:rPr>
         <w:t>Общих компетенций:</w:t>
@@ -2041,7 +1936,6 @@
               <w:widowControl w:val="0"/>
               <w:spacing w:after="0" w:line="240" w:lineRule="auto"/>
               <w:rPr>
-                <w:b/>
                 <w:color w:val="000000"/>
                 <w:sz w:val="20"/>
                 <w:szCs w:val="20"/>
@@ -2049,7 +1943,6 @@
             </w:pPr>
             <w:r>
               <w:rPr>
-                <w:b/>
                 <w:color w:val="000000"/>
                 <w:sz w:val="20"/>
                 <w:szCs w:val="20"/>
@@ -2067,7 +1960,6 @@
               <w:widowControl w:val="0"/>
               <w:spacing w:after="0" w:line="240" w:lineRule="auto"/>
               <w:rPr>
-                <w:b/>
                 <w:color w:val="000000"/>
                 <w:sz w:val="20"/>
                 <w:szCs w:val="20"/>
@@ -2075,7 +1967,6 @@
             </w:pPr>
             <w:r>
               <w:rPr>
-                <w:b/>
                 <w:color w:val="000000"/>
                 <w:sz w:val="20"/>
                 <w:szCs w:val="20"/>
@@ -2093,14 +1984,12 @@
               <w:widowControl w:val="0"/>
               <w:spacing w:after="0" w:line="240" w:lineRule="auto"/>
               <w:rPr>
-                <w:b/>
                 <w:sz w:val="20"/>
                 <w:szCs w:val="20"/>
               </w:rPr>
             </w:pPr>
             <w:r>
               <w:rPr>
-                <w:b/>
                 <w:sz w:val="20"/>
                 <w:szCs w:val="20"/>
               </w:rPr>
@@ -2141,7 +2030,6 @@
               <w:widowControl w:val="0"/>
               <w:spacing w:after="0" w:line="240" w:lineRule="auto"/>
               <w:rPr>
-                <w:b/>
                 <w:color w:val="000000"/>
                 <w:sz w:val="20"/>
                 <w:szCs w:val="20"/>
@@ -2149,7 +2037,6 @@
             </w:pPr>
             <w:r>
               <w:rPr>
-                <w:b/>
                 <w:color w:val="000000"/>
                 <w:sz w:val="20"/>
                 <w:szCs w:val="20"/>
@@ -2207,7 +2094,6 @@
               <w:widowControl w:val="0"/>
               <w:spacing w:after="0" w:line="240" w:lineRule="auto"/>
               <w:rPr>
-                <w:b/>
                 <w:color w:val="000000"/>
                 <w:sz w:val="20"/>
                 <w:szCs w:val="20"/>
@@ -2215,7 +2101,6 @@
             </w:pPr>
             <w:r>
               <w:rPr>
-                <w:b/>
                 <w:color w:val="000000"/>
                 <w:sz w:val="20"/>
                 <w:szCs w:val="20"/>
@@ -2233,7 +2118,6 @@
               <w:widowControl w:val="0"/>
               <w:spacing w:after="0" w:line="240" w:lineRule="auto"/>
               <w:rPr>
-                <w:b/>
                 <w:i/>
                 <w:sz w:val="20"/>
                 <w:szCs w:val="20"/>
@@ -2278,7 +2162,6 @@
               <w:widowControl w:val="0"/>
               <w:spacing w:after="0" w:line="240" w:lineRule="auto"/>
               <w:rPr>
-                <w:b/>
                 <w:color w:val="000000"/>
                 <w:sz w:val="20"/>
                 <w:szCs w:val="20"/>
@@ -2286,7 +2169,6 @@
             </w:pPr>
             <w:r>
               <w:rPr>
-                <w:b/>
                 <w:color w:val="000000"/>
                 <w:sz w:val="20"/>
                 <w:szCs w:val="20"/>
@@ -2304,7 +2186,6 @@
               <w:widowControl w:val="0"/>
               <w:spacing w:after="0" w:line="240" w:lineRule="auto"/>
               <w:rPr>
-                <w:b/>
                 <w:i/>
                 <w:sz w:val="20"/>
                 <w:szCs w:val="20"/>
@@ -2316,64 +2197,77 @@
                 <w:sz w:val="20"/>
                 <w:szCs w:val="20"/>
               </w:rPr>
-              <w:t>Планировать и реализовывать собственное профессиональное и личностное развитие, предпринимательскую деятельность в профессиональной сфере, использовать знания по финансовой грамотности в различных жизненных ситуациях</w:t>
-            </w:r>
-            <w:r>
+              <w:t>Планировать и реализовывать собственное профессиональное и личностное развитие, предпринимательскую деятельность в профессиональной сфере, использовать знания по финансовой грамотности в различных жизненных ситуациях.</w:t>
+            </w:r>
+          </w:p>
+        </w:tc>
+        <w:tc>
+          <w:tcPr>
+            <w:tcW w:w="1157" w:type="dxa"/>
+          </w:tcPr>
+          <w:p>
+            <w:pPr>
+              <w:widowControl w:val="0"/>
+              <w:spacing w:after="0" w:line="240" w:lineRule="auto"/>
+              <w:rPr>
+                <w:sz w:val="20"/>
+                <w:szCs w:val="20"/>
+              </w:rPr>
+            </w:pPr>
+          </w:p>
+        </w:tc>
+      </w:tr>
+      <w:tr>
+        <w:tc>
+          <w:tcPr>
+            <w:tcW w:w="875" w:type="dxa"/>
+          </w:tcPr>
+          <w:p>
+            <w:pPr>
+              <w:widowControl w:val="0"/>
+              <w:spacing w:after="0" w:line="240" w:lineRule="auto"/>
               <w:rPr>
                 <w:color w:val="000000"/>
                 <w:sz w:val="20"/>
                 <w:szCs w:val="20"/>
               </w:rPr>
-              <w:t>.</w:t>
-            </w:r>
-          </w:p>
-        </w:tc>
-        <w:tc>
-          <w:tcPr>
-            <w:tcW w:w="1157" w:type="dxa"/>
-          </w:tcPr>
-          <w:p>
-            <w:pPr>
-              <w:widowControl w:val="0"/>
-              <w:spacing w:after="0" w:line="240" w:lineRule="auto"/>
-              <w:rPr>
-                <w:sz w:val="20"/>
-                <w:szCs w:val="20"/>
-              </w:rPr>
-            </w:pPr>
-          </w:p>
-        </w:tc>
-      </w:tr>
-      <w:tr>
-        <w:tc>
-          <w:tcPr>
-            <w:tcW w:w="875" w:type="dxa"/>
-          </w:tcPr>
-          <w:p>
-            <w:pPr>
-              <w:widowControl w:val="0"/>
-              <w:spacing w:after="0" w:line="240" w:lineRule="auto"/>
-              <w:rPr>
-                <w:b/>
+            </w:pPr>
+            <w:r>
+              <w:rPr>
                 <w:color w:val="000000"/>
                 <w:sz w:val="20"/>
                 <w:szCs w:val="20"/>
               </w:rPr>
-            </w:pPr>
-            <w:r>
-              <w:rPr>
-                <w:b/>
+              <w:t>ОК04.</w:t>
+            </w:r>
+          </w:p>
+        </w:tc>
+        <w:tc>
+          <w:tcPr>
+            <w:tcW w:w="7313" w:type="dxa"/>
+          </w:tcPr>
+          <w:p>
+            <w:pPr>
+              <w:widowControl w:val="0"/>
+              <w:spacing w:after="0" w:line="240" w:lineRule="auto"/>
+              <w:rPr>
+                <w:sz w:val="20"/>
+                <w:szCs w:val="20"/>
+              </w:rPr>
+            </w:pPr>
+            <w:r>
+              <w:rPr>
                 <w:color w:val="000000"/>
                 <w:sz w:val="20"/>
                 <w:szCs w:val="20"/>
               </w:rPr>
-              <w:t>ОК04.</w:t>
-            </w:r>
-          </w:p>
-        </w:tc>
-        <w:tc>
-          <w:tcPr>
-            <w:tcW w:w="7313" w:type="dxa"/>
+              <w:t>Работать в коллективе и команде, эффективно взаимодействовать с коллегами, руководством, клиентами.</w:t>
+            </w:r>
+          </w:p>
+        </w:tc>
+        <w:tc>
+          <w:tcPr>
+            <w:tcW w:w="1157" w:type="dxa"/>
           </w:tcPr>
           <w:p>
             <w:pPr>
@@ -2384,62 +2278,60 @@
                 <w:szCs w:val="20"/>
               </w:rPr>
             </w:pPr>
-            <w:r>
+          </w:p>
+        </w:tc>
+      </w:tr>
+      <w:tr>
+        <w:tc>
+          <w:tcPr>
+            <w:tcW w:w="875" w:type="dxa"/>
+          </w:tcPr>
+          <w:p>
+            <w:pPr>
+              <w:widowControl w:val="0"/>
+              <w:spacing w:after="0" w:line="240" w:lineRule="auto"/>
               <w:rPr>
                 <w:color w:val="000000"/>
                 <w:sz w:val="20"/>
                 <w:szCs w:val="20"/>
               </w:rPr>
-              <w:t>Работать в коллективе и команде, эффективно взаимодействовать с коллегами, руководством, клиентами.</w:t>
-            </w:r>
-          </w:p>
-        </w:tc>
-        <w:tc>
-          <w:tcPr>
-            <w:tcW w:w="1157" w:type="dxa"/>
-          </w:tcPr>
-          <w:p>
-            <w:pPr>
-              <w:widowControl w:val="0"/>
-              <w:spacing w:after="0" w:line="240" w:lineRule="auto"/>
-              <w:rPr>
-                <w:sz w:val="20"/>
-                <w:szCs w:val="20"/>
-              </w:rPr>
-            </w:pPr>
-          </w:p>
-        </w:tc>
-      </w:tr>
-      <w:tr>
-        <w:tc>
-          <w:tcPr>
-            <w:tcW w:w="875" w:type="dxa"/>
-          </w:tcPr>
-          <w:p>
-            <w:pPr>
-              <w:widowControl w:val="0"/>
-              <w:spacing w:after="0" w:line="240" w:lineRule="auto"/>
-              <w:rPr>
-                <w:b/>
+            </w:pPr>
+            <w:r>
+              <w:rPr>
                 <w:color w:val="000000"/>
                 <w:sz w:val="20"/>
                 <w:szCs w:val="20"/>
               </w:rPr>
-            </w:pPr>
-            <w:r>
-              <w:rPr>
-                <w:b/>
+              <w:t>ОК05</w:t>
+            </w:r>
+          </w:p>
+        </w:tc>
+        <w:tc>
+          <w:tcPr>
+            <w:tcW w:w="7313" w:type="dxa"/>
+          </w:tcPr>
+          <w:p>
+            <w:pPr>
+              <w:widowControl w:val="0"/>
+              <w:spacing w:after="0" w:line="240" w:lineRule="auto"/>
+              <w:rPr>
+                <w:sz w:val="20"/>
+                <w:szCs w:val="20"/>
+              </w:rPr>
+            </w:pPr>
+            <w:r>
+              <w:rPr>
                 <w:color w:val="000000"/>
                 <w:sz w:val="20"/>
                 <w:szCs w:val="20"/>
               </w:rPr>
-              <w:t>ОК05</w:t>
-            </w:r>
-          </w:p>
-        </w:tc>
-        <w:tc>
-          <w:tcPr>
-            <w:tcW w:w="7313" w:type="dxa"/>
+              <w:t>Осуществлять устную и письменную коммуникацию на государственном языке с учетом особенностей социального и культурного контекста.</w:t>
+            </w:r>
+          </w:p>
+        </w:tc>
+        <w:tc>
+          <w:tcPr>
+            <w:tcW w:w="1157" w:type="dxa"/>
           </w:tcPr>
           <w:p>
             <w:pPr>
@@ -2450,62 +2342,60 @@
                 <w:szCs w:val="20"/>
               </w:rPr>
             </w:pPr>
-            <w:r>
+          </w:p>
+        </w:tc>
+      </w:tr>
+      <w:tr>
+        <w:tc>
+          <w:tcPr>
+            <w:tcW w:w="875" w:type="dxa"/>
+          </w:tcPr>
+          <w:p>
+            <w:pPr>
+              <w:widowControl w:val="0"/>
+              <w:spacing w:after="0" w:line="240" w:lineRule="auto"/>
               <w:rPr>
                 <w:color w:val="000000"/>
                 <w:sz w:val="20"/>
                 <w:szCs w:val="20"/>
               </w:rPr>
-              <w:t>Осуществлять устную и письменную коммуникацию на государственном языке с учетом особенностей социального и культурного контекста.</w:t>
-            </w:r>
-          </w:p>
-        </w:tc>
-        <w:tc>
-          <w:tcPr>
-            <w:tcW w:w="1157" w:type="dxa"/>
-          </w:tcPr>
-          <w:p>
-            <w:pPr>
-              <w:widowControl w:val="0"/>
-              <w:spacing w:after="0" w:line="240" w:lineRule="auto"/>
-              <w:rPr>
-                <w:sz w:val="20"/>
-                <w:szCs w:val="20"/>
-              </w:rPr>
-            </w:pPr>
-          </w:p>
-        </w:tc>
-      </w:tr>
-      <w:tr>
-        <w:tc>
-          <w:tcPr>
-            <w:tcW w:w="875" w:type="dxa"/>
-          </w:tcPr>
-          <w:p>
-            <w:pPr>
-              <w:widowControl w:val="0"/>
-              <w:spacing w:after="0" w:line="240" w:lineRule="auto"/>
-              <w:rPr>
-                <w:b/>
+            </w:pPr>
+            <w:r>
+              <w:rPr>
                 <w:color w:val="000000"/>
                 <w:sz w:val="20"/>
                 <w:szCs w:val="20"/>
               </w:rPr>
-            </w:pPr>
-            <w:r>
-              <w:rPr>
-                <w:b/>
+              <w:t>ОК06.</w:t>
+            </w:r>
+          </w:p>
+        </w:tc>
+        <w:tc>
+          <w:tcPr>
+            <w:tcW w:w="7313" w:type="dxa"/>
+          </w:tcPr>
+          <w:p>
+            <w:pPr>
+              <w:widowControl w:val="0"/>
+              <w:spacing w:after="0" w:line="240" w:lineRule="auto"/>
+              <w:rPr>
+                <w:sz w:val="20"/>
+                <w:szCs w:val="20"/>
+              </w:rPr>
+            </w:pPr>
+            <w:r>
+              <w:rPr>
                 <w:color w:val="000000"/>
                 <w:sz w:val="20"/>
                 <w:szCs w:val="20"/>
               </w:rPr>
-              <w:t>ОК06.</w:t>
-            </w:r>
-          </w:p>
-        </w:tc>
-        <w:tc>
-          <w:tcPr>
-            <w:tcW w:w="7313" w:type="dxa"/>
+              <w:t>Проявлять гражданско-патриотическую позицию, демонстрировать осознанное поведение на основе традиционных общечеловеческих ценностей.</w:t>
+            </w:r>
+          </w:p>
+        </w:tc>
+        <w:tc>
+          <w:tcPr>
+            <w:tcW w:w="1157" w:type="dxa"/>
           </w:tcPr>
           <w:p>
             <w:pPr>
@@ -2516,62 +2406,60 @@
                 <w:szCs w:val="20"/>
               </w:rPr>
             </w:pPr>
-            <w:r>
+          </w:p>
+        </w:tc>
+      </w:tr>
+      <w:tr>
+        <w:tc>
+          <w:tcPr>
+            <w:tcW w:w="875" w:type="dxa"/>
+          </w:tcPr>
+          <w:p>
+            <w:pPr>
+              <w:widowControl w:val="0"/>
+              <w:spacing w:after="0" w:line="240" w:lineRule="auto"/>
               <w:rPr>
                 <w:color w:val="000000"/>
                 <w:sz w:val="20"/>
                 <w:szCs w:val="20"/>
               </w:rPr>
-              <w:t>Проявлять гражданско-патриотическую позицию, демонстрировать осознанное поведение на основе традиционных общечеловеческих ценностей.</w:t>
-            </w:r>
-          </w:p>
-        </w:tc>
-        <w:tc>
-          <w:tcPr>
-            <w:tcW w:w="1157" w:type="dxa"/>
-          </w:tcPr>
-          <w:p>
-            <w:pPr>
-              <w:widowControl w:val="0"/>
-              <w:spacing w:after="0" w:line="240" w:lineRule="auto"/>
-              <w:rPr>
-                <w:sz w:val="20"/>
-                <w:szCs w:val="20"/>
-              </w:rPr>
-            </w:pPr>
-          </w:p>
-        </w:tc>
-      </w:tr>
-      <w:tr>
-        <w:tc>
-          <w:tcPr>
-            <w:tcW w:w="875" w:type="dxa"/>
-          </w:tcPr>
-          <w:p>
-            <w:pPr>
-              <w:widowControl w:val="0"/>
-              <w:spacing w:after="0" w:line="240" w:lineRule="auto"/>
-              <w:rPr>
-                <w:b/>
+            </w:pPr>
+            <w:r>
+              <w:rPr>
                 <w:color w:val="000000"/>
                 <w:sz w:val="20"/>
                 <w:szCs w:val="20"/>
               </w:rPr>
-            </w:pPr>
-            <w:r>
-              <w:rPr>
-                <w:b/>
+              <w:t>ОК07.</w:t>
+            </w:r>
+          </w:p>
+        </w:tc>
+        <w:tc>
+          <w:tcPr>
+            <w:tcW w:w="7313" w:type="dxa"/>
+          </w:tcPr>
+          <w:p>
+            <w:pPr>
+              <w:widowControl w:val="0"/>
+              <w:spacing w:after="0" w:line="240" w:lineRule="auto"/>
+              <w:rPr>
+                <w:sz w:val="20"/>
+                <w:szCs w:val="20"/>
+              </w:rPr>
+            </w:pPr>
+            <w:r>
+              <w:rPr>
                 <w:color w:val="000000"/>
                 <w:sz w:val="20"/>
                 <w:szCs w:val="20"/>
               </w:rPr>
-              <w:t>ОК07.</w:t>
-            </w:r>
-          </w:p>
-        </w:tc>
-        <w:tc>
-          <w:tcPr>
-            <w:tcW w:w="7313" w:type="dxa"/>
+              <w:t>Содействовать сохранению окружающей среды, ресурсосбережению, эффективно действовать в чрезвычайных ситуациях.</w:t>
+            </w:r>
+          </w:p>
+        </w:tc>
+        <w:tc>
+          <w:tcPr>
+            <w:tcW w:w="1157" w:type="dxa"/>
           </w:tcPr>
           <w:p>
             <w:pPr>
@@ -2582,51 +2470,26 @@
                 <w:szCs w:val="20"/>
               </w:rPr>
             </w:pPr>
-            <w:r>
+          </w:p>
+        </w:tc>
+      </w:tr>
+      <w:tr>
+        <w:tc>
+          <w:tcPr>
+            <w:tcW w:w="875" w:type="dxa"/>
+          </w:tcPr>
+          <w:p>
+            <w:pPr>
+              <w:widowControl w:val="0"/>
+              <w:spacing w:after="0" w:line="240" w:lineRule="auto"/>
               <w:rPr>
                 <w:color w:val="000000"/>
                 <w:sz w:val="20"/>
                 <w:szCs w:val="20"/>
               </w:rPr>
-              <w:t>Содействовать сохранению окружающей среды, ресурсосбережению, эффективно действовать в чрезвычайных ситуациях.</w:t>
-            </w:r>
-          </w:p>
-        </w:tc>
-        <w:tc>
-          <w:tcPr>
-            <w:tcW w:w="1157" w:type="dxa"/>
-          </w:tcPr>
-          <w:p>
-            <w:pPr>
-              <w:widowControl w:val="0"/>
-              <w:spacing w:after="0" w:line="240" w:lineRule="auto"/>
-              <w:rPr>
-                <w:sz w:val="20"/>
-                <w:szCs w:val="20"/>
-              </w:rPr>
-            </w:pPr>
-          </w:p>
-        </w:tc>
-      </w:tr>
-      <w:tr>
-        <w:tc>
-          <w:tcPr>
-            <w:tcW w:w="875" w:type="dxa"/>
-          </w:tcPr>
-          <w:p>
-            <w:pPr>
-              <w:widowControl w:val="0"/>
-              <w:spacing w:after="0" w:line="240" w:lineRule="auto"/>
-              <w:rPr>
-                <w:b/>
-                <w:color w:val="000000"/>
-                <w:sz w:val="20"/>
-                <w:szCs w:val="20"/>
-              </w:rPr>
-            </w:pPr>
-            <w:r>
-              <w:rPr>
-                <w:b/>
+            </w:pPr>
+            <w:r>
+              <w:rPr>
                 <w:color w:val="000000"/>
                 <w:sz w:val="20"/>
                 <w:szCs w:val="20"/>
@@ -2687,7 +2550,6 @@
               <w:widowControl w:val="0"/>
               <w:spacing w:after="0" w:line="240" w:lineRule="auto"/>
               <w:rPr>
-                <w:b/>
                 <w:color w:val="000000"/>
                 <w:sz w:val="20"/>
                 <w:szCs w:val="20"/>
@@ -2695,7 +2557,6 @@
             </w:pPr>
             <w:r>
               <w:rPr>
-                <w:b/>
                 <w:color w:val="000000"/>
                 <w:sz w:val="20"/>
                 <w:szCs w:val="20"/>
@@ -2753,7 +2614,6 @@
               <w:widowControl w:val="0"/>
               <w:spacing w:after="0" w:line="240" w:lineRule="auto"/>
               <w:rPr>
-                <w:b/>
                 <w:color w:val="000000"/>
                 <w:sz w:val="20"/>
                 <w:szCs w:val="20"/>
@@ -2761,7 +2621,6 @@
             </w:pPr>
             <w:r>
               <w:rPr>
-                <w:b/>
                 <w:color w:val="000000"/>
                 <w:sz w:val="20"/>
                 <w:szCs w:val="20"/>
@@ -2819,7 +2678,6 @@
               <w:widowControl w:val="0"/>
               <w:spacing w:after="0" w:line="240" w:lineRule="auto"/>
               <w:rPr>
-                <w:b/>
                 <w:color w:val="000000"/>
                 <w:sz w:val="20"/>
                 <w:szCs w:val="20"/>
@@ -2827,7 +2685,6 @@
             </w:pPr>
             <w:r>
               <w:rPr>
-                <w:b/>
                 <w:color w:val="000000"/>
                 <w:sz w:val="20"/>
                 <w:szCs w:val="20"/>
@@ -2882,7 +2739,6 @@
       </w:pPr>
       <w:r>
         <w:rPr>
-          <w:b/>
           <w:sz w:val="22"/>
         </w:rPr>
         <w:t>Руководитель по производственной</w:t>
@@ -2894,7 +2750,6 @@
       </w:pPr>
       <w:r>
         <w:rPr>
-          <w:b/>
           <w:sz w:val="22"/>
         </w:rPr>
         <w:t xml:space="preserve"> практике от предприятия                              __________________________/__________________/</w:t>
@@ -2903,9 +2758,6 @@
     <w:p>
       <w:pPr>
         <w:spacing w:after="0" w:line="240" w:lineRule="auto"/>
-        <w:rPr>
-          <w:b/>
-        </w:rPr>
       </w:pPr>
       <w:r>
         <w:rPr>
@@ -2923,14 +2775,8 @@
       <w:pPr>
         <w:spacing w:after="0" w:line="240" w:lineRule="auto"/>
         <w:jc w:val="center"/>
-        <w:rPr>
-          <w:b/>
-        </w:rPr>
-      </w:pPr>
-      <w:r>
-        <w:rPr>
-          <w:b/>
-        </w:rPr>
+      </w:pPr>
+      <w:r>
         <w:lastRenderedPageBreak/>
         <w:t>ДНЕВНИК</w:t>
       </w:r>
@@ -2939,14 +2785,8 @@
       <w:pPr>
         <w:spacing w:after="0" w:line="240" w:lineRule="auto"/>
         <w:jc w:val="center"/>
-        <w:rPr>
-          <w:b/>
-        </w:rPr>
-      </w:pPr>
-      <w:r>
-        <w:rPr>
-          <w:b/>
-        </w:rPr>
+      </w:pPr>
+      <w:r>
         <w:t>по производственной практике</w:t>
       </w:r>
     </w:p>
@@ -2954,9 +2794,6 @@
       <w:pPr>
         <w:spacing w:after="0" w:line="240" w:lineRule="auto"/>
         <w:jc w:val="center"/>
-        <w:rPr>
-          <w:b/>
-        </w:rPr>
       </w:pPr>
     </w:p>
     <w:tbl>
@@ -2998,7 +2835,6 @@
               <w:spacing w:after="0" w:line="240" w:lineRule="auto"/>
               <w:rPr>
                 <w:rFonts w:eastAsia="Times New Roman" w:cs="Times New Roman"/>
-                <w:b/>
                 <w:color w:val="000000"/>
                 <w:sz w:val="24"/>
                 <w:szCs w:val="24"/>
@@ -3007,7 +2843,6 @@
             <w:r>
               <w:rPr>
                 <w:rFonts w:eastAsia="Times New Roman" w:cs="Times New Roman"/>
-                <w:b/>
                 <w:color w:val="000000"/>
                 <w:sz w:val="24"/>
                 <w:szCs w:val="24"/>
@@ -3033,7 +2868,6 @@
               <w:spacing w:after="0" w:line="240" w:lineRule="auto"/>
               <w:rPr>
                 <w:rFonts w:eastAsia="Times New Roman" w:cs="Times New Roman"/>
-                <w:b/>
                 <w:color w:val="000000"/>
                 <w:sz w:val="24"/>
                 <w:szCs w:val="24"/>
@@ -3042,7 +2876,6 @@
             <w:r>
               <w:rPr>
                 <w:rFonts w:eastAsia="Times New Roman" w:cs="Times New Roman"/>
-                <w:b/>
                 <w:color w:val="000000"/>
                 <w:sz w:val="24"/>
                 <w:szCs w:val="24"/>
@@ -3068,7 +2901,6 @@
               <w:spacing w:after="0" w:line="240" w:lineRule="auto"/>
               <w:rPr>
                 <w:rFonts w:eastAsia="Times New Roman" w:cs="Times New Roman"/>
-                <w:b/>
                 <w:color w:val="000000"/>
                 <w:sz w:val="24"/>
                 <w:szCs w:val="24"/>
@@ -3077,7 +2909,6 @@
             <w:r>
               <w:rPr>
                 <w:rFonts w:eastAsia="Times New Roman" w:cs="Times New Roman"/>
-                <w:b/>
                 <w:color w:val="000000"/>
                 <w:sz w:val="24"/>
                 <w:szCs w:val="24"/>
@@ -3556,8 +3387,6 @@
                 <w:sz w:val="22"/>
               </w:rPr>
             </w:pPr>
-            <w:bookmarkStart w:id="4" w:name="_GoBack"/>
-            <w:bookmarkEnd w:id="4"/>
           </w:p>
         </w:tc>
         <w:tc>
@@ -3816,8 +3645,8 @@
                 <w:sz w:val="22"/>
               </w:rPr>
             </w:pPr>
-            <w:bookmarkStart w:id="5" w:name="bookmark=id.30j0zll" w:colFirst="0" w:colLast="0"/>
-            <w:bookmarkEnd w:id="5"/>
+            <w:bookmarkStart w:id="4" w:name="bookmark=id.30j0zll" w:colFirst="0" w:colLast="0"/>
+            <w:bookmarkEnd w:id="4"/>
             <w:r>
               <w:rPr>
                 <w:rFonts w:ascii="Times" w:eastAsia="Times" w:hAnsi="Times" w:cs="Times"/>
@@ -3923,8 +3752,8 @@
                 <w:sz w:val="22"/>
               </w:rPr>
             </w:pPr>
-            <w:bookmarkStart w:id="6" w:name="bookmark=id.1fob9te" w:colFirst="0" w:colLast="0"/>
-            <w:bookmarkEnd w:id="6"/>
+            <w:bookmarkStart w:id="5" w:name="bookmark=id.1fob9te" w:colFirst="0" w:colLast="0"/>
+            <w:bookmarkEnd w:id="5"/>
             <w:r>
               <w:rPr>
                 <w:rFonts w:ascii="Times" w:eastAsia="Times" w:hAnsi="Times" w:cs="Times"/>
@@ -4030,8 +3859,8 @@
                 <w:sz w:val="22"/>
               </w:rPr>
             </w:pPr>
-            <w:bookmarkStart w:id="7" w:name="bookmark=id.3znysh7" w:colFirst="0" w:colLast="0"/>
-            <w:bookmarkEnd w:id="7"/>
+            <w:bookmarkStart w:id="6" w:name="bookmark=id.3znysh7" w:colFirst="0" w:colLast="0"/>
+            <w:bookmarkEnd w:id="6"/>
             <w:r>
               <w:rPr>
                 <w:rFonts w:ascii="Times" w:eastAsia="Times" w:hAnsi="Times" w:cs="Times"/>
@@ -4135,7 +3964,6 @@
       </w:pPr>
       <w:r>
         <w:rPr>
-          <w:b/>
           <w:sz w:val="22"/>
         </w:rPr>
         <w:t>Руководитель по производственной</w:t>
@@ -4147,7 +3975,6 @@
       </w:pPr>
       <w:r>
         <w:rPr>
-          <w:b/>
           <w:sz w:val="22"/>
         </w:rPr>
         <w:t>практике от предприятия                              __________________________/__________________/</w:t>
@@ -4172,274 +3999,39 @@
     </w:p>
     <w:p>
       <w:pPr>
+        <w:spacing w:after="0" w:line="240" w:lineRule="auto"/>
         <w:jc w:val="center"/>
-        <w:rPr>
-          <w:b/>
-        </w:rPr>
-      </w:pPr>
-      <w:r>
-        <w:rPr>
-          <w:b/>
-          <w:szCs w:val="28"/>
-        </w:rPr>
+      </w:pPr>
+      <w:bookmarkStart w:id="7" w:name="_GoBack"/>
+      <w:bookmarkEnd w:id="7"/>
+      <w:r>
         <w:lastRenderedPageBreak/>
-        <w:t>ХАРАКТЕРИСТИКА ОБЪЕКТА ПРАКТИКИ</w:t>
-      </w:r>
-    </w:p>
-    <w:p>
-      <w:pPr>
-        <w:spacing w:after="0" w:line="360" w:lineRule="auto"/>
-        <w:ind w:firstLine="709"/>
-        <w:jc w:val="both"/>
-        <w:rPr>
-          <w:rFonts w:eastAsia="Times New Roman" w:cs="Times New Roman"/>
-        </w:rPr>
-      </w:pPr>
-    </w:p>
-    <w:p>
-      <w:pPr>
-        <w:spacing w:after="0" w:line="360" w:lineRule="auto"/>
-        <w:ind w:firstLine="567"/>
-        <w:jc w:val="both"/>
-        <w:rPr>
-          <w:color w:val="000000"/>
-          <w:szCs w:val="28"/>
-        </w:rPr>
-      </w:pPr>
-      <w:r>
-        <w:rPr>
-          <w:color w:val="000000"/>
-          <w:szCs w:val="28"/>
-          <w:highlight w:val="red"/>
-        </w:rPr>
-        <w:t>Вставить о своей организации</w:t>
-      </w:r>
-      <w:r>
-        <w:rPr>
-          <w:color w:val="000000"/>
-          <w:szCs w:val="28"/>
-        </w:rPr>
-        <w:t xml:space="preserve"> </w:t>
-      </w:r>
-    </w:p>
-    <w:p>
-      <w:pPr>
-        <w:spacing w:after="0" w:line="360" w:lineRule="auto"/>
-        <w:ind w:firstLine="567"/>
-        <w:jc w:val="both"/>
-        <w:rPr>
-          <w:color w:val="FF0000"/>
-        </w:rPr>
-      </w:pPr>
-    </w:p>
-    <w:p>
-      <w:pPr>
-        <w:spacing w:after="0" w:line="360" w:lineRule="auto"/>
-        <w:ind w:firstLine="567"/>
-        <w:jc w:val="both"/>
-        <w:rPr>
-          <w:color w:val="FF0000"/>
-        </w:rPr>
-      </w:pPr>
-      <w:r>
-        <w:rPr>
-          <w:color w:val="FF0000"/>
-        </w:rPr>
-        <w:t>Пример текста</w:t>
-      </w:r>
-    </w:p>
-    <w:p>
-      <w:pPr>
-        <w:spacing w:after="0" w:line="360" w:lineRule="auto"/>
-        <w:ind w:firstLine="567"/>
-        <w:jc w:val="both"/>
-        <w:rPr>
-          <w:rFonts w:eastAsia="Times New Roman" w:cs="Times New Roman"/>
-          <w:color w:val="FF0000"/>
-        </w:rPr>
-      </w:pPr>
-      <w:r>
-        <w:rPr>
-          <w:color w:val="FF0000"/>
-          <w:szCs w:val="28"/>
-        </w:rPr>
-        <w:t xml:space="preserve">Рекламное агентство «Славянка» на рынке рекламных услуг г. Сочи оказывает целый спектр BTL-услуг (рис. 1). Деятельность фирмы локализована на территории Большого Сочи, а также в краевом масштабе. Согласно документации, организационно-правовая форма компании — общество с ограниченной ответственностью. Офис компании расположен по адресу г. Сочи, ул. Пластунская, д. 81. В своей деятельности предприятие руководствуется Уставом, федеральными законами и прочими законодательными актами, регламентирующими его деятельность. </w:t>
-      </w:r>
-    </w:p>
-    <w:p>
-      <w:pPr>
-        <w:spacing w:after="0" w:line="360" w:lineRule="auto"/>
-        <w:ind w:firstLine="709"/>
-        <w:jc w:val="both"/>
-        <w:rPr>
-          <w:color w:val="FF0000"/>
-          <w:szCs w:val="28"/>
-        </w:rPr>
-      </w:pPr>
-      <w:r>
-        <w:rPr>
-          <w:color w:val="FF0000"/>
-          <w:szCs w:val="28"/>
-        </w:rPr>
-        <w:t xml:space="preserve">Услуги агентства включают: разработка и проведение </w:t>
-      </w:r>
-      <w:proofErr w:type="spellStart"/>
-      <w:r>
-        <w:rPr>
-          <w:color w:val="FF0000"/>
-          <w:szCs w:val="28"/>
-        </w:rPr>
-        <w:t>промоакций</w:t>
-      </w:r>
-      <w:proofErr w:type="spellEnd"/>
-      <w:r>
-        <w:rPr>
-          <w:color w:val="FF0000"/>
-          <w:szCs w:val="28"/>
-        </w:rPr>
-        <w:t xml:space="preserve">, </w:t>
-      </w:r>
-      <w:proofErr w:type="spellStart"/>
-      <w:r>
-        <w:rPr>
-          <w:color w:val="FF0000"/>
-          <w:szCs w:val="28"/>
-        </w:rPr>
-        <w:t>медиапланирование</w:t>
-      </w:r>
-      <w:proofErr w:type="spellEnd"/>
-      <w:r>
-        <w:rPr>
-          <w:color w:val="FF0000"/>
-          <w:szCs w:val="28"/>
-        </w:rPr>
-        <w:t xml:space="preserve">, </w:t>
-      </w:r>
-      <w:proofErr w:type="spellStart"/>
-      <w:r>
-        <w:rPr>
-          <w:color w:val="FF0000"/>
-          <w:szCs w:val="28"/>
-        </w:rPr>
-        <w:t>ивент</w:t>
-      </w:r>
-      <w:proofErr w:type="spellEnd"/>
-      <w:r>
-        <w:rPr>
-          <w:color w:val="FF0000"/>
-          <w:szCs w:val="28"/>
-        </w:rPr>
-        <w:t xml:space="preserve">-мероприятия, </w:t>
-      </w:r>
-      <w:proofErr w:type="spellStart"/>
-      <w:r>
-        <w:rPr>
-          <w:color w:val="FF0000"/>
-          <w:szCs w:val="28"/>
-        </w:rPr>
-        <w:t>мерчендайзинг</w:t>
-      </w:r>
-      <w:proofErr w:type="spellEnd"/>
-      <w:r>
-        <w:rPr>
-          <w:color w:val="FF0000"/>
-          <w:szCs w:val="28"/>
-        </w:rPr>
-        <w:t xml:space="preserve">. Коллектив «Славянки» представляет собой творческую группу, состоящую из опытных </w:t>
-      </w:r>
-      <w:proofErr w:type="spellStart"/>
-      <w:r>
-        <w:rPr>
-          <w:color w:val="FF0000"/>
-          <w:szCs w:val="28"/>
-        </w:rPr>
-        <w:t>event</w:t>
-      </w:r>
-      <w:proofErr w:type="spellEnd"/>
-      <w:r>
-        <w:rPr>
-          <w:color w:val="FF0000"/>
-          <w:szCs w:val="28"/>
-        </w:rPr>
-        <w:t>-организаторов, высококвалифицированных профильных специалистов в сфере рекламы, дизайна и PR, а также временного персонала и промоутеров. Внутри организации используется командный стиль управления. Он проявляется в том, что руководитель в основном использует четкие указания, предписания, и требует отчет о выполненной работе.</w:t>
-      </w:r>
-    </w:p>
-    <w:p>
-      <w:pPr>
-        <w:spacing w:after="0" w:line="360" w:lineRule="auto"/>
-        <w:jc w:val="center"/>
-        <w:rPr>
-          <w:rStyle w:val="normaltextrun"/>
-          <w:color w:val="FF0000"/>
-          <w:shd w:val="clear" w:color="auto" w:fill="FFFFFF"/>
-        </w:rPr>
-      </w:pPr>
-    </w:p>
-    <w:p>
-      <w:pPr>
-        <w:suppressAutoHyphens w:val="0"/>
+        <w:t>ОТЧЕТ О</w:t>
+      </w:r>
+      <w:r>
+        <w:t xml:space="preserve"> ПРОДЕЛАННОЙ РАБОТ</w:t>
+      </w:r>
+      <w:r>
+        <w:t>Е</w:t>
+      </w:r>
+    </w:p>
+    <w:p>
+      <w:pPr>
         <w:rPr>
           <w:i/>
           <w:sz w:val="20"/>
           <w:szCs w:val="20"/>
         </w:rPr>
       </w:pPr>
-      <w:r>
-        <w:rPr>
-          <w:i/>
-          <w:sz w:val="20"/>
-          <w:szCs w:val="20"/>
-        </w:rPr>
-        <w:br w:type="page"/>
-      </w:r>
-    </w:p>
-    <w:p>
-      <w:pPr>
-        <w:spacing w:after="0" w:line="240" w:lineRule="auto"/>
-        <w:jc w:val="center"/>
-        <w:rPr>
-          <w:b/>
-        </w:rPr>
-      </w:pPr>
-      <w:r>
-        <w:rPr>
-          <w:b/>
-        </w:rPr>
-        <w:lastRenderedPageBreak/>
-        <w:t>ОТЧЕТ О</w:t>
-      </w:r>
-      <w:r>
-        <w:rPr>
-          <w:b/>
-        </w:rPr>
-        <w:t xml:space="preserve"> ПРОДЕЛАННОЙ РАБОТ</w:t>
-      </w:r>
-      <w:r>
-        <w:rPr>
-          <w:b/>
-        </w:rPr>
-        <w:t>Е</w:t>
-      </w:r>
-    </w:p>
-    <w:p>
-      <w:pPr>
-        <w:rPr>
-          <w:i/>
-          <w:sz w:val="20"/>
-          <w:szCs w:val="20"/>
-        </w:rPr>
-      </w:pPr>
-    </w:p>
-    <w:p>
-      <w:pPr>
-        <w:rPr>
-          <w:b/>
-          <w:color w:val="FF0000"/>
-        </w:rPr>
-      </w:pPr>
-      <w:r>
-        <w:rPr>
-          <w:b/>
+    </w:p>
+    <w:p>
+      <w:pPr>
+        <w:rPr>
+          <w:color w:val="FF0000"/>
+        </w:rPr>
+      </w:pPr>
+      <w:r>
+        <w:rPr>
           <w:i/>
           <w:color w:val="FF0000"/>
           <w:szCs w:val="28"/>
@@ -4921,13 +4513,11 @@
     <w:p>
       <w:pPr>
         <w:rPr>
-          <w:b/>
-          <w:color w:val="FF0000"/>
-        </w:rPr>
-      </w:pPr>
-      <w:r>
-        <w:rPr>
-          <w:b/>
+          <w:color w:val="FF0000"/>
+        </w:rPr>
+      </w:pPr>
+      <w:r>
+        <w:rPr>
           <w:i/>
           <w:color w:val="FF0000"/>
           <w:szCs w:val="28"/>
@@ -5543,14 +5133,8 @@
       <w:pPr>
         <w:spacing w:after="0" w:line="240" w:lineRule="auto"/>
         <w:jc w:val="center"/>
-        <w:rPr>
-          <w:b/>
-        </w:rPr>
-      </w:pPr>
-      <w:r>
-        <w:rPr>
-          <w:b/>
-        </w:rPr>
+      </w:pPr>
+      <w:r>
         <w:t>ХАРАКТЕРИСТИКА</w:t>
       </w:r>
     </w:p>
@@ -5558,14 +5142,8 @@
       <w:pPr>
         <w:spacing w:after="0" w:line="240" w:lineRule="auto"/>
         <w:jc w:val="center"/>
-        <w:rPr>
-          <w:b/>
-        </w:rPr>
-      </w:pPr>
-      <w:r>
-        <w:rPr>
-          <w:b/>
-        </w:rPr>
+      </w:pPr>
+      <w:r>
         <w:t xml:space="preserve">обучающегося </w:t>
       </w:r>
     </w:p>
@@ -6340,7 +5918,6 @@
       <w:pPr>
         <w:spacing w:after="0" w:line="240" w:lineRule="auto"/>
         <w:rPr>
-          <w:b/>
           <w:sz w:val="22"/>
         </w:rPr>
       </w:pPr>
@@ -6349,7 +5926,6 @@
       <w:pPr>
         <w:spacing w:after="0" w:line="240" w:lineRule="auto"/>
         <w:rPr>
-          <w:b/>
           <w:sz w:val="22"/>
         </w:rPr>
       </w:pPr>
@@ -6358,20 +5934,17 @@
       <w:pPr>
         <w:spacing w:after="0" w:line="240" w:lineRule="auto"/>
         <w:rPr>
-          <w:b/>
           <w:sz w:val="22"/>
         </w:rPr>
       </w:pPr>
       <w:r>
         <w:rPr>
-          <w:b/>
           <w:sz w:val="22"/>
         </w:rPr>
         <w:t>Реквизиты предприятия</w:t>
       </w:r>
       <w:r>
         <w:rPr>
-          <w:b/>
           <w:sz w:val="22"/>
         </w:rPr>
         <w:t>:</w:t>
@@ -6381,13 +5954,11 @@
       <w:pPr>
         <w:spacing w:after="0" w:line="240" w:lineRule="auto"/>
         <w:rPr>
-          <w:b/>
           <w:sz w:val="22"/>
         </w:rPr>
       </w:pPr>
       <w:r>
         <w:rPr>
-          <w:b/>
           <w:sz w:val="22"/>
         </w:rPr>
         <w:t>___________________________________</w:t>
@@ -6397,13 +5968,11 @@
       <w:pPr>
         <w:spacing w:after="0" w:line="240" w:lineRule="auto"/>
         <w:rPr>
-          <w:b/>
           <w:sz w:val="22"/>
         </w:rPr>
       </w:pPr>
       <w:r>
         <w:rPr>
-          <w:b/>
           <w:sz w:val="22"/>
         </w:rPr>
         <w:t>___________________________________</w:t>
@@ -6413,13 +5982,11 @@
       <w:pPr>
         <w:spacing w:after="0" w:line="240" w:lineRule="auto"/>
         <w:rPr>
-          <w:b/>
           <w:sz w:val="22"/>
         </w:rPr>
       </w:pPr>
       <w:r>
         <w:rPr>
-          <w:b/>
           <w:sz w:val="22"/>
         </w:rPr>
         <w:t>___________________________________</w:t>
@@ -6429,13 +5996,11 @@
       <w:pPr>
         <w:spacing w:after="0" w:line="240" w:lineRule="auto"/>
         <w:rPr>
-          <w:b/>
           <w:sz w:val="22"/>
         </w:rPr>
       </w:pPr>
       <w:r>
         <w:rPr>
-          <w:b/>
           <w:sz w:val="22"/>
         </w:rPr>
         <w:t>___________________________________</w:t>
@@ -6445,13 +6010,11 @@
       <w:pPr>
         <w:spacing w:after="0" w:line="240" w:lineRule="auto"/>
         <w:rPr>
-          <w:b/>
           <w:sz w:val="22"/>
         </w:rPr>
       </w:pPr>
       <w:r>
         <w:rPr>
-          <w:b/>
           <w:sz w:val="22"/>
         </w:rPr>
         <w:t>___________________________________</w:t>
@@ -6461,13 +6024,11 @@
       <w:pPr>
         <w:spacing w:after="0" w:line="240" w:lineRule="auto"/>
         <w:rPr>
-          <w:b/>
           <w:sz w:val="22"/>
         </w:rPr>
       </w:pPr>
       <w:r>
         <w:rPr>
-          <w:b/>
           <w:sz w:val="22"/>
         </w:rPr>
         <w:t>____________________________________</w:t>
@@ -6477,7 +6038,6 @@
       <w:pPr>
         <w:spacing w:after="0" w:line="240" w:lineRule="auto"/>
         <w:rPr>
-          <w:b/>
           <w:sz w:val="22"/>
         </w:rPr>
       </w:pPr>
@@ -6486,29 +6046,31 @@
       <w:pPr>
         <w:spacing w:after="0" w:line="240" w:lineRule="auto"/>
         <w:rPr>
-          <w:b/>
           <w:sz w:val="22"/>
         </w:rPr>
       </w:pPr>
       <w:r>
         <w:rPr>
-          <w:b/>
           <w:sz w:val="22"/>
         </w:rPr>
-        <w:t>Руководитель по производственной</w:t>
+        <w:t xml:space="preserve">Руководитель по </w:t>
+      </w:r>
+      <w:r>
+        <w:rPr>
+          <w:sz w:val="22"/>
+        </w:rPr>
+        <w:t>учебной</w:t>
       </w:r>
     </w:p>
     <w:p>
       <w:pPr>
         <w:spacing w:after="0" w:line="240" w:lineRule="auto"/>
         <w:rPr>
-          <w:b/>
           <w:sz w:val="22"/>
         </w:rPr>
       </w:pPr>
       <w:r>
         <w:rPr>
-          <w:b/>
           <w:sz w:val="22"/>
         </w:rPr>
         <w:t>практике от предприятия                              __________________________/__________________/</w:t>
@@ -6535,14 +6097,8 @@
     <w:p>
       <w:pPr>
         <w:suppressAutoHyphens w:val="0"/>
-        <w:rPr>
-          <w:b/>
-        </w:rPr>
-      </w:pPr>
-      <w:r>
-        <w:rPr>
-          <w:b/>
-        </w:rPr>
+      </w:pPr>
+      <w:r>
         <w:br w:type="page"/>
       </w:r>
     </w:p>
@@ -6551,15 +6107,11 @@
         <w:spacing w:after="0" w:line="240" w:lineRule="auto"/>
         <w:jc w:val="center"/>
         <w:rPr>
-          <w:b/>
           <w:vanish/>
           <w:specVanish/>
         </w:rPr>
       </w:pPr>
       <w:r>
-        <w:rPr>
-          <w:b/>
-        </w:rPr>
         <w:lastRenderedPageBreak/>
         <w:t>ОТЗЫВ РУКОВОДИТЕЛЯ ПРАКТИКИ</w:t>
       </w:r>
@@ -6568,14 +6120,8 @@
       <w:pPr>
         <w:spacing w:after="0" w:line="240" w:lineRule="auto"/>
         <w:jc w:val="center"/>
-        <w:rPr>
-          <w:b/>
-        </w:rPr>
-      </w:pPr>
-      <w:r>
-        <w:rPr>
-          <w:b/>
-        </w:rPr>
+      </w:pPr>
+      <w:r>
         <w:t xml:space="preserve"> </w:t>
       </w:r>
     </w:p>
@@ -6583,18 +6129,12 @@
       <w:pPr>
         <w:spacing w:after="0" w:line="240" w:lineRule="auto"/>
         <w:jc w:val="center"/>
-        <w:rPr>
-          <w:b/>
-        </w:rPr>
       </w:pPr>
     </w:p>
     <w:p>
       <w:pPr>
         <w:spacing w:after="0" w:line="240" w:lineRule="auto"/>
         <w:jc w:val="center"/>
-        <w:rPr>
-          <w:b/>
-        </w:rPr>
       </w:pPr>
     </w:p>
     <w:p>
@@ -6650,13 +6190,7 @@
         <w:rPr>
           <w:sz w:val="22"/>
         </w:rPr>
-        <w:t xml:space="preserve">студентки </w:t>
-      </w:r>
-      <w:r>
-        <w:rPr>
-          <w:sz w:val="22"/>
-        </w:rPr>
-        <w:t>___</w:t>
+        <w:t>студентки ___</w:t>
       </w:r>
       <w:proofErr w:type="gramStart"/>
       <w:r>
@@ -6788,19 +6322,10 @@
         <w:t>Студентка</w:t>
       </w:r>
       <w:r>
-        <w:t xml:space="preserve"> </w:t>
-      </w:r>
-      <w:r>
-        <w:t>__________________________</w:t>
-      </w:r>
-      <w:r>
-        <w:t xml:space="preserve"> за время прохождения </w:t>
-      </w:r>
-      <w:r>
-        <w:t xml:space="preserve">производственной </w:t>
-      </w:r>
-      <w:r>
-        <w:t>практики проявила себя с положительной стороны. Место проведения практики посещала регулярно в соответствии с программой прохождения практики. К должностным обязанностям и поставленным задачам относилась с особым вниманием, проявляя интерес к работе. Опозданий не допускала. Порученные задания выполняла аккуратно и в срок. Обладает высокими теоретическими знаниями, необходимыми для формирования профессиональных качеств.</w:t>
+        <w:t xml:space="preserve"> __________________________</w:t>
+      </w:r>
+      <w:r>
+        <w:t xml:space="preserve"> за время прохождения производственной практики проявила себя с положительной стороны. Место проведения практики посещала регулярно в соответствии с программой прохождения практики. К должностным обязанностям и поставленным задачам относилась с особым вниманием, проявляя интерес к работе. Опозданий не допускала. Порученные задания выполняла аккуратно и в срок. Обладает высокими теоретическими знаниями, необходимыми для формирования профессиональных качеств.</w:t>
       </w:r>
     </w:p>
     <w:p>
@@ -6977,7 +6502,7 @@
           <w:rPr>
             <w:noProof/>
           </w:rPr>
-          <w:t>5</w:t>
+          <w:t>6</w:t>
         </w:r>
         <w:r>
           <w:fldChar w:fldCharType="end"/>

--- a/Документация/ОТЧЕТ РПО ПМ03 (3).docx
+++ b/Документация/ОТЧЕТ РПО ПМ03 (3).docx
@@ -249,7 +249,10 @@
         </w:rPr>
       </w:pPr>
       <w:r>
-        <w:t>09.02.07 Информационные системы и программирование</w:t>
+        <w:t>13.04.26</w:t>
+      </w:r>
+      <w:r>
+        <w:t xml:space="preserve"> Информационные системы и программирование</w:t>
       </w:r>
     </w:p>
     <w:p>
@@ -299,7 +302,10 @@
         <w:jc w:val="center"/>
       </w:pPr>
       <w:r>
-        <w:t>ПМ.03 Сопровождение и обслуживание программного обеспечения компьютерных систем</w:t>
+        <w:t xml:space="preserve">ПМ.03 </w:t>
+      </w:r>
+      <w:r>
+        <w:t>Осуществление интеграции программных модулей</w:t>
       </w:r>
     </w:p>
     <w:p>
@@ -608,7 +614,21 @@
           <w:rStyle w:val="normaltextrun"/>
           <w:rFonts w:eastAsia="Arial"/>
         </w:rPr>
-        <w:t xml:space="preserve">Дата прохождения: 13.04.2026 г. – 25.04.2026 г. </w:t>
+        <w:t>Дата прохождения: 13.04.2026 г. – 2</w:t>
+      </w:r>
+      <w:r>
+        <w:rPr>
+          <w:rStyle w:val="normaltextrun"/>
+          <w:rFonts w:eastAsia="Arial"/>
+        </w:rPr>
+        <w:t>4</w:t>
+      </w:r>
+      <w:r>
+        <w:rPr>
+          <w:rStyle w:val="normaltextrun"/>
+          <w:rFonts w:eastAsia="Arial"/>
+        </w:rPr>
+        <w:t xml:space="preserve">.04.2026 г. </w:t>
       </w:r>
     </w:p>
     <w:p>
@@ -818,7 +838,13 @@
         <w:jc w:val="center"/>
       </w:pPr>
       <w:r>
-        <w:t>на производственную практику</w:t>
+        <w:t xml:space="preserve">на </w:t>
+      </w:r>
+      <w:r>
+        <w:t>учебную</w:t>
+      </w:r>
+      <w:r>
+        <w:t xml:space="preserve"> практику</w:t>
       </w:r>
     </w:p>
     <w:p>
@@ -866,7 +892,7 @@
           <w:rFonts w:eastAsia="Arial"/>
           <w:sz w:val="28"/>
         </w:rPr>
-        <w:t xml:space="preserve"> Кире</w:t>
+        <w:t xml:space="preserve"> Кире </w:t>
       </w:r>
       <w:r>
         <w:rPr>
@@ -874,7 +900,7 @@
           <w:rFonts w:eastAsia="Arial"/>
           <w:sz w:val="28"/>
         </w:rPr>
-        <w:t xml:space="preserve"> </w:t>
+        <w:t xml:space="preserve">группы </w:t>
       </w:r>
       <w:r>
         <w:rPr>
@@ -882,23 +908,7 @@
           <w:rFonts w:eastAsia="Arial"/>
           <w:sz w:val="28"/>
         </w:rPr>
-        <w:t xml:space="preserve">группы </w:t>
-      </w:r>
-      <w:r>
-        <w:rPr>
-          <w:rStyle w:val="normaltextrun"/>
-          <w:rFonts w:eastAsia="Arial"/>
-          <w:sz w:val="28"/>
-        </w:rPr>
-        <w:t>9\3-РПО-23\3</w:t>
-      </w:r>
-      <w:r>
-        <w:rPr>
-          <w:rStyle w:val="normaltextrun"/>
-          <w:rFonts w:eastAsia="Arial"/>
-          <w:sz w:val="28"/>
-        </w:rPr>
-        <w:t xml:space="preserve"> </w:t>
+        <w:t xml:space="preserve">9\3-РПО-23\3 </w:t>
       </w:r>
       <w:r>
         <w:rPr>
@@ -1010,6 +1020,30 @@
           <w:sz w:val="28"/>
         </w:rPr>
         <w:t xml:space="preserve">Срок прохождения: </w:t>
+      </w:r>
+      <w:r>
+        <w:rPr>
+          <w:rStyle w:val="normaltextrun"/>
+          <w:rFonts w:eastAsia="Arial"/>
+          <w:sz w:val="28"/>
+        </w:rPr>
+        <w:t xml:space="preserve">13.04.2026 г. </w:t>
+      </w:r>
+      <w:r>
+        <w:rPr>
+          <w:rStyle w:val="normaltextrun"/>
+          <w:rFonts w:eastAsia="Arial"/>
+          <w:sz w:val="28"/>
+        </w:rPr>
+        <w:t>–</w:t>
+      </w:r>
+      <w:r>
+        <w:rPr>
+          <w:rStyle w:val="normaltextrun"/>
+          <w:rFonts w:eastAsia="Arial"/>
+          <w:sz w:val="28"/>
+        </w:rPr>
+        <w:t xml:space="preserve"> 24.04.2026 г.</w:t>
       </w:r>
     </w:p>
     <w:p>
@@ -1218,55 +1252,19 @@
     <w:p>
       <w:pPr>
         <w:spacing w:after="0" w:line="360" w:lineRule="auto"/>
-      </w:pPr>
-      <w:r>
-        <w:t xml:space="preserve">Руководитель практики </w:t>
-      </w:r>
-    </w:p>
-    <w:p>
-      <w:pPr>
-        <w:spacing w:after="0" w:line="360" w:lineRule="auto"/>
-      </w:pPr>
-      <w:r>
-        <w:t xml:space="preserve">от </w:t>
-      </w:r>
-      <w:proofErr w:type="gramStart"/>
-      <w:r>
-        <w:t>колледжа  _</w:t>
-      </w:r>
-      <w:proofErr w:type="gramEnd"/>
-      <w:r>
-        <w:t>__________________________________/</w:t>
-      </w:r>
-    </w:p>
-    <w:p>
-      <w:pPr>
-        <w:spacing w:after="0" w:line="360" w:lineRule="auto"/>
-      </w:pPr>
-      <w:r>
-        <w:t xml:space="preserve">             </w:t>
-      </w:r>
-      <w:r>
-        <w:t xml:space="preserve">                          </w:t>
-      </w:r>
-      <w:r>
-        <w:t xml:space="preserve">               </w:t>
-      </w:r>
-      <w:r>
         <w:rPr>
           <w:i/>
           <w:sz w:val="20"/>
           <w:szCs w:val="20"/>
         </w:rPr>
-        <w:t>(ФИО, подпись)</w:t>
-      </w:r>
+      </w:pPr>
     </w:p>
     <w:p>
       <w:pPr>
         <w:spacing w:after="0" w:line="360" w:lineRule="auto"/>
       </w:pPr>
       <w:r>
-        <w:t xml:space="preserve">Задание принял </w:t>
+        <w:t xml:space="preserve">Руководитель практики </w:t>
       </w:r>
     </w:p>
     <w:p>
@@ -1274,48 +1272,15 @@
         <w:spacing w:after="0" w:line="360" w:lineRule="auto"/>
       </w:pPr>
       <w:r>
-        <w:t>к исполнен</w:t>
-      </w:r>
-      <w:r>
-        <w:t xml:space="preserve">ию </w:t>
-      </w:r>
-      <w:r>
-        <w:t>_</w:t>
-      </w:r>
-      <w:r>
-        <w:rPr>
-          <w:u w:val="single"/>
-        </w:rPr>
-        <w:t xml:space="preserve"> </w:t>
-      </w:r>
-      <w:proofErr w:type="spellStart"/>
-      <w:r>
-        <w:rPr>
-          <w:u w:val="single"/>
-        </w:rPr>
-        <w:t>Обрывкова</w:t>
-      </w:r>
-      <w:proofErr w:type="spellEnd"/>
-      <w:r>
-        <w:rPr>
-          <w:u w:val="single"/>
-        </w:rPr>
-        <w:t xml:space="preserve"> Кира Сергеевна</w:t>
-      </w:r>
-      <w:r>
-        <w:t xml:space="preserve"> </w:t>
-      </w:r>
-      <w:r>
-        <w:t>_</w:t>
-      </w:r>
-      <w:r>
-        <w:t>__</w:t>
-      </w:r>
-      <w:r>
-        <w:t>______</w:t>
-      </w:r>
-      <w:r>
-        <w:t>/</w:t>
+        <w:t xml:space="preserve">от </w:t>
+      </w:r>
+      <w:proofErr w:type="gramStart"/>
+      <w:r>
+        <w:t>колледжа  _</w:t>
+      </w:r>
+      <w:proofErr w:type="gramEnd"/>
+      <w:r>
+        <w:t>__________________________________/</w:t>
       </w:r>
     </w:p>
     <w:p>
@@ -1323,7 +1288,13 @@
         <w:spacing w:after="0" w:line="360" w:lineRule="auto"/>
       </w:pPr>
       <w:r>
-        <w:t xml:space="preserve">                                                       </w:t>
+        <w:t xml:space="preserve">             </w:t>
+      </w:r>
+      <w:r>
+        <w:t xml:space="preserve">                          </w:t>
+      </w:r>
+      <w:r>
+        <w:t xml:space="preserve">               </w:t>
       </w:r>
       <w:r>
         <w:rPr>
@@ -1331,6 +1302,79 @@
           <w:sz w:val="20"/>
           <w:szCs w:val="20"/>
         </w:rPr>
+        <w:t>(ФИО, подпись)</w:t>
+      </w:r>
+    </w:p>
+    <w:p>
+      <w:pPr>
+        <w:spacing w:after="0" w:line="360" w:lineRule="auto"/>
+      </w:pPr>
+      <w:r>
+        <w:t xml:space="preserve">Задание принял </w:t>
+      </w:r>
+    </w:p>
+    <w:p>
+      <w:pPr>
+        <w:spacing w:after="0" w:line="360" w:lineRule="auto"/>
+      </w:pPr>
+      <w:r>
+        <w:t>к исполнен</w:t>
+      </w:r>
+      <w:r>
+        <w:t xml:space="preserve">ию </w:t>
+      </w:r>
+      <w:r>
+        <w:t>_</w:t>
+      </w:r>
+      <w:r>
+        <w:rPr>
+          <w:u w:val="single"/>
+        </w:rPr>
+        <w:t xml:space="preserve"> </w:t>
+      </w:r>
+      <w:proofErr w:type="spellStart"/>
+      <w:r>
+        <w:rPr>
+          <w:u w:val="single"/>
+        </w:rPr>
+        <w:t>Обрывкова</w:t>
+      </w:r>
+      <w:proofErr w:type="spellEnd"/>
+      <w:r>
+        <w:rPr>
+          <w:u w:val="single"/>
+        </w:rPr>
+        <w:t xml:space="preserve"> Кира Сергеевна</w:t>
+      </w:r>
+      <w:r>
+        <w:t xml:space="preserve"> </w:t>
+      </w:r>
+      <w:r>
+        <w:t>_</w:t>
+      </w:r>
+      <w:r>
+        <w:t>__</w:t>
+      </w:r>
+      <w:r>
+        <w:t>______</w:t>
+      </w:r>
+      <w:r>
+        <w:t>/</w:t>
+      </w:r>
+    </w:p>
+    <w:p>
+      <w:pPr>
+        <w:spacing w:after="0" w:line="360" w:lineRule="auto"/>
+      </w:pPr>
+      <w:r>
+        <w:t xml:space="preserve">                                                       </w:t>
+      </w:r>
+      <w:r>
+        <w:rPr>
+          <w:i/>
+          <w:sz w:val="20"/>
+          <w:szCs w:val="20"/>
+        </w:rPr>
         <w:t>(ФИО, подпись</w:t>
       </w:r>
       <w:r>
@@ -1343,6 +1387,7 @@
         <w:jc w:val="center"/>
       </w:pPr>
       <w:r>
+        <w:lastRenderedPageBreak/>
         <w:t>АТТЕСТАЦИОННЫЙ ЛИСТ</w:t>
       </w:r>
     </w:p>
@@ -1352,8 +1397,13 @@
         <w:jc w:val="center"/>
       </w:pPr>
       <w:r>
-        <w:lastRenderedPageBreak/>
-        <w:t>по производственной практике</w:t>
+        <w:t xml:space="preserve">по </w:t>
+      </w:r>
+      <w:r>
+        <w:t>учебной</w:t>
+      </w:r>
+      <w:r>
+        <w:t xml:space="preserve"> практике</w:t>
       </w:r>
     </w:p>
     <w:p>
@@ -1480,10 +1530,7 @@
         <w:t xml:space="preserve">практики в </w:t>
       </w:r>
       <w:r>
-        <w:t>АНО ПОО ММКЦТ «АКАДЕМИЯ ТОП»</w:t>
-      </w:r>
-      <w:r>
-        <w:t xml:space="preserve">, </w:t>
+        <w:t xml:space="preserve">АНО ПОО ММКЦТ «АКАДЕМИЯ ТОП», </w:t>
       </w:r>
       <w:r>
         <w:t>проявил</w:t>
@@ -1891,848 +1938,14 @@
     </w:tbl>
     <w:p>
       <w:pPr>
-        <w:spacing w:before="120" w:after="0" w:line="360" w:lineRule="auto"/>
-        <w:rPr>
-          <w:szCs w:val="28"/>
+        <w:spacing w:before="240" w:after="0" w:line="240" w:lineRule="auto"/>
+        <w:rPr>
+          <w:sz w:val="22"/>
         </w:rPr>
       </w:pPr>
       <w:bookmarkStart w:id="2" w:name="_heading=h.2et92p0" w:colFirst="0" w:colLast="0"/>
       <w:bookmarkEnd w:id="2"/>
-      <w:r>
-        <w:rPr>
-          <w:szCs w:val="28"/>
-        </w:rPr>
-        <w:t>Общих компетенций:</w:t>
-      </w:r>
-    </w:p>
-    <w:tbl>
-      <w:tblPr>
-        <w:tblStyle w:val="afe"/>
-        <w:tblW w:w="9345" w:type="dxa"/>
-        <w:tblInd w:w="-108" w:type="dxa"/>
-        <w:tblBorders>
-          <w:top w:val="single" w:sz="8" w:space="0" w:color="000000"/>
-          <w:left w:val="single" w:sz="8" w:space="0" w:color="000000"/>
-          <w:bottom w:val="single" w:sz="8" w:space="0" w:color="000000"/>
-          <w:right w:val="single" w:sz="8" w:space="0" w:color="000000"/>
-          <w:insideH w:val="single" w:sz="8" w:space="0" w:color="000000"/>
-          <w:insideV w:val="single" w:sz="8" w:space="0" w:color="000000"/>
-        </w:tblBorders>
-        <w:tblLayout w:type="fixed"/>
-        <w:tblLook w:val="0400" w:firstRow="0" w:lastRow="0" w:firstColumn="0" w:lastColumn="0" w:noHBand="0" w:noVBand="1"/>
-      </w:tblPr>
-      <w:tblGrid>
-        <w:gridCol w:w="875"/>
-        <w:gridCol w:w="7313"/>
-        <w:gridCol w:w="1157"/>
-      </w:tblGrid>
-      <w:tr>
-        <w:tc>
-          <w:tcPr>
-            <w:tcW w:w="875" w:type="dxa"/>
-          </w:tcPr>
-          <w:p>
-            <w:pPr>
-              <w:widowControl w:val="0"/>
-              <w:spacing w:after="0" w:line="240" w:lineRule="auto"/>
-              <w:rPr>
-                <w:color w:val="000000"/>
-                <w:sz w:val="20"/>
-                <w:szCs w:val="20"/>
-              </w:rPr>
-            </w:pPr>
-            <w:r>
-              <w:rPr>
-                <w:color w:val="000000"/>
-                <w:sz w:val="20"/>
-                <w:szCs w:val="20"/>
-              </w:rPr>
-              <w:t>Код</w:t>
-            </w:r>
-          </w:p>
-        </w:tc>
-        <w:tc>
-          <w:tcPr>
-            <w:tcW w:w="7313" w:type="dxa"/>
-          </w:tcPr>
-          <w:p>
-            <w:pPr>
-              <w:widowControl w:val="0"/>
-              <w:spacing w:after="0" w:line="240" w:lineRule="auto"/>
-              <w:rPr>
-                <w:color w:val="000000"/>
-                <w:sz w:val="20"/>
-                <w:szCs w:val="20"/>
-              </w:rPr>
-            </w:pPr>
-            <w:r>
-              <w:rPr>
-                <w:color w:val="000000"/>
-                <w:sz w:val="20"/>
-                <w:szCs w:val="20"/>
-              </w:rPr>
-              <w:t>Наименование компетенции</w:t>
-            </w:r>
-          </w:p>
-        </w:tc>
-        <w:tc>
-          <w:tcPr>
-            <w:tcW w:w="1157" w:type="dxa"/>
-          </w:tcPr>
-          <w:p>
-            <w:pPr>
-              <w:widowControl w:val="0"/>
-              <w:spacing w:after="0" w:line="240" w:lineRule="auto"/>
-              <w:rPr>
-                <w:sz w:val="20"/>
-                <w:szCs w:val="20"/>
-              </w:rPr>
-            </w:pPr>
-            <w:r>
-              <w:rPr>
-                <w:sz w:val="20"/>
-                <w:szCs w:val="20"/>
-              </w:rPr>
-              <w:t>Оценка</w:t>
-            </w:r>
-          </w:p>
-          <w:p>
-            <w:pPr>
-              <w:widowControl w:val="0"/>
-              <w:spacing w:after="0" w:line="240" w:lineRule="auto"/>
-              <w:rPr>
-                <w:i/>
-                <w:sz w:val="20"/>
-                <w:szCs w:val="20"/>
-              </w:rPr>
-            </w:pPr>
-            <w:r>
-              <w:rPr>
-                <w:i/>
-                <w:sz w:val="20"/>
-                <w:szCs w:val="20"/>
-              </w:rPr>
-              <w:t>(по 5-балльной системе)</w:t>
-            </w:r>
-          </w:p>
-        </w:tc>
-      </w:tr>
-      <w:tr>
-        <w:trPr>
-          <w:trHeight w:val="429"/>
-        </w:trPr>
-        <w:tc>
-          <w:tcPr>
-            <w:tcW w:w="875" w:type="dxa"/>
-          </w:tcPr>
-          <w:p>
-            <w:pPr>
-              <w:widowControl w:val="0"/>
-              <w:spacing w:after="0" w:line="240" w:lineRule="auto"/>
-              <w:rPr>
-                <w:color w:val="000000"/>
-                <w:sz w:val="20"/>
-                <w:szCs w:val="20"/>
-              </w:rPr>
-            </w:pPr>
-            <w:r>
-              <w:rPr>
-                <w:color w:val="000000"/>
-                <w:sz w:val="20"/>
-                <w:szCs w:val="20"/>
-              </w:rPr>
-              <w:t>ОК01.</w:t>
-            </w:r>
-          </w:p>
-        </w:tc>
-        <w:tc>
-          <w:tcPr>
-            <w:tcW w:w="7313" w:type="dxa"/>
-          </w:tcPr>
-          <w:p>
-            <w:pPr>
-              <w:widowControl w:val="0"/>
-              <w:spacing w:after="0" w:line="240" w:lineRule="auto"/>
-              <w:rPr>
-                <w:sz w:val="20"/>
-                <w:szCs w:val="20"/>
-              </w:rPr>
-            </w:pPr>
-            <w:r>
-              <w:rPr>
-                <w:color w:val="000000"/>
-                <w:sz w:val="20"/>
-                <w:szCs w:val="20"/>
-              </w:rPr>
-              <w:t>Выбирать способы решения задач профессиональной деятельности, применительно к различным контекстам</w:t>
-            </w:r>
-          </w:p>
-        </w:tc>
-        <w:tc>
-          <w:tcPr>
-            <w:tcW w:w="1157" w:type="dxa"/>
-          </w:tcPr>
-          <w:p>
-            <w:pPr>
-              <w:widowControl w:val="0"/>
-              <w:spacing w:after="0" w:line="240" w:lineRule="auto"/>
-              <w:rPr>
-                <w:sz w:val="20"/>
-                <w:szCs w:val="20"/>
-              </w:rPr>
-            </w:pPr>
-          </w:p>
-        </w:tc>
-      </w:tr>
-      <w:tr>
-        <w:tc>
-          <w:tcPr>
-            <w:tcW w:w="875" w:type="dxa"/>
-          </w:tcPr>
-          <w:p>
-            <w:pPr>
-              <w:widowControl w:val="0"/>
-              <w:spacing w:after="0" w:line="240" w:lineRule="auto"/>
-              <w:rPr>
-                <w:color w:val="000000"/>
-                <w:sz w:val="20"/>
-                <w:szCs w:val="20"/>
-              </w:rPr>
-            </w:pPr>
-            <w:r>
-              <w:rPr>
-                <w:color w:val="000000"/>
-                <w:sz w:val="20"/>
-                <w:szCs w:val="20"/>
-              </w:rPr>
-              <w:t>ОК02.</w:t>
-            </w:r>
-          </w:p>
-        </w:tc>
-        <w:tc>
-          <w:tcPr>
-            <w:tcW w:w="7313" w:type="dxa"/>
-          </w:tcPr>
-          <w:p>
-            <w:pPr>
-              <w:widowControl w:val="0"/>
-              <w:spacing w:after="0" w:line="240" w:lineRule="auto"/>
-              <w:rPr>
-                <w:i/>
-                <w:sz w:val="20"/>
-                <w:szCs w:val="20"/>
-              </w:rPr>
-            </w:pPr>
-            <w:r>
-              <w:rPr>
-                <w:color w:val="000000"/>
-                <w:sz w:val="20"/>
-                <w:szCs w:val="20"/>
-              </w:rPr>
-              <w:t>Использовать современные средства поиска, анализа и интерпретации информации и информационные технологии для выполнения задач профессиональной деятельности</w:t>
-            </w:r>
-          </w:p>
-        </w:tc>
-        <w:tc>
-          <w:tcPr>
-            <w:tcW w:w="1157" w:type="dxa"/>
-          </w:tcPr>
-          <w:p>
-            <w:pPr>
-              <w:widowControl w:val="0"/>
-              <w:spacing w:after="0" w:line="240" w:lineRule="auto"/>
-              <w:rPr>
-                <w:sz w:val="20"/>
-                <w:szCs w:val="20"/>
-              </w:rPr>
-            </w:pPr>
-          </w:p>
-        </w:tc>
-      </w:tr>
-      <w:tr>
-        <w:trPr>
-          <w:trHeight w:val="766"/>
-        </w:trPr>
-        <w:tc>
-          <w:tcPr>
-            <w:tcW w:w="875" w:type="dxa"/>
-          </w:tcPr>
-          <w:p>
-            <w:pPr>
-              <w:widowControl w:val="0"/>
-              <w:spacing w:after="0" w:line="240" w:lineRule="auto"/>
-              <w:rPr>
-                <w:color w:val="000000"/>
-                <w:sz w:val="20"/>
-                <w:szCs w:val="20"/>
-              </w:rPr>
-            </w:pPr>
-            <w:r>
-              <w:rPr>
-                <w:color w:val="000000"/>
-                <w:sz w:val="20"/>
-                <w:szCs w:val="20"/>
-              </w:rPr>
-              <w:t>ОК03.</w:t>
-            </w:r>
-          </w:p>
-        </w:tc>
-        <w:tc>
-          <w:tcPr>
-            <w:tcW w:w="7313" w:type="dxa"/>
-          </w:tcPr>
-          <w:p>
-            <w:pPr>
-              <w:widowControl w:val="0"/>
-              <w:spacing w:after="0" w:line="240" w:lineRule="auto"/>
-              <w:rPr>
-                <w:i/>
-                <w:sz w:val="20"/>
-                <w:szCs w:val="20"/>
-              </w:rPr>
-            </w:pPr>
-            <w:r>
-              <w:rPr>
-                <w:color w:val="000000"/>
-                <w:sz w:val="20"/>
-                <w:szCs w:val="20"/>
-              </w:rPr>
-              <w:t>Планировать и реализовывать собственное профессиональное и личностное развитие, предпринимательскую деятельность в профессиональной сфере, использовать знания по финансовой грамотности в различных жизненных ситуациях.</w:t>
-            </w:r>
-          </w:p>
-        </w:tc>
-        <w:tc>
-          <w:tcPr>
-            <w:tcW w:w="1157" w:type="dxa"/>
-          </w:tcPr>
-          <w:p>
-            <w:pPr>
-              <w:widowControl w:val="0"/>
-              <w:spacing w:after="0" w:line="240" w:lineRule="auto"/>
-              <w:rPr>
-                <w:sz w:val="20"/>
-                <w:szCs w:val="20"/>
-              </w:rPr>
-            </w:pPr>
-          </w:p>
-        </w:tc>
-      </w:tr>
-      <w:tr>
-        <w:tc>
-          <w:tcPr>
-            <w:tcW w:w="875" w:type="dxa"/>
-          </w:tcPr>
-          <w:p>
-            <w:pPr>
-              <w:widowControl w:val="0"/>
-              <w:spacing w:after="0" w:line="240" w:lineRule="auto"/>
-              <w:rPr>
-                <w:color w:val="000000"/>
-                <w:sz w:val="20"/>
-                <w:szCs w:val="20"/>
-              </w:rPr>
-            </w:pPr>
-            <w:r>
-              <w:rPr>
-                <w:color w:val="000000"/>
-                <w:sz w:val="20"/>
-                <w:szCs w:val="20"/>
-              </w:rPr>
-              <w:t>ОК04.</w:t>
-            </w:r>
-          </w:p>
-        </w:tc>
-        <w:tc>
-          <w:tcPr>
-            <w:tcW w:w="7313" w:type="dxa"/>
-          </w:tcPr>
-          <w:p>
-            <w:pPr>
-              <w:widowControl w:val="0"/>
-              <w:spacing w:after="0" w:line="240" w:lineRule="auto"/>
-              <w:rPr>
-                <w:sz w:val="20"/>
-                <w:szCs w:val="20"/>
-              </w:rPr>
-            </w:pPr>
-            <w:r>
-              <w:rPr>
-                <w:color w:val="000000"/>
-                <w:sz w:val="20"/>
-                <w:szCs w:val="20"/>
-              </w:rPr>
-              <w:t>Работать в коллективе и команде, эффективно взаимодействовать с коллегами, руководством, клиентами.</w:t>
-            </w:r>
-          </w:p>
-        </w:tc>
-        <w:tc>
-          <w:tcPr>
-            <w:tcW w:w="1157" w:type="dxa"/>
-          </w:tcPr>
-          <w:p>
-            <w:pPr>
-              <w:widowControl w:val="0"/>
-              <w:spacing w:after="0" w:line="240" w:lineRule="auto"/>
-              <w:rPr>
-                <w:sz w:val="20"/>
-                <w:szCs w:val="20"/>
-              </w:rPr>
-            </w:pPr>
-          </w:p>
-        </w:tc>
-      </w:tr>
-      <w:tr>
-        <w:tc>
-          <w:tcPr>
-            <w:tcW w:w="875" w:type="dxa"/>
-          </w:tcPr>
-          <w:p>
-            <w:pPr>
-              <w:widowControl w:val="0"/>
-              <w:spacing w:after="0" w:line="240" w:lineRule="auto"/>
-              <w:rPr>
-                <w:color w:val="000000"/>
-                <w:sz w:val="20"/>
-                <w:szCs w:val="20"/>
-              </w:rPr>
-            </w:pPr>
-            <w:r>
-              <w:rPr>
-                <w:color w:val="000000"/>
-                <w:sz w:val="20"/>
-                <w:szCs w:val="20"/>
-              </w:rPr>
-              <w:t>ОК05</w:t>
-            </w:r>
-          </w:p>
-        </w:tc>
-        <w:tc>
-          <w:tcPr>
-            <w:tcW w:w="7313" w:type="dxa"/>
-          </w:tcPr>
-          <w:p>
-            <w:pPr>
-              <w:widowControl w:val="0"/>
-              <w:spacing w:after="0" w:line="240" w:lineRule="auto"/>
-              <w:rPr>
-                <w:sz w:val="20"/>
-                <w:szCs w:val="20"/>
-              </w:rPr>
-            </w:pPr>
-            <w:r>
-              <w:rPr>
-                <w:color w:val="000000"/>
-                <w:sz w:val="20"/>
-                <w:szCs w:val="20"/>
-              </w:rPr>
-              <w:t>Осуществлять устную и письменную коммуникацию на государственном языке с учетом особенностей социального и культурного контекста.</w:t>
-            </w:r>
-          </w:p>
-        </w:tc>
-        <w:tc>
-          <w:tcPr>
-            <w:tcW w:w="1157" w:type="dxa"/>
-          </w:tcPr>
-          <w:p>
-            <w:pPr>
-              <w:widowControl w:val="0"/>
-              <w:spacing w:after="0" w:line="240" w:lineRule="auto"/>
-              <w:rPr>
-                <w:sz w:val="20"/>
-                <w:szCs w:val="20"/>
-              </w:rPr>
-            </w:pPr>
-          </w:p>
-        </w:tc>
-      </w:tr>
-      <w:tr>
-        <w:tc>
-          <w:tcPr>
-            <w:tcW w:w="875" w:type="dxa"/>
-          </w:tcPr>
-          <w:p>
-            <w:pPr>
-              <w:widowControl w:val="0"/>
-              <w:spacing w:after="0" w:line="240" w:lineRule="auto"/>
-              <w:rPr>
-                <w:color w:val="000000"/>
-                <w:sz w:val="20"/>
-                <w:szCs w:val="20"/>
-              </w:rPr>
-            </w:pPr>
-            <w:r>
-              <w:rPr>
-                <w:color w:val="000000"/>
-                <w:sz w:val="20"/>
-                <w:szCs w:val="20"/>
-              </w:rPr>
-              <w:t>ОК06.</w:t>
-            </w:r>
-          </w:p>
-        </w:tc>
-        <w:tc>
-          <w:tcPr>
-            <w:tcW w:w="7313" w:type="dxa"/>
-          </w:tcPr>
-          <w:p>
-            <w:pPr>
-              <w:widowControl w:val="0"/>
-              <w:spacing w:after="0" w:line="240" w:lineRule="auto"/>
-              <w:rPr>
-                <w:sz w:val="20"/>
-                <w:szCs w:val="20"/>
-              </w:rPr>
-            </w:pPr>
-            <w:r>
-              <w:rPr>
-                <w:color w:val="000000"/>
-                <w:sz w:val="20"/>
-                <w:szCs w:val="20"/>
-              </w:rPr>
-              <w:t>Проявлять гражданско-патриотическую позицию, демонстрировать осознанное поведение на основе традиционных общечеловеческих ценностей.</w:t>
-            </w:r>
-          </w:p>
-        </w:tc>
-        <w:tc>
-          <w:tcPr>
-            <w:tcW w:w="1157" w:type="dxa"/>
-          </w:tcPr>
-          <w:p>
-            <w:pPr>
-              <w:widowControl w:val="0"/>
-              <w:spacing w:after="0" w:line="240" w:lineRule="auto"/>
-              <w:rPr>
-                <w:sz w:val="20"/>
-                <w:szCs w:val="20"/>
-              </w:rPr>
-            </w:pPr>
-          </w:p>
-        </w:tc>
-      </w:tr>
-      <w:tr>
-        <w:tc>
-          <w:tcPr>
-            <w:tcW w:w="875" w:type="dxa"/>
-          </w:tcPr>
-          <w:p>
-            <w:pPr>
-              <w:widowControl w:val="0"/>
-              <w:spacing w:after="0" w:line="240" w:lineRule="auto"/>
-              <w:rPr>
-                <w:color w:val="000000"/>
-                <w:sz w:val="20"/>
-                <w:szCs w:val="20"/>
-              </w:rPr>
-            </w:pPr>
-            <w:r>
-              <w:rPr>
-                <w:color w:val="000000"/>
-                <w:sz w:val="20"/>
-                <w:szCs w:val="20"/>
-              </w:rPr>
-              <w:t>ОК07.</w:t>
-            </w:r>
-          </w:p>
-        </w:tc>
-        <w:tc>
-          <w:tcPr>
-            <w:tcW w:w="7313" w:type="dxa"/>
-          </w:tcPr>
-          <w:p>
-            <w:pPr>
-              <w:widowControl w:val="0"/>
-              <w:spacing w:after="0" w:line="240" w:lineRule="auto"/>
-              <w:rPr>
-                <w:sz w:val="20"/>
-                <w:szCs w:val="20"/>
-              </w:rPr>
-            </w:pPr>
-            <w:r>
-              <w:rPr>
-                <w:color w:val="000000"/>
-                <w:sz w:val="20"/>
-                <w:szCs w:val="20"/>
-              </w:rPr>
-              <w:t>Содействовать сохранению окружающей среды, ресурсосбережению, эффективно действовать в чрезвычайных ситуациях.</w:t>
-            </w:r>
-          </w:p>
-        </w:tc>
-        <w:tc>
-          <w:tcPr>
-            <w:tcW w:w="1157" w:type="dxa"/>
-          </w:tcPr>
-          <w:p>
-            <w:pPr>
-              <w:widowControl w:val="0"/>
-              <w:spacing w:after="0" w:line="240" w:lineRule="auto"/>
-              <w:rPr>
-                <w:sz w:val="20"/>
-                <w:szCs w:val="20"/>
-              </w:rPr>
-            </w:pPr>
-          </w:p>
-        </w:tc>
-      </w:tr>
-      <w:tr>
-        <w:tc>
-          <w:tcPr>
-            <w:tcW w:w="875" w:type="dxa"/>
-          </w:tcPr>
-          <w:p>
-            <w:pPr>
-              <w:widowControl w:val="0"/>
-              <w:spacing w:after="0" w:line="240" w:lineRule="auto"/>
-              <w:rPr>
-                <w:color w:val="000000"/>
-                <w:sz w:val="20"/>
-                <w:szCs w:val="20"/>
-              </w:rPr>
-            </w:pPr>
-            <w:r>
-              <w:rPr>
-                <w:color w:val="000000"/>
-                <w:sz w:val="20"/>
-                <w:szCs w:val="20"/>
-              </w:rPr>
-              <w:t>ОК08.</w:t>
-            </w:r>
-          </w:p>
-        </w:tc>
-        <w:tc>
-          <w:tcPr>
-            <w:tcW w:w="7313" w:type="dxa"/>
-          </w:tcPr>
-          <w:p>
-            <w:pPr>
-              <w:widowControl w:val="0"/>
-              <w:spacing w:after="0" w:line="240" w:lineRule="auto"/>
-              <w:rPr>
-                <w:sz w:val="20"/>
-                <w:szCs w:val="20"/>
-              </w:rPr>
-            </w:pPr>
-            <w:r>
-              <w:rPr>
-                <w:color w:val="000000"/>
-                <w:sz w:val="20"/>
-                <w:szCs w:val="20"/>
-              </w:rPr>
-              <w:t>Использовать средства физической культуры для сохранения и укрепления здоровья в процессе профессиональной деятельности и поддержания необходимого уровня физической подготовленности.</w:t>
-            </w:r>
-          </w:p>
-        </w:tc>
-        <w:tc>
-          <w:tcPr>
-            <w:tcW w:w="1157" w:type="dxa"/>
-          </w:tcPr>
-          <w:p>
-            <w:pPr>
-              <w:widowControl w:val="0"/>
-              <w:spacing w:after="0" w:line="240" w:lineRule="auto"/>
-              <w:rPr>
-                <w:sz w:val="20"/>
-                <w:szCs w:val="20"/>
-              </w:rPr>
-            </w:pPr>
-          </w:p>
-        </w:tc>
-      </w:tr>
-      <w:tr>
-        <w:trPr>
-          <w:trHeight w:val="400"/>
-        </w:trPr>
-        <w:tc>
-          <w:tcPr>
-            <w:tcW w:w="875" w:type="dxa"/>
-          </w:tcPr>
-          <w:p>
-            <w:pPr>
-              <w:widowControl w:val="0"/>
-              <w:spacing w:after="0" w:line="240" w:lineRule="auto"/>
-              <w:rPr>
-                <w:color w:val="000000"/>
-                <w:sz w:val="20"/>
-                <w:szCs w:val="20"/>
-              </w:rPr>
-            </w:pPr>
-            <w:r>
-              <w:rPr>
-                <w:color w:val="000000"/>
-                <w:sz w:val="20"/>
-                <w:szCs w:val="20"/>
-              </w:rPr>
-              <w:t>ОК09.</w:t>
-            </w:r>
-          </w:p>
-        </w:tc>
-        <w:tc>
-          <w:tcPr>
-            <w:tcW w:w="7313" w:type="dxa"/>
-          </w:tcPr>
-          <w:p>
-            <w:pPr>
-              <w:widowControl w:val="0"/>
-              <w:spacing w:after="0" w:line="240" w:lineRule="auto"/>
-              <w:rPr>
-                <w:sz w:val="20"/>
-                <w:szCs w:val="20"/>
-              </w:rPr>
-            </w:pPr>
-            <w:r>
-              <w:rPr>
-                <w:color w:val="000000"/>
-                <w:sz w:val="20"/>
-                <w:szCs w:val="20"/>
-              </w:rPr>
-              <w:t>Использовать информационные технологии в профессиональной деятельности.</w:t>
-            </w:r>
-          </w:p>
-        </w:tc>
-        <w:tc>
-          <w:tcPr>
-            <w:tcW w:w="1157" w:type="dxa"/>
-          </w:tcPr>
-          <w:p>
-            <w:pPr>
-              <w:widowControl w:val="0"/>
-              <w:spacing w:after="0" w:line="240" w:lineRule="auto"/>
-              <w:rPr>
-                <w:sz w:val="20"/>
-                <w:szCs w:val="20"/>
-              </w:rPr>
-            </w:pPr>
-          </w:p>
-        </w:tc>
-      </w:tr>
-      <w:tr>
-        <w:tc>
-          <w:tcPr>
-            <w:tcW w:w="875" w:type="dxa"/>
-          </w:tcPr>
-          <w:p>
-            <w:pPr>
-              <w:widowControl w:val="0"/>
-              <w:spacing w:after="0" w:line="240" w:lineRule="auto"/>
-              <w:rPr>
-                <w:color w:val="000000"/>
-                <w:sz w:val="20"/>
-                <w:szCs w:val="20"/>
-              </w:rPr>
-            </w:pPr>
-            <w:r>
-              <w:rPr>
-                <w:color w:val="000000"/>
-                <w:sz w:val="20"/>
-                <w:szCs w:val="20"/>
-              </w:rPr>
-              <w:t>ОК10.</w:t>
-            </w:r>
-          </w:p>
-        </w:tc>
-        <w:tc>
-          <w:tcPr>
-            <w:tcW w:w="7313" w:type="dxa"/>
-          </w:tcPr>
-          <w:p>
-            <w:pPr>
-              <w:widowControl w:val="0"/>
-              <w:spacing w:after="0" w:line="240" w:lineRule="auto"/>
-              <w:rPr>
-                <w:sz w:val="20"/>
-                <w:szCs w:val="20"/>
-              </w:rPr>
-            </w:pPr>
-            <w:r>
-              <w:rPr>
-                <w:color w:val="000000"/>
-                <w:sz w:val="20"/>
-                <w:szCs w:val="20"/>
-              </w:rPr>
-              <w:t>Пользоваться профессиональной документацией на государственном и иностранном языках.</w:t>
-            </w:r>
-          </w:p>
-        </w:tc>
-        <w:tc>
-          <w:tcPr>
-            <w:tcW w:w="1157" w:type="dxa"/>
-          </w:tcPr>
-          <w:p>
-            <w:pPr>
-              <w:widowControl w:val="0"/>
-              <w:spacing w:after="0" w:line="240" w:lineRule="auto"/>
-              <w:rPr>
-                <w:sz w:val="20"/>
-                <w:szCs w:val="20"/>
-              </w:rPr>
-            </w:pPr>
-          </w:p>
-        </w:tc>
-      </w:tr>
-      <w:tr>
-        <w:tc>
-          <w:tcPr>
-            <w:tcW w:w="875" w:type="dxa"/>
-          </w:tcPr>
-          <w:p>
-            <w:pPr>
-              <w:widowControl w:val="0"/>
-              <w:spacing w:after="0" w:line="240" w:lineRule="auto"/>
-              <w:rPr>
-                <w:color w:val="000000"/>
-                <w:sz w:val="20"/>
-                <w:szCs w:val="20"/>
-              </w:rPr>
-            </w:pPr>
-            <w:r>
-              <w:rPr>
-                <w:color w:val="000000"/>
-                <w:sz w:val="20"/>
-                <w:szCs w:val="20"/>
-              </w:rPr>
-              <w:t>ОК11.</w:t>
-            </w:r>
-          </w:p>
-        </w:tc>
-        <w:tc>
-          <w:tcPr>
-            <w:tcW w:w="7313" w:type="dxa"/>
-          </w:tcPr>
-          <w:p>
-            <w:pPr>
-              <w:widowControl w:val="0"/>
-              <w:spacing w:after="0" w:line="240" w:lineRule="auto"/>
-              <w:rPr>
-                <w:sz w:val="20"/>
-                <w:szCs w:val="20"/>
-              </w:rPr>
-            </w:pPr>
-            <w:r>
-              <w:rPr>
-                <w:color w:val="000000"/>
-                <w:sz w:val="20"/>
-                <w:szCs w:val="20"/>
-              </w:rPr>
-              <w:t>Планировать предпринимательскую деятельность в профессиональной сфере.</w:t>
-            </w:r>
-          </w:p>
-        </w:tc>
-        <w:tc>
-          <w:tcPr>
-            <w:tcW w:w="1157" w:type="dxa"/>
-          </w:tcPr>
-          <w:p>
-            <w:pPr>
-              <w:widowControl w:val="0"/>
-              <w:spacing w:after="0" w:line="240" w:lineRule="auto"/>
-              <w:rPr>
-                <w:sz w:val="20"/>
-                <w:szCs w:val="20"/>
-              </w:rPr>
-            </w:pPr>
-          </w:p>
-        </w:tc>
-      </w:tr>
-    </w:tbl>
+    </w:p>
     <w:p>
       <w:pPr>
         <w:spacing w:before="240" w:after="0" w:line="240" w:lineRule="auto"/>
@@ -2741,7 +1954,13 @@
         <w:rPr>
           <w:sz w:val="22"/>
         </w:rPr>
-        <w:t>Руководитель по производственной</w:t>
+        <w:t xml:space="preserve">Руководитель по </w:t>
+      </w:r>
+      <w:r>
+        <w:rPr>
+          <w:sz w:val="22"/>
+        </w:rPr>
+        <w:t>учебной</w:t>
       </w:r>
     </w:p>
     <w:p>
@@ -3387,6 +2606,26 @@
                 <w:sz w:val="22"/>
               </w:rPr>
             </w:pPr>
+            <w:r>
+              <w:rPr>
+                <w:sz w:val="24"/>
+              </w:rPr>
+              <w:t xml:space="preserve">Реализован </w:t>
+            </w:r>
+            <w:proofErr w:type="spellStart"/>
+            <w:r>
+              <w:rPr>
+                <w:sz w:val="24"/>
+              </w:rPr>
+              <w:t>AppDbContext</w:t>
+            </w:r>
+            <w:proofErr w:type="spellEnd"/>
+            <w:r>
+              <w:rPr>
+                <w:sz w:val="24"/>
+              </w:rPr>
+              <w:t xml:space="preserve"> и фабрика миграций</w:t>
+            </w:r>
           </w:p>
         </w:tc>
         <w:tc>
@@ -3437,17 +2676,29 @@
               <w:spacing w:after="0" w:line="240" w:lineRule="auto"/>
               <w:rPr>
                 <w:rFonts w:eastAsia="Times New Roman" w:cs="Times New Roman"/>
-                <w:color w:val="FF0000"/>
                 <w:sz w:val="22"/>
               </w:rPr>
             </w:pPr>
             <w:r>
               <w:rPr>
                 <w:rFonts w:eastAsia="Times New Roman" w:cs="Times New Roman"/>
-                <w:color w:val="FF0000"/>
-                <w:sz w:val="22"/>
-              </w:rPr>
-              <w:t>17.06</w:t>
+                <w:sz w:val="22"/>
+              </w:rPr>
+              <w:t>20</w:t>
+            </w:r>
+            <w:r>
+              <w:rPr>
+                <w:rFonts w:eastAsia="Times New Roman" w:cs="Times New Roman"/>
+                <w:sz w:val="22"/>
+              </w:rPr>
+              <w:t>.0</w:t>
+            </w:r>
+            <w:r>
+              <w:rPr>
+                <w:rFonts w:eastAsia="Times New Roman" w:cs="Times New Roman"/>
+                <w:sz w:val="22"/>
+              </w:rPr>
+              <w:t>4</w:t>
             </w:r>
           </w:p>
         </w:tc>
@@ -3468,10 +2719,15 @@
               <w:spacing w:after="0" w:line="240" w:lineRule="auto"/>
               <w:rPr>
                 <w:rFonts w:eastAsia="Times New Roman" w:cs="Times New Roman"/>
-                <w:color w:val="FF0000"/>
                 <w:sz w:val="22"/>
               </w:rPr>
             </w:pPr>
+            <w:r>
+              <w:rPr>
+                <w:sz w:val="24"/>
+              </w:rPr>
+              <w:t>Созданы формы справочников</w:t>
+            </w:r>
           </w:p>
         </w:tc>
         <w:tc>
@@ -3491,14 +2747,12 @@
               <w:spacing w:after="0" w:line="240" w:lineRule="auto"/>
               <w:rPr>
                 <w:rFonts w:eastAsia="Times New Roman" w:cs="Times New Roman"/>
-                <w:color w:val="FF0000"/>
                 <w:sz w:val="22"/>
               </w:rPr>
             </w:pPr>
             <w:r>
               <w:rPr>
                 <w:rFonts w:eastAsia="Times New Roman" w:cs="Times New Roman"/>
-                <w:color w:val="FF0000"/>
                 <w:sz w:val="22"/>
               </w:rPr>
               <w:t>выполнено</w:t>
@@ -3524,17 +2778,29 @@
               <w:spacing w:after="0" w:line="240" w:lineRule="auto"/>
               <w:rPr>
                 <w:rFonts w:eastAsia="Times New Roman" w:cs="Times New Roman"/>
-                <w:color w:val="FF0000"/>
                 <w:sz w:val="22"/>
               </w:rPr>
             </w:pPr>
             <w:r>
               <w:rPr>
                 <w:rFonts w:eastAsia="Times New Roman" w:cs="Times New Roman"/>
-                <w:color w:val="FF0000"/>
-                <w:sz w:val="22"/>
-              </w:rPr>
-              <w:t>18.06</w:t>
+                <w:sz w:val="22"/>
+              </w:rPr>
+              <w:t>2</w:t>
+            </w:r>
+            <w:r>
+              <w:rPr>
+                <w:rFonts w:eastAsia="Times New Roman" w:cs="Times New Roman"/>
+                <w:sz w:val="22"/>
+              </w:rPr>
+              <w:t>1</w:t>
+            </w:r>
+            <w:r>
+              <w:rPr>
+                <w:rFonts w:eastAsia="Times New Roman" w:cs="Times New Roman"/>
+                <w:sz w:val="22"/>
+              </w:rPr>
+              <w:t>.04</w:t>
             </w:r>
           </w:p>
         </w:tc>
@@ -3555,16 +2821,14 @@
               <w:spacing w:after="0" w:line="240" w:lineRule="auto"/>
               <w:rPr>
                 <w:rFonts w:eastAsia="Times New Roman" w:cs="Times New Roman"/>
-                <w:color w:val="FF0000"/>
                 <w:sz w:val="22"/>
               </w:rPr>
             </w:pPr>
             <w:r>
               <w:rPr>
-                <w:color w:val="FF0000"/>
-                <w:sz w:val="22"/>
-              </w:rPr>
-              <w:t>Разработка модуля авторизации и учета пользователей.</w:t>
+                <w:sz w:val="24"/>
+              </w:rPr>
+              <w:t>Реализована форма документов</w:t>
             </w:r>
           </w:p>
         </w:tc>
@@ -3585,14 +2849,12 @@
               <w:spacing w:after="0" w:line="240" w:lineRule="auto"/>
               <w:rPr>
                 <w:rFonts w:eastAsia="Times New Roman" w:cs="Times New Roman"/>
-                <w:color w:val="FF0000"/>
                 <w:sz w:val="22"/>
               </w:rPr>
             </w:pPr>
             <w:r>
               <w:rPr>
                 <w:rFonts w:eastAsia="Times New Roman" w:cs="Times New Roman"/>
-                <w:color w:val="FF0000"/>
                 <w:sz w:val="22"/>
               </w:rPr>
               <w:t>выполнено</w:t>
@@ -3618,17 +2880,29 @@
               <w:spacing w:after="0" w:line="240" w:lineRule="auto"/>
               <w:rPr>
                 <w:rFonts w:eastAsia="Times New Roman" w:cs="Times New Roman"/>
-                <w:color w:val="FF0000"/>
                 <w:sz w:val="22"/>
               </w:rPr>
             </w:pPr>
             <w:r>
               <w:rPr>
                 <w:rFonts w:eastAsia="Times New Roman" w:cs="Times New Roman"/>
-                <w:color w:val="FF0000"/>
-                <w:sz w:val="22"/>
-              </w:rPr>
-              <w:t>19.06</w:t>
+                <w:sz w:val="22"/>
+              </w:rPr>
+              <w:t>2</w:t>
+            </w:r>
+            <w:r>
+              <w:rPr>
+                <w:rFonts w:eastAsia="Times New Roman" w:cs="Times New Roman"/>
+                <w:sz w:val="22"/>
+              </w:rPr>
+              <w:t>2</w:t>
+            </w:r>
+            <w:r>
+              <w:rPr>
+                <w:rFonts w:eastAsia="Times New Roman" w:cs="Times New Roman"/>
+                <w:sz w:val="22"/>
+              </w:rPr>
+              <w:t>.04</w:t>
             </w:r>
           </w:p>
         </w:tc>
@@ -3641,7 +2915,7 @@
               <w:widowControl w:val="0"/>
               <w:spacing w:after="0" w:line="240" w:lineRule="auto"/>
               <w:rPr>
-                <w:color w:val="FF0000"/>
+                <w:rFonts w:eastAsia="Times New Roman" w:cs="Times New Roman"/>
                 <w:sz w:val="22"/>
               </w:rPr>
             </w:pPr>
@@ -3649,30 +2923,10 @@
             <w:bookmarkEnd w:id="4"/>
             <w:r>
               <w:rPr>
-                <w:rFonts w:ascii="Times" w:eastAsia="Times" w:hAnsi="Times" w:cs="Times"/>
-                <w:color w:val="FF0000"/>
-                <w:sz w:val="22"/>
-              </w:rPr>
-              <w:t>Завершение текущих проектов. Подведение итогов практики и самоанализ.</w:t>
-            </w:r>
-          </w:p>
-          <w:p>
-            <w:pPr>
-              <w:widowControl w:val="0"/>
-              <w:pBdr>
-                <w:top w:val="nil"/>
-                <w:left w:val="nil"/>
-                <w:bottom w:val="nil"/>
-                <w:right w:val="nil"/>
-                <w:between w:val="nil"/>
-              </w:pBdr>
-              <w:spacing w:after="0" w:line="240" w:lineRule="auto"/>
-              <w:rPr>
-                <w:rFonts w:eastAsia="Times New Roman" w:cs="Times New Roman"/>
-                <w:color w:val="FF0000"/>
-                <w:sz w:val="22"/>
-              </w:rPr>
-            </w:pPr>
+                <w:sz w:val="24"/>
+              </w:rPr>
+              <w:t>Реализована форма маршрутов согласования</w:t>
+            </w:r>
           </w:p>
         </w:tc>
         <w:tc>
@@ -3692,14 +2946,12 @@
               <w:spacing w:after="0" w:line="240" w:lineRule="auto"/>
               <w:rPr>
                 <w:rFonts w:eastAsia="Times New Roman" w:cs="Times New Roman"/>
-                <w:color w:val="FF0000"/>
                 <w:sz w:val="22"/>
               </w:rPr>
             </w:pPr>
             <w:r>
               <w:rPr>
                 <w:rFonts w:eastAsia="Times New Roman" w:cs="Times New Roman"/>
-                <w:color w:val="FF0000"/>
                 <w:sz w:val="22"/>
               </w:rPr>
               <w:t>выполнено</w:t>
@@ -3725,17 +2977,29 @@
               <w:spacing w:after="0" w:line="240" w:lineRule="auto"/>
               <w:rPr>
                 <w:rFonts w:eastAsia="Times New Roman" w:cs="Times New Roman"/>
-                <w:color w:val="FF0000"/>
                 <w:sz w:val="22"/>
               </w:rPr>
             </w:pPr>
             <w:r>
               <w:rPr>
                 <w:rFonts w:eastAsia="Times New Roman" w:cs="Times New Roman"/>
-                <w:color w:val="FF0000"/>
-                <w:sz w:val="22"/>
-              </w:rPr>
-              <w:t>20.06</w:t>
+                <w:sz w:val="22"/>
+              </w:rPr>
+              <w:t>2</w:t>
+            </w:r>
+            <w:r>
+              <w:rPr>
+                <w:rFonts w:eastAsia="Times New Roman" w:cs="Times New Roman"/>
+                <w:sz w:val="22"/>
+              </w:rPr>
+              <w:t>3</w:t>
+            </w:r>
+            <w:r>
+              <w:rPr>
+                <w:rFonts w:eastAsia="Times New Roman" w:cs="Times New Roman"/>
+                <w:sz w:val="22"/>
+              </w:rPr>
+              <w:t>.04</w:t>
             </w:r>
           </w:p>
         </w:tc>
@@ -3743,26 +3007,6 @@
           <w:tcPr>
             <w:tcW w:w="5198" w:type="dxa"/>
           </w:tcPr>
-          <w:p>
-            <w:pPr>
-              <w:widowControl w:val="0"/>
-              <w:spacing w:after="0" w:line="240" w:lineRule="auto"/>
-              <w:rPr>
-                <w:color w:val="FF0000"/>
-                <w:sz w:val="22"/>
-              </w:rPr>
-            </w:pPr>
-            <w:bookmarkStart w:id="5" w:name="bookmark=id.1fob9te" w:colFirst="0" w:colLast="0"/>
-            <w:bookmarkEnd w:id="5"/>
-            <w:r>
-              <w:rPr>
-                <w:rFonts w:ascii="Times" w:eastAsia="Times" w:hAnsi="Times" w:cs="Times"/>
-                <w:color w:val="FF0000"/>
-                <w:sz w:val="22"/>
-              </w:rPr>
-              <w:t>Формирование отчета по практике. Заполнение дневника и другой документации в отчетности. Получение отзыва руководителя практики от предприятия. Финальная подготовка отчетности к защите практики, состоящей из индивидуального задания, анкетных данных, дневника, отчета.</w:t>
-            </w:r>
-          </w:p>
           <w:p>
             <w:pPr>
               <w:widowControl w:val="0"/>
@@ -3776,10 +3020,11 @@
               <w:spacing w:after="0" w:line="240" w:lineRule="auto"/>
               <w:rPr>
                 <w:rFonts w:eastAsia="Times New Roman" w:cs="Times New Roman"/>
-                <w:color w:val="FF0000"/>
                 <w:sz w:val="22"/>
               </w:rPr>
             </w:pPr>
+            <w:bookmarkStart w:id="5" w:name="bookmark=id.1fob9te" w:colFirst="0" w:colLast="0"/>
+            <w:bookmarkEnd w:id="5"/>
           </w:p>
         </w:tc>
         <w:tc>
@@ -3799,14 +3044,12 @@
               <w:spacing w:after="0" w:line="240" w:lineRule="auto"/>
               <w:rPr>
                 <w:rFonts w:eastAsia="Times New Roman" w:cs="Times New Roman"/>
-                <w:color w:val="FF0000"/>
                 <w:sz w:val="22"/>
               </w:rPr>
             </w:pPr>
             <w:r>
               <w:rPr>
                 <w:rFonts w:eastAsia="Times New Roman" w:cs="Times New Roman"/>
-                <w:color w:val="FF0000"/>
                 <w:sz w:val="22"/>
               </w:rPr>
               <w:t>выполнено</w:t>
@@ -3832,17 +3075,29 @@
               <w:spacing w:after="0" w:line="240" w:lineRule="auto"/>
               <w:rPr>
                 <w:rFonts w:eastAsia="Times New Roman" w:cs="Times New Roman"/>
-                <w:color w:val="FF0000"/>
                 <w:sz w:val="22"/>
               </w:rPr>
             </w:pPr>
             <w:r>
               <w:rPr>
                 <w:rFonts w:eastAsia="Times New Roman" w:cs="Times New Roman"/>
-                <w:color w:val="FF0000"/>
-                <w:sz w:val="22"/>
-              </w:rPr>
-              <w:t>21.06</w:t>
+                <w:sz w:val="22"/>
+              </w:rPr>
+              <w:t>2</w:t>
+            </w:r>
+            <w:r>
+              <w:rPr>
+                <w:rFonts w:eastAsia="Times New Roman" w:cs="Times New Roman"/>
+                <w:sz w:val="22"/>
+              </w:rPr>
+              <w:t>4</w:t>
+            </w:r>
+            <w:r>
+              <w:rPr>
+                <w:rFonts w:eastAsia="Times New Roman" w:cs="Times New Roman"/>
+                <w:sz w:val="22"/>
+              </w:rPr>
+              <w:t>.04</w:t>
             </w:r>
           </w:p>
         </w:tc>
@@ -3850,26 +3105,6 @@
           <w:tcPr>
             <w:tcW w:w="5198" w:type="dxa"/>
           </w:tcPr>
-          <w:p>
-            <w:pPr>
-              <w:widowControl w:val="0"/>
-              <w:spacing w:after="0" w:line="240" w:lineRule="auto"/>
-              <w:rPr>
-                <w:color w:val="FF0000"/>
-                <w:sz w:val="22"/>
-              </w:rPr>
-            </w:pPr>
-            <w:bookmarkStart w:id="6" w:name="bookmark=id.3znysh7" w:colFirst="0" w:colLast="0"/>
-            <w:bookmarkEnd w:id="6"/>
-            <w:r>
-              <w:rPr>
-                <w:rFonts w:ascii="Times" w:eastAsia="Times" w:hAnsi="Times" w:cs="Times"/>
-                <w:color w:val="FF0000"/>
-                <w:sz w:val="22"/>
-              </w:rPr>
-              <w:t>Итоговая конференция по практике. Защита практики. Сдача отчетной документации.</w:t>
-            </w:r>
-          </w:p>
           <w:p>
             <w:pPr>
               <w:widowControl w:val="0"/>
@@ -3883,10 +3118,11 @@
               <w:spacing w:after="0" w:line="240" w:lineRule="auto"/>
               <w:rPr>
                 <w:rFonts w:eastAsia="Times New Roman" w:cs="Times New Roman"/>
-                <w:color w:val="FF0000"/>
                 <w:sz w:val="22"/>
               </w:rPr>
             </w:pPr>
+            <w:bookmarkStart w:id="6" w:name="bookmark=id.3znysh7" w:colFirst="0" w:colLast="0"/>
+            <w:bookmarkEnd w:id="6"/>
           </w:p>
         </w:tc>
         <w:tc>
@@ -3906,14 +3142,12 @@
               <w:spacing w:after="0" w:line="240" w:lineRule="auto"/>
               <w:rPr>
                 <w:rFonts w:eastAsia="Times New Roman" w:cs="Times New Roman"/>
-                <w:color w:val="FF0000"/>
                 <w:sz w:val="22"/>
               </w:rPr>
             </w:pPr>
             <w:r>
               <w:rPr>
                 <w:rFonts w:eastAsia="Times New Roman" w:cs="Times New Roman"/>
-                <w:color w:val="FF0000"/>
                 <w:sz w:val="22"/>
               </w:rPr>
               <w:t>выполнено</w:t>
@@ -3966,7 +3200,13 @@
         <w:rPr>
           <w:sz w:val="22"/>
         </w:rPr>
-        <w:t>Руководитель по производственной</w:t>
+        <w:t xml:space="preserve">Руководитель по </w:t>
+      </w:r>
+      <w:r>
+        <w:rPr>
+          <w:sz w:val="22"/>
+        </w:rPr>
+        <w:t>учебной</w:t>
       </w:r>
     </w:p>
     <w:p>
@@ -4002,8 +3242,6 @@
         <w:spacing w:after="0" w:line="240" w:lineRule="auto"/>
         <w:jc w:val="center"/>
       </w:pPr>
-      <w:bookmarkStart w:id="7" w:name="_GoBack"/>
-      <w:bookmarkEnd w:id="7"/>
       <w:r>
         <w:lastRenderedPageBreak/>
         <w:t>ОТЧЕТ О</w:t>
@@ -4027,1071 +3265,6 @@
     <w:p>
       <w:pPr>
         <w:rPr>
-          <w:color w:val="FF0000"/>
-        </w:rPr>
-      </w:pPr>
-      <w:r>
-        <w:rPr>
-          <w:i/>
-          <w:color w:val="FF0000"/>
-          <w:szCs w:val="28"/>
-        </w:rPr>
-        <w:t>Пример для типографии</w:t>
-      </w:r>
-    </w:p>
-    <w:p>
-      <w:pPr>
-        <w:shd w:val="clear" w:color="auto" w:fill="FFFFFF"/>
-        <w:spacing w:after="0"/>
-        <w:rPr>
-          <w:rFonts w:eastAsia="Times New Roman" w:cs="Times New Roman"/>
-          <w:color w:val="FF0000"/>
-          <w:szCs w:val="28"/>
-        </w:rPr>
-      </w:pPr>
-      <w:r>
-        <w:rPr>
-          <w:color w:val="FF0000"/>
-          <w:szCs w:val="28"/>
-        </w:rPr>
-        <w:t>В ходе практики в типографии мне удалось получить ценный опыт работы в полиграфической сфере. За время прохождения практики я ознакомился со всеми основными этапами типографского производства:</w:t>
-      </w:r>
-    </w:p>
-    <w:p>
-      <w:pPr>
-        <w:numPr>
-          <w:ilvl w:val="0"/>
-          <w:numId w:val="2"/>
-        </w:numPr>
-        <w:pBdr>
-          <w:top w:val="nil"/>
-          <w:left w:val="nil"/>
-          <w:bottom w:val="nil"/>
-          <w:right w:val="nil"/>
-          <w:between w:val="nil"/>
-        </w:pBdr>
-        <w:shd w:val="clear" w:color="auto" w:fill="FFFFFF"/>
-        <w:spacing w:after="0"/>
-        <w:ind w:hanging="360"/>
-        <w:rPr>
-          <w:rFonts w:eastAsia="Times New Roman" w:cs="Times New Roman"/>
-          <w:color w:val="FF0000"/>
-          <w:szCs w:val="28"/>
-        </w:rPr>
-      </w:pPr>
-      <w:r>
-        <w:rPr>
-          <w:rFonts w:eastAsia="Times New Roman" w:cs="Times New Roman"/>
-          <w:color w:val="FF0000"/>
-          <w:szCs w:val="28"/>
-        </w:rPr>
-        <w:t xml:space="preserve">прием и обработка заказов </w:t>
-      </w:r>
-    </w:p>
-    <w:p>
-      <w:pPr>
-        <w:shd w:val="clear" w:color="auto" w:fill="FFFFFF"/>
-        <w:spacing w:after="0"/>
-        <w:rPr>
-          <w:rFonts w:eastAsia="Times New Roman" w:cs="Times New Roman"/>
-          <w:color w:val="FF0000"/>
-          <w:szCs w:val="28"/>
-        </w:rPr>
-      </w:pPr>
-      <w:r>
-        <w:rPr>
-          <w:color w:val="FF0000"/>
-          <w:szCs w:val="28"/>
-        </w:rPr>
-        <w:t xml:space="preserve">    </w:t>
-      </w:r>
-      <w:r>
-        <w:rPr>
-          <w:color w:val="FF0000"/>
-          <w:szCs w:val="28"/>
-          <w:highlight w:val="white"/>
-        </w:rPr>
-        <w:t> -    анализ и выбор наиболее эффективных концепций.</w:t>
-      </w:r>
-    </w:p>
-    <w:p>
-      <w:pPr>
-        <w:shd w:val="clear" w:color="auto" w:fill="FFFFFF"/>
-        <w:spacing w:after="0"/>
-        <w:rPr>
-          <w:rFonts w:eastAsia="Times New Roman" w:cs="Times New Roman"/>
-          <w:color w:val="FF0000"/>
-          <w:szCs w:val="28"/>
-        </w:rPr>
-      </w:pPr>
-      <w:r>
-        <w:rPr>
-          <w:color w:val="FF0000"/>
-          <w:szCs w:val="28"/>
-        </w:rPr>
-        <w:t xml:space="preserve">   -      р</w:t>
-      </w:r>
-      <w:r>
-        <w:rPr>
-          <w:color w:val="FF0000"/>
-          <w:szCs w:val="28"/>
-          <w:highlight w:val="white"/>
-        </w:rPr>
-        <w:t>азработка технического задания</w:t>
-      </w:r>
-      <w:r>
-        <w:rPr>
-          <w:color w:val="FF0000"/>
-          <w:szCs w:val="28"/>
-        </w:rPr>
-        <w:t>.</w:t>
-      </w:r>
-    </w:p>
-    <w:p>
-      <w:pPr>
-        <w:numPr>
-          <w:ilvl w:val="0"/>
-          <w:numId w:val="3"/>
-        </w:numPr>
-        <w:pBdr>
-          <w:top w:val="nil"/>
-          <w:left w:val="nil"/>
-          <w:bottom w:val="nil"/>
-          <w:right w:val="nil"/>
-          <w:between w:val="nil"/>
-        </w:pBdr>
-        <w:shd w:val="clear" w:color="auto" w:fill="FFFFFF"/>
-        <w:spacing w:after="0"/>
-        <w:ind w:hanging="360"/>
-        <w:rPr>
-          <w:rFonts w:eastAsia="Times New Roman" w:cs="Times New Roman"/>
-          <w:color w:val="FF0000"/>
-          <w:szCs w:val="28"/>
-          <w:highlight w:val="white"/>
-        </w:rPr>
-      </w:pPr>
-      <w:r>
-        <w:rPr>
-          <w:rFonts w:eastAsia="Times New Roman" w:cs="Times New Roman"/>
-          <w:color w:val="FF0000"/>
-          <w:szCs w:val="28"/>
-        </w:rPr>
-        <w:t>создание макета</w:t>
-      </w:r>
-    </w:p>
-    <w:p>
-      <w:pPr>
-        <w:numPr>
-          <w:ilvl w:val="0"/>
-          <w:numId w:val="3"/>
-        </w:numPr>
-        <w:pBdr>
-          <w:top w:val="nil"/>
-          <w:left w:val="nil"/>
-          <w:bottom w:val="nil"/>
-          <w:right w:val="nil"/>
-          <w:between w:val="nil"/>
-        </w:pBdr>
-        <w:shd w:val="clear" w:color="auto" w:fill="FFFFFF"/>
-        <w:spacing w:after="0"/>
-        <w:ind w:hanging="360"/>
-        <w:rPr>
-          <w:rFonts w:eastAsia="Times New Roman" w:cs="Times New Roman"/>
-          <w:color w:val="FF0000"/>
-          <w:szCs w:val="28"/>
-          <w:highlight w:val="white"/>
-        </w:rPr>
-      </w:pPr>
-      <w:r>
-        <w:rPr>
-          <w:rFonts w:eastAsia="Times New Roman" w:cs="Times New Roman"/>
-          <w:color w:val="FF0000"/>
-          <w:szCs w:val="28"/>
-        </w:rPr>
-        <w:t>адаптация под печать</w:t>
-      </w:r>
-    </w:p>
-    <w:p>
-      <w:pPr>
-        <w:numPr>
-          <w:ilvl w:val="0"/>
-          <w:numId w:val="3"/>
-        </w:numPr>
-        <w:pBdr>
-          <w:top w:val="nil"/>
-          <w:left w:val="nil"/>
-          <w:bottom w:val="nil"/>
-          <w:right w:val="nil"/>
-          <w:between w:val="nil"/>
-        </w:pBdr>
-        <w:shd w:val="clear" w:color="auto" w:fill="FFFFFF"/>
-        <w:spacing w:after="0"/>
-        <w:ind w:hanging="360"/>
-        <w:rPr>
-          <w:rFonts w:eastAsia="Times New Roman" w:cs="Times New Roman"/>
-          <w:color w:val="FF0000"/>
-          <w:szCs w:val="28"/>
-          <w:highlight w:val="white"/>
-        </w:rPr>
-      </w:pPr>
-      <w:r>
-        <w:rPr>
-          <w:rFonts w:eastAsia="Times New Roman" w:cs="Times New Roman"/>
-          <w:color w:val="FF0000"/>
-          <w:szCs w:val="28"/>
-        </w:rPr>
-        <w:t>в</w:t>
-      </w:r>
-      <w:r>
-        <w:rPr>
-          <w:rFonts w:eastAsia="Times New Roman" w:cs="Times New Roman"/>
-          <w:color w:val="FF0000"/>
-          <w:szCs w:val="28"/>
-        </w:rPr>
-        <w:t>несение корректировок от руководителя</w:t>
-      </w:r>
-    </w:p>
-    <w:p>
-      <w:pPr>
-        <w:numPr>
-          <w:ilvl w:val="0"/>
-          <w:numId w:val="2"/>
-        </w:numPr>
-        <w:pBdr>
-          <w:top w:val="nil"/>
-          <w:left w:val="nil"/>
-          <w:bottom w:val="nil"/>
-          <w:right w:val="nil"/>
-          <w:between w:val="nil"/>
-        </w:pBdr>
-        <w:shd w:val="clear" w:color="auto" w:fill="FFFFFF"/>
-        <w:spacing w:after="0"/>
-        <w:ind w:hanging="360"/>
-        <w:rPr>
-          <w:rFonts w:eastAsia="Times New Roman" w:cs="Times New Roman"/>
-          <w:color w:val="FF0000"/>
-          <w:szCs w:val="28"/>
-        </w:rPr>
-      </w:pPr>
-      <w:r>
-        <w:rPr>
-          <w:rFonts w:eastAsia="Times New Roman" w:cs="Times New Roman"/>
-          <w:color w:val="FF0000"/>
-          <w:szCs w:val="28"/>
-        </w:rPr>
-        <w:t>выпуск готовой продукции</w:t>
-      </w:r>
-    </w:p>
-    <w:p>
-      <w:pPr>
-        <w:numPr>
-          <w:ilvl w:val="0"/>
-          <w:numId w:val="2"/>
-        </w:numPr>
-        <w:pBdr>
-          <w:top w:val="nil"/>
-          <w:left w:val="nil"/>
-          <w:bottom w:val="nil"/>
-          <w:right w:val="nil"/>
-          <w:between w:val="nil"/>
-        </w:pBdr>
-        <w:shd w:val="clear" w:color="auto" w:fill="FFFFFF"/>
-        <w:spacing w:after="0"/>
-        <w:ind w:hanging="360"/>
-        <w:rPr>
-          <w:rFonts w:eastAsia="Times New Roman" w:cs="Times New Roman"/>
-          <w:color w:val="FF0000"/>
-          <w:szCs w:val="28"/>
-        </w:rPr>
-      </w:pPr>
-      <w:r>
-        <w:rPr>
-          <w:rFonts w:eastAsia="Times New Roman" w:cs="Times New Roman"/>
-          <w:color w:val="FF0000"/>
-          <w:szCs w:val="28"/>
-        </w:rPr>
-        <w:t>обработка готовой продукции</w:t>
-      </w:r>
-    </w:p>
-    <w:p>
-      <w:pPr>
-        <w:numPr>
-          <w:ilvl w:val="0"/>
-          <w:numId w:val="2"/>
-        </w:numPr>
-        <w:pBdr>
-          <w:top w:val="nil"/>
-          <w:left w:val="nil"/>
-          <w:bottom w:val="nil"/>
-          <w:right w:val="nil"/>
-          <w:between w:val="nil"/>
-        </w:pBdr>
-        <w:shd w:val="clear" w:color="auto" w:fill="FFFFFF"/>
-        <w:spacing w:after="0"/>
-        <w:ind w:hanging="360"/>
-        <w:rPr>
-          <w:rFonts w:eastAsia="Times New Roman" w:cs="Times New Roman"/>
-          <w:color w:val="FF0000"/>
-          <w:szCs w:val="28"/>
-        </w:rPr>
-      </w:pPr>
-      <w:r>
-        <w:rPr>
-          <w:rFonts w:eastAsia="Times New Roman" w:cs="Times New Roman"/>
-          <w:color w:val="FF0000"/>
-          <w:szCs w:val="28"/>
-        </w:rPr>
-        <w:t>передача заказчику</w:t>
-      </w:r>
-    </w:p>
-    <w:p>
-      <w:pPr>
-        <w:shd w:val="clear" w:color="auto" w:fill="FFFFFF"/>
-        <w:spacing w:after="0"/>
-        <w:rPr>
-          <w:rFonts w:eastAsia="Times New Roman" w:cs="Times New Roman"/>
-          <w:color w:val="FF0000"/>
-          <w:szCs w:val="28"/>
-        </w:rPr>
-      </w:pPr>
-    </w:p>
-    <w:p>
-      <w:pPr>
-        <w:shd w:val="clear" w:color="auto" w:fill="FFFFFF"/>
-        <w:spacing w:after="0"/>
-        <w:rPr>
-          <w:rFonts w:eastAsia="Times New Roman" w:cs="Times New Roman"/>
-          <w:color w:val="FF0000"/>
-          <w:szCs w:val="28"/>
-        </w:rPr>
-      </w:pPr>
-      <w:r>
-        <w:rPr>
-          <w:color w:val="FF0000"/>
-          <w:szCs w:val="28"/>
-        </w:rPr>
-        <w:t xml:space="preserve">Я освоил работу на различном допечатном оборудовании: сканерах, компьютерах для верстки и дизайна макетов, пробопечатных устройствах. Научился подготавливать файлы в соответствии с типографскими требованиями, корректировать макеты, проверять их на наличие ошибок. </w:t>
-      </w:r>
-    </w:p>
-    <w:p>
-      <w:pPr>
-        <w:shd w:val="clear" w:color="auto" w:fill="FFFFFF"/>
-        <w:spacing w:after="0"/>
-        <w:rPr>
-          <w:rFonts w:eastAsia="Times New Roman" w:cs="Times New Roman"/>
-          <w:color w:val="FF0000"/>
-          <w:szCs w:val="28"/>
-        </w:rPr>
-      </w:pPr>
-    </w:p>
-    <w:p>
-      <w:pPr>
-        <w:shd w:val="clear" w:color="auto" w:fill="FFFFFF"/>
-        <w:spacing w:after="0"/>
-        <w:rPr>
-          <w:rFonts w:eastAsia="Times New Roman" w:cs="Times New Roman"/>
-          <w:color w:val="FF0000"/>
-          <w:szCs w:val="28"/>
-        </w:rPr>
-      </w:pPr>
-      <w:r>
-        <w:rPr>
-          <w:color w:val="FF0000"/>
-          <w:szCs w:val="28"/>
-        </w:rPr>
-        <w:t>Большой практический опыт я получил в работе на печатных машинах. Освоил основные настройки оборудования, приемы контроля качества оттисков в процессе тиражной печати. Научился выявлять и устранять типичные производственные дефекты.</w:t>
-      </w:r>
-    </w:p>
-    <w:p>
-      <w:pPr>
-        <w:shd w:val="clear" w:color="auto" w:fill="FFFFFF"/>
-        <w:spacing w:after="0"/>
-        <w:rPr>
-          <w:rFonts w:eastAsia="Times New Roman" w:cs="Times New Roman"/>
-          <w:color w:val="FF0000"/>
-          <w:szCs w:val="28"/>
-        </w:rPr>
-      </w:pPr>
-    </w:p>
-    <w:p>
-      <w:pPr>
-        <w:shd w:val="clear" w:color="auto" w:fill="FFFFFF"/>
-        <w:spacing w:after="0"/>
-        <w:rPr>
-          <w:rFonts w:eastAsia="Times New Roman" w:cs="Times New Roman"/>
-          <w:color w:val="FF0000"/>
-          <w:szCs w:val="28"/>
-        </w:rPr>
-      </w:pPr>
-      <w:r>
-        <w:rPr>
-          <w:color w:val="FF0000"/>
-          <w:szCs w:val="28"/>
-        </w:rPr>
-        <w:t xml:space="preserve">Также я участвовал в </w:t>
-      </w:r>
-      <w:proofErr w:type="spellStart"/>
-      <w:r>
-        <w:rPr>
-          <w:color w:val="FF0000"/>
-          <w:szCs w:val="28"/>
-        </w:rPr>
-        <w:t>послепечатной</w:t>
-      </w:r>
-      <w:proofErr w:type="spellEnd"/>
-      <w:r>
-        <w:rPr>
-          <w:color w:val="FF0000"/>
-          <w:szCs w:val="28"/>
-        </w:rPr>
-        <w:t xml:space="preserve"> обработке тиражей: фальцевании, </w:t>
-      </w:r>
-      <w:proofErr w:type="spellStart"/>
-      <w:r>
-        <w:rPr>
-          <w:color w:val="FF0000"/>
-          <w:szCs w:val="28"/>
-        </w:rPr>
-        <w:t>биговании</w:t>
-      </w:r>
-      <w:proofErr w:type="spellEnd"/>
-      <w:r>
-        <w:rPr>
-          <w:color w:val="FF0000"/>
-          <w:szCs w:val="28"/>
-        </w:rPr>
-        <w:t>, вырубке, упаковке готовой продукции. Это позволило мне комплексно понять весь цикл типографского производства.</w:t>
-      </w:r>
-    </w:p>
-    <w:p>
-      <w:pPr>
-        <w:shd w:val="clear" w:color="auto" w:fill="FFFFFF"/>
-        <w:spacing w:after="0"/>
-        <w:rPr>
-          <w:rFonts w:eastAsia="Times New Roman" w:cs="Times New Roman"/>
-          <w:color w:val="FF0000"/>
-          <w:szCs w:val="28"/>
-        </w:rPr>
-      </w:pPr>
-    </w:p>
-    <w:p>
-      <w:pPr>
-        <w:rPr>
-          <w:rFonts w:eastAsia="Times New Roman" w:cs="Times New Roman"/>
-          <w:i/>
-          <w:szCs w:val="28"/>
-        </w:rPr>
-      </w:pPr>
-      <w:r>
-        <w:rPr>
-          <w:color w:val="FF0000"/>
-          <w:szCs w:val="28"/>
-        </w:rPr>
-        <w:t>В целом, практика в типографии стала для меня важным этапом профессионального развития. Я приобрел большое количество новых практических навыков, познакомился с современными полиграфическими технологиями. Уверен, что полученный опыт будет очень полезен в моей дальнейшей работе.</w:t>
-      </w:r>
-    </w:p>
-    <w:p>
-      <w:pPr>
-        <w:rPr>
-          <w:rFonts w:eastAsia="Times New Roman" w:cs="Times New Roman"/>
-          <w:i/>
-          <w:color w:val="000000"/>
-          <w:szCs w:val="28"/>
-        </w:rPr>
-      </w:pPr>
-    </w:p>
-    <w:p>
-      <w:pPr>
-        <w:rPr>
-          <w:rFonts w:eastAsia="Times New Roman" w:cs="Times New Roman"/>
-          <w:i/>
-          <w:color w:val="000000"/>
-          <w:szCs w:val="28"/>
-        </w:rPr>
-      </w:pPr>
-    </w:p>
-    <w:p>
-      <w:pPr>
-        <w:rPr>
-          <w:color w:val="FF0000"/>
-        </w:rPr>
-      </w:pPr>
-      <w:r>
-        <w:rPr>
-          <w:i/>
-          <w:color w:val="FF0000"/>
-          <w:szCs w:val="28"/>
-        </w:rPr>
-        <w:lastRenderedPageBreak/>
-        <w:t xml:space="preserve">Пример для студии веб-дизайна </w:t>
-      </w:r>
-    </w:p>
-    <w:p>
-      <w:pPr>
-        <w:rPr>
-          <w:rFonts w:eastAsia="Times New Roman" w:cs="Times New Roman"/>
-          <w:i/>
-          <w:color w:val="FF0000"/>
-          <w:szCs w:val="28"/>
-        </w:rPr>
-      </w:pPr>
-      <w:r>
-        <w:rPr>
-          <w:i/>
-          <w:color w:val="FF0000"/>
-          <w:szCs w:val="28"/>
-        </w:rPr>
-        <w:t>Во время практики я освоил следующие компетенции:</w:t>
-      </w:r>
-    </w:p>
-    <w:p>
-      <w:pPr>
-        <w:shd w:val="clear" w:color="auto" w:fill="FFFFFF"/>
-        <w:spacing w:after="0"/>
-        <w:rPr>
-          <w:rFonts w:eastAsia="Times New Roman" w:cs="Times New Roman"/>
-          <w:color w:val="FF0000"/>
-          <w:szCs w:val="28"/>
-        </w:rPr>
-      </w:pPr>
-      <w:r>
-        <w:rPr>
-          <w:color w:val="FF0000"/>
-          <w:szCs w:val="28"/>
-          <w:highlight w:val="white"/>
-        </w:rPr>
-        <w:t>1. Знакомство с основами веб-дизайна данной организации:</w:t>
-      </w:r>
-    </w:p>
-    <w:p>
-      <w:pPr>
-        <w:shd w:val="clear" w:color="auto" w:fill="FFFFFF"/>
-        <w:spacing w:after="0"/>
-        <w:rPr>
-          <w:rFonts w:eastAsia="Times New Roman" w:cs="Times New Roman"/>
-          <w:color w:val="FF0000"/>
-          <w:szCs w:val="28"/>
-        </w:rPr>
-      </w:pPr>
-      <w:r>
-        <w:rPr>
-          <w:color w:val="FF0000"/>
-          <w:szCs w:val="28"/>
-          <w:highlight w:val="white"/>
-        </w:rPr>
-        <w:t xml:space="preserve">   - Фирменные принципы композиции, цветовой гармонии, </w:t>
-      </w:r>
-      <w:proofErr w:type="spellStart"/>
-      <w:r>
-        <w:rPr>
-          <w:color w:val="FF0000"/>
-          <w:szCs w:val="28"/>
-          <w:highlight w:val="white"/>
-        </w:rPr>
-        <w:t>типографики</w:t>
-      </w:r>
-      <w:proofErr w:type="spellEnd"/>
-      <w:r>
-        <w:rPr>
-          <w:color w:val="FF0000"/>
-          <w:szCs w:val="28"/>
-          <w:highlight w:val="white"/>
-        </w:rPr>
-        <w:t>.</w:t>
-      </w:r>
-    </w:p>
-    <w:p>
-      <w:pPr>
-        <w:shd w:val="clear" w:color="auto" w:fill="FFFFFF"/>
-        <w:spacing w:after="0"/>
-        <w:rPr>
-          <w:rFonts w:eastAsia="Times New Roman" w:cs="Times New Roman"/>
-          <w:color w:val="FF0000"/>
-          <w:szCs w:val="28"/>
-        </w:rPr>
-      </w:pPr>
-      <w:r>
-        <w:rPr>
-          <w:color w:val="FF0000"/>
-          <w:szCs w:val="28"/>
-          <w:highlight w:val="white"/>
-        </w:rPr>
-        <w:t>   - Знакомство с современными трендами в веб-дизайне баннеров.</w:t>
-      </w:r>
-    </w:p>
-    <w:p>
-      <w:pPr>
-        <w:shd w:val="clear" w:color="auto" w:fill="FFFFFF"/>
-        <w:spacing w:after="0"/>
-        <w:rPr>
-          <w:rFonts w:eastAsia="Times New Roman" w:cs="Times New Roman"/>
-          <w:color w:val="FF0000"/>
-          <w:szCs w:val="28"/>
-        </w:rPr>
-      </w:pPr>
-      <w:r>
-        <w:rPr>
-          <w:color w:val="FF0000"/>
-          <w:szCs w:val="28"/>
-          <w:highlight w:val="white"/>
-        </w:rPr>
-        <w:t>   - Понимание специфики создания баннеров для различных форматов и размеров.</w:t>
-      </w:r>
-    </w:p>
-    <w:p>
-      <w:pPr>
-        <w:shd w:val="clear" w:color="auto" w:fill="FFFFFF"/>
-        <w:spacing w:after="0"/>
-        <w:rPr>
-          <w:rFonts w:eastAsia="Times New Roman" w:cs="Times New Roman"/>
-          <w:color w:val="FF0000"/>
-          <w:szCs w:val="28"/>
-        </w:rPr>
-      </w:pPr>
-    </w:p>
-    <w:p>
-      <w:pPr>
-        <w:shd w:val="clear" w:color="auto" w:fill="FFFFFF"/>
-        <w:spacing w:after="0"/>
-        <w:rPr>
-          <w:rFonts w:eastAsia="Times New Roman" w:cs="Times New Roman"/>
-          <w:color w:val="FF0000"/>
-          <w:szCs w:val="28"/>
-        </w:rPr>
-      </w:pPr>
-      <w:r>
-        <w:rPr>
-          <w:color w:val="FF0000"/>
-          <w:szCs w:val="28"/>
-          <w:highlight w:val="white"/>
-        </w:rPr>
-        <w:t>2. Разработка концепций и эскизов баннеров:</w:t>
-      </w:r>
-    </w:p>
-    <w:p>
-      <w:pPr>
-        <w:shd w:val="clear" w:color="auto" w:fill="FFFFFF"/>
-        <w:spacing w:after="0"/>
-        <w:rPr>
-          <w:rFonts w:eastAsia="Times New Roman" w:cs="Times New Roman"/>
-          <w:color w:val="FF0000"/>
-          <w:szCs w:val="28"/>
-        </w:rPr>
-      </w:pPr>
-      <w:r>
-        <w:rPr>
-          <w:color w:val="FF0000"/>
-          <w:szCs w:val="28"/>
-          <w:highlight w:val="white"/>
-        </w:rPr>
-        <w:t>   - Определение целевой аудитории и маркетинговых задач для каждого баннера.</w:t>
-      </w:r>
-    </w:p>
-    <w:p>
-      <w:pPr>
-        <w:shd w:val="clear" w:color="auto" w:fill="FFFFFF"/>
-        <w:spacing w:after="0"/>
-        <w:rPr>
-          <w:rFonts w:eastAsia="Times New Roman" w:cs="Times New Roman"/>
-          <w:color w:val="FF0000"/>
-          <w:szCs w:val="28"/>
-        </w:rPr>
-      </w:pPr>
-      <w:r>
-        <w:rPr>
-          <w:color w:val="FF0000"/>
-          <w:szCs w:val="28"/>
-          <w:highlight w:val="white"/>
-        </w:rPr>
-        <w:t>   - Генерация креативных идей и разработка нескольких вариантов эскизов.</w:t>
-      </w:r>
-    </w:p>
-    <w:p>
-      <w:pPr>
-        <w:shd w:val="clear" w:color="auto" w:fill="FFFFFF"/>
-        <w:spacing w:after="0"/>
-        <w:rPr>
-          <w:rFonts w:eastAsia="Times New Roman" w:cs="Times New Roman"/>
-          <w:color w:val="FF0000"/>
-          <w:szCs w:val="28"/>
-        </w:rPr>
-      </w:pPr>
-      <w:r>
-        <w:rPr>
-          <w:color w:val="FF0000"/>
-          <w:szCs w:val="28"/>
-          <w:highlight w:val="white"/>
-        </w:rPr>
-        <w:t>   - Анализ и выбор наиболее эффективных концепций.</w:t>
-      </w:r>
-    </w:p>
-    <w:p>
-      <w:pPr>
-        <w:shd w:val="clear" w:color="auto" w:fill="FFFFFF"/>
-        <w:spacing w:after="0"/>
-        <w:rPr>
-          <w:rFonts w:eastAsia="Times New Roman" w:cs="Times New Roman"/>
-          <w:color w:val="FF0000"/>
-          <w:szCs w:val="28"/>
-          <w:highlight w:val="white"/>
-        </w:rPr>
-      </w:pPr>
-      <w:r>
-        <w:rPr>
-          <w:color w:val="FF0000"/>
-          <w:szCs w:val="28"/>
-        </w:rPr>
-        <w:t xml:space="preserve">   - </w:t>
-      </w:r>
-      <w:r>
-        <w:rPr>
-          <w:color w:val="FF0000"/>
-          <w:szCs w:val="28"/>
-          <w:highlight w:val="white"/>
-        </w:rPr>
-        <w:t>Разработка технического задания</w:t>
-      </w:r>
-      <w:r>
-        <w:rPr>
-          <w:color w:val="FF0000"/>
-          <w:szCs w:val="28"/>
-        </w:rPr>
-        <w:t>.</w:t>
-      </w:r>
-    </w:p>
-    <w:p>
-      <w:pPr>
-        <w:shd w:val="clear" w:color="auto" w:fill="FFFFFF"/>
-        <w:spacing w:after="0"/>
-        <w:rPr>
-          <w:rFonts w:eastAsia="Times New Roman" w:cs="Times New Roman"/>
-          <w:color w:val="FF0000"/>
-          <w:szCs w:val="28"/>
-        </w:rPr>
-      </w:pPr>
-    </w:p>
-    <w:p>
-      <w:pPr>
-        <w:shd w:val="clear" w:color="auto" w:fill="FFFFFF"/>
-        <w:spacing w:after="0"/>
-        <w:rPr>
-          <w:rFonts w:eastAsia="Times New Roman" w:cs="Times New Roman"/>
-          <w:color w:val="FF0000"/>
-          <w:szCs w:val="28"/>
-        </w:rPr>
-      </w:pPr>
-    </w:p>
-    <w:p>
-      <w:pPr>
-        <w:shd w:val="clear" w:color="auto" w:fill="FFFFFF"/>
-        <w:spacing w:after="0"/>
-        <w:rPr>
-          <w:rFonts w:eastAsia="Times New Roman" w:cs="Times New Roman"/>
-          <w:color w:val="FF0000"/>
-          <w:szCs w:val="28"/>
-        </w:rPr>
-      </w:pPr>
-      <w:r>
-        <w:rPr>
-          <w:color w:val="FF0000"/>
-          <w:szCs w:val="28"/>
-          <w:highlight w:val="white"/>
-        </w:rPr>
-        <w:t>3. Создание финальных макетов баннеров:</w:t>
-      </w:r>
-    </w:p>
-    <w:p>
-      <w:pPr>
-        <w:shd w:val="clear" w:color="auto" w:fill="FFFFFF"/>
-        <w:spacing w:after="0"/>
-        <w:rPr>
-          <w:rFonts w:eastAsia="Times New Roman" w:cs="Times New Roman"/>
-          <w:color w:val="FF0000"/>
-          <w:szCs w:val="28"/>
-        </w:rPr>
-      </w:pPr>
-      <w:r>
-        <w:rPr>
-          <w:color w:val="FF0000"/>
-          <w:szCs w:val="28"/>
-          <w:highlight w:val="white"/>
-        </w:rPr>
-        <w:t>   - Создание высококачественных изображений с использованием графических редакторов.</w:t>
-      </w:r>
-    </w:p>
-    <w:p>
-      <w:pPr>
-        <w:shd w:val="clear" w:color="auto" w:fill="FFFFFF"/>
-        <w:spacing w:after="0"/>
-        <w:rPr>
-          <w:rFonts w:eastAsia="Times New Roman" w:cs="Times New Roman"/>
-          <w:color w:val="FF0000"/>
-          <w:szCs w:val="28"/>
-        </w:rPr>
-      </w:pPr>
-      <w:r>
-        <w:rPr>
-          <w:color w:val="FF0000"/>
-          <w:szCs w:val="28"/>
-          <w:highlight w:val="white"/>
-        </w:rPr>
-        <w:t>   - Подбор подходящих шрифтов, иллюстраций, фотографий и других визуальных элементов.</w:t>
-      </w:r>
-    </w:p>
-    <w:p>
-      <w:pPr>
-        <w:shd w:val="clear" w:color="auto" w:fill="FFFFFF"/>
-        <w:spacing w:after="0"/>
-        <w:rPr>
-          <w:rFonts w:eastAsia="Times New Roman" w:cs="Times New Roman"/>
-          <w:color w:val="FF0000"/>
-          <w:szCs w:val="28"/>
-        </w:rPr>
-      </w:pPr>
-      <w:r>
-        <w:rPr>
-          <w:color w:val="FF0000"/>
-          <w:szCs w:val="28"/>
-          <w:highlight w:val="white"/>
-        </w:rPr>
-        <w:t>   - Оптимизация баннеров для веб-среды (размер файла, разрешение, формат).</w:t>
-      </w:r>
-    </w:p>
-    <w:p>
-      <w:pPr>
-        <w:shd w:val="clear" w:color="auto" w:fill="FFFFFF"/>
-        <w:spacing w:after="0"/>
-        <w:rPr>
-          <w:rFonts w:eastAsia="Times New Roman" w:cs="Times New Roman"/>
-          <w:color w:val="FF0000"/>
-          <w:szCs w:val="28"/>
-        </w:rPr>
-      </w:pPr>
-    </w:p>
-    <w:p>
-      <w:pPr>
-        <w:shd w:val="clear" w:color="auto" w:fill="FFFFFF"/>
-        <w:spacing w:after="0"/>
-        <w:rPr>
-          <w:rFonts w:eastAsia="Times New Roman" w:cs="Times New Roman"/>
-          <w:color w:val="FF0000"/>
-          <w:szCs w:val="28"/>
-        </w:rPr>
-      </w:pPr>
-      <w:r>
-        <w:rPr>
-          <w:color w:val="FF0000"/>
-          <w:szCs w:val="28"/>
-          <w:highlight w:val="white"/>
-        </w:rPr>
-        <w:t>4. Интеграция баннеров на веб-сайт:</w:t>
-      </w:r>
-    </w:p>
-    <w:p>
-      <w:pPr>
-        <w:shd w:val="clear" w:color="auto" w:fill="FFFFFF"/>
-        <w:spacing w:after="0"/>
-        <w:rPr>
-          <w:rFonts w:eastAsia="Times New Roman" w:cs="Times New Roman"/>
-          <w:color w:val="FF0000"/>
-          <w:szCs w:val="28"/>
-        </w:rPr>
-      </w:pPr>
-      <w:r>
-        <w:rPr>
-          <w:color w:val="FF0000"/>
-          <w:szCs w:val="28"/>
-          <w:highlight w:val="white"/>
-        </w:rPr>
-        <w:t>   - Размещение баннеров на выделенных рекламных местах на сайте.</w:t>
-      </w:r>
-    </w:p>
-    <w:p>
-      <w:pPr>
-        <w:shd w:val="clear" w:color="auto" w:fill="FFFFFF"/>
-        <w:spacing w:after="0"/>
-        <w:rPr>
-          <w:rFonts w:eastAsia="Times New Roman" w:cs="Times New Roman"/>
-          <w:color w:val="FF0000"/>
-          <w:szCs w:val="28"/>
-        </w:rPr>
-      </w:pPr>
-      <w:r>
-        <w:rPr>
-          <w:color w:val="FF0000"/>
-          <w:szCs w:val="28"/>
-          <w:highlight w:val="white"/>
-        </w:rPr>
-        <w:t>   - Настройка ссылок и/или действий, связанных с кликом по баннеру.</w:t>
-      </w:r>
-    </w:p>
-    <w:p>
-      <w:pPr>
-        <w:shd w:val="clear" w:color="auto" w:fill="FFFFFF"/>
-        <w:spacing w:after="0"/>
-        <w:rPr>
-          <w:rFonts w:eastAsia="Times New Roman" w:cs="Times New Roman"/>
-          <w:color w:val="FF0000"/>
-          <w:szCs w:val="28"/>
-        </w:rPr>
-      </w:pPr>
-      <w:r>
-        <w:rPr>
-          <w:color w:val="FF0000"/>
-          <w:szCs w:val="28"/>
-          <w:highlight w:val="white"/>
-        </w:rPr>
-        <w:t>   - Тестирование работоспособности баннеров на различных устройствах и в разных браузерах.</w:t>
-      </w:r>
-    </w:p>
-    <w:p>
-      <w:pPr>
-        <w:shd w:val="clear" w:color="auto" w:fill="FFFFFF"/>
-        <w:spacing w:after="0"/>
-        <w:rPr>
-          <w:rFonts w:eastAsia="Times New Roman" w:cs="Times New Roman"/>
-          <w:color w:val="FF0000"/>
-          <w:szCs w:val="28"/>
-        </w:rPr>
-      </w:pPr>
-    </w:p>
-    <w:p>
-      <w:pPr>
-        <w:shd w:val="clear" w:color="auto" w:fill="FFFFFF"/>
-        <w:spacing w:after="0"/>
-        <w:rPr>
-          <w:rFonts w:eastAsia="Times New Roman" w:cs="Times New Roman"/>
-          <w:color w:val="FF0000"/>
-          <w:szCs w:val="28"/>
-        </w:rPr>
-      </w:pPr>
-      <w:r>
-        <w:rPr>
-          <w:color w:val="FF0000"/>
-          <w:szCs w:val="28"/>
-          <w:highlight w:val="white"/>
-        </w:rPr>
-        <w:t>5. Анализ эффективности баннеров:</w:t>
-      </w:r>
-    </w:p>
-    <w:p>
-      <w:pPr>
-        <w:shd w:val="clear" w:color="auto" w:fill="FFFFFF"/>
-        <w:spacing w:after="0"/>
-        <w:rPr>
-          <w:rFonts w:eastAsia="Times New Roman" w:cs="Times New Roman"/>
-          <w:color w:val="FF0000"/>
-          <w:szCs w:val="28"/>
-        </w:rPr>
-      </w:pPr>
-      <w:r>
-        <w:rPr>
-          <w:color w:val="FF0000"/>
-          <w:szCs w:val="28"/>
-          <w:highlight w:val="white"/>
-        </w:rPr>
-        <w:t>   - Отслеживание статистики кликов, просмотров и взаимодействий с баннерами.</w:t>
-      </w:r>
-    </w:p>
-    <w:p>
-      <w:pPr>
-        <w:shd w:val="clear" w:color="auto" w:fill="FFFFFF"/>
-        <w:spacing w:after="0"/>
-        <w:rPr>
-          <w:rFonts w:eastAsia="Times New Roman" w:cs="Times New Roman"/>
-          <w:color w:val="FF0000"/>
-          <w:szCs w:val="28"/>
-        </w:rPr>
-      </w:pPr>
-      <w:r>
-        <w:rPr>
-          <w:color w:val="FF0000"/>
-          <w:szCs w:val="28"/>
-          <w:highlight w:val="white"/>
-        </w:rPr>
-        <w:t>   - Оценка влияния баннеров на поведение пользователей и конверсию.</w:t>
-      </w:r>
-    </w:p>
-    <w:p>
-      <w:pPr>
-        <w:shd w:val="clear" w:color="auto" w:fill="FFFFFF"/>
-        <w:spacing w:after="0"/>
-        <w:rPr>
-          <w:rFonts w:eastAsia="Times New Roman" w:cs="Times New Roman"/>
-          <w:color w:val="FF0000"/>
-          <w:szCs w:val="28"/>
-        </w:rPr>
-      </w:pPr>
-      <w:r>
-        <w:rPr>
-          <w:color w:val="FF0000"/>
-          <w:szCs w:val="28"/>
-          <w:highlight w:val="white"/>
-        </w:rPr>
-        <w:t xml:space="preserve">   - Внесение улучшений и оптимизация </w:t>
-      </w:r>
-      <w:proofErr w:type="gramStart"/>
-      <w:r>
-        <w:rPr>
-          <w:color w:val="FF0000"/>
-          <w:szCs w:val="28"/>
-          <w:highlight w:val="white"/>
-        </w:rPr>
-        <w:t>баннеров</w:t>
-      </w:r>
-      <w:proofErr w:type="gramEnd"/>
-      <w:r>
-        <w:rPr>
-          <w:color w:val="FF0000"/>
-          <w:szCs w:val="28"/>
-          <w:highlight w:val="white"/>
-        </w:rPr>
-        <w:t xml:space="preserve"> на основе полученных данных.</w:t>
-      </w:r>
-    </w:p>
-    <w:p>
-      <w:pPr>
-        <w:shd w:val="clear" w:color="auto" w:fill="FFFFFF"/>
-        <w:spacing w:after="0"/>
-        <w:rPr>
-          <w:rFonts w:eastAsia="Times New Roman" w:cs="Times New Roman"/>
-          <w:color w:val="FF0000"/>
-          <w:szCs w:val="28"/>
-        </w:rPr>
-      </w:pPr>
-    </w:p>
-    <w:p>
-      <w:pPr>
-        <w:shd w:val="clear" w:color="auto" w:fill="FFFFFF"/>
-        <w:spacing w:after="0"/>
-        <w:rPr>
-          <w:rFonts w:eastAsia="Times New Roman" w:cs="Times New Roman"/>
-          <w:color w:val="FF0000"/>
-          <w:szCs w:val="28"/>
-        </w:rPr>
-      </w:pPr>
-    </w:p>
-    <w:p>
-      <w:pPr>
-        <w:rPr>
-          <w:rFonts w:eastAsia="Times New Roman" w:cs="Times New Roman"/>
-          <w:color w:val="FF0000"/>
-          <w:szCs w:val="28"/>
-        </w:rPr>
-      </w:pPr>
-      <w:r>
-        <w:rPr>
-          <w:color w:val="FF0000"/>
-          <w:szCs w:val="28"/>
-          <w:highlight w:val="white"/>
-        </w:rPr>
-        <w:lastRenderedPageBreak/>
-        <w:t>В целом, практика по разработке баннеров для веб-сайта позволила мне развить навыки в области веб-дизайна, креативного мышления, визуальной коммуникации и аналитики. Полученный опыт поможет мне в дальнейшей работе над созданием эффективных рекламных материалов для интернет-проектов.</w:t>
-      </w:r>
-    </w:p>
-    <w:p>
-      <w:pPr>
-        <w:rPr>
           <w:i/>
           <w:sz w:val="20"/>
           <w:szCs w:val="20"/>
@@ -5149,27 +3322,19 @@
     </w:p>
     <w:p>
       <w:pPr>
-        <w:spacing w:after="0" w:line="240" w:lineRule="auto"/>
+        <w:spacing w:after="0" w:line="360" w:lineRule="auto"/>
         <w:jc w:val="center"/>
         <w:rPr>
-          <w:color w:val="000000"/>
-          <w:szCs w:val="28"/>
-        </w:rPr>
-      </w:pPr>
-      <w:r>
-        <w:rPr>
-          <w:color w:val="000000"/>
-          <w:szCs w:val="28"/>
-        </w:rPr>
-        <w:t>____</w:t>
-      </w:r>
-      <w:r>
-        <w:rPr>
-          <w:color w:val="000000"/>
-          <w:szCs w:val="28"/>
+          <w:sz w:val="22"/>
           <w:u w:val="single"/>
         </w:rPr>
-        <w:t>________________________________</w:t>
+      </w:pPr>
+      <w:r>
+        <w:rPr>
+          <w:sz w:val="22"/>
+          <w:u w:val="single"/>
+        </w:rPr>
+        <w:t>Обрывкова Кира Сергеевна</w:t>
       </w:r>
     </w:p>
     <w:p>
@@ -5183,7 +3348,6 @@
           <w:szCs w:val="20"/>
         </w:rPr>
       </w:pPr>
-      <w:proofErr w:type="gramStart"/>
       <w:r>
         <w:rPr>
           <w:i/>
@@ -5191,9 +3355,9 @@
           <w:sz w:val="20"/>
           <w:szCs w:val="20"/>
         </w:rPr>
-        <w:t>( Фамилия</w:t>
-      </w:r>
-      <w:proofErr w:type="gramEnd"/>
+        <w:t xml:space="preserve"> </w:t>
+      </w:r>
+      <w:proofErr w:type="gramStart"/>
       <w:r>
         <w:rPr>
           <w:i/>
@@ -5201,6 +3365,16 @@
           <w:sz w:val="20"/>
           <w:szCs w:val="20"/>
         </w:rPr>
+        <w:t>( Фамилия</w:t>
+      </w:r>
+      <w:proofErr w:type="gramEnd"/>
+      <w:r>
+        <w:rPr>
+          <w:i/>
+          <w:color w:val="000000"/>
+          <w:sz w:val="20"/>
+          <w:szCs w:val="20"/>
+        </w:rPr>
         <w:t xml:space="preserve"> Имя Отчество обучающегося)</w:t>
       </w:r>
     </w:p>
@@ -5212,6 +3386,8 @@
           <w:szCs w:val="28"/>
         </w:rPr>
       </w:pPr>
+      <w:bookmarkStart w:id="7" w:name="_GoBack"/>
+      <w:bookmarkEnd w:id="7"/>
     </w:p>
     <w:p>
       <w:pPr>
@@ -5226,7 +3402,27 @@
           <w:color w:val="000000"/>
           <w:szCs w:val="28"/>
         </w:rPr>
-        <w:t xml:space="preserve">Группа ____________________ </w:t>
+        <w:t xml:space="preserve">Группа </w:t>
+      </w:r>
+      <w:r>
+        <w:rPr>
+          <w:color w:val="000000"/>
+          <w:szCs w:val="28"/>
+        </w:rPr>
+        <w:t>__</w:t>
+      </w:r>
+      <w:r>
+        <w:rPr>
+          <w:u w:val="single"/>
+        </w:rPr>
+        <w:t>9\3-РПО-23\3</w:t>
+      </w:r>
+      <w:r>
+        <w:rPr>
+          <w:color w:val="000000"/>
+          <w:szCs w:val="28"/>
+        </w:rPr>
+        <w:t xml:space="preserve">__ </w:t>
       </w:r>
     </w:p>
     <w:p>
@@ -6502,7 +4698,7 @@
           <w:rPr>
             <w:noProof/>
           </w:rPr>
-          <w:t>6</w:t>
+          <w:t>9</w:t>
         </w:r>
         <w:r>
           <w:fldChar w:fldCharType="end"/>

--- a/Документация/ОТЧЕТ РПО ПМ03 (3).docx
+++ b/Документация/ОТЧЕТ РПО ПМ03 (3).docx
@@ -37,8 +37,7 @@
               <w:rPr>
                 <w:rFonts w:eastAsia="Times New Roman" w:cs="Times New Roman"/>
                 <w:color w:val="000000"/>
-                <w:sz w:val="24"/>
-                <w:szCs w:val="24"/>
+                <w:szCs w:val="28"/>
                 <w:lang w:eastAsia="ru-RU"/>
               </w:rPr>
             </w:pPr>
@@ -47,8 +46,7 @@
                 <w:rFonts w:eastAsia="Times New Roman" w:cs="Times New Roman"/>
                 <w:bCs/>
                 <w:color w:val="000000"/>
-                <w:sz w:val="24"/>
-                <w:szCs w:val="24"/>
+                <w:szCs w:val="28"/>
                 <w:lang w:eastAsia="ru-RU"/>
               </w:rPr>
               <w:t xml:space="preserve">АВТОНОМНАЯ НЕКОММЕРЧЕСКАЯ ОРГАНИЗАЦИЯ ПРОФЕССИОНАЛЬНАЯ ОБРАЗОВАТЕЛЬНАЯ ОРГАНИЗАЦИЯ МОСКОВСКИЙ МЕЖДУНАРОДНЫЙ КОЛЛЕДЖ ЦИФРОВЫХ ТЕХНОЛОГИЙ </w:t>
@@ -59,8 +57,7 @@
                 <w:rFonts w:eastAsia="Times New Roman" w:cs="Times New Roman"/>
                 <w:bCs/>
                 <w:color w:val="000000"/>
-                <w:sz w:val="24"/>
-                <w:szCs w:val="24"/>
+                <w:szCs w:val="28"/>
                 <w:lang w:eastAsia="ru-RU"/>
               </w:rPr>
               <w:t>«АКАДЕМИЯ ТОП»</w:t>
@@ -70,8 +67,7 @@
               <w:rPr>
                 <w:rFonts w:eastAsia="Times New Roman" w:cs="Times New Roman"/>
                 <w:color w:val="000000"/>
-                <w:sz w:val="24"/>
-                <w:szCs w:val="24"/>
+                <w:szCs w:val="28"/>
                 <w:lang w:eastAsia="ru-RU"/>
               </w:rPr>
               <w:t> </w:t>
@@ -85,9 +81,8 @@
               <w:jc w:val="center"/>
               <w:textAlignment w:val="baseline"/>
               <w:rPr>
-                <w:rFonts w:ascii="Segoe UI" w:eastAsia="Times New Roman" w:hAnsi="Segoe UI" w:cs="Segoe UI"/>
-                <w:sz w:val="18"/>
-                <w:szCs w:val="18"/>
+                <w:rFonts w:eastAsia="Times New Roman" w:cs="Times New Roman"/>
+                <w:szCs w:val="28"/>
                 <w:lang w:eastAsia="ru-RU"/>
               </w:rPr>
             </w:pPr>
@@ -110,17 +105,15 @@
               <w:jc w:val="center"/>
               <w:textAlignment w:val="baseline"/>
               <w:rPr>
-                <w:rFonts w:ascii="Segoe UI" w:eastAsia="Times New Roman" w:hAnsi="Segoe UI" w:cs="Segoe UI"/>
-                <w:sz w:val="18"/>
-                <w:szCs w:val="18"/>
+                <w:rFonts w:eastAsia="Times New Roman" w:cs="Times New Roman"/>
+                <w:szCs w:val="28"/>
                 <w:lang w:eastAsia="ru-RU"/>
               </w:rPr>
             </w:pPr>
             <w:r>
               <w:rPr>
                 <w:rFonts w:eastAsia="Times New Roman" w:cs="Times New Roman"/>
-                <w:sz w:val="24"/>
-                <w:szCs w:val="24"/>
+                <w:szCs w:val="28"/>
                 <w:lang w:eastAsia="ru-RU"/>
               </w:rPr>
               <w:t xml:space="preserve">Юридический адрес: 121170, г. Москва, </w:t>
@@ -129,8 +122,7 @@
             <w:r>
               <w:rPr>
                 <w:rFonts w:eastAsia="Times New Roman" w:cs="Times New Roman"/>
-                <w:sz w:val="24"/>
-                <w:szCs w:val="24"/>
+                <w:szCs w:val="28"/>
                 <w:lang w:eastAsia="ru-RU"/>
               </w:rPr>
               <w:t>вн.тер.г</w:t>
@@ -139,8 +131,7 @@
             <w:r>
               <w:rPr>
                 <w:rFonts w:eastAsia="Times New Roman" w:cs="Times New Roman"/>
-                <w:sz w:val="24"/>
-                <w:szCs w:val="24"/>
+                <w:szCs w:val="28"/>
                 <w:lang w:eastAsia="ru-RU"/>
               </w:rPr>
               <w:t xml:space="preserve">. муниципальный округ Дорогомилово, </w:t>
@@ -149,8 +140,7 @@
             <w:r>
               <w:rPr>
                 <w:rFonts w:eastAsia="Times New Roman" w:cs="Times New Roman"/>
-                <w:sz w:val="24"/>
-                <w:szCs w:val="24"/>
+                <w:szCs w:val="28"/>
                 <w:lang w:eastAsia="ru-RU"/>
               </w:rPr>
               <w:t>пр-кт</w:t>
@@ -159,8 +149,7 @@
             <w:r>
               <w:rPr>
                 <w:rFonts w:eastAsia="Times New Roman" w:cs="Times New Roman"/>
-                <w:sz w:val="24"/>
-                <w:szCs w:val="24"/>
+                <w:szCs w:val="28"/>
                 <w:lang w:eastAsia="ru-RU"/>
               </w:rPr>
               <w:t xml:space="preserve"> Кутузовский, д.36, стр. 2, этаж I, помещение/ комната </w:t>
@@ -168,8 +157,7 @@
             <w:r>
               <w:rPr>
                 <w:rFonts w:eastAsia="Times New Roman" w:cs="Times New Roman"/>
-                <w:sz w:val="24"/>
-                <w:szCs w:val="24"/>
+                <w:szCs w:val="28"/>
                 <w:lang w:val="en-US" w:eastAsia="ru-RU"/>
               </w:rPr>
               <w:t>I</w:t>
@@ -177,8 +165,7 @@
             <w:r>
               <w:rPr>
                 <w:rFonts w:eastAsia="Times New Roman" w:cs="Times New Roman"/>
-                <w:sz w:val="24"/>
-                <w:szCs w:val="24"/>
+                <w:szCs w:val="28"/>
                 <w:lang w:eastAsia="ru-RU"/>
               </w:rPr>
               <w:t>/12, тел.: +7(495)151-19-01, ИНН 7730265193    КПП 773001001    ОГРН 1217700253594 </w:t>
@@ -191,9 +178,8 @@
               <w:ind w:firstLine="705"/>
               <w:textAlignment w:val="baseline"/>
               <w:rPr>
-                <w:rFonts w:ascii="Segoe UI" w:eastAsia="Times New Roman" w:hAnsi="Segoe UI" w:cs="Segoe UI"/>
-                <w:sz w:val="18"/>
-                <w:szCs w:val="18"/>
+                <w:rFonts w:eastAsia="Times New Roman" w:cs="Times New Roman"/>
+                <w:szCs w:val="28"/>
                 <w:lang w:eastAsia="ru-RU"/>
               </w:rPr>
             </w:pPr>
@@ -201,8 +187,7 @@
               <w:rPr>
                 <w:rFonts w:eastAsia="Times New Roman" w:cs="Times New Roman"/>
                 <w:color w:val="000000"/>
-                <w:sz w:val="24"/>
-                <w:szCs w:val="24"/>
+                <w:szCs w:val="28"/>
                 <w:lang w:eastAsia="ru-RU"/>
               </w:rPr>
               <w:t> </w:t>
@@ -211,15 +196,36 @@
         </w:tc>
       </w:tr>
     </w:tbl>
-    <w:p/>
-    <w:p/>
-    <w:p/>
+    <w:p>
+      <w:pPr>
+        <w:rPr>
+          <w:rFonts w:cs="Times New Roman"/>
+          <w:szCs w:val="28"/>
+        </w:rPr>
+      </w:pPr>
+    </w:p>
+    <w:p>
+      <w:pPr>
+        <w:rPr>
+          <w:rFonts w:cs="Times New Roman"/>
+          <w:szCs w:val="28"/>
+        </w:rPr>
+      </w:pPr>
+    </w:p>
     <w:p>
       <w:pPr>
         <w:spacing w:after="0" w:line="240" w:lineRule="auto"/>
         <w:jc w:val="center"/>
-      </w:pPr>
-      <w:r>
+        <w:rPr>
+          <w:rFonts w:cs="Times New Roman"/>
+          <w:szCs w:val="28"/>
+        </w:rPr>
+      </w:pPr>
+      <w:r>
+        <w:rPr>
+          <w:rFonts w:cs="Times New Roman"/>
+          <w:szCs w:val="28"/>
+        </w:rPr>
         <w:t xml:space="preserve">ОТЧЕТ </w:t>
       </w:r>
     </w:p>
@@ -227,14 +233,26 @@
       <w:pPr>
         <w:spacing w:after="0" w:line="240" w:lineRule="auto"/>
         <w:jc w:val="center"/>
+        <w:rPr>
+          <w:rFonts w:cs="Times New Roman"/>
+          <w:szCs w:val="28"/>
+        </w:rPr>
       </w:pPr>
     </w:p>
     <w:p>
       <w:pPr>
         <w:spacing w:after="0" w:line="360" w:lineRule="auto"/>
         <w:jc w:val="center"/>
-      </w:pPr>
-      <w:r>
+        <w:rPr>
+          <w:rFonts w:cs="Times New Roman"/>
+          <w:szCs w:val="28"/>
+        </w:rPr>
+      </w:pPr>
+      <w:r>
+        <w:rPr>
+          <w:rFonts w:cs="Times New Roman"/>
+          <w:szCs w:val="28"/>
+        </w:rPr>
         <w:t>о прохождении учебной практики по специальности</w:t>
       </w:r>
     </w:p>
@@ -243,15 +261,23 @@
         <w:spacing w:after="0" w:line="240" w:lineRule="auto"/>
         <w:jc w:val="center"/>
         <w:rPr>
+          <w:rFonts w:cs="Times New Roman"/>
           <w:i/>
-          <w:sz w:val="20"/>
-          <w:szCs w:val="20"/>
-        </w:rPr>
-      </w:pPr>
-      <w:r>
+          <w:szCs w:val="28"/>
+        </w:rPr>
+      </w:pPr>
+      <w:r>
+        <w:rPr>
+          <w:rFonts w:cs="Times New Roman"/>
+          <w:szCs w:val="28"/>
+        </w:rPr>
         <w:t>13.04.26</w:t>
       </w:r>
       <w:r>
+        <w:rPr>
+          <w:rFonts w:cs="Times New Roman"/>
+          <w:szCs w:val="28"/>
+        </w:rPr>
         <w:t xml:space="preserve"> Информационные системы и программирование</w:t>
       </w:r>
     </w:p>
@@ -260,30 +286,16 @@
         <w:spacing w:after="0" w:line="240" w:lineRule="auto"/>
         <w:jc w:val="center"/>
         <w:rPr>
-          <w:sz w:val="20"/>
-          <w:szCs w:val="20"/>
-        </w:rPr>
-      </w:pPr>
-      <w:r>
-        <w:rPr>
-          <w:sz w:val="20"/>
-          <w:szCs w:val="20"/>
-        </w:rPr>
-        <w:t xml:space="preserve">профессиональный </w:t>
-      </w:r>
-      <w:r>
-        <w:rPr>
-          <w:sz w:val="22"/>
-          <w:szCs w:val="20"/>
-        </w:rPr>
-        <w:t>модуль</w:t>
-      </w:r>
-      <w:r>
-        <w:rPr>
-          <w:sz w:val="20"/>
-          <w:szCs w:val="20"/>
-        </w:rPr>
-        <w:t>:</w:t>
+          <w:rFonts w:cs="Times New Roman"/>
+          <w:szCs w:val="28"/>
+        </w:rPr>
+      </w:pPr>
+      <w:r>
+        <w:rPr>
+          <w:rFonts w:cs="Times New Roman"/>
+          <w:szCs w:val="28"/>
+        </w:rPr>
+        <w:t>профессиональный модуль:</w:t>
       </w:r>
     </w:p>
     <w:p>
@@ -291,8 +303,8 @@
         <w:spacing w:after="0" w:line="240" w:lineRule="auto"/>
         <w:jc w:val="center"/>
         <w:rPr>
-          <w:sz w:val="20"/>
-          <w:szCs w:val="20"/>
+          <w:rFonts w:cs="Times New Roman"/>
+          <w:szCs w:val="28"/>
         </w:rPr>
       </w:pPr>
     </w:p>
@@ -300,11 +312,23 @@
       <w:pPr>
         <w:spacing w:after="0" w:line="240" w:lineRule="auto"/>
         <w:jc w:val="center"/>
-      </w:pPr>
-      <w:r>
+        <w:rPr>
+          <w:rFonts w:cs="Times New Roman"/>
+          <w:szCs w:val="28"/>
+        </w:rPr>
+      </w:pPr>
+      <w:r>
+        <w:rPr>
+          <w:rFonts w:cs="Times New Roman"/>
+          <w:szCs w:val="28"/>
+        </w:rPr>
         <w:t xml:space="preserve">ПМ.03 </w:t>
       </w:r>
       <w:r>
+        <w:rPr>
+          <w:rFonts w:cs="Times New Roman"/>
+          <w:szCs w:val="28"/>
+        </w:rPr>
         <w:t>Осуществление интеграции программных модулей</w:t>
       </w:r>
     </w:p>
@@ -312,16 +336,28 @@
       <w:pPr>
         <w:spacing w:after="0" w:line="240" w:lineRule="auto"/>
         <w:jc w:val="center"/>
+        <w:rPr>
+          <w:rFonts w:cs="Times New Roman"/>
+          <w:szCs w:val="28"/>
+        </w:rPr>
       </w:pPr>
     </w:p>
     <w:p>
       <w:pPr>
         <w:spacing w:after="0" w:line="240" w:lineRule="auto"/>
+        <w:rPr>
+          <w:rFonts w:cs="Times New Roman"/>
+          <w:szCs w:val="28"/>
+        </w:rPr>
       </w:pPr>
     </w:p>
     <w:p>
       <w:pPr>
         <w:spacing w:after="0" w:line="240" w:lineRule="auto"/>
+        <w:rPr>
+          <w:rFonts w:cs="Times New Roman"/>
+          <w:szCs w:val="28"/>
+        </w:rPr>
       </w:pPr>
     </w:p>
     <w:p>
@@ -330,15 +366,16 @@
         <w:spacing w:before="0" w:beforeAutospacing="0" w:after="0" w:afterAutospacing="0" w:line="480" w:lineRule="auto"/>
         <w:textAlignment w:val="baseline"/>
         <w:rPr>
-          <w:rFonts w:ascii="Segoe UI" w:hAnsi="Segoe UI" w:cs="Segoe UI"/>
-          <w:sz w:val="18"/>
-          <w:szCs w:val="18"/>
+          <w:sz w:val="28"/>
+          <w:szCs w:val="28"/>
         </w:rPr>
       </w:pPr>
       <w:r>
         <w:rPr>
           <w:rStyle w:val="eop"/>
           <w:rFonts w:eastAsia="Arial"/>
+          <w:sz w:val="28"/>
+          <w:szCs w:val="28"/>
         </w:rPr>
         <w:t> </w:t>
       </w:r>
@@ -359,10 +396,10 @@
         <w:tblLook w:val="04A0" w:firstRow="1" w:lastRow="0" w:firstColumn="1" w:lastColumn="0" w:noHBand="0" w:noVBand="1"/>
       </w:tblPr>
       <w:tblGrid>
-        <w:gridCol w:w="1468"/>
-        <w:gridCol w:w="215"/>
-        <w:gridCol w:w="1157"/>
-        <w:gridCol w:w="2387"/>
+        <w:gridCol w:w="1707"/>
+        <w:gridCol w:w="207"/>
+        <w:gridCol w:w="1094"/>
+        <w:gridCol w:w="2241"/>
       </w:tblGrid>
       <w:tr>
         <w:tc>
@@ -373,12 +410,14 @@
           <w:p>
             <w:pPr>
               <w:rPr>
-                <w:sz w:val="24"/>
-              </w:rPr>
-            </w:pPr>
-            <w:r>
-              <w:rPr>
-                <w:sz w:val="24"/>
+                <w:rFonts w:cs="Times New Roman"/>
+                <w:szCs w:val="28"/>
+              </w:rPr>
+            </w:pPr>
+            <w:r>
+              <w:rPr>
+                <w:rFonts w:cs="Times New Roman"/>
+                <w:szCs w:val="28"/>
               </w:rPr>
               <w:t>Выполнил(а):</w:t>
             </w:r>
@@ -395,20 +434,23 @@
           <w:p>
             <w:pPr>
               <w:rPr>
-                <w:sz w:val="24"/>
+                <w:rFonts w:cs="Times New Roman"/>
+                <w:szCs w:val="28"/>
               </w:rPr>
             </w:pPr>
             <w:proofErr w:type="spellStart"/>
             <w:r>
               <w:rPr>
-                <w:sz w:val="24"/>
+                <w:rFonts w:cs="Times New Roman"/>
+                <w:szCs w:val="28"/>
               </w:rPr>
               <w:t>Обрывкова</w:t>
             </w:r>
             <w:proofErr w:type="spellEnd"/>
             <w:r>
               <w:rPr>
-                <w:sz w:val="24"/>
+                <w:rFonts w:cs="Times New Roman"/>
+                <w:szCs w:val="28"/>
               </w:rPr>
               <w:t xml:space="preserve"> Кира Сергеевна</w:t>
             </w:r>
@@ -424,12 +466,14 @@
             <w:pPr>
               <w:spacing w:before="240"/>
               <w:rPr>
-                <w:sz w:val="24"/>
-              </w:rPr>
-            </w:pPr>
-            <w:r>
-              <w:rPr>
-                <w:sz w:val="24"/>
+                <w:rFonts w:cs="Times New Roman"/>
+                <w:szCs w:val="28"/>
+              </w:rPr>
+            </w:pPr>
+            <w:r>
+              <w:rPr>
+                <w:rFonts w:cs="Times New Roman"/>
+                <w:szCs w:val="28"/>
               </w:rPr>
               <w:t>Группа:</w:t>
             </w:r>
@@ -448,12 +492,14 @@
               <w:spacing w:before="240"/>
               <w:jc w:val="center"/>
               <w:rPr>
-                <w:sz w:val="24"/>
-              </w:rPr>
-            </w:pPr>
-            <w:r>
-              <w:rPr>
-                <w:sz w:val="24"/>
+                <w:rFonts w:cs="Times New Roman"/>
+                <w:szCs w:val="28"/>
+              </w:rPr>
+            </w:pPr>
+            <w:r>
+              <w:rPr>
+                <w:rFonts w:cs="Times New Roman"/>
+                <w:szCs w:val="28"/>
               </w:rPr>
               <w:t>9\3-РПО-23\3</w:t>
             </w:r>
@@ -469,12 +515,14 @@
             <w:pPr>
               <w:spacing w:before="240"/>
               <w:rPr>
-                <w:sz w:val="24"/>
-              </w:rPr>
-            </w:pPr>
-            <w:r>
-              <w:rPr>
-                <w:sz w:val="24"/>
+                <w:rFonts w:cs="Times New Roman"/>
+                <w:szCs w:val="28"/>
+              </w:rPr>
+            </w:pPr>
+            <w:r>
+              <w:rPr>
+                <w:rFonts w:cs="Times New Roman"/>
+                <w:szCs w:val="28"/>
               </w:rPr>
               <w:t>Оценка:</w:t>
             </w:r>
@@ -493,7 +541,8 @@
             <w:pPr>
               <w:spacing w:before="240"/>
               <w:rPr>
-                <w:sz w:val="24"/>
+                <w:rFonts w:cs="Times New Roman"/>
+                <w:szCs w:val="28"/>
               </w:rPr>
             </w:pPr>
           </w:p>
@@ -509,12 +558,14 @@
             <w:pPr>
               <w:spacing w:before="240"/>
               <w:rPr>
-                <w:sz w:val="24"/>
-              </w:rPr>
-            </w:pPr>
-            <w:r>
-              <w:rPr>
-                <w:sz w:val="24"/>
+                <w:rFonts w:cs="Times New Roman"/>
+                <w:szCs w:val="28"/>
+              </w:rPr>
+            </w:pPr>
+            <w:r>
+              <w:rPr>
+                <w:rFonts w:cs="Times New Roman"/>
+                <w:szCs w:val="28"/>
               </w:rPr>
               <w:t>Руководитель практики:</w:t>
             </w:r>
@@ -531,7 +582,8 @@
             <w:pPr>
               <w:spacing w:before="240"/>
               <w:rPr>
-                <w:sz w:val="24"/>
+                <w:rFonts w:cs="Times New Roman"/>
+                <w:szCs w:val="28"/>
               </w:rPr>
             </w:pPr>
           </w:p>
@@ -540,34 +592,29 @@
     </w:tbl>
     <w:p>
       <w:pPr>
-        <w:pStyle w:val="paragraph"/>
-        <w:spacing w:before="0" w:beforeAutospacing="0" w:after="0" w:afterAutospacing="0" w:line="480" w:lineRule="auto"/>
-        <w:textAlignment w:val="baseline"/>
-        <w:rPr>
-          <w:rFonts w:ascii="Segoe UI" w:hAnsi="Segoe UI" w:cs="Segoe UI"/>
-          <w:sz w:val="18"/>
-          <w:szCs w:val="18"/>
-        </w:rPr>
-      </w:pPr>
-    </w:p>
-    <w:p>
-      <w:pPr>
         <w:spacing w:after="0" w:line="240" w:lineRule="auto"/>
+        <w:rPr>
+          <w:rFonts w:cs="Times New Roman"/>
+          <w:szCs w:val="28"/>
+        </w:rPr>
       </w:pPr>
     </w:p>
     <w:p>
       <w:pPr>
         <w:spacing w:after="0" w:line="240" w:lineRule="auto"/>
+        <w:rPr>
+          <w:rFonts w:cs="Times New Roman"/>
+          <w:szCs w:val="28"/>
+        </w:rPr>
       </w:pPr>
     </w:p>
     <w:p>
       <w:pPr>
         <w:spacing w:after="0" w:line="240" w:lineRule="auto"/>
-      </w:pPr>
-    </w:p>
-    <w:p>
-      <w:pPr>
-        <w:spacing w:after="0" w:line="240" w:lineRule="auto"/>
+        <w:rPr>
+          <w:rFonts w:cs="Times New Roman"/>
+          <w:szCs w:val="28"/>
+        </w:rPr>
       </w:pPr>
     </w:p>
     <w:p>
@@ -576,15 +623,16 @@
         <w:spacing w:before="0" w:beforeAutospacing="0" w:after="0" w:afterAutospacing="0" w:line="360" w:lineRule="auto"/>
         <w:textAlignment w:val="baseline"/>
         <w:rPr>
-          <w:rFonts w:ascii="Segoe UI" w:hAnsi="Segoe UI" w:cs="Segoe UI"/>
-          <w:sz w:val="18"/>
-          <w:szCs w:val="18"/>
+          <w:sz w:val="28"/>
+          <w:szCs w:val="28"/>
         </w:rPr>
       </w:pPr>
       <w:r>
         <w:rPr>
           <w:rStyle w:val="normaltextrun"/>
           <w:rFonts w:eastAsia="Arial"/>
+          <w:sz w:val="28"/>
+          <w:szCs w:val="28"/>
         </w:rPr>
         <w:t xml:space="preserve">Практика пройдена в </w:t>
       </w:r>
@@ -593,6 +641,8 @@
         <w:rPr>
           <w:rStyle w:val="normaltextrun"/>
           <w:rFonts w:eastAsia="Arial"/>
+          <w:sz w:val="28"/>
+          <w:szCs w:val="28"/>
         </w:rPr>
         <w:t>АНО ПОО ММКЦТ «АКАДЕМИЯ ТОП»</w:t>
       </w:r>
@@ -604,59 +654,65 @@
         <w:spacing w:before="0" w:beforeAutospacing="0" w:after="0" w:afterAutospacing="0" w:line="360" w:lineRule="auto"/>
         <w:textAlignment w:val="baseline"/>
         <w:rPr>
-          <w:rFonts w:ascii="Segoe UI" w:hAnsi="Segoe UI" w:cs="Segoe UI"/>
-          <w:sz w:val="18"/>
-          <w:szCs w:val="18"/>
-        </w:rPr>
-      </w:pPr>
-      <w:r>
-        <w:rPr>
           <w:rStyle w:val="normaltextrun"/>
           <w:rFonts w:eastAsia="Arial"/>
-        </w:rPr>
-        <w:t>Дата прохождения: 13.04.2026 г. – 2</w:t>
-      </w:r>
+          <w:sz w:val="28"/>
+          <w:szCs w:val="28"/>
+        </w:rPr>
+      </w:pPr>
       <w:r>
         <w:rPr>
           <w:rStyle w:val="normaltextrun"/>
           <w:rFonts w:eastAsia="Arial"/>
-        </w:rPr>
-        <w:t>4</w:t>
+          <w:sz w:val="28"/>
+          <w:szCs w:val="28"/>
+        </w:rPr>
+        <w:t>Дата прохождения: 13.04.2026 г. – 2</w:t>
       </w:r>
       <w:r>
         <w:rPr>
           <w:rStyle w:val="normaltextrun"/>
           <w:rFonts w:eastAsia="Arial"/>
+          <w:sz w:val="28"/>
+          <w:szCs w:val="28"/>
+        </w:rPr>
+        <w:t>4</w:t>
+      </w:r>
+      <w:r>
+        <w:rPr>
+          <w:rStyle w:val="normaltextrun"/>
+          <w:rFonts w:eastAsia="Arial"/>
+          <w:sz w:val="28"/>
+          <w:szCs w:val="28"/>
         </w:rPr>
         <w:t xml:space="preserve">.04.2026 г. </w:t>
       </w:r>
     </w:p>
     <w:p>
       <w:pPr>
-        <w:spacing w:after="0" w:line="360" w:lineRule="auto"/>
-      </w:pPr>
-    </w:p>
-    <w:p>
-      <w:pPr>
-        <w:spacing w:after="0" w:line="240" w:lineRule="auto"/>
-      </w:pPr>
-    </w:p>
-    <w:p>
-      <w:pPr>
-        <w:spacing w:after="0" w:line="240" w:lineRule="auto"/>
-      </w:pPr>
-    </w:p>
-    <w:p>
-      <w:pPr>
-        <w:spacing w:after="0" w:line="240" w:lineRule="auto"/>
+        <w:pStyle w:val="paragraph"/>
+        <w:spacing w:before="0" w:beforeAutospacing="0" w:after="0" w:afterAutospacing="0" w:line="360" w:lineRule="auto"/>
+        <w:textAlignment w:val="baseline"/>
+        <w:rPr>
+          <w:sz w:val="28"/>
+          <w:szCs w:val="28"/>
+        </w:rPr>
       </w:pPr>
     </w:p>
     <w:p>
       <w:pPr>
         <w:spacing w:after="0" w:line="240" w:lineRule="auto"/>
         <w:jc w:val="center"/>
-      </w:pPr>
-      <w:r>
+        <w:rPr>
+          <w:rFonts w:cs="Times New Roman"/>
+          <w:szCs w:val="28"/>
+        </w:rPr>
+      </w:pPr>
+      <w:r>
+        <w:rPr>
+          <w:rFonts w:cs="Times New Roman"/>
+          <w:szCs w:val="28"/>
+        </w:rPr>
         <w:t>Калининград</w:t>
       </w:r>
     </w:p>
@@ -664,196 +720,905 @@
       <w:pPr>
         <w:spacing w:after="0" w:line="240" w:lineRule="auto"/>
         <w:jc w:val="center"/>
-      </w:pPr>
-      <w:r>
+        <w:rPr>
+          <w:rFonts w:cs="Times New Roman"/>
+          <w:szCs w:val="28"/>
+        </w:rPr>
+      </w:pPr>
+      <w:r>
+        <w:rPr>
+          <w:rFonts w:cs="Times New Roman"/>
+          <w:szCs w:val="28"/>
+        </w:rPr>
         <w:t xml:space="preserve"> 2026</w:t>
       </w:r>
       <w:r>
+        <w:rPr>
+          <w:rFonts w:cs="Times New Roman"/>
+          <w:szCs w:val="28"/>
+        </w:rPr>
         <w:br w:type="page"/>
       </w:r>
+    </w:p>
+    <w:sdt>
+      <w:sdtPr>
+        <w:rPr>
+          <w:rFonts w:ascii="Times New Roman" w:hAnsi="Times New Roman" w:cs="Times New Roman"/>
+          <w:sz w:val="28"/>
+          <w:szCs w:val="28"/>
+        </w:rPr>
+        <w:id w:val="29610986"/>
+        <w:docPartObj>
+          <w:docPartGallery w:val="Table of Contents"/>
+          <w:docPartUnique/>
+        </w:docPartObj>
+      </w:sdtPr>
+      <w:sdtEndPr>
+        <w:rPr>
+          <w:rFonts w:eastAsiaTheme="minorEastAsia"/>
+          <w:b/>
+          <w:bCs/>
+        </w:rPr>
+      </w:sdtEndPr>
+      <w:sdtContent>
+        <w:p>
+          <w:pPr>
+            <w:pStyle w:val="af8"/>
+            <w:jc w:val="center"/>
+            <w:rPr>
+              <w:rFonts w:ascii="Times New Roman" w:hAnsi="Times New Roman" w:cs="Times New Roman"/>
+              <w:sz w:val="28"/>
+              <w:szCs w:val="28"/>
+            </w:rPr>
+          </w:pPr>
+          <w:r>
+            <w:rPr>
+              <w:rFonts w:ascii="Times New Roman" w:hAnsi="Times New Roman" w:cs="Times New Roman"/>
+              <w:sz w:val="28"/>
+              <w:szCs w:val="28"/>
+            </w:rPr>
+            <w:t>Содержание</w:t>
+          </w:r>
+        </w:p>
+        <w:p>
+          <w:pPr>
+            <w:pStyle w:val="10"/>
+            <w:tabs>
+              <w:tab w:val="right" w:leader="dot" w:pos="9345"/>
+            </w:tabs>
+            <w:rPr>
+              <w:rFonts w:asciiTheme="minorHAnsi" w:hAnsiTheme="minorHAnsi" w:cstheme="minorBidi"/>
+              <w:noProof/>
+              <w:sz w:val="22"/>
+              <w:lang w:eastAsia="ru-RU"/>
+            </w:rPr>
+          </w:pPr>
+          <w:r>
+            <w:rPr>
+              <w:rFonts w:cs="Times New Roman"/>
+              <w:szCs w:val="28"/>
+            </w:rPr>
+            <w:fldChar w:fldCharType="begin"/>
+          </w:r>
+          <w:r>
+            <w:rPr>
+              <w:rFonts w:cs="Times New Roman"/>
+              <w:szCs w:val="28"/>
+            </w:rPr>
+            <w:instrText xml:space="preserve"> TOC \o "1-3" \h \z \u </w:instrText>
+          </w:r>
+          <w:r>
+            <w:rPr>
+              <w:rFonts w:cs="Times New Roman"/>
+              <w:szCs w:val="28"/>
+            </w:rPr>
+            <w:fldChar w:fldCharType="separate"/>
+          </w:r>
+          <w:hyperlink w:anchor="_Toc227895201" w:history="1">
+            <w:r>
+              <w:rPr>
+                <w:rStyle w:val="a9"/>
+                <w:rFonts w:cs="Times New Roman"/>
+                <w:noProof/>
+              </w:rPr>
+              <w:t>ЗАДАНИЕ</w:t>
+            </w:r>
+            <w:r>
+              <w:rPr>
+                <w:noProof/>
+                <w:webHidden/>
+              </w:rPr>
+              <w:tab/>
+            </w:r>
+            <w:r>
+              <w:rPr>
+                <w:noProof/>
+                <w:webHidden/>
+              </w:rPr>
+              <w:fldChar w:fldCharType="begin"/>
+            </w:r>
+            <w:r>
+              <w:rPr>
+                <w:noProof/>
+                <w:webHidden/>
+              </w:rPr>
+              <w:instrText xml:space="preserve"> PAGEREF _Toc227895201 \h </w:instrText>
+            </w:r>
+            <w:r>
+              <w:rPr>
+                <w:noProof/>
+                <w:webHidden/>
+              </w:rPr>
+            </w:r>
+            <w:r>
+              <w:rPr>
+                <w:noProof/>
+                <w:webHidden/>
+              </w:rPr>
+              <w:fldChar w:fldCharType="separate"/>
+            </w:r>
+            <w:r>
+              <w:rPr>
+                <w:noProof/>
+                <w:webHidden/>
+              </w:rPr>
+              <w:t>3</w:t>
+            </w:r>
+            <w:r>
+              <w:rPr>
+                <w:noProof/>
+                <w:webHidden/>
+              </w:rPr>
+              <w:fldChar w:fldCharType="end"/>
+            </w:r>
+          </w:hyperlink>
+        </w:p>
+        <w:p>
+          <w:pPr>
+            <w:pStyle w:val="10"/>
+            <w:tabs>
+              <w:tab w:val="right" w:leader="dot" w:pos="9345"/>
+            </w:tabs>
+            <w:rPr>
+              <w:rFonts w:asciiTheme="minorHAnsi" w:hAnsiTheme="minorHAnsi" w:cstheme="minorBidi"/>
+              <w:noProof/>
+              <w:sz w:val="22"/>
+              <w:lang w:eastAsia="ru-RU"/>
+            </w:rPr>
+          </w:pPr>
+          <w:hyperlink w:anchor="_Toc227895202" w:history="1">
+            <w:r>
+              <w:rPr>
+                <w:rStyle w:val="a9"/>
+                <w:rFonts w:cs="Times New Roman"/>
+                <w:noProof/>
+              </w:rPr>
+              <w:t>АТТЕСТАЦИОННЫЙ ЛИСТ</w:t>
+            </w:r>
+            <w:r>
+              <w:rPr>
+                <w:noProof/>
+                <w:webHidden/>
+              </w:rPr>
+              <w:tab/>
+            </w:r>
+            <w:r>
+              <w:rPr>
+                <w:noProof/>
+                <w:webHidden/>
+              </w:rPr>
+              <w:fldChar w:fldCharType="begin"/>
+            </w:r>
+            <w:r>
+              <w:rPr>
+                <w:noProof/>
+                <w:webHidden/>
+              </w:rPr>
+              <w:instrText xml:space="preserve"> PAGEREF _Toc227895202 \h </w:instrText>
+            </w:r>
+            <w:r>
+              <w:rPr>
+                <w:noProof/>
+                <w:webHidden/>
+              </w:rPr>
+            </w:r>
+            <w:r>
+              <w:rPr>
+                <w:noProof/>
+                <w:webHidden/>
+              </w:rPr>
+              <w:fldChar w:fldCharType="separate"/>
+            </w:r>
+            <w:r>
+              <w:rPr>
+                <w:noProof/>
+                <w:webHidden/>
+              </w:rPr>
+              <w:t>4</w:t>
+            </w:r>
+            <w:r>
+              <w:rPr>
+                <w:noProof/>
+                <w:webHidden/>
+              </w:rPr>
+              <w:fldChar w:fldCharType="end"/>
+            </w:r>
+          </w:hyperlink>
+        </w:p>
+        <w:p>
+          <w:pPr>
+            <w:pStyle w:val="10"/>
+            <w:tabs>
+              <w:tab w:val="right" w:leader="dot" w:pos="9345"/>
+            </w:tabs>
+            <w:rPr>
+              <w:rFonts w:asciiTheme="minorHAnsi" w:hAnsiTheme="minorHAnsi" w:cstheme="minorBidi"/>
+              <w:noProof/>
+              <w:sz w:val="22"/>
+              <w:lang w:eastAsia="ru-RU"/>
+            </w:rPr>
+          </w:pPr>
+          <w:hyperlink w:anchor="_Toc227895203" w:history="1">
+            <w:r>
+              <w:rPr>
+                <w:rStyle w:val="a9"/>
+                <w:rFonts w:cs="Times New Roman"/>
+                <w:noProof/>
+              </w:rPr>
+              <w:t>ДНЕВНИК</w:t>
+            </w:r>
+            <w:r>
+              <w:rPr>
+                <w:noProof/>
+                <w:webHidden/>
+              </w:rPr>
+              <w:tab/>
+            </w:r>
+            <w:r>
+              <w:rPr>
+                <w:noProof/>
+                <w:webHidden/>
+              </w:rPr>
+              <w:fldChar w:fldCharType="begin"/>
+            </w:r>
+            <w:r>
+              <w:rPr>
+                <w:noProof/>
+                <w:webHidden/>
+              </w:rPr>
+              <w:instrText xml:space="preserve"> PAGEREF _Toc227895203 \h </w:instrText>
+            </w:r>
+            <w:r>
+              <w:rPr>
+                <w:noProof/>
+                <w:webHidden/>
+              </w:rPr>
+            </w:r>
+            <w:r>
+              <w:rPr>
+                <w:noProof/>
+                <w:webHidden/>
+              </w:rPr>
+              <w:fldChar w:fldCharType="separate"/>
+            </w:r>
+            <w:r>
+              <w:rPr>
+                <w:noProof/>
+                <w:webHidden/>
+              </w:rPr>
+              <w:t>5</w:t>
+            </w:r>
+            <w:r>
+              <w:rPr>
+                <w:noProof/>
+                <w:webHidden/>
+              </w:rPr>
+              <w:fldChar w:fldCharType="end"/>
+            </w:r>
+          </w:hyperlink>
+        </w:p>
+        <w:p>
+          <w:pPr>
+            <w:pStyle w:val="10"/>
+            <w:tabs>
+              <w:tab w:val="right" w:leader="dot" w:pos="9345"/>
+            </w:tabs>
+            <w:rPr>
+              <w:rFonts w:asciiTheme="minorHAnsi" w:hAnsiTheme="minorHAnsi" w:cstheme="minorBidi"/>
+              <w:noProof/>
+              <w:sz w:val="22"/>
+              <w:lang w:eastAsia="ru-RU"/>
+            </w:rPr>
+          </w:pPr>
+          <w:hyperlink w:anchor="_Toc227895204" w:history="1">
+            <w:r>
+              <w:rPr>
+                <w:rStyle w:val="a9"/>
+                <w:rFonts w:cs="Times New Roman"/>
+                <w:noProof/>
+              </w:rPr>
+              <w:t>ОТЧЕТ О ПРОДЕЛАННОЙ РАБОТЕ</w:t>
+            </w:r>
+            <w:r>
+              <w:rPr>
+                <w:noProof/>
+                <w:webHidden/>
+              </w:rPr>
+              <w:tab/>
+            </w:r>
+            <w:r>
+              <w:rPr>
+                <w:noProof/>
+                <w:webHidden/>
+              </w:rPr>
+              <w:fldChar w:fldCharType="begin"/>
+            </w:r>
+            <w:r>
+              <w:rPr>
+                <w:noProof/>
+                <w:webHidden/>
+              </w:rPr>
+              <w:instrText xml:space="preserve"> PAGEREF _Toc227895204 \h </w:instrText>
+            </w:r>
+            <w:r>
+              <w:rPr>
+                <w:noProof/>
+                <w:webHidden/>
+              </w:rPr>
+            </w:r>
+            <w:r>
+              <w:rPr>
+                <w:noProof/>
+                <w:webHidden/>
+              </w:rPr>
+              <w:fldChar w:fldCharType="separate"/>
+            </w:r>
+            <w:r>
+              <w:rPr>
+                <w:noProof/>
+                <w:webHidden/>
+              </w:rPr>
+              <w:t>6</w:t>
+            </w:r>
+            <w:r>
+              <w:rPr>
+                <w:noProof/>
+                <w:webHidden/>
+              </w:rPr>
+              <w:fldChar w:fldCharType="end"/>
+            </w:r>
+          </w:hyperlink>
+        </w:p>
+        <w:p>
+          <w:pPr>
+            <w:pStyle w:val="21"/>
+            <w:tabs>
+              <w:tab w:val="right" w:leader="dot" w:pos="9345"/>
+            </w:tabs>
+            <w:rPr>
+              <w:rFonts w:asciiTheme="minorHAnsi" w:hAnsiTheme="minorHAnsi" w:cstheme="minorBidi"/>
+              <w:noProof/>
+              <w:sz w:val="22"/>
+              <w:lang w:eastAsia="ru-RU"/>
+            </w:rPr>
+          </w:pPr>
+          <w:hyperlink w:anchor="_Toc227895205" w:history="1">
+            <w:r>
+              <w:rPr>
+                <w:rStyle w:val="a9"/>
+                <w:rFonts w:eastAsia="Times New Roman" w:cs="Times New Roman"/>
+                <w:noProof/>
+              </w:rPr>
+              <w:t>1 Анализ предметной области и постановка задачи</w:t>
+            </w:r>
+            <w:r>
+              <w:rPr>
+                <w:noProof/>
+                <w:webHidden/>
+              </w:rPr>
+              <w:tab/>
+            </w:r>
+            <w:r>
+              <w:rPr>
+                <w:noProof/>
+                <w:webHidden/>
+              </w:rPr>
+              <w:fldChar w:fldCharType="begin"/>
+            </w:r>
+            <w:r>
+              <w:rPr>
+                <w:noProof/>
+                <w:webHidden/>
+              </w:rPr>
+              <w:instrText xml:space="preserve"> PAGEREF _Toc227895205 \h </w:instrText>
+            </w:r>
+            <w:r>
+              <w:rPr>
+                <w:noProof/>
+                <w:webHidden/>
+              </w:rPr>
+            </w:r>
+            <w:r>
+              <w:rPr>
+                <w:noProof/>
+                <w:webHidden/>
+              </w:rPr>
+              <w:fldChar w:fldCharType="separate"/>
+            </w:r>
+            <w:r>
+              <w:rPr>
+                <w:noProof/>
+                <w:webHidden/>
+              </w:rPr>
+              <w:t>6</w:t>
+            </w:r>
+            <w:r>
+              <w:rPr>
+                <w:noProof/>
+                <w:webHidden/>
+              </w:rPr>
+              <w:fldChar w:fldCharType="end"/>
+            </w:r>
+          </w:hyperlink>
+        </w:p>
+        <w:p>
+          <w:pPr>
+            <w:pStyle w:val="21"/>
+            <w:tabs>
+              <w:tab w:val="right" w:leader="dot" w:pos="9345"/>
+            </w:tabs>
+            <w:rPr>
+              <w:rFonts w:asciiTheme="minorHAnsi" w:hAnsiTheme="minorHAnsi" w:cstheme="minorBidi"/>
+              <w:noProof/>
+              <w:sz w:val="22"/>
+              <w:lang w:eastAsia="ru-RU"/>
+            </w:rPr>
+          </w:pPr>
+          <w:hyperlink w:anchor="_Toc227895206" w:history="1">
+            <w:r>
+              <w:rPr>
+                <w:rStyle w:val="a9"/>
+                <w:rFonts w:eastAsia="Times New Roman" w:cs="Times New Roman"/>
+                <w:noProof/>
+              </w:rPr>
+              <w:t>2 Проектирование данных и архитектуры решения</w:t>
+            </w:r>
+            <w:r>
+              <w:rPr>
+                <w:noProof/>
+                <w:webHidden/>
+              </w:rPr>
+              <w:tab/>
+            </w:r>
+            <w:r>
+              <w:rPr>
+                <w:noProof/>
+                <w:webHidden/>
+              </w:rPr>
+              <w:fldChar w:fldCharType="begin"/>
+            </w:r>
+            <w:r>
+              <w:rPr>
+                <w:noProof/>
+                <w:webHidden/>
+              </w:rPr>
+              <w:instrText xml:space="preserve"> PAGEREF _Toc227895206 \h </w:instrText>
+            </w:r>
+            <w:r>
+              <w:rPr>
+                <w:noProof/>
+                <w:webHidden/>
+              </w:rPr>
+            </w:r>
+            <w:r>
+              <w:rPr>
+                <w:noProof/>
+                <w:webHidden/>
+              </w:rPr>
+              <w:fldChar w:fldCharType="separate"/>
+            </w:r>
+            <w:r>
+              <w:rPr>
+                <w:noProof/>
+                <w:webHidden/>
+              </w:rPr>
+              <w:t>6</w:t>
+            </w:r>
+            <w:r>
+              <w:rPr>
+                <w:noProof/>
+                <w:webHidden/>
+              </w:rPr>
+              <w:fldChar w:fldCharType="end"/>
+            </w:r>
+          </w:hyperlink>
+        </w:p>
+        <w:p>
+          <w:pPr>
+            <w:pStyle w:val="21"/>
+            <w:tabs>
+              <w:tab w:val="right" w:leader="dot" w:pos="9345"/>
+            </w:tabs>
+            <w:rPr>
+              <w:rFonts w:asciiTheme="minorHAnsi" w:hAnsiTheme="minorHAnsi" w:cstheme="minorBidi"/>
+              <w:noProof/>
+              <w:sz w:val="22"/>
+              <w:lang w:eastAsia="ru-RU"/>
+            </w:rPr>
+          </w:pPr>
+          <w:hyperlink w:anchor="_Toc227895207" w:history="1">
+            <w:r>
+              <w:rPr>
+                <w:rStyle w:val="a9"/>
+                <w:rFonts w:eastAsia="Times New Roman" w:cs="Times New Roman"/>
+                <w:noProof/>
+              </w:rPr>
+              <w:t>3 Разработка программных модулей</w:t>
+            </w:r>
+            <w:r>
+              <w:rPr>
+                <w:noProof/>
+                <w:webHidden/>
+              </w:rPr>
+              <w:tab/>
+            </w:r>
+            <w:r>
+              <w:rPr>
+                <w:noProof/>
+                <w:webHidden/>
+              </w:rPr>
+              <w:fldChar w:fldCharType="begin"/>
+            </w:r>
+            <w:r>
+              <w:rPr>
+                <w:noProof/>
+                <w:webHidden/>
+              </w:rPr>
+              <w:instrText xml:space="preserve"> PAGEREF _Toc227895207 \h </w:instrText>
+            </w:r>
+            <w:r>
+              <w:rPr>
+                <w:noProof/>
+                <w:webHidden/>
+              </w:rPr>
+            </w:r>
+            <w:r>
+              <w:rPr>
+                <w:noProof/>
+                <w:webHidden/>
+              </w:rPr>
+              <w:fldChar w:fldCharType="separate"/>
+            </w:r>
+            <w:r>
+              <w:rPr>
+                <w:noProof/>
+                <w:webHidden/>
+              </w:rPr>
+              <w:t>7</w:t>
+            </w:r>
+            <w:r>
+              <w:rPr>
+                <w:noProof/>
+                <w:webHidden/>
+              </w:rPr>
+              <w:fldChar w:fldCharType="end"/>
+            </w:r>
+          </w:hyperlink>
+        </w:p>
+        <w:p>
+          <w:pPr>
+            <w:pStyle w:val="21"/>
+            <w:tabs>
+              <w:tab w:val="right" w:leader="dot" w:pos="9345"/>
+            </w:tabs>
+            <w:rPr>
+              <w:rFonts w:asciiTheme="minorHAnsi" w:hAnsiTheme="minorHAnsi" w:cstheme="minorBidi"/>
+              <w:noProof/>
+              <w:sz w:val="22"/>
+              <w:lang w:eastAsia="ru-RU"/>
+            </w:rPr>
+          </w:pPr>
+          <w:hyperlink w:anchor="_Toc227895208" w:history="1">
+            <w:r>
+              <w:rPr>
+                <w:rStyle w:val="a9"/>
+                <w:rFonts w:eastAsia="Times New Roman" w:cs="Times New Roman"/>
+                <w:noProof/>
+              </w:rPr>
+              <w:t>4 Тестирование и анализ качества</w:t>
+            </w:r>
+            <w:r>
+              <w:rPr>
+                <w:noProof/>
+                <w:webHidden/>
+              </w:rPr>
+              <w:tab/>
+            </w:r>
+            <w:r>
+              <w:rPr>
+                <w:noProof/>
+                <w:webHidden/>
+              </w:rPr>
+              <w:fldChar w:fldCharType="begin"/>
+            </w:r>
+            <w:r>
+              <w:rPr>
+                <w:noProof/>
+                <w:webHidden/>
+              </w:rPr>
+              <w:instrText xml:space="preserve"> PAGEREF _Toc227895208 \h </w:instrText>
+            </w:r>
+            <w:r>
+              <w:rPr>
+                <w:noProof/>
+                <w:webHidden/>
+              </w:rPr>
+            </w:r>
+            <w:r>
+              <w:rPr>
+                <w:noProof/>
+                <w:webHidden/>
+              </w:rPr>
+              <w:fldChar w:fldCharType="separate"/>
+            </w:r>
+            <w:r>
+              <w:rPr>
+                <w:noProof/>
+                <w:webHidden/>
+              </w:rPr>
+              <w:t>7</w:t>
+            </w:r>
+            <w:r>
+              <w:rPr>
+                <w:noProof/>
+                <w:webHidden/>
+              </w:rPr>
+              <w:fldChar w:fldCharType="end"/>
+            </w:r>
+          </w:hyperlink>
+        </w:p>
+        <w:p>
+          <w:pPr>
+            <w:pStyle w:val="10"/>
+            <w:tabs>
+              <w:tab w:val="right" w:leader="dot" w:pos="9345"/>
+            </w:tabs>
+            <w:rPr>
+              <w:rFonts w:asciiTheme="minorHAnsi" w:hAnsiTheme="minorHAnsi" w:cstheme="minorBidi"/>
+              <w:noProof/>
+              <w:sz w:val="22"/>
+              <w:lang w:eastAsia="ru-RU"/>
+            </w:rPr>
+          </w:pPr>
+          <w:hyperlink w:anchor="_Toc227895209" w:history="1">
+            <w:r>
+              <w:rPr>
+                <w:rStyle w:val="a9"/>
+                <w:rFonts w:cs="Times New Roman"/>
+                <w:noProof/>
+              </w:rPr>
+              <w:t>ХАРАКТЕРИСТИКА</w:t>
+            </w:r>
+            <w:r>
+              <w:rPr>
+                <w:noProof/>
+                <w:webHidden/>
+              </w:rPr>
+              <w:tab/>
+            </w:r>
+            <w:r>
+              <w:rPr>
+                <w:noProof/>
+                <w:webHidden/>
+              </w:rPr>
+              <w:fldChar w:fldCharType="begin"/>
+            </w:r>
+            <w:r>
+              <w:rPr>
+                <w:noProof/>
+                <w:webHidden/>
+              </w:rPr>
+              <w:instrText xml:space="preserve"> PAGEREF _Toc227895209 \h </w:instrText>
+            </w:r>
+            <w:r>
+              <w:rPr>
+                <w:noProof/>
+                <w:webHidden/>
+              </w:rPr>
+            </w:r>
+            <w:r>
+              <w:rPr>
+                <w:noProof/>
+                <w:webHidden/>
+              </w:rPr>
+              <w:fldChar w:fldCharType="separate"/>
+            </w:r>
+            <w:r>
+              <w:rPr>
+                <w:noProof/>
+                <w:webHidden/>
+              </w:rPr>
+              <w:t>9</w:t>
+            </w:r>
+            <w:r>
+              <w:rPr>
+                <w:noProof/>
+                <w:webHidden/>
+              </w:rPr>
+              <w:fldChar w:fldCharType="end"/>
+            </w:r>
+          </w:hyperlink>
+        </w:p>
+        <w:p>
+          <w:pPr>
+            <w:pStyle w:val="10"/>
+            <w:tabs>
+              <w:tab w:val="right" w:leader="dot" w:pos="9345"/>
+            </w:tabs>
+            <w:rPr>
+              <w:rFonts w:asciiTheme="minorHAnsi" w:hAnsiTheme="minorHAnsi" w:cstheme="minorBidi"/>
+              <w:noProof/>
+              <w:sz w:val="22"/>
+              <w:lang w:eastAsia="ru-RU"/>
+            </w:rPr>
+          </w:pPr>
+          <w:hyperlink w:anchor="_Toc227895210" w:history="1">
+            <w:r>
+              <w:rPr>
+                <w:rStyle w:val="a9"/>
+                <w:rFonts w:cs="Times New Roman"/>
+                <w:noProof/>
+              </w:rPr>
+              <w:t>ОТЗЫВ РУКОВОДИТЕЛЯ ПРАКТИКИ</w:t>
+            </w:r>
+            <w:r>
+              <w:rPr>
+                <w:noProof/>
+                <w:webHidden/>
+              </w:rPr>
+              <w:tab/>
+            </w:r>
+            <w:r>
+              <w:rPr>
+                <w:noProof/>
+                <w:webHidden/>
+              </w:rPr>
+              <w:fldChar w:fldCharType="begin"/>
+            </w:r>
+            <w:r>
+              <w:rPr>
+                <w:noProof/>
+                <w:webHidden/>
+              </w:rPr>
+              <w:instrText xml:space="preserve"> PAGEREF _Toc227895210 \h </w:instrText>
+            </w:r>
+            <w:r>
+              <w:rPr>
+                <w:noProof/>
+                <w:webHidden/>
+              </w:rPr>
+            </w:r>
+            <w:r>
+              <w:rPr>
+                <w:noProof/>
+                <w:webHidden/>
+              </w:rPr>
+              <w:fldChar w:fldCharType="separate"/>
+            </w:r>
+            <w:r>
+              <w:rPr>
+                <w:noProof/>
+                <w:webHidden/>
+              </w:rPr>
+              <w:t>11</w:t>
+            </w:r>
+            <w:r>
+              <w:rPr>
+                <w:noProof/>
+                <w:webHidden/>
+              </w:rPr>
+              <w:fldChar w:fldCharType="end"/>
+            </w:r>
+          </w:hyperlink>
+        </w:p>
+        <w:p>
+          <w:pPr>
+            <w:rPr>
+              <w:rFonts w:cs="Times New Roman"/>
+              <w:szCs w:val="28"/>
+            </w:rPr>
+          </w:pPr>
+          <w:r>
+            <w:rPr>
+              <w:rFonts w:cs="Times New Roman"/>
+              <w:b/>
+              <w:bCs/>
+              <w:szCs w:val="28"/>
+            </w:rPr>
+            <w:fldChar w:fldCharType="end"/>
+          </w:r>
+        </w:p>
+      </w:sdtContent>
+    </w:sdt>
+    <w:p>
+      <w:pPr>
+        <w:spacing w:after="0" w:line="240" w:lineRule="auto"/>
+        <w:rPr>
+          <w:rFonts w:cs="Times New Roman"/>
+          <w:szCs w:val="28"/>
+        </w:rPr>
+      </w:pPr>
+    </w:p>
+    <w:p>
+      <w:pPr>
+        <w:suppressAutoHyphens w:val="0"/>
+        <w:rPr>
+          <w:rFonts w:cs="Times New Roman"/>
+          <w:szCs w:val="28"/>
+        </w:rPr>
+      </w:pPr>
+      <w:r>
+        <w:rPr>
+          <w:rFonts w:cs="Times New Roman"/>
+          <w:szCs w:val="28"/>
+        </w:rPr>
+        <w:br w:type="page"/>
+      </w:r>
+      <w:bookmarkStart w:id="2" w:name="_GoBack"/>
+      <w:bookmarkEnd w:id="2"/>
+    </w:p>
+    <w:p>
+      <w:pPr>
+        <w:pStyle w:val="1"/>
+        <w:jc w:val="center"/>
+        <w:rPr>
+          <w:rFonts w:ascii="Times New Roman" w:hAnsi="Times New Roman" w:cs="Times New Roman"/>
+          <w:sz w:val="28"/>
+          <w:szCs w:val="28"/>
+        </w:rPr>
+      </w:pPr>
+      <w:bookmarkStart w:id="3" w:name="_Toc227895201"/>
+      <w:r>
+        <w:rPr>
+          <w:rFonts w:ascii="Times New Roman" w:hAnsi="Times New Roman" w:cs="Times New Roman"/>
+          <w:sz w:val="28"/>
+          <w:szCs w:val="28"/>
+        </w:rPr>
+        <w:lastRenderedPageBreak/>
+        <w:t>ЗАДАНИЕ</w:t>
+      </w:r>
+      <w:bookmarkEnd w:id="3"/>
     </w:p>
     <w:p>
       <w:pPr>
         <w:spacing w:after="0" w:line="240" w:lineRule="auto"/>
         <w:jc w:val="center"/>
         <w:rPr>
-          <w:sz w:val="24"/>
-        </w:rPr>
-      </w:pPr>
-      <w:r>
-        <w:rPr>
-          <w:sz w:val="24"/>
-        </w:rPr>
-        <w:lastRenderedPageBreak/>
-        <w:t>СОДЕРЖАНИЕ</w:t>
-      </w:r>
-    </w:p>
-    <w:p>
-      <w:pPr>
-        <w:spacing w:after="0" w:line="240" w:lineRule="auto"/>
-        <w:jc w:val="center"/>
-      </w:pPr>
-    </w:p>
-    <w:p>
-      <w:pPr>
-        <w:spacing w:after="0" w:line="240" w:lineRule="auto"/>
-        <w:jc w:val="center"/>
-      </w:pPr>
-    </w:p>
-    <w:p>
-      <w:pPr>
-        <w:spacing w:after="0" w:line="360" w:lineRule="auto"/>
-      </w:pPr>
-      <w:r>
-        <w:t>ЗАДАНИЕ</w:t>
-      </w:r>
-      <w:r>
-        <w:t>……………………………………………………………</w:t>
-      </w:r>
-      <w:proofErr w:type="gramStart"/>
-      <w:r>
-        <w:t>…….</w:t>
-      </w:r>
-      <w:proofErr w:type="gramEnd"/>
-      <w:r>
-        <w:t>3</w:t>
-      </w:r>
-    </w:p>
-    <w:p>
-      <w:pPr>
-        <w:spacing w:after="0" w:line="360" w:lineRule="auto"/>
-      </w:pPr>
-      <w:r>
-        <w:t>АТТЕСТАЦИОННЫЙ ЛИСТ</w:t>
-      </w:r>
-      <w:r>
-        <w:t>………………………………………</w:t>
-      </w:r>
-      <w:proofErr w:type="gramStart"/>
-      <w:r>
-        <w:t>…….</w:t>
-      </w:r>
-      <w:proofErr w:type="gramEnd"/>
-      <w:r>
-        <w:t>.4</w:t>
-      </w:r>
-    </w:p>
-    <w:p>
-      <w:pPr>
-        <w:spacing w:after="0" w:line="360" w:lineRule="auto"/>
-      </w:pPr>
-      <w:r>
-        <w:t>ДНЕВНИК</w:t>
-      </w:r>
-    </w:p>
-    <w:p>
-      <w:pPr>
-        <w:spacing w:after="0" w:line="360" w:lineRule="auto"/>
-      </w:pPr>
-      <w:r>
-        <w:t>ХАРАКТЕРИСТИКА ОБЪЕКТА ПРАКТИКИ</w:t>
-      </w:r>
-    </w:p>
-    <w:p>
-      <w:pPr>
-        <w:spacing w:after="0" w:line="360" w:lineRule="auto"/>
-        <w:rPr>
-          <w:rFonts w:cs="Times New Roman"/>
-        </w:rPr>
-      </w:pPr>
-      <w:r>
-        <w:rPr>
-          <w:rFonts w:cs="Times New Roman"/>
-          <w:shd w:val="clear" w:color="auto" w:fill="FFFFFF"/>
-        </w:rPr>
-        <w:t>ОТЧЕТ О</w:t>
-      </w:r>
-      <w:r>
-        <w:rPr>
-          <w:rFonts w:cs="Times New Roman"/>
-          <w:shd w:val="clear" w:color="auto" w:fill="FFFFFF"/>
-        </w:rPr>
-        <w:t xml:space="preserve"> ПРОДЕЛАННОЙ РАБОТ</w:t>
-      </w:r>
-      <w:r>
-        <w:rPr>
-          <w:rFonts w:cs="Times New Roman"/>
-          <w:shd w:val="clear" w:color="auto" w:fill="FFFFFF"/>
-        </w:rPr>
-        <w:t>Е</w:t>
-      </w:r>
-      <w:r>
-        <w:rPr>
-          <w:rFonts w:cs="Times New Roman"/>
-          <w:shd w:val="clear" w:color="auto" w:fill="FFFFFF"/>
-        </w:rPr>
-        <w:t xml:space="preserve"> </w:t>
-      </w:r>
-    </w:p>
-    <w:p>
-      <w:pPr>
-        <w:spacing w:after="0" w:line="360" w:lineRule="auto"/>
-      </w:pPr>
-      <w:r>
-        <w:t>ХАРАКТЕРИСТИКА</w:t>
-      </w:r>
-    </w:p>
-    <w:p>
-      <w:pPr>
-        <w:spacing w:after="0" w:line="360" w:lineRule="auto"/>
-      </w:pPr>
-      <w:r>
-        <w:t>ОТЗЫВ</w:t>
-      </w:r>
-      <w:r>
-        <w:t xml:space="preserve"> РУКОВОДИТЕЛЯ ПРАКТИКИ</w:t>
-      </w:r>
-    </w:p>
-    <w:p>
-      <w:pPr>
-        <w:spacing w:after="0" w:line="240" w:lineRule="auto"/>
-      </w:pPr>
-    </w:p>
-    <w:p>
-      <w:pPr>
-        <w:suppressAutoHyphens w:val="0"/>
-      </w:pPr>
-      <w:r>
-        <w:br w:type="page"/>
-      </w:r>
-    </w:p>
-    <w:p>
-      <w:pPr>
-        <w:spacing w:after="0" w:line="240" w:lineRule="auto"/>
-        <w:jc w:val="center"/>
-      </w:pPr>
-      <w:r>
-        <w:lastRenderedPageBreak/>
-        <w:t>ЗАДАНИЕ</w:t>
-      </w:r>
-    </w:p>
-    <w:p>
-      <w:pPr>
-        <w:spacing w:after="0" w:line="240" w:lineRule="auto"/>
-        <w:jc w:val="center"/>
-      </w:pPr>
-      <w:r>
+          <w:rFonts w:cs="Times New Roman"/>
+          <w:szCs w:val="28"/>
+        </w:rPr>
+      </w:pPr>
+      <w:r>
+        <w:rPr>
+          <w:rFonts w:cs="Times New Roman"/>
+          <w:szCs w:val="28"/>
+        </w:rPr>
         <w:t xml:space="preserve">на </w:t>
       </w:r>
       <w:r>
+        <w:rPr>
+          <w:rFonts w:cs="Times New Roman"/>
+          <w:szCs w:val="28"/>
+        </w:rPr>
         <w:t>учебную</w:t>
       </w:r>
       <w:r>
+        <w:rPr>
+          <w:rFonts w:cs="Times New Roman"/>
+          <w:szCs w:val="28"/>
+        </w:rPr>
         <w:t xml:space="preserve"> практику</w:t>
       </w:r>
-    </w:p>
-    <w:p>
-      <w:pPr>
-        <w:spacing w:after="0" w:line="360" w:lineRule="auto"/>
-        <w:rPr>
-          <w:sz w:val="32"/>
-        </w:rPr>
-      </w:pPr>
     </w:p>
     <w:p>
       <w:pPr>
@@ -863,9 +1628,8 @@
         <w:jc w:val="both"/>
         <w:textAlignment w:val="baseline"/>
         <w:rPr>
-          <w:rFonts w:ascii="Segoe UI" w:hAnsi="Segoe UI" w:cs="Segoe UI"/>
-          <w:sz w:val="20"/>
-          <w:szCs w:val="18"/>
+          <w:sz w:val="28"/>
+          <w:szCs w:val="28"/>
         </w:rPr>
       </w:pPr>
       <w:r>
@@ -873,6 +1637,7 @@
           <w:rStyle w:val="normaltextrun"/>
           <w:rFonts w:eastAsia="Arial"/>
           <w:sz w:val="28"/>
+          <w:szCs w:val="28"/>
         </w:rPr>
         <w:t xml:space="preserve">Выдано студенту </w:t>
       </w:r>
@@ -882,6 +1647,7 @@
           <w:rStyle w:val="normaltextrun"/>
           <w:rFonts w:eastAsia="Arial"/>
           <w:sz w:val="28"/>
+          <w:szCs w:val="28"/>
         </w:rPr>
         <w:t>Обрывковой</w:t>
       </w:r>
@@ -891,6 +1657,7 @@
           <w:rStyle w:val="normaltextrun"/>
           <w:rFonts w:eastAsia="Arial"/>
           <w:sz w:val="28"/>
+          <w:szCs w:val="28"/>
         </w:rPr>
         <w:t xml:space="preserve"> Кире </w:t>
       </w:r>
@@ -899,6 +1666,7 @@
           <w:rStyle w:val="normaltextrun"/>
           <w:rFonts w:eastAsia="Arial"/>
           <w:sz w:val="28"/>
+          <w:szCs w:val="28"/>
         </w:rPr>
         <w:t xml:space="preserve">группы </w:t>
       </w:r>
@@ -907,6 +1675,7 @@
           <w:rStyle w:val="normaltextrun"/>
           <w:rFonts w:eastAsia="Arial"/>
           <w:sz w:val="28"/>
+          <w:szCs w:val="28"/>
         </w:rPr>
         <w:t xml:space="preserve">9\3-РПО-23\3 </w:t>
       </w:r>
@@ -915,6 +1684,7 @@
           <w:rStyle w:val="normaltextrun"/>
           <w:rFonts w:eastAsia="Arial"/>
           <w:sz w:val="28"/>
+          <w:szCs w:val="28"/>
         </w:rPr>
         <w:t>Автономной некоммерческой организации профессиональной организации Московского международного колледжа цифровых технологий «Академия ТОП».</w:t>
       </w:r>
@@ -923,6 +1693,7 @@
           <w:rStyle w:val="eop"/>
           <w:rFonts w:eastAsia="Arial"/>
           <w:sz w:val="28"/>
+          <w:szCs w:val="28"/>
         </w:rPr>
         <w:t> </w:t>
       </w:r>
@@ -935,9 +1706,8 @@
         <w:jc w:val="both"/>
         <w:textAlignment w:val="baseline"/>
         <w:rPr>
-          <w:rFonts w:ascii="Segoe UI" w:hAnsi="Segoe UI" w:cs="Segoe UI"/>
-          <w:sz w:val="20"/>
-          <w:szCs w:val="18"/>
+          <w:sz w:val="28"/>
+          <w:szCs w:val="28"/>
         </w:rPr>
       </w:pPr>
     </w:p>
@@ -951,6 +1721,7 @@
           <w:rStyle w:val="normaltextrun"/>
           <w:rFonts w:eastAsia="Arial"/>
           <w:sz w:val="28"/>
+          <w:szCs w:val="28"/>
         </w:rPr>
       </w:pPr>
       <w:r>
@@ -958,6 +1729,7 @@
           <w:rStyle w:val="normaltextrun"/>
           <w:rFonts w:eastAsia="Arial"/>
           <w:sz w:val="28"/>
+          <w:szCs w:val="28"/>
         </w:rPr>
         <w:t xml:space="preserve">Программа подготовки </w:t>
       </w:r>
@@ -966,6 +1738,7 @@
           <w:rStyle w:val="normaltextrun"/>
           <w:rFonts w:eastAsia="Arial"/>
           <w:sz w:val="28"/>
+          <w:szCs w:val="28"/>
         </w:rPr>
         <w:t xml:space="preserve">09.02.07 Информационные системы и программирование </w:t>
       </w:r>
@@ -977,9 +1750,8 @@
         <w:jc w:val="both"/>
         <w:textAlignment w:val="baseline"/>
         <w:rPr>
-          <w:rFonts w:ascii="Segoe UI" w:hAnsi="Segoe UI" w:cs="Segoe UI"/>
-          <w:sz w:val="20"/>
-          <w:szCs w:val="18"/>
+          <w:sz w:val="28"/>
+          <w:szCs w:val="28"/>
         </w:rPr>
       </w:pPr>
       <w:r>
@@ -987,6 +1759,7 @@
           <w:rStyle w:val="normaltextrun"/>
           <w:rFonts w:eastAsia="Arial"/>
           <w:sz w:val="28"/>
+          <w:szCs w:val="28"/>
         </w:rPr>
         <w:t xml:space="preserve">Вид практики: </w:t>
       </w:r>
@@ -997,6 +1770,7 @@
           <w:i/>
           <w:iCs/>
           <w:sz w:val="28"/>
+          <w:szCs w:val="28"/>
         </w:rPr>
         <w:t>учебная</w:t>
       </w:r>
@@ -1011,6 +1785,7 @@
           <w:rStyle w:val="normaltextrun"/>
           <w:rFonts w:eastAsia="Arial"/>
           <w:sz w:val="28"/>
+          <w:szCs w:val="28"/>
         </w:rPr>
       </w:pPr>
       <w:r>
@@ -1018,6 +1793,7 @@
           <w:rStyle w:val="normaltextrun"/>
           <w:rFonts w:eastAsia="Arial"/>
           <w:sz w:val="28"/>
+          <w:szCs w:val="28"/>
         </w:rPr>
         <w:t xml:space="preserve">Срок прохождения: </w:t>
       </w:r>
@@ -1026,24 +1802,9 @@
           <w:rStyle w:val="normaltextrun"/>
           <w:rFonts w:eastAsia="Arial"/>
           <w:sz w:val="28"/>
-        </w:rPr>
-        <w:t xml:space="preserve">13.04.2026 г. </w:t>
-      </w:r>
-      <w:r>
-        <w:rPr>
-          <w:rStyle w:val="normaltextrun"/>
-          <w:rFonts w:eastAsia="Arial"/>
-          <w:sz w:val="28"/>
-        </w:rPr>
-        <w:t>–</w:t>
-      </w:r>
-      <w:r>
-        <w:rPr>
-          <w:rStyle w:val="normaltextrun"/>
-          <w:rFonts w:eastAsia="Arial"/>
-          <w:sz w:val="28"/>
-        </w:rPr>
-        <w:t xml:space="preserve"> 24.04.2026 г.</w:t>
+          <w:szCs w:val="28"/>
+        </w:rPr>
+        <w:t>13.04.2026 г. – 24.04.2026 г.</w:t>
       </w:r>
     </w:p>
     <w:p>
@@ -1053,9 +1814,8 @@
         <w:jc w:val="both"/>
         <w:textAlignment w:val="baseline"/>
         <w:rPr>
-          <w:rFonts w:ascii="Segoe UI" w:hAnsi="Segoe UI" w:cs="Segoe UI"/>
-          <w:sz w:val="20"/>
-          <w:szCs w:val="18"/>
+          <w:sz w:val="28"/>
+          <w:szCs w:val="28"/>
         </w:rPr>
       </w:pPr>
     </w:p>
@@ -1068,6 +1828,7 @@
           <w:rStyle w:val="eop"/>
           <w:rFonts w:eastAsia="Arial"/>
           <w:sz w:val="28"/>
+          <w:szCs w:val="28"/>
         </w:rPr>
       </w:pPr>
       <w:r>
@@ -1075,6 +1836,7 @@
           <w:rStyle w:val="normaltextrun"/>
           <w:rFonts w:eastAsia="Arial"/>
           <w:sz w:val="28"/>
+          <w:szCs w:val="28"/>
         </w:rPr>
         <w:t>Содержание</w:t>
       </w:r>
@@ -1083,6 +1845,7 @@
           <w:rStyle w:val="eop"/>
           <w:rFonts w:eastAsia="Arial"/>
           <w:sz w:val="28"/>
+          <w:szCs w:val="28"/>
         </w:rPr>
         <w:t> </w:t>
       </w:r>
@@ -1091,6 +1854,7 @@
           <w:rStyle w:val="normaltextrun"/>
           <w:rFonts w:eastAsia="Arial"/>
           <w:sz w:val="28"/>
+          <w:szCs w:val="28"/>
         </w:rPr>
         <w:t>практических заданий</w:t>
       </w:r>
@@ -1099,6 +1863,7 @@
           <w:rStyle w:val="eop"/>
           <w:rFonts w:eastAsia="Arial"/>
           <w:sz w:val="28"/>
+          <w:szCs w:val="28"/>
         </w:rPr>
         <w:t>:</w:t>
       </w:r>
@@ -1111,6 +1876,8 @@
         <w:rPr>
           <w:rStyle w:val="eop"/>
           <w:rFonts w:eastAsia="Arial"/>
+          <w:sz w:val="28"/>
+          <w:szCs w:val="28"/>
         </w:rPr>
       </w:pPr>
     </w:p>
@@ -1133,7 +1900,28 @@
           <w:sz w:val="28"/>
           <w:szCs w:val="28"/>
         </w:rPr>
-        <w:t xml:space="preserve">Настройка отдельных компонентов программного обеспечения компьютерных систем; </w:t>
+        <w:t>В</w:t>
+      </w:r>
+      <w:r>
+        <w:rPr>
+          <w:sz w:val="28"/>
+          <w:szCs w:val="28"/>
+        </w:rPr>
+        <w:t>ыполнить анализ предметной области и определить треб</w:t>
+      </w:r>
+      <w:r>
+        <w:rPr>
+          <w:sz w:val="28"/>
+          <w:szCs w:val="28"/>
+        </w:rPr>
+        <w:t>ования к СЭД малого предприятия</w:t>
+      </w:r>
+      <w:r>
+        <w:rPr>
+          <w:sz w:val="28"/>
+          <w:szCs w:val="28"/>
+        </w:rPr>
+        <w:t xml:space="preserve">; </w:t>
       </w:r>
     </w:p>
     <w:p>
@@ -1155,7 +1943,21 @@
           <w:sz w:val="28"/>
           <w:szCs w:val="28"/>
         </w:rPr>
-        <w:t xml:space="preserve">Выполнение отдельных видов работ на этапе поддержки программного обеспечения компьютерной системы; </w:t>
+        <w:t xml:space="preserve">Спроектировать </w:t>
+      </w:r>
+      <w:r>
+        <w:rPr>
+          <w:sz w:val="28"/>
+          <w:szCs w:val="28"/>
+        </w:rPr>
+        <w:t>структуру базы данных и роли пользователей</w:t>
+      </w:r>
+      <w:r>
+        <w:rPr>
+          <w:sz w:val="28"/>
+          <w:szCs w:val="28"/>
+        </w:rPr>
+        <w:t xml:space="preserve">; </w:t>
       </w:r>
     </w:p>
     <w:p>
@@ -1177,7 +1979,28 @@
           <w:sz w:val="28"/>
           <w:szCs w:val="28"/>
         </w:rPr>
-        <w:t>Анализ рисков и характеристик качества программного обеспечения;</w:t>
+        <w:t xml:space="preserve">Подготовить </w:t>
+      </w:r>
+      <w:r>
+        <w:rPr>
+          <w:sz w:val="28"/>
+          <w:szCs w:val="28"/>
+        </w:rPr>
+        <w:t>программную архитектуру приложения и ра</w:t>
+      </w:r>
+      <w:r>
+        <w:rPr>
+          <w:sz w:val="28"/>
+          <w:szCs w:val="28"/>
+        </w:rPr>
+        <w:t>зработать основные модули на C#</w:t>
+      </w:r>
+      <w:r>
+        <w:rPr>
+          <w:sz w:val="28"/>
+          <w:szCs w:val="28"/>
+        </w:rPr>
+        <w:t>;</w:t>
       </w:r>
     </w:p>
     <w:p>
@@ -1199,14 +2022,458 @@
           <w:sz w:val="28"/>
           <w:szCs w:val="28"/>
         </w:rPr>
-        <w:t xml:space="preserve"> Портфолио в соответствии с содержанием тематического плана практики и по установленной форме</w:t>
+        <w:t xml:space="preserve">Реализовать </w:t>
       </w:r>
       <w:r>
         <w:rPr>
           <w:sz w:val="28"/>
           <w:szCs w:val="28"/>
         </w:rPr>
-        <w:t xml:space="preserve">. </w:t>
+        <w:t>авторизацию, регистрацию документов, поиск, согласование и журнал действий</w:t>
+      </w:r>
+      <w:r>
+        <w:rPr>
+          <w:sz w:val="28"/>
+          <w:szCs w:val="28"/>
+        </w:rPr>
+        <w:t>;</w:t>
+      </w:r>
+    </w:p>
+    <w:p>
+      <w:pPr>
+        <w:pStyle w:val="paragraph"/>
+        <w:numPr>
+          <w:ilvl w:val="0"/>
+          <w:numId w:val="6"/>
+        </w:numPr>
+        <w:spacing w:before="0" w:beforeAutospacing="0" w:after="0" w:line="360" w:lineRule="auto"/>
+        <w:textAlignment w:val="baseline"/>
+        <w:rPr>
+          <w:sz w:val="28"/>
+          <w:szCs w:val="28"/>
+        </w:rPr>
+      </w:pPr>
+      <w:r>
+        <w:rPr>
+          <w:sz w:val="28"/>
+          <w:szCs w:val="28"/>
+        </w:rPr>
+        <w:t xml:space="preserve">Провести </w:t>
+      </w:r>
+      <w:r>
+        <w:rPr>
+          <w:sz w:val="28"/>
+          <w:szCs w:val="28"/>
+        </w:rPr>
+        <w:t>тестирование программы, оценить риски и характеристики качества</w:t>
+      </w:r>
+      <w:r>
+        <w:rPr>
+          <w:sz w:val="28"/>
+          <w:szCs w:val="28"/>
+        </w:rPr>
+        <w:t>.</w:t>
+      </w:r>
+    </w:p>
+    <w:p>
+      <w:pPr>
+        <w:spacing w:after="0" w:line="360" w:lineRule="auto"/>
+        <w:rPr>
+          <w:rFonts w:cs="Times New Roman"/>
+          <w:i/>
+          <w:szCs w:val="28"/>
+        </w:rPr>
+      </w:pPr>
+    </w:p>
+    <w:p>
+      <w:pPr>
+        <w:spacing w:after="0" w:line="360" w:lineRule="auto"/>
+        <w:rPr>
+          <w:rFonts w:cs="Times New Roman"/>
+          <w:i/>
+          <w:szCs w:val="28"/>
+        </w:rPr>
+      </w:pPr>
+    </w:p>
+    <w:p>
+      <w:pPr>
+        <w:spacing w:after="0" w:line="360" w:lineRule="auto"/>
+        <w:rPr>
+          <w:rFonts w:cs="Times New Roman"/>
+          <w:szCs w:val="28"/>
+        </w:rPr>
+      </w:pPr>
+      <w:r>
+        <w:rPr>
+          <w:rFonts w:cs="Times New Roman"/>
+          <w:szCs w:val="28"/>
+        </w:rPr>
+        <w:t xml:space="preserve">Руководитель практики </w:t>
+      </w:r>
+    </w:p>
+    <w:p>
+      <w:pPr>
+        <w:spacing w:after="0" w:line="360" w:lineRule="auto"/>
+        <w:rPr>
+          <w:rFonts w:cs="Times New Roman"/>
+          <w:szCs w:val="28"/>
+        </w:rPr>
+      </w:pPr>
+      <w:r>
+        <w:rPr>
+          <w:rFonts w:cs="Times New Roman"/>
+          <w:szCs w:val="28"/>
+        </w:rPr>
+        <w:t xml:space="preserve">от </w:t>
+      </w:r>
+      <w:proofErr w:type="gramStart"/>
+      <w:r>
+        <w:rPr>
+          <w:rFonts w:cs="Times New Roman"/>
+          <w:szCs w:val="28"/>
+        </w:rPr>
+        <w:t>колледжа  _</w:t>
+      </w:r>
+      <w:proofErr w:type="gramEnd"/>
+      <w:r>
+        <w:rPr>
+          <w:rFonts w:cs="Times New Roman"/>
+          <w:szCs w:val="28"/>
+        </w:rPr>
+        <w:t>__________________________________/</w:t>
+      </w:r>
+    </w:p>
+    <w:p>
+      <w:pPr>
+        <w:spacing w:after="0" w:line="360" w:lineRule="auto"/>
+        <w:rPr>
+          <w:rFonts w:cs="Times New Roman"/>
+          <w:sz w:val="16"/>
+          <w:szCs w:val="16"/>
+        </w:rPr>
+      </w:pPr>
+      <w:r>
+        <w:rPr>
+          <w:rFonts w:cs="Times New Roman"/>
+          <w:szCs w:val="28"/>
+        </w:rPr>
+        <w:t xml:space="preserve">             </w:t>
+      </w:r>
+      <w:r>
+        <w:rPr>
+          <w:rFonts w:cs="Times New Roman"/>
+          <w:szCs w:val="28"/>
+        </w:rPr>
+        <w:t xml:space="preserve">                          </w:t>
+      </w:r>
+      <w:r>
+        <w:rPr>
+          <w:rFonts w:cs="Times New Roman"/>
+          <w:szCs w:val="28"/>
+        </w:rPr>
+        <w:t xml:space="preserve">               </w:t>
+      </w:r>
+      <w:r>
+        <w:rPr>
+          <w:rFonts w:cs="Times New Roman"/>
+          <w:i/>
+          <w:sz w:val="16"/>
+          <w:szCs w:val="16"/>
+        </w:rPr>
+        <w:t>(ФИО, подпись)</w:t>
+      </w:r>
+    </w:p>
+    <w:p>
+      <w:pPr>
+        <w:spacing w:after="0" w:line="360" w:lineRule="auto"/>
+        <w:rPr>
+          <w:rFonts w:cs="Times New Roman"/>
+          <w:szCs w:val="28"/>
+        </w:rPr>
+      </w:pPr>
+      <w:r>
+        <w:rPr>
+          <w:rFonts w:cs="Times New Roman"/>
+          <w:szCs w:val="28"/>
+        </w:rPr>
+        <w:t xml:space="preserve">Задание принял </w:t>
+      </w:r>
+    </w:p>
+    <w:p>
+      <w:pPr>
+        <w:spacing w:after="0" w:line="360" w:lineRule="auto"/>
+        <w:rPr>
+          <w:rFonts w:cs="Times New Roman"/>
+          <w:szCs w:val="28"/>
+        </w:rPr>
+      </w:pPr>
+      <w:r>
+        <w:rPr>
+          <w:rFonts w:cs="Times New Roman"/>
+          <w:szCs w:val="28"/>
+        </w:rPr>
+        <w:t>к исполнен</w:t>
+      </w:r>
+      <w:r>
+        <w:rPr>
+          <w:rFonts w:cs="Times New Roman"/>
+          <w:szCs w:val="28"/>
+        </w:rPr>
+        <w:t xml:space="preserve">ию </w:t>
+      </w:r>
+      <w:r>
+        <w:rPr>
+          <w:rFonts w:cs="Times New Roman"/>
+          <w:szCs w:val="28"/>
+        </w:rPr>
+        <w:t>_</w:t>
+      </w:r>
+      <w:r>
+        <w:rPr>
+          <w:rFonts w:cs="Times New Roman"/>
+          <w:szCs w:val="28"/>
+          <w:u w:val="single"/>
+        </w:rPr>
+        <w:t xml:space="preserve"> </w:t>
+      </w:r>
+      <w:proofErr w:type="spellStart"/>
+      <w:r>
+        <w:rPr>
+          <w:rFonts w:cs="Times New Roman"/>
+          <w:szCs w:val="28"/>
+          <w:u w:val="single"/>
+        </w:rPr>
+        <w:t>Обрывкова</w:t>
+      </w:r>
+      <w:proofErr w:type="spellEnd"/>
+      <w:r>
+        <w:rPr>
+          <w:rFonts w:cs="Times New Roman"/>
+          <w:szCs w:val="28"/>
+          <w:u w:val="single"/>
+        </w:rPr>
+        <w:t xml:space="preserve"> Кира Сергеевна</w:t>
+      </w:r>
+      <w:r>
+        <w:rPr>
+          <w:rFonts w:cs="Times New Roman"/>
+          <w:szCs w:val="28"/>
+        </w:rPr>
+        <w:t xml:space="preserve"> </w:t>
+      </w:r>
+      <w:r>
+        <w:rPr>
+          <w:rFonts w:cs="Times New Roman"/>
+          <w:szCs w:val="28"/>
+        </w:rPr>
+        <w:t>_</w:t>
+      </w:r>
+      <w:r>
+        <w:rPr>
+          <w:rFonts w:cs="Times New Roman"/>
+          <w:szCs w:val="28"/>
+        </w:rPr>
+        <w:t>__</w:t>
+      </w:r>
+      <w:r>
+        <w:rPr>
+          <w:rFonts w:cs="Times New Roman"/>
+          <w:szCs w:val="28"/>
+        </w:rPr>
+        <w:t>______</w:t>
+      </w:r>
+      <w:r>
+        <w:rPr>
+          <w:rFonts w:cs="Times New Roman"/>
+          <w:szCs w:val="28"/>
+        </w:rPr>
+        <w:t>/</w:t>
+      </w:r>
+    </w:p>
+    <w:p>
+      <w:pPr>
+        <w:spacing w:after="0" w:line="360" w:lineRule="auto"/>
+        <w:rPr>
+          <w:rFonts w:cs="Times New Roman"/>
+          <w:sz w:val="16"/>
+          <w:szCs w:val="16"/>
+        </w:rPr>
+      </w:pPr>
+      <w:r>
+        <w:rPr>
+          <w:rFonts w:cs="Times New Roman"/>
+          <w:szCs w:val="28"/>
+        </w:rPr>
+        <w:t xml:space="preserve">                                                       </w:t>
+      </w:r>
+      <w:r>
+        <w:rPr>
+          <w:rFonts w:cs="Times New Roman"/>
+          <w:i/>
+          <w:sz w:val="16"/>
+          <w:szCs w:val="16"/>
+        </w:rPr>
+        <w:t>(ФИО, подпись</w:t>
+      </w:r>
+      <w:r>
+        <w:rPr>
+          <w:rFonts w:cs="Times New Roman"/>
+          <w:sz w:val="16"/>
+          <w:szCs w:val="16"/>
+        </w:rPr>
+        <w:t>)</w:t>
+      </w:r>
+    </w:p>
+    <w:p>
+      <w:pPr>
+        <w:pStyle w:val="1"/>
+        <w:jc w:val="center"/>
+        <w:rPr>
+          <w:rFonts w:ascii="Times New Roman" w:hAnsi="Times New Roman" w:cs="Times New Roman"/>
+          <w:sz w:val="28"/>
+          <w:szCs w:val="28"/>
+        </w:rPr>
+      </w:pPr>
+      <w:bookmarkStart w:id="4" w:name="_Toc227895202"/>
+      <w:r>
+        <w:rPr>
+          <w:rFonts w:ascii="Times New Roman" w:hAnsi="Times New Roman" w:cs="Times New Roman"/>
+          <w:sz w:val="28"/>
+          <w:szCs w:val="28"/>
+        </w:rPr>
+        <w:lastRenderedPageBreak/>
+        <w:t>АТТЕСТАЦИОННЫЙ ЛИСТ</w:t>
+      </w:r>
+      <w:bookmarkEnd w:id="4"/>
+    </w:p>
+    <w:p>
+      <w:pPr>
+        <w:spacing w:after="0" w:line="240" w:lineRule="auto"/>
+        <w:jc w:val="center"/>
+        <w:rPr>
+          <w:rFonts w:cs="Times New Roman"/>
+          <w:szCs w:val="28"/>
+        </w:rPr>
+      </w:pPr>
+      <w:r>
+        <w:rPr>
+          <w:rFonts w:cs="Times New Roman"/>
+          <w:szCs w:val="28"/>
+        </w:rPr>
+        <w:t xml:space="preserve">по </w:t>
+      </w:r>
+      <w:r>
+        <w:rPr>
+          <w:rFonts w:cs="Times New Roman"/>
+          <w:szCs w:val="28"/>
+        </w:rPr>
+        <w:t>учебной</w:t>
+      </w:r>
+      <w:r>
+        <w:rPr>
+          <w:rFonts w:cs="Times New Roman"/>
+          <w:szCs w:val="28"/>
+        </w:rPr>
+        <w:t xml:space="preserve"> практике</w:t>
+      </w:r>
+    </w:p>
+    <w:p>
+      <w:pPr>
+        <w:spacing w:after="0" w:line="240" w:lineRule="auto"/>
+      </w:pPr>
+      <w:r>
+        <w:t>Студент(ка</w:t>
+      </w:r>
+      <w:r>
+        <w:t>), _____</w:t>
+      </w:r>
+      <w:proofErr w:type="spellStart"/>
+      <w:r>
+        <w:rPr>
+          <w:u w:val="single"/>
+        </w:rPr>
+        <w:t>Обрывкова</w:t>
+      </w:r>
+      <w:proofErr w:type="spellEnd"/>
+      <w:r>
+        <w:rPr>
+          <w:u w:val="single"/>
+        </w:rPr>
+        <w:t xml:space="preserve"> К. </w:t>
+      </w:r>
+      <w:proofErr w:type="gramStart"/>
+      <w:r>
+        <w:rPr>
+          <w:u w:val="single"/>
+        </w:rPr>
+        <w:t>С.,</w:t>
+      </w:r>
+      <w:r>
+        <w:t>_</w:t>
+      </w:r>
+      <w:proofErr w:type="gramEnd"/>
+      <w:r>
+        <w:t>_</w:t>
+      </w:r>
+      <w:r>
+        <w:t>____</w:t>
+      </w:r>
+      <w:r>
+        <w:rPr>
+          <w:u w:val="single"/>
+        </w:rPr>
+        <w:t>9\3-РПО-23\3</w:t>
+      </w:r>
+      <w:r>
+        <w:t>_______________,</w:t>
+      </w:r>
+      <w:r>
+        <w:t xml:space="preserve"> </w:t>
+      </w:r>
+    </w:p>
+    <w:p>
+      <w:pPr>
+        <w:spacing w:after="0" w:line="240" w:lineRule="auto"/>
+        <w:rPr>
+          <w:sz w:val="16"/>
+          <w:szCs w:val="16"/>
+        </w:rPr>
+      </w:pPr>
+      <w:r>
+        <w:rPr>
+          <w:sz w:val="16"/>
+          <w:szCs w:val="16"/>
+        </w:rPr>
+        <w:t xml:space="preserve">                                </w:t>
+      </w:r>
+      <w:r>
+        <w:rPr>
+          <w:sz w:val="16"/>
+          <w:szCs w:val="16"/>
+        </w:rPr>
+        <w:t xml:space="preserve">                                               </w:t>
+      </w:r>
+      <w:r>
+        <w:rPr>
+          <w:sz w:val="16"/>
+          <w:szCs w:val="16"/>
+        </w:rPr>
+        <w:t xml:space="preserve">              </w:t>
+      </w:r>
+      <w:r>
+        <w:rPr>
+          <w:i/>
+          <w:sz w:val="16"/>
+          <w:szCs w:val="16"/>
+        </w:rPr>
+        <w:t>(фамилия, инициалы, группа)</w:t>
+      </w:r>
+      <w:r>
+        <w:rPr>
+          <w:sz w:val="16"/>
+          <w:szCs w:val="16"/>
+        </w:rPr>
+        <w:t xml:space="preserve">  </w:t>
       </w:r>
     </w:p>
     <w:p>
@@ -1218,328 +2485,11 @@
           <w:szCs w:val="20"/>
         </w:rPr>
       </w:pPr>
-    </w:p>
-    <w:p>
-      <w:pPr>
-        <w:spacing w:after="0" w:line="360" w:lineRule="auto"/>
-        <w:rPr>
-          <w:i/>
-          <w:sz w:val="20"/>
-          <w:szCs w:val="20"/>
-        </w:rPr>
-      </w:pPr>
-    </w:p>
-    <w:p>
-      <w:pPr>
-        <w:spacing w:after="0" w:line="360" w:lineRule="auto"/>
-        <w:rPr>
-          <w:i/>
-          <w:sz w:val="20"/>
-          <w:szCs w:val="20"/>
-        </w:rPr>
-      </w:pPr>
-    </w:p>
-    <w:p>
-      <w:pPr>
-        <w:spacing w:after="0" w:line="360" w:lineRule="auto"/>
-        <w:rPr>
-          <w:i/>
-          <w:sz w:val="20"/>
-          <w:szCs w:val="20"/>
-        </w:rPr>
-      </w:pPr>
-    </w:p>
-    <w:p>
-      <w:pPr>
-        <w:spacing w:after="0" w:line="360" w:lineRule="auto"/>
-        <w:rPr>
-          <w:i/>
-          <w:sz w:val="20"/>
-          <w:szCs w:val="20"/>
-        </w:rPr>
-      </w:pPr>
-    </w:p>
-    <w:p>
-      <w:pPr>
-        <w:spacing w:after="0" w:line="360" w:lineRule="auto"/>
-      </w:pPr>
-      <w:r>
-        <w:t xml:space="preserve">Руководитель практики </w:t>
-      </w:r>
-    </w:p>
-    <w:p>
-      <w:pPr>
-        <w:spacing w:after="0" w:line="360" w:lineRule="auto"/>
-      </w:pPr>
-      <w:r>
-        <w:t xml:space="preserve">от </w:t>
-      </w:r>
-      <w:proofErr w:type="gramStart"/>
-      <w:r>
-        <w:t>колледжа  _</w:t>
-      </w:r>
-      <w:proofErr w:type="gramEnd"/>
-      <w:r>
-        <w:t>__________________________________/</w:t>
-      </w:r>
-    </w:p>
-    <w:p>
-      <w:pPr>
-        <w:spacing w:after="0" w:line="360" w:lineRule="auto"/>
-      </w:pPr>
-      <w:r>
-        <w:t xml:space="preserve">             </w:t>
-      </w:r>
-      <w:r>
-        <w:t xml:space="preserve">                          </w:t>
-      </w:r>
-      <w:r>
-        <w:t xml:space="preserve">               </w:t>
-      </w:r>
-      <w:r>
-        <w:rPr>
-          <w:i/>
-          <w:sz w:val="20"/>
-          <w:szCs w:val="20"/>
-        </w:rPr>
-        <w:t>(ФИО, подпись)</w:t>
-      </w:r>
-    </w:p>
-    <w:p>
-      <w:pPr>
-        <w:spacing w:after="0" w:line="360" w:lineRule="auto"/>
-      </w:pPr>
-      <w:r>
-        <w:t xml:space="preserve">Задание принял </w:t>
-      </w:r>
-    </w:p>
-    <w:p>
-      <w:pPr>
-        <w:spacing w:after="0" w:line="360" w:lineRule="auto"/>
-      </w:pPr>
-      <w:r>
-        <w:t>к исполнен</w:t>
-      </w:r>
-      <w:r>
-        <w:t xml:space="preserve">ию </w:t>
-      </w:r>
-      <w:r>
-        <w:t>_</w:t>
-      </w:r>
-      <w:r>
-        <w:rPr>
-          <w:u w:val="single"/>
-        </w:rPr>
-        <w:t xml:space="preserve"> </w:t>
-      </w:r>
-      <w:proofErr w:type="spellStart"/>
-      <w:r>
-        <w:rPr>
-          <w:u w:val="single"/>
-        </w:rPr>
-        <w:t>Обрывкова</w:t>
-      </w:r>
-      <w:proofErr w:type="spellEnd"/>
-      <w:r>
-        <w:rPr>
-          <w:u w:val="single"/>
-        </w:rPr>
-        <w:t xml:space="preserve"> Кира Сергеевна</w:t>
-      </w:r>
-      <w:r>
-        <w:t xml:space="preserve"> </w:t>
-      </w:r>
-      <w:r>
-        <w:t>_</w:t>
-      </w:r>
-      <w:r>
-        <w:t>__</w:t>
-      </w:r>
-      <w:r>
-        <w:t>______</w:t>
-      </w:r>
-      <w:r>
-        <w:t>/</w:t>
-      </w:r>
-    </w:p>
-    <w:p>
-      <w:pPr>
-        <w:spacing w:after="0" w:line="360" w:lineRule="auto"/>
-      </w:pPr>
-      <w:r>
-        <w:t xml:space="preserve">                                                       </w:t>
-      </w:r>
-      <w:r>
-        <w:rPr>
-          <w:i/>
-          <w:sz w:val="20"/>
-          <w:szCs w:val="20"/>
-        </w:rPr>
-        <w:t>(ФИО, подпись</w:t>
-      </w:r>
-      <w:r>
-        <w:t>)</w:t>
-      </w:r>
-    </w:p>
-    <w:p>
-      <w:pPr>
-        <w:spacing w:after="0" w:line="240" w:lineRule="auto"/>
-        <w:jc w:val="center"/>
-      </w:pPr>
-      <w:r>
-        <w:lastRenderedPageBreak/>
-        <w:t>АТТЕСТАЦИОННЫЙ ЛИСТ</w:t>
-      </w:r>
-    </w:p>
-    <w:p>
-      <w:pPr>
-        <w:spacing w:after="0" w:line="240" w:lineRule="auto"/>
-        <w:jc w:val="center"/>
-      </w:pPr>
-      <w:r>
-        <w:t xml:space="preserve">по </w:t>
-      </w:r>
-      <w:r>
-        <w:t>учебной</w:t>
-      </w:r>
-      <w:r>
-        <w:t xml:space="preserve"> практике</w:t>
-      </w:r>
-    </w:p>
-    <w:p>
-      <w:pPr>
-        <w:spacing w:after="0" w:line="240" w:lineRule="auto"/>
-      </w:pPr>
-      <w:r>
-        <w:t>Студент</w:t>
-      </w:r>
-      <w:r>
-        <w:t>(ка)</w:t>
-      </w:r>
-      <w:r>
-        <w:t>, ______</w:t>
-      </w:r>
-      <w:r>
-        <w:rPr>
-          <w:u w:val="single"/>
-        </w:rPr>
-        <w:t xml:space="preserve"> </w:t>
-      </w:r>
-      <w:proofErr w:type="spellStart"/>
-      <w:r>
-        <w:rPr>
-          <w:u w:val="single"/>
-        </w:rPr>
-        <w:t>Обрывкова</w:t>
-      </w:r>
-      <w:proofErr w:type="spellEnd"/>
-      <w:r>
-        <w:rPr>
-          <w:u w:val="single"/>
-        </w:rPr>
-        <w:t xml:space="preserve"> К. </w:t>
-      </w:r>
-      <w:proofErr w:type="gramStart"/>
-      <w:r>
-        <w:rPr>
-          <w:u w:val="single"/>
-        </w:rPr>
-        <w:t>С.,</w:t>
-      </w:r>
-      <w:r>
-        <w:t>_</w:t>
-      </w:r>
-      <w:proofErr w:type="gramEnd"/>
-      <w:r>
-        <w:t>_____</w:t>
-      </w:r>
-      <w:r>
-        <w:rPr>
-          <w:u w:val="single"/>
-        </w:rPr>
-        <w:t>9\3-РПО-23\3</w:t>
-      </w:r>
-      <w:r>
-        <w:t>__</w:t>
-      </w:r>
-      <w:r>
-        <w:t xml:space="preserve">______________, </w:t>
-      </w:r>
-    </w:p>
-    <w:p>
-      <w:pPr>
-        <w:spacing w:after="0" w:line="240" w:lineRule="auto"/>
-        <w:rPr>
-          <w:sz w:val="16"/>
-          <w:szCs w:val="16"/>
-        </w:rPr>
-      </w:pPr>
-      <w:r>
-        <w:rPr>
-          <w:sz w:val="16"/>
-          <w:szCs w:val="16"/>
-        </w:rPr>
-        <w:t xml:space="preserve">                                </w:t>
-      </w:r>
-      <w:r>
-        <w:rPr>
-          <w:sz w:val="16"/>
-          <w:szCs w:val="16"/>
-        </w:rPr>
-        <w:t xml:space="preserve">                                               </w:t>
-      </w:r>
-      <w:r>
-        <w:rPr>
-          <w:sz w:val="16"/>
-          <w:szCs w:val="16"/>
-        </w:rPr>
-        <w:t xml:space="preserve">              </w:t>
-      </w:r>
-      <w:r>
-        <w:rPr>
-          <w:i/>
-          <w:sz w:val="16"/>
-          <w:szCs w:val="16"/>
-        </w:rPr>
-        <w:t>(фамилия, инициалы, группа)</w:t>
-      </w:r>
-      <w:r>
-        <w:rPr>
-          <w:sz w:val="16"/>
-          <w:szCs w:val="16"/>
-        </w:rPr>
-        <w:t xml:space="preserve">  </w:t>
-      </w:r>
-    </w:p>
-    <w:p>
-      <w:pPr>
-        <w:spacing w:after="0" w:line="360" w:lineRule="auto"/>
-        <w:rPr>
-          <w:i/>
-          <w:sz w:val="20"/>
-          <w:szCs w:val="20"/>
-        </w:rPr>
-      </w:pPr>
-      <w:r>
-        <w:t xml:space="preserve">во время прохождения </w:t>
-      </w:r>
-      <w:r>
-        <w:t xml:space="preserve">учебной </w:t>
-      </w:r>
-      <w:r>
-        <w:t xml:space="preserve">практики в </w:t>
-      </w:r>
-      <w:r>
-        <w:t xml:space="preserve">АНО ПОО ММКЦТ «АКАДЕМИЯ ТОП», </w:t>
-      </w:r>
-      <w:r>
-        <w:t>проявил</w:t>
-      </w:r>
-      <w:r>
-        <w:t>(а)</w:t>
-      </w:r>
-      <w:r>
-        <w:t xml:space="preserve"> следующий уровень</w:t>
+      <w:r>
+        <w:t xml:space="preserve">во время прохождения производственной практики в </w:t>
+      </w:r>
+      <w:r>
+        <w:t>АНО ПОО ММКЦТ «АКАДЕМИЯ ТОП», проявил(а) следующий уровень</w:t>
       </w:r>
       <w:r>
         <w:rPr>
@@ -1553,7 +2503,7 @@
     </w:p>
     <w:p>
       <w:pPr>
-        <w:spacing w:after="0" w:line="360" w:lineRule="auto"/>
+        <w:spacing w:after="0" w:line="240" w:lineRule="auto"/>
         <w:rPr>
           <w:i/>
           <w:sz w:val="20"/>
@@ -1562,14 +2512,24 @@
       </w:pPr>
       <w:r>
         <w:rPr>
+          <w:b/>
           <w:szCs w:val="20"/>
         </w:rPr>
         <w:t>Профессиональных компетенций:</w:t>
       </w:r>
+    </w:p>
+    <w:p>
+      <w:pPr>
+        <w:spacing w:after="0" w:line="240" w:lineRule="auto"/>
+        <w:rPr>
+          <w:b/>
+          <w:sz w:val="20"/>
+          <w:szCs w:val="20"/>
+        </w:rPr>
+      </w:pPr>
     </w:p>
     <w:tbl>
       <w:tblPr>
-        <w:tblStyle w:val="afd"/>
         <w:tblW w:w="9322" w:type="dxa"/>
         <w:tblInd w:w="-108" w:type="dxa"/>
         <w:tblBorders>
@@ -1598,12 +2558,14 @@
               <w:widowControl w:val="0"/>
               <w:spacing w:after="0" w:line="240" w:lineRule="auto"/>
               <w:rPr>
+                <w:b/>
                 <w:color w:val="000000"/>
                 <w:sz w:val="22"/>
               </w:rPr>
             </w:pPr>
             <w:r>
               <w:rPr>
+                <w:b/>
                 <w:color w:val="000000"/>
                 <w:sz w:val="22"/>
               </w:rPr>
@@ -1620,12 +2582,14 @@
               <w:widowControl w:val="0"/>
               <w:spacing w:after="0" w:line="240" w:lineRule="auto"/>
               <w:rPr>
+                <w:b/>
                 <w:color w:val="000000"/>
                 <w:sz w:val="22"/>
               </w:rPr>
             </w:pPr>
             <w:r>
               <w:rPr>
+                <w:b/>
                 <w:color w:val="000000"/>
                 <w:sz w:val="22"/>
               </w:rPr>
@@ -1642,11 +2606,13 @@
               <w:widowControl w:val="0"/>
               <w:spacing w:after="0" w:line="240" w:lineRule="auto"/>
               <w:rPr>
+                <w:b/>
                 <w:sz w:val="22"/>
               </w:rPr>
             </w:pPr>
             <w:r>
               <w:rPr>
+                <w:b/>
                 <w:sz w:val="22"/>
               </w:rPr>
               <w:t>Оценка</w:t>
@@ -1681,6 +2647,7 @@
               <w:widowControl w:val="0"/>
               <w:spacing w:after="0" w:line="240" w:lineRule="auto"/>
               <w:rPr>
+                <w:b/>
                 <w:color w:val="000000"/>
                 <w:sz w:val="20"/>
                 <w:szCs w:val="20"/>
@@ -1688,42 +2655,49 @@
             </w:pPr>
             <w:r>
               <w:rPr>
+                <w:b/>
                 <w:color w:val="000000"/>
                 <w:sz w:val="20"/>
                 <w:szCs w:val="20"/>
               </w:rPr>
-              <w:t>ПК 4.1.</w:t>
-            </w:r>
-          </w:p>
-        </w:tc>
-        <w:tc>
-          <w:tcPr>
-            <w:tcW w:w="7294" w:type="dxa"/>
-          </w:tcPr>
-          <w:p>
-            <w:pPr>
-              <w:widowControl w:val="0"/>
-              <w:spacing w:after="0" w:line="240" w:lineRule="auto"/>
-              <w:rPr>
-                <w:sz w:val="20"/>
-                <w:szCs w:val="20"/>
-              </w:rPr>
-            </w:pPr>
-            <w:r>
-              <w:rPr>
+              <w:t>ПК</w:t>
+            </w:r>
+            <w:r>
+              <w:rPr>
+                <w:b/>
                 <w:color w:val="000000"/>
                 <w:sz w:val="20"/>
                 <w:szCs w:val="20"/>
               </w:rPr>
-              <w:t>Осуществлять инсталляцию, настройку и обслуживание программного обеспечения компьютерных систем</w:t>
-            </w:r>
-            <w:r>
-              <w:rPr>
+              <w:t xml:space="preserve"> 1.1</w:t>
+            </w:r>
+            <w:r>
+              <w:rPr>
+                <w:b/>
                 <w:color w:val="000000"/>
                 <w:sz w:val="20"/>
                 <w:szCs w:val="20"/>
               </w:rPr>
               <w:t>.</w:t>
+            </w:r>
+          </w:p>
+        </w:tc>
+        <w:tc>
+          <w:tcPr>
+            <w:tcW w:w="7294" w:type="dxa"/>
+          </w:tcPr>
+          <w:p>
+            <w:pPr>
+              <w:pStyle w:val="ConsPlusNormal"/>
+              <w:rPr>
+                <w:rFonts w:ascii="Times New Roman" w:hAnsi="Times New Roman"/>
+              </w:rPr>
+            </w:pPr>
+            <w:r>
+              <w:rPr>
+                <w:rFonts w:ascii="Times New Roman" w:hAnsi="Times New Roman"/>
+              </w:rPr>
+              <w:t>Формировать алгоритмы разработки программных модулей в соответствии с техническим заданием.</w:t>
             </w:r>
           </w:p>
         </w:tc>
@@ -1755,6 +2729,7 @@
               <w:widowControl w:val="0"/>
               <w:spacing w:after="0" w:line="240" w:lineRule="auto"/>
               <w:rPr>
+                <w:b/>
                 <w:color w:val="000000"/>
                 <w:sz w:val="20"/>
                 <w:szCs w:val="20"/>
@@ -1762,11 +2737,30 @@
             </w:pPr>
             <w:r>
               <w:rPr>
+                <w:b/>
                 <w:color w:val="000000"/>
                 <w:sz w:val="20"/>
                 <w:szCs w:val="20"/>
               </w:rPr>
-              <w:t>ПК 4.2.</w:t>
+              <w:t xml:space="preserve">ПК </w:t>
+            </w:r>
+            <w:r>
+              <w:rPr>
+                <w:b/>
+                <w:color w:val="000000"/>
+                <w:sz w:val="20"/>
+                <w:szCs w:val="20"/>
+              </w:rPr>
+              <w:t>1.2</w:t>
+            </w:r>
+            <w:r>
+              <w:rPr>
+                <w:b/>
+                <w:color w:val="000000"/>
+                <w:sz w:val="20"/>
+                <w:szCs w:val="20"/>
+              </w:rPr>
+              <w:t>.</w:t>
             </w:r>
           </w:p>
         </w:tc>
@@ -1774,63 +2768,90 @@
           <w:tcPr>
             <w:tcW w:w="7294" w:type="dxa"/>
           </w:tcPr>
+          <w:p>
+            <w:pPr>
+              <w:pStyle w:val="ConsPlusNormal"/>
+              <w:rPr>
+                <w:rFonts w:ascii="Times New Roman" w:hAnsi="Times New Roman"/>
+              </w:rPr>
+            </w:pPr>
+            <w:r>
+              <w:rPr>
+                <w:rFonts w:ascii="Times New Roman" w:hAnsi="Times New Roman"/>
+              </w:rPr>
+              <w:t>Разрабатывать программные модули в соответствии с техническим заданием.</w:t>
+            </w:r>
+          </w:p>
           <w:p>
             <w:pPr>
               <w:widowControl w:val="0"/>
               <w:spacing w:after="0" w:line="240" w:lineRule="auto"/>
               <w:rPr>
+                <w:b/>
                 <w:i/>
                 <w:sz w:val="20"/>
                 <w:szCs w:val="20"/>
               </w:rPr>
             </w:pPr>
-            <w:r>
-              <w:rPr>
+          </w:p>
+        </w:tc>
+        <w:tc>
+          <w:tcPr>
+            <w:tcW w:w="1151" w:type="dxa"/>
+          </w:tcPr>
+          <w:p>
+            <w:pPr>
+              <w:widowControl w:val="0"/>
+              <w:spacing w:after="0" w:line="240" w:lineRule="auto"/>
+              <w:rPr>
+                <w:sz w:val="22"/>
+              </w:rPr>
+            </w:pPr>
+          </w:p>
+        </w:tc>
+      </w:tr>
+      <w:tr>
+        <w:tc>
+          <w:tcPr>
+            <w:tcW w:w="877" w:type="dxa"/>
+          </w:tcPr>
+          <w:p>
+            <w:pPr>
+              <w:widowControl w:val="0"/>
+              <w:spacing w:after="0" w:line="240" w:lineRule="auto"/>
+              <w:rPr>
+                <w:b/>
                 <w:color w:val="000000"/>
                 <w:sz w:val="20"/>
                 <w:szCs w:val="20"/>
               </w:rPr>
-              <w:t>Осуществлять измерения эксплуатационных характеристик программного обеспечения компьютерных систем.</w:t>
-            </w:r>
-          </w:p>
-        </w:tc>
-        <w:tc>
-          <w:tcPr>
-            <w:tcW w:w="1151" w:type="dxa"/>
-          </w:tcPr>
-          <w:p>
-            <w:pPr>
-              <w:widowControl w:val="0"/>
-              <w:spacing w:after="0" w:line="240" w:lineRule="auto"/>
-              <w:rPr>
-                <w:sz w:val="22"/>
-              </w:rPr>
-            </w:pPr>
-          </w:p>
-        </w:tc>
-      </w:tr>
-      <w:tr>
-        <w:tc>
-          <w:tcPr>
-            <w:tcW w:w="877" w:type="dxa"/>
-          </w:tcPr>
-          <w:p>
-            <w:pPr>
-              <w:widowControl w:val="0"/>
-              <w:spacing w:after="0" w:line="240" w:lineRule="auto"/>
-              <w:rPr>
+            </w:pPr>
+            <w:r>
+              <w:rPr>
+                <w:b/>
                 <w:color w:val="000000"/>
                 <w:sz w:val="20"/>
                 <w:szCs w:val="20"/>
               </w:rPr>
-            </w:pPr>
-            <w:r>
-              <w:rPr>
+              <w:t xml:space="preserve">ПК </w:t>
+            </w:r>
+            <w:r>
+              <w:rPr>
+                <w:b/>
                 <w:color w:val="000000"/>
                 <w:sz w:val="20"/>
                 <w:szCs w:val="20"/>
               </w:rPr>
-              <w:t>ПК 4.3.</w:t>
+              <w:t>1</w:t>
+            </w:r>
+            <w:r>
+              <w:rPr>
+                <w:b/>
+                <w:color w:val="000000"/>
+                <w:sz w:val="20"/>
+                <w:szCs w:val="20"/>
+              </w:rPr>
+              <w:t>.3.</w:t>
             </w:r>
           </w:p>
         </w:tc>
@@ -1843,6 +2864,7 @@
               <w:widowControl w:val="0"/>
               <w:spacing w:after="0" w:line="240" w:lineRule="auto"/>
               <w:rPr>
+                <w:b/>
                 <w:i/>
                 <w:sz w:val="20"/>
                 <w:szCs w:val="20"/>
@@ -1850,11 +2872,32 @@
             </w:pPr>
             <w:r>
               <w:rPr>
+                <w:sz w:val="20"/>
+                <w:szCs w:val="20"/>
+              </w:rPr>
+              <w:t>Выполнять отладку прогр</w:t>
+            </w:r>
+            <w:r>
+              <w:rPr>
+                <w:sz w:val="20"/>
+                <w:szCs w:val="20"/>
+              </w:rPr>
+              <w:t xml:space="preserve">аммных модулей с использованием </w:t>
+            </w:r>
+            <w:r>
+              <w:rPr>
+                <w:sz w:val="20"/>
+                <w:szCs w:val="20"/>
+              </w:rPr>
+              <w:t>специализированных программных средств.</w:t>
+            </w:r>
+            <w:r>
+              <w:rPr>
                 <w:color w:val="000000"/>
                 <w:sz w:val="20"/>
                 <w:szCs w:val="20"/>
               </w:rPr>
-              <w:t>Выполнять работы по модификации отдельных компонент программного обеспечения в соответствии с потребностями заказчика.</w:t>
+              <w:t>.</w:t>
             </w:r>
           </w:p>
         </w:tc>
@@ -1883,6 +2926,7 @@
               <w:widowControl w:val="0"/>
               <w:spacing w:after="0" w:line="240" w:lineRule="auto"/>
               <w:rPr>
+                <w:b/>
                 <w:color w:val="000000"/>
                 <w:sz w:val="20"/>
                 <w:szCs w:val="20"/>
@@ -1890,33 +2934,160 @@
             </w:pPr>
             <w:r>
               <w:rPr>
+                <w:b/>
                 <w:color w:val="000000"/>
                 <w:sz w:val="20"/>
                 <w:szCs w:val="20"/>
               </w:rPr>
-              <w:t>ПК 4.4.</w:t>
+              <w:t xml:space="preserve">ПК </w:t>
+            </w:r>
+            <w:r>
+              <w:rPr>
+                <w:b/>
+                <w:color w:val="000000"/>
+                <w:sz w:val="20"/>
+                <w:szCs w:val="20"/>
+              </w:rPr>
+              <w:t>1</w:t>
+            </w:r>
+            <w:r>
+              <w:rPr>
+                <w:b/>
+                <w:color w:val="000000"/>
+                <w:sz w:val="20"/>
+                <w:szCs w:val="20"/>
+              </w:rPr>
+              <w:t>.4.</w:t>
             </w:r>
           </w:p>
         </w:tc>
         <w:tc>
           <w:tcPr>
             <w:tcW w:w="7294" w:type="dxa"/>
+          </w:tcPr>
+          <w:p>
+            <w:pPr>
+              <w:pStyle w:val="ConsPlusNormal"/>
+              <w:rPr>
+                <w:rFonts w:ascii="Times New Roman" w:hAnsi="Times New Roman"/>
+              </w:rPr>
+            </w:pPr>
+            <w:r>
+              <w:rPr>
+                <w:rFonts w:ascii="Times New Roman" w:hAnsi="Times New Roman"/>
+              </w:rPr>
+              <w:t>Выполнять тестирование программных модулей.</w:t>
+            </w:r>
+          </w:p>
+        </w:tc>
+        <w:tc>
+          <w:tcPr>
+            <w:tcW w:w="1151" w:type="dxa"/>
           </w:tcPr>
           <w:p>
             <w:pPr>
               <w:widowControl w:val="0"/>
               <w:spacing w:after="0" w:line="240" w:lineRule="auto"/>
               <w:rPr>
+                <w:sz w:val="22"/>
+              </w:rPr>
+            </w:pPr>
+          </w:p>
+        </w:tc>
+      </w:tr>
+      <w:tr>
+        <w:tc>
+          <w:tcPr>
+            <w:tcW w:w="877" w:type="dxa"/>
+          </w:tcPr>
+          <w:p>
+            <w:pPr>
+              <w:widowControl w:val="0"/>
+              <w:spacing w:after="0" w:line="240" w:lineRule="auto"/>
+              <w:rPr>
+                <w:b/>
+                <w:color w:val="000000"/>
                 <w:sz w:val="20"/>
                 <w:szCs w:val="20"/>
               </w:rPr>
             </w:pPr>
             <w:r>
               <w:rPr>
+                <w:b/>
+                <w:color w:val="000000"/>
                 <w:sz w:val="20"/>
                 <w:szCs w:val="20"/>
               </w:rPr>
-              <w:t>Обеспечивать защиту программного обеспечения компьютерных систем программными средствами.</w:t>
+              <w:t xml:space="preserve">ПК </w:t>
+            </w:r>
+            <w:r>
+              <w:rPr>
+                <w:b/>
+                <w:color w:val="000000"/>
+                <w:sz w:val="20"/>
+                <w:szCs w:val="20"/>
+              </w:rPr>
+              <w:t>1</w:t>
+            </w:r>
+            <w:r>
+              <w:rPr>
+                <w:b/>
+                <w:color w:val="000000"/>
+                <w:sz w:val="20"/>
+                <w:szCs w:val="20"/>
+              </w:rPr>
+              <w:t>.</w:t>
+            </w:r>
+            <w:r>
+              <w:rPr>
+                <w:b/>
+                <w:color w:val="000000"/>
+                <w:sz w:val="20"/>
+                <w:szCs w:val="20"/>
+              </w:rPr>
+              <w:t>5</w:t>
+            </w:r>
+            <w:r>
+              <w:rPr>
+                <w:b/>
+                <w:color w:val="000000"/>
+                <w:sz w:val="20"/>
+                <w:szCs w:val="20"/>
+              </w:rPr>
+              <w:t>.</w:t>
+            </w:r>
+          </w:p>
+        </w:tc>
+        <w:tc>
+          <w:tcPr>
+            <w:tcW w:w="7294" w:type="dxa"/>
+          </w:tcPr>
+          <w:p>
+            <w:pPr>
+              <w:pStyle w:val="ConsPlusNormal"/>
+              <w:rPr>
+                <w:rFonts w:ascii="Times New Roman" w:hAnsi="Times New Roman"/>
+              </w:rPr>
+            </w:pPr>
+            <w:r>
+              <w:rPr>
+                <w:rFonts w:ascii="Times New Roman" w:hAnsi="Times New Roman"/>
+              </w:rPr>
+              <w:t xml:space="preserve">Осуществлять </w:t>
+            </w:r>
+            <w:proofErr w:type="spellStart"/>
+            <w:r>
+              <w:rPr>
+                <w:rFonts w:ascii="Times New Roman" w:hAnsi="Times New Roman"/>
+              </w:rPr>
+              <w:t>рефакторинг</w:t>
+            </w:r>
+            <w:proofErr w:type="spellEnd"/>
+            <w:r>
+              <w:rPr>
+                <w:rFonts w:ascii="Times New Roman" w:hAnsi="Times New Roman"/>
+              </w:rPr>
+              <w:t xml:space="preserve"> и оптимизацию программного кода.</w:t>
             </w:r>
           </w:p>
         </w:tc>
@@ -1935,48 +3106,1029 @@
           </w:p>
         </w:tc>
       </w:tr>
+      <w:tr>
+        <w:tc>
+          <w:tcPr>
+            <w:tcW w:w="877" w:type="dxa"/>
+          </w:tcPr>
+          <w:p>
+            <w:pPr>
+              <w:widowControl w:val="0"/>
+              <w:spacing w:after="0" w:line="240" w:lineRule="auto"/>
+              <w:rPr>
+                <w:b/>
+                <w:color w:val="000000"/>
+                <w:sz w:val="20"/>
+                <w:szCs w:val="20"/>
+              </w:rPr>
+            </w:pPr>
+            <w:r>
+              <w:rPr>
+                <w:b/>
+                <w:color w:val="000000"/>
+                <w:sz w:val="20"/>
+                <w:szCs w:val="20"/>
+              </w:rPr>
+              <w:t xml:space="preserve">ПК </w:t>
+            </w:r>
+            <w:r>
+              <w:rPr>
+                <w:b/>
+                <w:color w:val="000000"/>
+                <w:sz w:val="20"/>
+                <w:szCs w:val="20"/>
+              </w:rPr>
+              <w:t>1</w:t>
+            </w:r>
+            <w:r>
+              <w:rPr>
+                <w:b/>
+                <w:color w:val="000000"/>
+                <w:sz w:val="20"/>
+                <w:szCs w:val="20"/>
+              </w:rPr>
+              <w:t>.</w:t>
+            </w:r>
+            <w:r>
+              <w:rPr>
+                <w:b/>
+                <w:color w:val="000000"/>
+                <w:sz w:val="20"/>
+                <w:szCs w:val="20"/>
+              </w:rPr>
+              <w:t>6</w:t>
+            </w:r>
+            <w:r>
+              <w:rPr>
+                <w:b/>
+                <w:color w:val="000000"/>
+                <w:sz w:val="20"/>
+                <w:szCs w:val="20"/>
+              </w:rPr>
+              <w:t>.</w:t>
+            </w:r>
+          </w:p>
+        </w:tc>
+        <w:tc>
+          <w:tcPr>
+            <w:tcW w:w="7294" w:type="dxa"/>
+          </w:tcPr>
+          <w:p>
+            <w:pPr>
+              <w:pStyle w:val="ConsPlusNormal"/>
+              <w:rPr>
+                <w:rFonts w:ascii="Times New Roman" w:hAnsi="Times New Roman"/>
+              </w:rPr>
+            </w:pPr>
+            <w:r>
+              <w:rPr>
+                <w:rFonts w:ascii="Times New Roman" w:hAnsi="Times New Roman"/>
+              </w:rPr>
+              <w:t>Разрабатывать модули программного обеспечения для мобильных платформ.</w:t>
+            </w:r>
+          </w:p>
+        </w:tc>
+        <w:tc>
+          <w:tcPr>
+            <w:tcW w:w="1151" w:type="dxa"/>
+          </w:tcPr>
+          <w:p>
+            <w:pPr>
+              <w:widowControl w:val="0"/>
+              <w:spacing w:after="0" w:line="240" w:lineRule="auto"/>
+              <w:rPr>
+                <w:sz w:val="22"/>
+              </w:rPr>
+            </w:pPr>
+          </w:p>
+        </w:tc>
+      </w:tr>
     </w:tbl>
     <w:p>
       <w:pPr>
-        <w:spacing w:before="240" w:after="0" w:line="240" w:lineRule="auto"/>
-        <w:rPr>
+        <w:spacing w:after="0" w:line="240" w:lineRule="auto"/>
+        <w:rPr>
+          <w:sz w:val="20"/>
+          <w:szCs w:val="20"/>
+        </w:rPr>
+      </w:pPr>
+      <w:bookmarkStart w:id="5" w:name="_heading=h.2et92p0" w:colFirst="0" w:colLast="0"/>
+      <w:bookmarkEnd w:id="5"/>
+    </w:p>
+    <w:p>
+      <w:pPr>
+        <w:spacing w:after="0" w:line="240" w:lineRule="auto"/>
+        <w:rPr>
+          <w:b/>
+          <w:sz w:val="20"/>
+          <w:szCs w:val="20"/>
+        </w:rPr>
+      </w:pPr>
+      <w:r>
+        <w:rPr>
+          <w:b/>
+          <w:sz w:val="20"/>
+          <w:szCs w:val="20"/>
+        </w:rPr>
+        <w:t>Общих компетенций:</w:t>
+      </w:r>
+    </w:p>
+    <w:tbl>
+      <w:tblPr>
+        <w:tblW w:w="9345" w:type="dxa"/>
+        <w:tblInd w:w="-108" w:type="dxa"/>
+        <w:tblBorders>
+          <w:top w:val="single" w:sz="8" w:space="0" w:color="000000"/>
+          <w:left w:val="single" w:sz="8" w:space="0" w:color="000000"/>
+          <w:bottom w:val="single" w:sz="8" w:space="0" w:color="000000"/>
+          <w:right w:val="single" w:sz="8" w:space="0" w:color="000000"/>
+          <w:insideH w:val="single" w:sz="8" w:space="0" w:color="000000"/>
+          <w:insideV w:val="single" w:sz="8" w:space="0" w:color="000000"/>
+        </w:tblBorders>
+        <w:tblLayout w:type="fixed"/>
+        <w:tblLook w:val="0400" w:firstRow="0" w:lastRow="0" w:firstColumn="0" w:lastColumn="0" w:noHBand="0" w:noVBand="1"/>
+      </w:tblPr>
+      <w:tblGrid>
+        <w:gridCol w:w="875"/>
+        <w:gridCol w:w="7313"/>
+        <w:gridCol w:w="1157"/>
+      </w:tblGrid>
+      <w:tr>
+        <w:tc>
+          <w:tcPr>
+            <w:tcW w:w="875" w:type="dxa"/>
+          </w:tcPr>
+          <w:p>
+            <w:pPr>
+              <w:widowControl w:val="0"/>
+              <w:spacing w:after="0" w:line="240" w:lineRule="auto"/>
+              <w:rPr>
+                <w:b/>
+                <w:color w:val="000000"/>
+                <w:sz w:val="20"/>
+                <w:szCs w:val="20"/>
+              </w:rPr>
+            </w:pPr>
+            <w:r>
+              <w:rPr>
+                <w:b/>
+                <w:color w:val="000000"/>
+                <w:sz w:val="20"/>
+                <w:szCs w:val="20"/>
+              </w:rPr>
+              <w:t>Код</w:t>
+            </w:r>
+          </w:p>
+        </w:tc>
+        <w:tc>
+          <w:tcPr>
+            <w:tcW w:w="7313" w:type="dxa"/>
+          </w:tcPr>
+          <w:p>
+            <w:pPr>
+              <w:widowControl w:val="0"/>
+              <w:spacing w:after="0" w:line="240" w:lineRule="auto"/>
+              <w:rPr>
+                <w:b/>
+                <w:color w:val="000000"/>
+                <w:sz w:val="20"/>
+                <w:szCs w:val="20"/>
+              </w:rPr>
+            </w:pPr>
+            <w:r>
+              <w:rPr>
+                <w:b/>
+                <w:color w:val="000000"/>
+                <w:sz w:val="20"/>
+                <w:szCs w:val="20"/>
+              </w:rPr>
+              <w:t>Наименование компетенции</w:t>
+            </w:r>
+          </w:p>
+        </w:tc>
+        <w:tc>
+          <w:tcPr>
+            <w:tcW w:w="1157" w:type="dxa"/>
+          </w:tcPr>
+          <w:p>
+            <w:pPr>
+              <w:widowControl w:val="0"/>
+              <w:spacing w:after="0" w:line="240" w:lineRule="auto"/>
+              <w:rPr>
+                <w:b/>
+                <w:sz w:val="20"/>
+                <w:szCs w:val="20"/>
+              </w:rPr>
+            </w:pPr>
+            <w:r>
+              <w:rPr>
+                <w:b/>
+                <w:sz w:val="20"/>
+                <w:szCs w:val="20"/>
+              </w:rPr>
+              <w:t>Оценка</w:t>
+            </w:r>
+          </w:p>
+          <w:p>
+            <w:pPr>
+              <w:widowControl w:val="0"/>
+              <w:spacing w:after="0" w:line="240" w:lineRule="auto"/>
+              <w:rPr>
+                <w:i/>
+                <w:sz w:val="20"/>
+                <w:szCs w:val="20"/>
+              </w:rPr>
+            </w:pPr>
+            <w:r>
+              <w:rPr>
+                <w:i/>
+                <w:sz w:val="20"/>
+                <w:szCs w:val="20"/>
+              </w:rPr>
+              <w:t>(по 5-балльной системе)</w:t>
+            </w:r>
+          </w:p>
+        </w:tc>
+      </w:tr>
+      <w:tr>
+        <w:trPr>
+          <w:trHeight w:val="429"/>
+        </w:trPr>
+        <w:tc>
+          <w:tcPr>
+            <w:tcW w:w="875" w:type="dxa"/>
+          </w:tcPr>
+          <w:p>
+            <w:pPr>
+              <w:widowControl w:val="0"/>
+              <w:spacing w:after="0" w:line="240" w:lineRule="auto"/>
+              <w:rPr>
+                <w:b/>
+                <w:color w:val="000000"/>
+                <w:sz w:val="20"/>
+                <w:szCs w:val="20"/>
+              </w:rPr>
+            </w:pPr>
+            <w:r>
+              <w:rPr>
+                <w:b/>
+                <w:color w:val="000000"/>
+                <w:sz w:val="20"/>
+                <w:szCs w:val="20"/>
+              </w:rPr>
+              <w:t>ОК01.</w:t>
+            </w:r>
+          </w:p>
+        </w:tc>
+        <w:tc>
+          <w:tcPr>
+            <w:tcW w:w="7313" w:type="dxa"/>
+          </w:tcPr>
+          <w:p>
+            <w:pPr>
+              <w:widowControl w:val="0"/>
+              <w:spacing w:after="0" w:line="240" w:lineRule="auto"/>
+              <w:rPr>
+                <w:sz w:val="20"/>
+                <w:szCs w:val="20"/>
+              </w:rPr>
+            </w:pPr>
+            <w:r>
+              <w:rPr>
+                <w:color w:val="000000"/>
+                <w:sz w:val="20"/>
+                <w:szCs w:val="20"/>
+              </w:rPr>
+              <w:t>Выбирать способы решения задач профессиональной деятельности, применительно к различным контекстам</w:t>
+            </w:r>
+          </w:p>
+        </w:tc>
+        <w:tc>
+          <w:tcPr>
+            <w:tcW w:w="1157" w:type="dxa"/>
+          </w:tcPr>
+          <w:p>
+            <w:pPr>
+              <w:widowControl w:val="0"/>
+              <w:spacing w:after="0" w:line="240" w:lineRule="auto"/>
+              <w:rPr>
+                <w:sz w:val="20"/>
+                <w:szCs w:val="20"/>
+              </w:rPr>
+            </w:pPr>
+          </w:p>
+        </w:tc>
+      </w:tr>
+      <w:tr>
+        <w:tc>
+          <w:tcPr>
+            <w:tcW w:w="875" w:type="dxa"/>
+          </w:tcPr>
+          <w:p>
+            <w:pPr>
+              <w:widowControl w:val="0"/>
+              <w:spacing w:after="0" w:line="240" w:lineRule="auto"/>
+              <w:rPr>
+                <w:b/>
+                <w:color w:val="000000"/>
+                <w:sz w:val="20"/>
+                <w:szCs w:val="20"/>
+              </w:rPr>
+            </w:pPr>
+            <w:r>
+              <w:rPr>
+                <w:b/>
+                <w:color w:val="000000"/>
+                <w:sz w:val="20"/>
+                <w:szCs w:val="20"/>
+              </w:rPr>
+              <w:t>ОК02.</w:t>
+            </w:r>
+          </w:p>
+        </w:tc>
+        <w:tc>
+          <w:tcPr>
+            <w:tcW w:w="7313" w:type="dxa"/>
+          </w:tcPr>
+          <w:p>
+            <w:pPr>
+              <w:widowControl w:val="0"/>
+              <w:spacing w:after="0" w:line="240" w:lineRule="auto"/>
+              <w:rPr>
+                <w:b/>
+                <w:i/>
+                <w:sz w:val="20"/>
+                <w:szCs w:val="20"/>
+              </w:rPr>
+            </w:pPr>
+            <w:r>
+              <w:rPr>
+                <w:color w:val="000000"/>
+                <w:sz w:val="20"/>
+                <w:szCs w:val="20"/>
+              </w:rPr>
+              <w:t>Использовать современные средства поиска, анализа и интерпретации информации и информационные технологии для выполнения задач профессиональной деятельности</w:t>
+            </w:r>
+          </w:p>
+        </w:tc>
+        <w:tc>
+          <w:tcPr>
+            <w:tcW w:w="1157" w:type="dxa"/>
+          </w:tcPr>
+          <w:p>
+            <w:pPr>
+              <w:widowControl w:val="0"/>
+              <w:spacing w:after="0" w:line="240" w:lineRule="auto"/>
+              <w:rPr>
+                <w:sz w:val="20"/>
+                <w:szCs w:val="20"/>
+              </w:rPr>
+            </w:pPr>
+          </w:p>
+        </w:tc>
+      </w:tr>
+      <w:tr>
+        <w:trPr>
+          <w:trHeight w:val="766"/>
+        </w:trPr>
+        <w:tc>
+          <w:tcPr>
+            <w:tcW w:w="875" w:type="dxa"/>
+          </w:tcPr>
+          <w:p>
+            <w:pPr>
+              <w:widowControl w:val="0"/>
+              <w:spacing w:after="0" w:line="240" w:lineRule="auto"/>
+              <w:rPr>
+                <w:b/>
+                <w:color w:val="000000"/>
+                <w:sz w:val="20"/>
+                <w:szCs w:val="20"/>
+              </w:rPr>
+            </w:pPr>
+            <w:r>
+              <w:rPr>
+                <w:b/>
+                <w:color w:val="000000"/>
+                <w:sz w:val="20"/>
+                <w:szCs w:val="20"/>
+              </w:rPr>
+              <w:t>ОК03.</w:t>
+            </w:r>
+          </w:p>
+        </w:tc>
+        <w:tc>
+          <w:tcPr>
+            <w:tcW w:w="7313" w:type="dxa"/>
+          </w:tcPr>
+          <w:p>
+            <w:pPr>
+              <w:widowControl w:val="0"/>
+              <w:spacing w:after="0" w:line="240" w:lineRule="auto"/>
+              <w:rPr>
+                <w:b/>
+                <w:i/>
+                <w:sz w:val="20"/>
+                <w:szCs w:val="20"/>
+              </w:rPr>
+            </w:pPr>
+            <w:r>
+              <w:rPr>
+                <w:color w:val="000000"/>
+                <w:sz w:val="20"/>
+                <w:szCs w:val="20"/>
+              </w:rPr>
+              <w:t>Планировать и реализовывать собственное профессиональное и личностное развитие, предпринимательскую деятельность в профессиональной сфере, использовать знания по финансовой грамотности в различных жизненных ситуациях</w:t>
+            </w:r>
+            <w:r>
+              <w:rPr>
+                <w:color w:val="000000"/>
+                <w:sz w:val="20"/>
+                <w:szCs w:val="20"/>
+              </w:rPr>
+              <w:t>.</w:t>
+            </w:r>
+          </w:p>
+        </w:tc>
+        <w:tc>
+          <w:tcPr>
+            <w:tcW w:w="1157" w:type="dxa"/>
+          </w:tcPr>
+          <w:p>
+            <w:pPr>
+              <w:widowControl w:val="0"/>
+              <w:spacing w:after="0" w:line="240" w:lineRule="auto"/>
+              <w:rPr>
+                <w:sz w:val="20"/>
+                <w:szCs w:val="20"/>
+              </w:rPr>
+            </w:pPr>
+          </w:p>
+        </w:tc>
+      </w:tr>
+      <w:tr>
+        <w:tc>
+          <w:tcPr>
+            <w:tcW w:w="875" w:type="dxa"/>
+          </w:tcPr>
+          <w:p>
+            <w:pPr>
+              <w:widowControl w:val="0"/>
+              <w:spacing w:after="0" w:line="240" w:lineRule="auto"/>
+              <w:rPr>
+                <w:b/>
+                <w:color w:val="000000"/>
+                <w:sz w:val="20"/>
+                <w:szCs w:val="20"/>
+              </w:rPr>
+            </w:pPr>
+            <w:r>
+              <w:rPr>
+                <w:b/>
+                <w:color w:val="000000"/>
+                <w:sz w:val="20"/>
+                <w:szCs w:val="20"/>
+              </w:rPr>
+              <w:t>ОК04.</w:t>
+            </w:r>
+          </w:p>
+        </w:tc>
+        <w:tc>
+          <w:tcPr>
+            <w:tcW w:w="7313" w:type="dxa"/>
+          </w:tcPr>
+          <w:p>
+            <w:pPr>
+              <w:widowControl w:val="0"/>
+              <w:spacing w:after="0" w:line="240" w:lineRule="auto"/>
+              <w:rPr>
+                <w:sz w:val="20"/>
+                <w:szCs w:val="20"/>
+              </w:rPr>
+            </w:pPr>
+            <w:r>
+              <w:rPr>
+                <w:color w:val="000000"/>
+                <w:sz w:val="20"/>
+                <w:szCs w:val="20"/>
+              </w:rPr>
+              <w:t>Работать в коллективе и команде, эффективно взаимодействовать с коллегами, руководством, клиентами.</w:t>
+            </w:r>
+          </w:p>
+        </w:tc>
+        <w:tc>
+          <w:tcPr>
+            <w:tcW w:w="1157" w:type="dxa"/>
+          </w:tcPr>
+          <w:p>
+            <w:pPr>
+              <w:widowControl w:val="0"/>
+              <w:spacing w:after="0" w:line="240" w:lineRule="auto"/>
+              <w:rPr>
+                <w:sz w:val="20"/>
+                <w:szCs w:val="20"/>
+              </w:rPr>
+            </w:pPr>
+          </w:p>
+        </w:tc>
+      </w:tr>
+      <w:tr>
+        <w:tc>
+          <w:tcPr>
+            <w:tcW w:w="875" w:type="dxa"/>
+          </w:tcPr>
+          <w:p>
+            <w:pPr>
+              <w:widowControl w:val="0"/>
+              <w:spacing w:after="0" w:line="240" w:lineRule="auto"/>
+              <w:rPr>
+                <w:b/>
+                <w:color w:val="000000"/>
+                <w:sz w:val="20"/>
+                <w:szCs w:val="20"/>
+              </w:rPr>
+            </w:pPr>
+            <w:r>
+              <w:rPr>
+                <w:b/>
+                <w:color w:val="000000"/>
+                <w:sz w:val="20"/>
+                <w:szCs w:val="20"/>
+              </w:rPr>
+              <w:t>ОК05</w:t>
+            </w:r>
+          </w:p>
+        </w:tc>
+        <w:tc>
+          <w:tcPr>
+            <w:tcW w:w="7313" w:type="dxa"/>
+          </w:tcPr>
+          <w:p>
+            <w:pPr>
+              <w:widowControl w:val="0"/>
+              <w:spacing w:after="0" w:line="240" w:lineRule="auto"/>
+              <w:rPr>
+                <w:sz w:val="20"/>
+                <w:szCs w:val="20"/>
+              </w:rPr>
+            </w:pPr>
+            <w:r>
+              <w:rPr>
+                <w:color w:val="000000"/>
+                <w:sz w:val="20"/>
+                <w:szCs w:val="20"/>
+              </w:rPr>
+              <w:t>Осуществлять устную и письменную коммуникацию на государственном языке с учетом особенностей социального и культурного контекста.</w:t>
+            </w:r>
+          </w:p>
+        </w:tc>
+        <w:tc>
+          <w:tcPr>
+            <w:tcW w:w="1157" w:type="dxa"/>
+          </w:tcPr>
+          <w:p>
+            <w:pPr>
+              <w:widowControl w:val="0"/>
+              <w:spacing w:after="0" w:line="240" w:lineRule="auto"/>
+              <w:rPr>
+                <w:sz w:val="20"/>
+                <w:szCs w:val="20"/>
+              </w:rPr>
+            </w:pPr>
+          </w:p>
+        </w:tc>
+      </w:tr>
+      <w:tr>
+        <w:tc>
+          <w:tcPr>
+            <w:tcW w:w="875" w:type="dxa"/>
+          </w:tcPr>
+          <w:p>
+            <w:pPr>
+              <w:widowControl w:val="0"/>
+              <w:spacing w:after="0" w:line="240" w:lineRule="auto"/>
+              <w:rPr>
+                <w:b/>
+                <w:color w:val="000000"/>
+                <w:sz w:val="20"/>
+                <w:szCs w:val="20"/>
+              </w:rPr>
+            </w:pPr>
+            <w:r>
+              <w:rPr>
+                <w:b/>
+                <w:color w:val="000000"/>
+                <w:sz w:val="20"/>
+                <w:szCs w:val="20"/>
+              </w:rPr>
+              <w:t>ОК06.</w:t>
+            </w:r>
+          </w:p>
+        </w:tc>
+        <w:tc>
+          <w:tcPr>
+            <w:tcW w:w="7313" w:type="dxa"/>
+          </w:tcPr>
+          <w:p>
+            <w:pPr>
+              <w:widowControl w:val="0"/>
+              <w:spacing w:after="0" w:line="240" w:lineRule="auto"/>
+              <w:rPr>
+                <w:sz w:val="20"/>
+                <w:szCs w:val="20"/>
+              </w:rPr>
+            </w:pPr>
+            <w:r>
+              <w:rPr>
+                <w:color w:val="000000"/>
+                <w:sz w:val="20"/>
+                <w:szCs w:val="20"/>
+              </w:rPr>
+              <w:t>Проявлять гражданско-патриотическую позицию, демонстрировать осознанное поведение на основе традиционных общечеловеческих ценностей.</w:t>
+            </w:r>
+          </w:p>
+        </w:tc>
+        <w:tc>
+          <w:tcPr>
+            <w:tcW w:w="1157" w:type="dxa"/>
+          </w:tcPr>
+          <w:p>
+            <w:pPr>
+              <w:widowControl w:val="0"/>
+              <w:spacing w:after="0" w:line="240" w:lineRule="auto"/>
+              <w:rPr>
+                <w:sz w:val="20"/>
+                <w:szCs w:val="20"/>
+              </w:rPr>
+            </w:pPr>
+          </w:p>
+        </w:tc>
+      </w:tr>
+      <w:tr>
+        <w:tc>
+          <w:tcPr>
+            <w:tcW w:w="875" w:type="dxa"/>
+          </w:tcPr>
+          <w:p>
+            <w:pPr>
+              <w:widowControl w:val="0"/>
+              <w:spacing w:after="0" w:line="240" w:lineRule="auto"/>
+              <w:rPr>
+                <w:b/>
+                <w:color w:val="000000"/>
+                <w:sz w:val="20"/>
+                <w:szCs w:val="20"/>
+              </w:rPr>
+            </w:pPr>
+            <w:r>
+              <w:rPr>
+                <w:b/>
+                <w:color w:val="000000"/>
+                <w:sz w:val="20"/>
+                <w:szCs w:val="20"/>
+              </w:rPr>
+              <w:t>ОК07.</w:t>
+            </w:r>
+          </w:p>
+        </w:tc>
+        <w:tc>
+          <w:tcPr>
+            <w:tcW w:w="7313" w:type="dxa"/>
+          </w:tcPr>
+          <w:p>
+            <w:pPr>
+              <w:widowControl w:val="0"/>
+              <w:spacing w:after="0" w:line="240" w:lineRule="auto"/>
+              <w:rPr>
+                <w:sz w:val="20"/>
+                <w:szCs w:val="20"/>
+              </w:rPr>
+            </w:pPr>
+            <w:r>
+              <w:rPr>
+                <w:color w:val="000000"/>
+                <w:sz w:val="20"/>
+                <w:szCs w:val="20"/>
+              </w:rPr>
+              <w:t>Содействовать сохранению окружающей среды, ресурсосбережению, эффективно действовать в чрезвычайных ситуациях.</w:t>
+            </w:r>
+          </w:p>
+        </w:tc>
+        <w:tc>
+          <w:tcPr>
+            <w:tcW w:w="1157" w:type="dxa"/>
+          </w:tcPr>
+          <w:p>
+            <w:pPr>
+              <w:widowControl w:val="0"/>
+              <w:spacing w:after="0" w:line="240" w:lineRule="auto"/>
+              <w:rPr>
+                <w:sz w:val="20"/>
+                <w:szCs w:val="20"/>
+              </w:rPr>
+            </w:pPr>
+          </w:p>
+        </w:tc>
+      </w:tr>
+      <w:tr>
+        <w:tc>
+          <w:tcPr>
+            <w:tcW w:w="875" w:type="dxa"/>
+          </w:tcPr>
+          <w:p>
+            <w:pPr>
+              <w:widowControl w:val="0"/>
+              <w:spacing w:after="0" w:line="240" w:lineRule="auto"/>
+              <w:rPr>
+                <w:b/>
+                <w:color w:val="000000"/>
+                <w:sz w:val="20"/>
+                <w:szCs w:val="20"/>
+              </w:rPr>
+            </w:pPr>
+            <w:r>
+              <w:rPr>
+                <w:b/>
+                <w:color w:val="000000"/>
+                <w:sz w:val="20"/>
+                <w:szCs w:val="20"/>
+              </w:rPr>
+              <w:t>ОК08.</w:t>
+            </w:r>
+          </w:p>
+        </w:tc>
+        <w:tc>
+          <w:tcPr>
+            <w:tcW w:w="7313" w:type="dxa"/>
+          </w:tcPr>
+          <w:p>
+            <w:pPr>
+              <w:widowControl w:val="0"/>
+              <w:spacing w:after="0" w:line="240" w:lineRule="auto"/>
+              <w:rPr>
+                <w:sz w:val="20"/>
+                <w:szCs w:val="20"/>
+              </w:rPr>
+            </w:pPr>
+            <w:r>
+              <w:rPr>
+                <w:color w:val="000000"/>
+                <w:sz w:val="20"/>
+                <w:szCs w:val="20"/>
+              </w:rPr>
+              <w:t>Использовать средства физической культуры для сохранения и укрепления здоровья в процессе профессиональной деятельности и поддержания необходимого уровня физической подготовленности.</w:t>
+            </w:r>
+          </w:p>
+        </w:tc>
+        <w:tc>
+          <w:tcPr>
+            <w:tcW w:w="1157" w:type="dxa"/>
+          </w:tcPr>
+          <w:p>
+            <w:pPr>
+              <w:widowControl w:val="0"/>
+              <w:spacing w:after="0" w:line="240" w:lineRule="auto"/>
+              <w:rPr>
+                <w:sz w:val="20"/>
+                <w:szCs w:val="20"/>
+              </w:rPr>
+            </w:pPr>
+          </w:p>
+        </w:tc>
+      </w:tr>
+      <w:tr>
+        <w:trPr>
+          <w:trHeight w:val="400"/>
+        </w:trPr>
+        <w:tc>
+          <w:tcPr>
+            <w:tcW w:w="875" w:type="dxa"/>
+          </w:tcPr>
+          <w:p>
+            <w:pPr>
+              <w:widowControl w:val="0"/>
+              <w:spacing w:after="0" w:line="240" w:lineRule="auto"/>
+              <w:rPr>
+                <w:b/>
+                <w:color w:val="000000"/>
+                <w:sz w:val="20"/>
+                <w:szCs w:val="20"/>
+              </w:rPr>
+            </w:pPr>
+            <w:r>
+              <w:rPr>
+                <w:b/>
+                <w:color w:val="000000"/>
+                <w:sz w:val="20"/>
+                <w:szCs w:val="20"/>
+              </w:rPr>
+              <w:t>ОК09.</w:t>
+            </w:r>
+          </w:p>
+        </w:tc>
+        <w:tc>
+          <w:tcPr>
+            <w:tcW w:w="7313" w:type="dxa"/>
+          </w:tcPr>
+          <w:p>
+            <w:pPr>
+              <w:widowControl w:val="0"/>
+              <w:spacing w:after="0" w:line="240" w:lineRule="auto"/>
+              <w:rPr>
+                <w:sz w:val="20"/>
+                <w:szCs w:val="20"/>
+              </w:rPr>
+            </w:pPr>
+            <w:r>
+              <w:rPr>
+                <w:color w:val="000000"/>
+                <w:sz w:val="20"/>
+                <w:szCs w:val="20"/>
+              </w:rPr>
+              <w:t>Использовать информационные технологии в профессиональной деятельности.</w:t>
+            </w:r>
+          </w:p>
+        </w:tc>
+        <w:tc>
+          <w:tcPr>
+            <w:tcW w:w="1157" w:type="dxa"/>
+          </w:tcPr>
+          <w:p>
+            <w:pPr>
+              <w:widowControl w:val="0"/>
+              <w:spacing w:after="0" w:line="240" w:lineRule="auto"/>
+              <w:rPr>
+                <w:sz w:val="20"/>
+                <w:szCs w:val="20"/>
+              </w:rPr>
+            </w:pPr>
+          </w:p>
+        </w:tc>
+      </w:tr>
+      <w:tr>
+        <w:tc>
+          <w:tcPr>
+            <w:tcW w:w="875" w:type="dxa"/>
+          </w:tcPr>
+          <w:p>
+            <w:pPr>
+              <w:widowControl w:val="0"/>
+              <w:spacing w:after="0" w:line="240" w:lineRule="auto"/>
+              <w:rPr>
+                <w:b/>
+                <w:color w:val="000000"/>
+                <w:sz w:val="20"/>
+                <w:szCs w:val="20"/>
+              </w:rPr>
+            </w:pPr>
+            <w:r>
+              <w:rPr>
+                <w:b/>
+                <w:color w:val="000000"/>
+                <w:sz w:val="20"/>
+                <w:szCs w:val="20"/>
+              </w:rPr>
+              <w:t>ОК10.</w:t>
+            </w:r>
+          </w:p>
+        </w:tc>
+        <w:tc>
+          <w:tcPr>
+            <w:tcW w:w="7313" w:type="dxa"/>
+          </w:tcPr>
+          <w:p>
+            <w:pPr>
+              <w:widowControl w:val="0"/>
+              <w:spacing w:after="0" w:line="240" w:lineRule="auto"/>
+              <w:rPr>
+                <w:sz w:val="20"/>
+                <w:szCs w:val="20"/>
+              </w:rPr>
+            </w:pPr>
+            <w:r>
+              <w:rPr>
+                <w:color w:val="000000"/>
+                <w:sz w:val="20"/>
+                <w:szCs w:val="20"/>
+              </w:rPr>
+              <w:t>Пользоваться профессиональной документацией на государственном и иностранном языках.</w:t>
+            </w:r>
+          </w:p>
+        </w:tc>
+        <w:tc>
+          <w:tcPr>
+            <w:tcW w:w="1157" w:type="dxa"/>
+          </w:tcPr>
+          <w:p>
+            <w:pPr>
+              <w:widowControl w:val="0"/>
+              <w:spacing w:after="0" w:line="240" w:lineRule="auto"/>
+              <w:rPr>
+                <w:sz w:val="20"/>
+                <w:szCs w:val="20"/>
+              </w:rPr>
+            </w:pPr>
+          </w:p>
+        </w:tc>
+      </w:tr>
+      <w:tr>
+        <w:tc>
+          <w:tcPr>
+            <w:tcW w:w="875" w:type="dxa"/>
+          </w:tcPr>
+          <w:p>
+            <w:pPr>
+              <w:widowControl w:val="0"/>
+              <w:spacing w:after="0" w:line="240" w:lineRule="auto"/>
+              <w:rPr>
+                <w:b/>
+                <w:color w:val="000000"/>
+                <w:sz w:val="20"/>
+                <w:szCs w:val="20"/>
+              </w:rPr>
+            </w:pPr>
+            <w:r>
+              <w:rPr>
+                <w:b/>
+                <w:color w:val="000000"/>
+                <w:sz w:val="20"/>
+                <w:szCs w:val="20"/>
+              </w:rPr>
+              <w:t>ОК11.</w:t>
+            </w:r>
+          </w:p>
+        </w:tc>
+        <w:tc>
+          <w:tcPr>
+            <w:tcW w:w="7313" w:type="dxa"/>
+          </w:tcPr>
+          <w:p>
+            <w:pPr>
+              <w:widowControl w:val="0"/>
+              <w:spacing w:after="0" w:line="240" w:lineRule="auto"/>
+              <w:rPr>
+                <w:sz w:val="20"/>
+                <w:szCs w:val="20"/>
+              </w:rPr>
+            </w:pPr>
+            <w:r>
+              <w:rPr>
+                <w:color w:val="000000"/>
+                <w:sz w:val="20"/>
+                <w:szCs w:val="20"/>
+              </w:rPr>
+              <w:t>Планировать предпринимательскую деятельность в профессиональной сфере.</w:t>
+            </w:r>
+          </w:p>
+        </w:tc>
+        <w:tc>
+          <w:tcPr>
+            <w:tcW w:w="1157" w:type="dxa"/>
+          </w:tcPr>
+          <w:p>
+            <w:pPr>
+              <w:widowControl w:val="0"/>
+              <w:spacing w:after="0" w:line="240" w:lineRule="auto"/>
+              <w:rPr>
+                <w:sz w:val="20"/>
+                <w:szCs w:val="20"/>
+              </w:rPr>
+            </w:pPr>
+          </w:p>
+        </w:tc>
+      </w:tr>
+    </w:tbl>
+    <w:p>
+      <w:pPr>
+        <w:spacing w:after="0" w:line="240" w:lineRule="auto"/>
+      </w:pPr>
+      <w:r>
+        <w:rPr>
+          <w:b/>
           <w:sz w:val="22"/>
         </w:rPr>
-      </w:pPr>
-      <w:bookmarkStart w:id="2" w:name="_heading=h.2et92p0" w:colFirst="0" w:colLast="0"/>
-      <w:bookmarkEnd w:id="2"/>
-    </w:p>
-    <w:p>
-      <w:pPr>
-        <w:spacing w:before="240" w:after="0" w:line="240" w:lineRule="auto"/>
-      </w:pPr>
-      <w:r>
-        <w:rPr>
+        <w:t>Руководитель по учебной</w:t>
+      </w:r>
+    </w:p>
+    <w:p>
+      <w:pPr>
+        <w:spacing w:after="0" w:line="240" w:lineRule="auto"/>
+      </w:pPr>
+      <w:r>
+        <w:rPr>
+          <w:b/>
           <w:sz w:val="22"/>
         </w:rPr>
-        <w:t xml:space="preserve">Руководитель по </w:t>
-      </w:r>
-      <w:r>
-        <w:rPr>
-          <w:sz w:val="22"/>
-        </w:rPr>
-        <w:t>учебной</w:t>
+        <w:t xml:space="preserve"> практике от предприятия                              __________________________/__________________/</w:t>
       </w:r>
     </w:p>
     <w:p>
       <w:pPr>
         <w:spacing w:after="0" w:line="240" w:lineRule="auto"/>
-      </w:pPr>
-      <w:r>
-        <w:rPr>
-          <w:sz w:val="22"/>
-        </w:rPr>
-        <w:t xml:space="preserve"> практике от предприятия                              __________________________/__________________/</w:t>
-      </w:r>
-    </w:p>
-    <w:p>
-      <w:pPr>
-        <w:spacing w:after="0" w:line="240" w:lineRule="auto"/>
+        <w:rPr>
+          <w:rFonts w:cs="Times New Roman"/>
+          <w:szCs w:val="28"/>
+        </w:rPr>
       </w:pPr>
       <w:r>
         <w:rPr>
@@ -1987,32 +4139,60 @@
         <w:t xml:space="preserve">                                                                                                    (фамилия, инициалы, подпись)</w:t>
       </w:r>
       <w:r>
+        <w:rPr>
+          <w:rFonts w:cs="Times New Roman"/>
+          <w:szCs w:val="28"/>
+        </w:rPr>
         <w:br w:type="page"/>
       </w:r>
+    </w:p>
+    <w:p>
+      <w:pPr>
+        <w:pStyle w:val="1"/>
+        <w:jc w:val="center"/>
+        <w:rPr>
+          <w:rFonts w:ascii="Times New Roman" w:hAnsi="Times New Roman" w:cs="Times New Roman"/>
+          <w:sz w:val="28"/>
+          <w:szCs w:val="28"/>
+        </w:rPr>
+      </w:pPr>
+      <w:bookmarkStart w:id="6" w:name="_Toc227895203"/>
+      <w:r>
+        <w:rPr>
+          <w:rFonts w:ascii="Times New Roman" w:hAnsi="Times New Roman" w:cs="Times New Roman"/>
+          <w:sz w:val="28"/>
+          <w:szCs w:val="28"/>
+        </w:rPr>
+        <w:lastRenderedPageBreak/>
+        <w:t>ДНЕВНИК</w:t>
+      </w:r>
+      <w:bookmarkEnd w:id="6"/>
     </w:p>
     <w:p>
       <w:pPr>
         <w:spacing w:after="0" w:line="240" w:lineRule="auto"/>
         <w:jc w:val="center"/>
-      </w:pPr>
-      <w:r>
-        <w:lastRenderedPageBreak/>
-        <w:t>ДНЕВНИК</w:t>
+        <w:rPr>
+          <w:rFonts w:cs="Times New Roman"/>
+          <w:szCs w:val="28"/>
+        </w:rPr>
+      </w:pPr>
+      <w:r>
+        <w:rPr>
+          <w:rFonts w:cs="Times New Roman"/>
+          <w:szCs w:val="28"/>
+        </w:rPr>
+        <w:t>по производственной практике</w:t>
       </w:r>
     </w:p>
     <w:p>
       <w:pPr>
         <w:spacing w:after="0" w:line="240" w:lineRule="auto"/>
         <w:jc w:val="center"/>
-      </w:pPr>
-      <w:r>
-        <w:t>по производственной практике</w:t>
-      </w:r>
-    </w:p>
-    <w:p>
-      <w:pPr>
-        <w:spacing w:after="0" w:line="240" w:lineRule="auto"/>
-        <w:jc w:val="center"/>
+        <w:rPr>
+          <w:rFonts w:cs="Times New Roman"/>
+          <w:szCs w:val="28"/>
+        </w:rPr>
       </w:pPr>
     </w:p>
     <w:tbl>
@@ -2155,13 +4335,15 @@
               <w:spacing w:after="0" w:line="240" w:lineRule="auto"/>
               <w:rPr>
                 <w:rFonts w:eastAsia="Times New Roman" w:cs="Times New Roman"/>
-                <w:sz w:val="22"/>
+                <w:sz w:val="24"/>
+                <w:szCs w:val="24"/>
               </w:rPr>
             </w:pPr>
             <w:r>
               <w:rPr>
                 <w:rFonts w:eastAsia="Times New Roman" w:cs="Times New Roman"/>
-                <w:sz w:val="22"/>
+                <w:sz w:val="24"/>
+                <w:szCs w:val="24"/>
               </w:rPr>
               <w:t>13.04</w:t>
             </w:r>
@@ -2171,25 +4353,6 @@
           <w:tcPr>
             <w:tcW w:w="5198" w:type="dxa"/>
           </w:tcPr>
-          <w:p>
-            <w:pPr>
-              <w:widowControl w:val="0"/>
-              <w:spacing w:after="0" w:line="240" w:lineRule="auto"/>
-              <w:rPr>
-                <w:rFonts w:cs="Times New Roman"/>
-                <w:sz w:val="22"/>
-              </w:rPr>
-            </w:pPr>
-            <w:bookmarkStart w:id="3" w:name="bookmark=id.gjdgxs" w:colFirst="0" w:colLast="0"/>
-            <w:bookmarkEnd w:id="3"/>
-            <w:r>
-              <w:rPr>
-                <w:rFonts w:eastAsia="Times" w:cs="Times New Roman"/>
-                <w:sz w:val="22"/>
-              </w:rPr>
-              <w:t>Анализ предметной области</w:t>
-            </w:r>
-          </w:p>
           <w:p>
             <w:pPr>
               <w:widowControl w:val="0"/>
@@ -2203,9 +4366,20 @@
               <w:spacing w:after="0" w:line="240" w:lineRule="auto"/>
               <w:rPr>
                 <w:rFonts w:eastAsia="Times New Roman" w:cs="Times New Roman"/>
-                <w:sz w:val="22"/>
-              </w:rPr>
-            </w:pPr>
+                <w:sz w:val="24"/>
+                <w:szCs w:val="24"/>
+              </w:rPr>
+            </w:pPr>
+            <w:bookmarkStart w:id="7" w:name="bookmark=id.gjdgxs" w:colFirst="0" w:colLast="0"/>
+            <w:bookmarkEnd w:id="7"/>
+            <w:r>
+              <w:rPr>
+                <w:rFonts w:eastAsia="Times New Roman" w:cs="Times New Roman"/>
+                <w:sz w:val="24"/>
+                <w:szCs w:val="24"/>
+              </w:rPr>
+              <w:t>Ознакомление с базой практики, инструктаж по охране труда, анализ задач практики, определение темы проекта «СЭД для малого предприятия».</w:t>
+            </w:r>
           </w:p>
         </w:tc>
         <w:tc>
@@ -2225,13 +4399,15 @@
               <w:spacing w:after="0" w:line="240" w:lineRule="auto"/>
               <w:rPr>
                 <w:rFonts w:eastAsia="Times New Roman" w:cs="Times New Roman"/>
-                <w:sz w:val="22"/>
+                <w:sz w:val="24"/>
+                <w:szCs w:val="24"/>
               </w:rPr>
             </w:pPr>
             <w:r>
               <w:rPr>
                 <w:rFonts w:eastAsia="Times New Roman" w:cs="Times New Roman"/>
-                <w:sz w:val="22"/>
+                <w:sz w:val="24"/>
+                <w:szCs w:val="24"/>
               </w:rPr>
               <w:t>выполнено</w:t>
             </w:r>
@@ -2256,13 +4432,15 @@
               <w:spacing w:after="0" w:line="240" w:lineRule="auto"/>
               <w:rPr>
                 <w:rFonts w:eastAsia="Times New Roman" w:cs="Times New Roman"/>
-                <w:sz w:val="22"/>
+                <w:sz w:val="24"/>
+                <w:szCs w:val="24"/>
               </w:rPr>
             </w:pPr>
             <w:r>
               <w:rPr>
                 <w:rFonts w:eastAsia="Times New Roman" w:cs="Times New Roman"/>
-                <w:sz w:val="22"/>
+                <w:sz w:val="24"/>
+                <w:szCs w:val="24"/>
               </w:rPr>
               <w:t>14.04</w:t>
             </w:r>
@@ -2285,47 +4463,17 @@
               <w:spacing w:after="0" w:line="240" w:lineRule="auto"/>
               <w:rPr>
                 <w:rFonts w:eastAsia="Times New Roman" w:cs="Times New Roman"/>
-                <w:sz w:val="22"/>
+                <w:sz w:val="24"/>
+                <w:szCs w:val="24"/>
               </w:rPr>
             </w:pPr>
             <w:r>
               <w:rPr>
                 <w:rFonts w:eastAsia="Times New Roman" w:cs="Times New Roman"/>
-                <w:sz w:val="22"/>
-              </w:rPr>
-              <w:t xml:space="preserve">Разработка и </w:t>
-            </w:r>
-            <w:proofErr w:type="spellStart"/>
-            <w:r>
-              <w:rPr>
-                <w:rFonts w:eastAsia="Times New Roman" w:cs="Times New Roman"/>
-                <w:sz w:val="22"/>
-              </w:rPr>
-              <w:t>ананлиз</w:t>
-            </w:r>
-            <w:proofErr w:type="spellEnd"/>
-            <w:r>
-              <w:rPr>
-                <w:rFonts w:eastAsia="Times New Roman" w:cs="Times New Roman"/>
-                <w:sz w:val="22"/>
-              </w:rPr>
-              <w:t xml:space="preserve"> требований к </w:t>
-            </w:r>
-            <w:proofErr w:type="spellStart"/>
-            <w:r>
-              <w:rPr>
-                <w:rFonts w:eastAsia="Times New Roman" w:cs="Times New Roman"/>
-                <w:sz w:val="22"/>
-              </w:rPr>
-              <w:t>програмной</w:t>
-            </w:r>
-            <w:proofErr w:type="spellEnd"/>
-            <w:r>
-              <w:rPr>
-                <w:rFonts w:eastAsia="Times New Roman" w:cs="Times New Roman"/>
-                <w:sz w:val="22"/>
-              </w:rPr>
-              <w:t xml:space="preserve"> среде</w:t>
+                <w:sz w:val="24"/>
+                <w:szCs w:val="24"/>
+              </w:rPr>
+              <w:t>Исследование предметной области документооборота малого предприятия, выявление ролей пользователей, определение требований к системе.</w:t>
             </w:r>
           </w:p>
         </w:tc>
@@ -2346,13 +4494,15 @@
               <w:spacing w:after="0" w:line="240" w:lineRule="auto"/>
               <w:rPr>
                 <w:rFonts w:eastAsia="Times New Roman" w:cs="Times New Roman"/>
-                <w:sz w:val="22"/>
+                <w:sz w:val="24"/>
+                <w:szCs w:val="24"/>
               </w:rPr>
             </w:pPr>
             <w:r>
               <w:rPr>
                 <w:rFonts w:eastAsia="Times New Roman" w:cs="Times New Roman"/>
-                <w:sz w:val="22"/>
+                <w:sz w:val="24"/>
+                <w:szCs w:val="24"/>
               </w:rPr>
               <w:t>выполнено</w:t>
             </w:r>
@@ -2377,13 +4527,15 @@
               <w:spacing w:after="0" w:line="240" w:lineRule="auto"/>
               <w:rPr>
                 <w:rFonts w:eastAsia="Times New Roman" w:cs="Times New Roman"/>
-                <w:sz w:val="22"/>
+                <w:sz w:val="24"/>
+                <w:szCs w:val="24"/>
               </w:rPr>
             </w:pPr>
             <w:r>
               <w:rPr>
                 <w:rFonts w:eastAsia="Times New Roman" w:cs="Times New Roman"/>
-                <w:sz w:val="22"/>
+                <w:sz w:val="24"/>
+                <w:szCs w:val="24"/>
               </w:rPr>
               <w:t>15.04</w:t>
             </w:r>
@@ -2406,14 +4558,17 @@
               <w:spacing w:after="0" w:line="240" w:lineRule="auto"/>
               <w:rPr>
                 <w:rFonts w:eastAsia="Times New Roman" w:cs="Times New Roman"/>
-                <w:sz w:val="22"/>
-              </w:rPr>
-            </w:pPr>
-            <w:r>
-              <w:rPr>
-                <w:sz w:val="22"/>
-              </w:rPr>
-              <w:t>Настройка среды разработки, СУБД и компонентов программного обеспечения.</w:t>
+                <w:sz w:val="24"/>
+                <w:szCs w:val="24"/>
+              </w:rPr>
+            </w:pPr>
+            <w:r>
+              <w:rPr>
+                <w:rFonts w:eastAsia="Times New Roman" w:cs="Times New Roman"/>
+                <w:sz w:val="24"/>
+                <w:szCs w:val="24"/>
+              </w:rPr>
+              <w:t>Проектирование структуры базы данных: пользователи, документы, версии, задачи согласования, журнал действий.</w:t>
             </w:r>
           </w:p>
         </w:tc>
@@ -2434,13 +4589,15 @@
               <w:spacing w:after="0" w:line="240" w:lineRule="auto"/>
               <w:rPr>
                 <w:rFonts w:eastAsia="Times New Roman" w:cs="Times New Roman"/>
-                <w:sz w:val="22"/>
+                <w:sz w:val="24"/>
+                <w:szCs w:val="24"/>
               </w:rPr>
             </w:pPr>
             <w:r>
               <w:rPr>
                 <w:rFonts w:eastAsia="Times New Roman" w:cs="Times New Roman"/>
-                <w:sz w:val="22"/>
+                <w:sz w:val="24"/>
+                <w:szCs w:val="24"/>
               </w:rPr>
               <w:t>выполнено</w:t>
             </w:r>
@@ -2465,13 +4622,15 @@
               <w:spacing w:after="0" w:line="240" w:lineRule="auto"/>
               <w:rPr>
                 <w:rFonts w:eastAsia="Times New Roman" w:cs="Times New Roman"/>
-                <w:sz w:val="22"/>
+                <w:sz w:val="24"/>
+                <w:szCs w:val="24"/>
               </w:rPr>
             </w:pPr>
             <w:r>
               <w:rPr>
                 <w:rFonts w:eastAsia="Times New Roman" w:cs="Times New Roman"/>
-                <w:sz w:val="22"/>
+                <w:sz w:val="24"/>
+                <w:szCs w:val="24"/>
               </w:rPr>
               <w:t>16.04</w:t>
             </w:r>
@@ -2494,14 +4653,89 @@
               <w:spacing w:after="0" w:line="240" w:lineRule="auto"/>
               <w:rPr>
                 <w:rFonts w:eastAsia="Times New Roman" w:cs="Times New Roman"/>
-                <w:sz w:val="22"/>
-              </w:rPr>
-            </w:pPr>
-            <w:r>
-              <w:rPr>
-                <w:sz w:val="22"/>
-              </w:rPr>
-              <w:t>Реализация базы данных и механизмов доступа к данным.</w:t>
+                <w:sz w:val="24"/>
+                <w:szCs w:val="24"/>
+              </w:rPr>
+            </w:pPr>
+            <w:r>
+              <w:rPr>
+                <w:rFonts w:eastAsia="Times New Roman" w:cs="Times New Roman"/>
+                <w:sz w:val="24"/>
+                <w:szCs w:val="24"/>
+              </w:rPr>
+              <w:t xml:space="preserve">Подготовка структуры решения C#: </w:t>
+            </w:r>
+            <w:proofErr w:type="spellStart"/>
+            <w:r>
+              <w:rPr>
+                <w:rFonts w:eastAsia="Times New Roman" w:cs="Times New Roman"/>
+                <w:sz w:val="24"/>
+                <w:szCs w:val="24"/>
+              </w:rPr>
+              <w:t>Domain</w:t>
+            </w:r>
+            <w:proofErr w:type="spellEnd"/>
+            <w:r>
+              <w:rPr>
+                <w:rFonts w:eastAsia="Times New Roman" w:cs="Times New Roman"/>
+                <w:sz w:val="24"/>
+                <w:szCs w:val="24"/>
+              </w:rPr>
+              <w:t xml:space="preserve">, DAL, BLL, </w:t>
+            </w:r>
+            <w:proofErr w:type="spellStart"/>
+            <w:r>
+              <w:rPr>
+                <w:rFonts w:eastAsia="Times New Roman" w:cs="Times New Roman"/>
+                <w:sz w:val="24"/>
+                <w:szCs w:val="24"/>
+              </w:rPr>
+              <w:t>ConsoleApp</w:t>
+            </w:r>
+            <w:proofErr w:type="spellEnd"/>
+            <w:r>
+              <w:rPr>
+                <w:rFonts w:eastAsia="Times New Roman" w:cs="Times New Roman"/>
+                <w:sz w:val="24"/>
+                <w:szCs w:val="24"/>
+              </w:rPr>
+              <w:t xml:space="preserve">, </w:t>
+            </w:r>
+            <w:proofErr w:type="spellStart"/>
+            <w:r>
+              <w:rPr>
+                <w:rFonts w:eastAsia="Times New Roman" w:cs="Times New Roman"/>
+                <w:sz w:val="24"/>
+                <w:szCs w:val="24"/>
+              </w:rPr>
+              <w:t>Tests</w:t>
+            </w:r>
+            <w:proofErr w:type="spellEnd"/>
+            <w:r>
+              <w:rPr>
+                <w:rFonts w:eastAsia="Times New Roman" w:cs="Times New Roman"/>
+                <w:sz w:val="24"/>
+                <w:szCs w:val="24"/>
+              </w:rPr>
+              <w:t xml:space="preserve">. Настройка среды разработки и локальной БД </w:t>
+            </w:r>
+            <w:proofErr w:type="spellStart"/>
+            <w:r>
+              <w:rPr>
+                <w:rFonts w:eastAsia="Times New Roman" w:cs="Times New Roman"/>
+                <w:sz w:val="24"/>
+                <w:szCs w:val="24"/>
+              </w:rPr>
+              <w:t>SQLite</w:t>
+            </w:r>
+            <w:proofErr w:type="spellEnd"/>
+            <w:r>
+              <w:rPr>
+                <w:rFonts w:eastAsia="Times New Roman" w:cs="Times New Roman"/>
+                <w:sz w:val="24"/>
+                <w:szCs w:val="24"/>
+              </w:rPr>
+              <w:t>.</w:t>
             </w:r>
           </w:p>
         </w:tc>
@@ -2522,13 +4756,15 @@
               <w:spacing w:after="0" w:line="240" w:lineRule="auto"/>
               <w:rPr>
                 <w:rFonts w:eastAsia="Times New Roman" w:cs="Times New Roman"/>
-                <w:sz w:val="22"/>
+                <w:sz w:val="24"/>
+                <w:szCs w:val="24"/>
               </w:rPr>
             </w:pPr>
             <w:r>
               <w:rPr>
                 <w:rFonts w:eastAsia="Times New Roman" w:cs="Times New Roman"/>
-                <w:sz w:val="22"/>
+                <w:sz w:val="24"/>
+                <w:szCs w:val="24"/>
               </w:rPr>
               <w:t>выполнено</w:t>
             </w:r>
@@ -2553,36 +4789,17 @@
               <w:spacing w:after="0" w:line="240" w:lineRule="auto"/>
               <w:rPr>
                 <w:rFonts w:eastAsia="Times New Roman" w:cs="Times New Roman"/>
-                <w:sz w:val="22"/>
+                <w:sz w:val="24"/>
+                <w:szCs w:val="24"/>
               </w:rPr>
             </w:pPr>
             <w:r>
               <w:rPr>
                 <w:rFonts w:eastAsia="Times New Roman" w:cs="Times New Roman"/>
-                <w:sz w:val="22"/>
-              </w:rPr>
-              <w:t>1</w:t>
-            </w:r>
-            <w:r>
-              <w:rPr>
-                <w:rFonts w:eastAsia="Times New Roman" w:cs="Times New Roman"/>
-                <w:sz w:val="22"/>
-              </w:rPr>
-              <w:t>7</w:t>
-            </w:r>
-            <w:r>
-              <w:rPr>
-                <w:rFonts w:eastAsia="Times New Roman" w:cs="Times New Roman"/>
-                <w:sz w:val="22"/>
-              </w:rPr>
-              <w:t>.0</w:t>
-            </w:r>
-            <w:r>
-              <w:rPr>
-                <w:rFonts w:eastAsia="Times New Roman" w:cs="Times New Roman"/>
-                <w:sz w:val="22"/>
-              </w:rPr>
-              <w:t>4</w:t>
+                <w:sz w:val="24"/>
+                <w:szCs w:val="24"/>
+              </w:rPr>
+              <w:t>17.04</w:t>
             </w:r>
           </w:p>
         </w:tc>
@@ -2603,28 +4820,17 @@
               <w:spacing w:after="0" w:line="240" w:lineRule="auto"/>
               <w:rPr>
                 <w:rFonts w:eastAsia="Times New Roman" w:cs="Times New Roman"/>
-                <w:sz w:val="22"/>
-              </w:rPr>
-            </w:pPr>
-            <w:r>
-              <w:rPr>
                 <w:sz w:val="24"/>
-              </w:rPr>
-              <w:t xml:space="preserve">Реализован </w:t>
-            </w:r>
-            <w:proofErr w:type="spellStart"/>
-            <w:r>
-              <w:rPr>
+                <w:szCs w:val="24"/>
+              </w:rPr>
+            </w:pPr>
+            <w:r>
+              <w:rPr>
+                <w:rFonts w:eastAsia="Times New Roman" w:cs="Times New Roman"/>
                 <w:sz w:val="24"/>
-              </w:rPr>
-              <w:t>AppDbContext</w:t>
-            </w:r>
-            <w:proofErr w:type="spellEnd"/>
-            <w:r>
-              <w:rPr>
-                <w:sz w:val="24"/>
-              </w:rPr>
-              <w:t xml:space="preserve"> и фабрика миграций</w:t>
+                <w:szCs w:val="24"/>
+              </w:rPr>
+              <w:t>Разработка модуля авторизации, хеширования паролей и начального заполнения справочников тестовыми данными.</w:t>
             </w:r>
           </w:p>
         </w:tc>
@@ -2645,13 +4851,15 @@
               <w:spacing w:after="0" w:line="240" w:lineRule="auto"/>
               <w:rPr>
                 <w:rFonts w:eastAsia="Times New Roman" w:cs="Times New Roman"/>
-                <w:sz w:val="22"/>
+                <w:sz w:val="24"/>
+                <w:szCs w:val="24"/>
               </w:rPr>
             </w:pPr>
             <w:r>
               <w:rPr>
                 <w:rFonts w:eastAsia="Times New Roman" w:cs="Times New Roman"/>
-                <w:sz w:val="22"/>
+                <w:sz w:val="24"/>
+                <w:szCs w:val="24"/>
               </w:rPr>
               <w:t>выполнено</w:t>
             </w:r>
@@ -2676,29 +4884,17 @@
               <w:spacing w:after="0" w:line="240" w:lineRule="auto"/>
               <w:rPr>
                 <w:rFonts w:eastAsia="Times New Roman" w:cs="Times New Roman"/>
-                <w:sz w:val="22"/>
+                <w:sz w:val="24"/>
+                <w:szCs w:val="24"/>
               </w:rPr>
             </w:pPr>
             <w:r>
               <w:rPr>
                 <w:rFonts w:eastAsia="Times New Roman" w:cs="Times New Roman"/>
-                <w:sz w:val="22"/>
-              </w:rPr>
-              <w:t>20</w:t>
-            </w:r>
-            <w:r>
-              <w:rPr>
-                <w:rFonts w:eastAsia="Times New Roman" w:cs="Times New Roman"/>
-                <w:sz w:val="22"/>
-              </w:rPr>
-              <w:t>.0</w:t>
-            </w:r>
-            <w:r>
-              <w:rPr>
-                <w:rFonts w:eastAsia="Times New Roman" w:cs="Times New Roman"/>
-                <w:sz w:val="22"/>
-              </w:rPr>
-              <w:t>4</w:t>
+                <w:sz w:val="24"/>
+                <w:szCs w:val="24"/>
+              </w:rPr>
+              <w:t>20.04</w:t>
             </w:r>
           </w:p>
         </w:tc>
@@ -2719,14 +4915,17 @@
               <w:spacing w:after="0" w:line="240" w:lineRule="auto"/>
               <w:rPr>
                 <w:rFonts w:eastAsia="Times New Roman" w:cs="Times New Roman"/>
-                <w:sz w:val="22"/>
-              </w:rPr>
-            </w:pPr>
-            <w:r>
-              <w:rPr>
                 <w:sz w:val="24"/>
-              </w:rPr>
-              <w:t>Созданы формы справочников</w:t>
+                <w:szCs w:val="24"/>
+              </w:rPr>
+            </w:pPr>
+            <w:r>
+              <w:rPr>
+                <w:rFonts w:eastAsia="Times New Roman" w:cs="Times New Roman"/>
+                <w:sz w:val="24"/>
+                <w:szCs w:val="24"/>
+              </w:rPr>
+              <w:t>Реализация модуля создания и регистрации документов, поиска по реквизитам и просмотра списка документов.</w:t>
             </w:r>
           </w:p>
         </w:tc>
@@ -2747,13 +4946,15 @@
               <w:spacing w:after="0" w:line="240" w:lineRule="auto"/>
               <w:rPr>
                 <w:rFonts w:eastAsia="Times New Roman" w:cs="Times New Roman"/>
-                <w:sz w:val="22"/>
+                <w:sz w:val="24"/>
+                <w:szCs w:val="24"/>
               </w:rPr>
             </w:pPr>
             <w:r>
               <w:rPr>
                 <w:rFonts w:eastAsia="Times New Roman" w:cs="Times New Roman"/>
-                <w:sz w:val="22"/>
+                <w:sz w:val="24"/>
+                <w:szCs w:val="24"/>
               </w:rPr>
               <w:t>выполнено</w:t>
             </w:r>
@@ -2778,29 +4979,17 @@
               <w:spacing w:after="0" w:line="240" w:lineRule="auto"/>
               <w:rPr>
                 <w:rFonts w:eastAsia="Times New Roman" w:cs="Times New Roman"/>
-                <w:sz w:val="22"/>
+                <w:sz w:val="24"/>
+                <w:szCs w:val="24"/>
               </w:rPr>
             </w:pPr>
             <w:r>
               <w:rPr>
                 <w:rFonts w:eastAsia="Times New Roman" w:cs="Times New Roman"/>
-                <w:sz w:val="22"/>
-              </w:rPr>
-              <w:t>2</w:t>
-            </w:r>
-            <w:r>
-              <w:rPr>
-                <w:rFonts w:eastAsia="Times New Roman" w:cs="Times New Roman"/>
-                <w:sz w:val="22"/>
-              </w:rPr>
-              <w:t>1</w:t>
-            </w:r>
-            <w:r>
-              <w:rPr>
-                <w:rFonts w:eastAsia="Times New Roman" w:cs="Times New Roman"/>
-                <w:sz w:val="22"/>
-              </w:rPr>
-              <w:t>.04</w:t>
+                <w:sz w:val="24"/>
+                <w:szCs w:val="24"/>
+              </w:rPr>
+              <w:t>21.04</w:t>
             </w:r>
           </w:p>
         </w:tc>
@@ -2821,14 +5010,17 @@
               <w:spacing w:after="0" w:line="240" w:lineRule="auto"/>
               <w:rPr>
                 <w:rFonts w:eastAsia="Times New Roman" w:cs="Times New Roman"/>
-                <w:sz w:val="22"/>
-              </w:rPr>
-            </w:pPr>
-            <w:r>
-              <w:rPr>
                 <w:sz w:val="24"/>
-              </w:rPr>
-              <w:t>Реализована форма документов</w:t>
+                <w:szCs w:val="24"/>
+              </w:rPr>
+            </w:pPr>
+            <w:r>
+              <w:rPr>
+                <w:rFonts w:eastAsia="Times New Roman" w:cs="Times New Roman"/>
+                <w:sz w:val="24"/>
+                <w:szCs w:val="24"/>
+              </w:rPr>
+              <w:t>Реализация маршрута согласования: отправка документа, согласование, отклонение, фиксация статусов и версий.</w:t>
             </w:r>
           </w:p>
         </w:tc>
@@ -2849,13 +5041,15 @@
               <w:spacing w:after="0" w:line="240" w:lineRule="auto"/>
               <w:rPr>
                 <w:rFonts w:eastAsia="Times New Roman" w:cs="Times New Roman"/>
-                <w:sz w:val="22"/>
+                <w:sz w:val="24"/>
+                <w:szCs w:val="24"/>
               </w:rPr>
             </w:pPr>
             <w:r>
               <w:rPr>
                 <w:rFonts w:eastAsia="Times New Roman" w:cs="Times New Roman"/>
-                <w:sz w:val="22"/>
+                <w:sz w:val="24"/>
+                <w:szCs w:val="24"/>
               </w:rPr>
               <w:t>выполнено</w:t>
             </w:r>
@@ -2880,29 +5074,17 @@
               <w:spacing w:after="0" w:line="240" w:lineRule="auto"/>
               <w:rPr>
                 <w:rFonts w:eastAsia="Times New Roman" w:cs="Times New Roman"/>
-                <w:sz w:val="22"/>
+                <w:sz w:val="24"/>
+                <w:szCs w:val="24"/>
               </w:rPr>
             </w:pPr>
             <w:r>
               <w:rPr>
                 <w:rFonts w:eastAsia="Times New Roman" w:cs="Times New Roman"/>
-                <w:sz w:val="22"/>
-              </w:rPr>
-              <w:t>2</w:t>
-            </w:r>
-            <w:r>
-              <w:rPr>
-                <w:rFonts w:eastAsia="Times New Roman" w:cs="Times New Roman"/>
-                <w:sz w:val="22"/>
-              </w:rPr>
-              <w:t>2</w:t>
-            </w:r>
-            <w:r>
-              <w:rPr>
-                <w:rFonts w:eastAsia="Times New Roman" w:cs="Times New Roman"/>
-                <w:sz w:val="22"/>
-              </w:rPr>
-              <w:t>.04</w:t>
+                <w:sz w:val="24"/>
+                <w:szCs w:val="24"/>
+              </w:rPr>
+              <w:t>22.04</w:t>
             </w:r>
           </w:p>
         </w:tc>
@@ -2916,16 +5098,19 @@
               <w:spacing w:after="0" w:line="240" w:lineRule="auto"/>
               <w:rPr>
                 <w:rFonts w:eastAsia="Times New Roman" w:cs="Times New Roman"/>
-                <w:sz w:val="22"/>
-              </w:rPr>
-            </w:pPr>
-            <w:bookmarkStart w:id="4" w:name="bookmark=id.30j0zll" w:colFirst="0" w:colLast="0"/>
-            <w:bookmarkEnd w:id="4"/>
-            <w:r>
-              <w:rPr>
                 <w:sz w:val="24"/>
-              </w:rPr>
-              <w:t>Реализована форма маршрутов согласования</w:t>
+                <w:szCs w:val="24"/>
+              </w:rPr>
+            </w:pPr>
+            <w:bookmarkStart w:id="8" w:name="bookmark=id.30j0zll" w:colFirst="0" w:colLast="0"/>
+            <w:bookmarkEnd w:id="8"/>
+            <w:r>
+              <w:rPr>
+                <w:rFonts w:eastAsia="Times New Roman" w:cs="Times New Roman"/>
+                <w:sz w:val="24"/>
+                <w:szCs w:val="24"/>
+              </w:rPr>
+              <w:t>Добавление журнала действий, контроль просроченных задач, анализ рисков и характеристик качества программного обеспечения.</w:t>
             </w:r>
           </w:p>
         </w:tc>
@@ -2946,13 +5131,15 @@
               <w:spacing w:after="0" w:line="240" w:lineRule="auto"/>
               <w:rPr>
                 <w:rFonts w:eastAsia="Times New Roman" w:cs="Times New Roman"/>
-                <w:sz w:val="22"/>
+                <w:sz w:val="24"/>
+                <w:szCs w:val="24"/>
               </w:rPr>
             </w:pPr>
             <w:r>
               <w:rPr>
                 <w:rFonts w:eastAsia="Times New Roman" w:cs="Times New Roman"/>
-                <w:sz w:val="22"/>
+                <w:sz w:val="24"/>
+                <w:szCs w:val="24"/>
               </w:rPr>
               <w:t>выполнено</w:t>
             </w:r>
@@ -2977,29 +5164,17 @@
               <w:spacing w:after="0" w:line="240" w:lineRule="auto"/>
               <w:rPr>
                 <w:rFonts w:eastAsia="Times New Roman" w:cs="Times New Roman"/>
-                <w:sz w:val="22"/>
+                <w:sz w:val="24"/>
+                <w:szCs w:val="24"/>
               </w:rPr>
             </w:pPr>
             <w:r>
               <w:rPr>
                 <w:rFonts w:eastAsia="Times New Roman" w:cs="Times New Roman"/>
-                <w:sz w:val="22"/>
-              </w:rPr>
-              <w:t>2</w:t>
-            </w:r>
-            <w:r>
-              <w:rPr>
-                <w:rFonts w:eastAsia="Times New Roman" w:cs="Times New Roman"/>
-                <w:sz w:val="22"/>
-              </w:rPr>
-              <w:t>3</w:t>
-            </w:r>
-            <w:r>
-              <w:rPr>
-                <w:rFonts w:eastAsia="Times New Roman" w:cs="Times New Roman"/>
-                <w:sz w:val="22"/>
-              </w:rPr>
-              <w:t>.04</w:t>
+                <w:sz w:val="24"/>
+                <w:szCs w:val="24"/>
+              </w:rPr>
+              <w:t>23.04</w:t>
             </w:r>
           </w:p>
         </w:tc>
@@ -3020,11 +5195,20 @@
               <w:spacing w:after="0" w:line="240" w:lineRule="auto"/>
               <w:rPr>
                 <w:rFonts w:eastAsia="Times New Roman" w:cs="Times New Roman"/>
-                <w:sz w:val="22"/>
-              </w:rPr>
-            </w:pPr>
-            <w:bookmarkStart w:id="5" w:name="bookmark=id.1fob9te" w:colFirst="0" w:colLast="0"/>
-            <w:bookmarkEnd w:id="5"/>
+                <w:sz w:val="24"/>
+                <w:szCs w:val="24"/>
+              </w:rPr>
+            </w:pPr>
+            <w:bookmarkStart w:id="9" w:name="bookmark=id.1fob9te" w:colFirst="0" w:colLast="0"/>
+            <w:bookmarkEnd w:id="9"/>
+            <w:r>
+              <w:rPr>
+                <w:rFonts w:eastAsia="Times New Roman" w:cs="Times New Roman"/>
+                <w:sz w:val="24"/>
+                <w:szCs w:val="24"/>
+              </w:rPr>
+              <w:t>Проведение функционального тестирования, исправление найденных недочетов, оформление технической документации и приложений.</w:t>
+            </w:r>
           </w:p>
         </w:tc>
         <w:tc>
@@ -3044,13 +5228,15 @@
               <w:spacing w:after="0" w:line="240" w:lineRule="auto"/>
               <w:rPr>
                 <w:rFonts w:eastAsia="Times New Roman" w:cs="Times New Roman"/>
-                <w:sz w:val="22"/>
+                <w:sz w:val="24"/>
+                <w:szCs w:val="24"/>
               </w:rPr>
             </w:pPr>
             <w:r>
               <w:rPr>
                 <w:rFonts w:eastAsia="Times New Roman" w:cs="Times New Roman"/>
-                <w:sz w:val="22"/>
+                <w:sz w:val="24"/>
+                <w:szCs w:val="24"/>
               </w:rPr>
               <w:t>выполнено</w:t>
             </w:r>
@@ -3075,29 +5261,17 @@
               <w:spacing w:after="0" w:line="240" w:lineRule="auto"/>
               <w:rPr>
                 <w:rFonts w:eastAsia="Times New Roman" w:cs="Times New Roman"/>
-                <w:sz w:val="22"/>
+                <w:sz w:val="24"/>
+                <w:szCs w:val="24"/>
               </w:rPr>
             </w:pPr>
             <w:r>
               <w:rPr>
                 <w:rFonts w:eastAsia="Times New Roman" w:cs="Times New Roman"/>
-                <w:sz w:val="22"/>
-              </w:rPr>
-              <w:t>2</w:t>
-            </w:r>
-            <w:r>
-              <w:rPr>
-                <w:rFonts w:eastAsia="Times New Roman" w:cs="Times New Roman"/>
-                <w:sz w:val="22"/>
-              </w:rPr>
-              <w:t>4</w:t>
-            </w:r>
-            <w:r>
-              <w:rPr>
-                <w:rFonts w:eastAsia="Times New Roman" w:cs="Times New Roman"/>
-                <w:sz w:val="22"/>
-              </w:rPr>
-              <w:t>.04</w:t>
+                <w:sz w:val="24"/>
+                <w:szCs w:val="24"/>
+              </w:rPr>
+              <w:t>24.04</w:t>
             </w:r>
           </w:p>
         </w:tc>
@@ -3118,11 +5292,20 @@
               <w:spacing w:after="0" w:line="240" w:lineRule="auto"/>
               <w:rPr>
                 <w:rFonts w:eastAsia="Times New Roman" w:cs="Times New Roman"/>
-                <w:sz w:val="22"/>
-              </w:rPr>
-            </w:pPr>
-            <w:bookmarkStart w:id="6" w:name="bookmark=id.3znysh7" w:colFirst="0" w:colLast="0"/>
-            <w:bookmarkEnd w:id="6"/>
+                <w:sz w:val="24"/>
+                <w:szCs w:val="24"/>
+              </w:rPr>
+            </w:pPr>
+            <w:bookmarkStart w:id="10" w:name="bookmark=id.3znysh7" w:colFirst="0" w:colLast="0"/>
+            <w:bookmarkEnd w:id="10"/>
+            <w:r>
+              <w:rPr>
+                <w:rFonts w:eastAsia="Times New Roman" w:cs="Times New Roman"/>
+                <w:sz w:val="24"/>
+                <w:szCs w:val="24"/>
+              </w:rPr>
+              <w:t>Подготовка итогового отчета, заполнение аттестационного листа и дневника, подведение итогов практики.</w:t>
+            </w:r>
           </w:p>
         </w:tc>
         <w:tc>
@@ -3142,13 +5325,15 @@
               <w:spacing w:after="0" w:line="240" w:lineRule="auto"/>
               <w:rPr>
                 <w:rFonts w:eastAsia="Times New Roman" w:cs="Times New Roman"/>
-                <w:sz w:val="22"/>
+                <w:sz w:val="24"/>
+                <w:szCs w:val="24"/>
               </w:rPr>
             </w:pPr>
             <w:r>
               <w:rPr>
                 <w:rFonts w:eastAsia="Times New Roman" w:cs="Times New Roman"/>
-                <w:sz w:val="22"/>
+                <w:sz w:val="24"/>
+                <w:szCs w:val="24"/>
               </w:rPr>
               <w:t>выполнено</w:t>
             </w:r>
@@ -3192,279 +5377,1323 @@
         </w:rPr>
       </w:pPr>
     </w:p>
-    <w:p>
-      <w:pPr>
-        <w:spacing w:after="0" w:line="240" w:lineRule="auto"/>
-      </w:pPr>
-      <w:r>
-        <w:rPr>
-          <w:sz w:val="22"/>
-        </w:rPr>
-        <w:t xml:space="preserve">Руководитель по </w:t>
-      </w:r>
-      <w:r>
-        <w:rPr>
-          <w:sz w:val="22"/>
-        </w:rPr>
-        <w:t>учебной</w:t>
-      </w:r>
-    </w:p>
-    <w:p>
-      <w:pPr>
-        <w:spacing w:after="0" w:line="240" w:lineRule="auto"/>
-      </w:pPr>
-      <w:r>
-        <w:rPr>
-          <w:sz w:val="22"/>
-        </w:rPr>
-        <w:t>практике от предприятия                              __________________________/__________________/</w:t>
-      </w:r>
-    </w:p>
+    <w:tbl>
+      <w:tblPr>
+        <w:tblStyle w:val="aff"/>
+        <w:tblW w:w="0" w:type="auto"/>
+        <w:tblBorders>
+          <w:top w:val="none" w:sz="0" w:space="0" w:color="auto"/>
+          <w:left w:val="none" w:sz="0" w:space="0" w:color="auto"/>
+          <w:bottom w:val="none" w:sz="0" w:space="0" w:color="auto"/>
+          <w:right w:val="none" w:sz="0" w:space="0" w:color="auto"/>
+          <w:insideH w:val="none" w:sz="0" w:space="0" w:color="auto"/>
+          <w:insideV w:val="none" w:sz="0" w:space="0" w:color="auto"/>
+        </w:tblBorders>
+        <w:tblLook w:val="04A0" w:firstRow="1" w:lastRow="0" w:firstColumn="1" w:lastColumn="0" w:noHBand="0" w:noVBand="1"/>
+      </w:tblPr>
+      <w:tblGrid>
+        <w:gridCol w:w="1869"/>
+        <w:gridCol w:w="961"/>
+        <w:gridCol w:w="993"/>
+        <w:gridCol w:w="2976"/>
+        <w:gridCol w:w="284"/>
+        <w:gridCol w:w="2262"/>
+      </w:tblGrid>
+      <w:tr>
+        <w:tc>
+          <w:tcPr>
+            <w:tcW w:w="2830" w:type="dxa"/>
+            <w:gridSpan w:val="2"/>
+          </w:tcPr>
+          <w:p>
+            <w:pPr>
+              <w:rPr>
+                <w:b/>
+                <w:sz w:val="22"/>
+              </w:rPr>
+            </w:pPr>
+            <w:r>
+              <w:rPr>
+                <w:b/>
+                <w:sz w:val="22"/>
+              </w:rPr>
+              <w:t>Руководитель по учебной практике от колледжа</w:t>
+            </w:r>
+          </w:p>
+        </w:tc>
+        <w:tc>
+          <w:tcPr>
+            <w:tcW w:w="993" w:type="dxa"/>
+          </w:tcPr>
+          <w:p>
+            <w:pPr>
+              <w:rPr>
+                <w:b/>
+                <w:sz w:val="22"/>
+              </w:rPr>
+            </w:pPr>
+          </w:p>
+        </w:tc>
+        <w:tc>
+          <w:tcPr>
+            <w:tcW w:w="2976" w:type="dxa"/>
+            <w:tcBorders>
+              <w:bottom w:val="single" w:sz="4" w:space="0" w:color="auto"/>
+            </w:tcBorders>
+          </w:tcPr>
+          <w:p>
+            <w:pPr>
+              <w:rPr>
+                <w:b/>
+                <w:sz w:val="22"/>
+              </w:rPr>
+            </w:pPr>
+          </w:p>
+        </w:tc>
+        <w:tc>
+          <w:tcPr>
+            <w:tcW w:w="284" w:type="dxa"/>
+          </w:tcPr>
+          <w:p>
+            <w:pPr>
+              <w:spacing w:before="240"/>
+              <w:rPr>
+                <w:b/>
+                <w:sz w:val="22"/>
+              </w:rPr>
+            </w:pPr>
+            <w:r>
+              <w:rPr>
+                <w:b/>
+                <w:sz w:val="22"/>
+              </w:rPr>
+              <w:t>/</w:t>
+            </w:r>
+          </w:p>
+        </w:tc>
+        <w:tc>
+          <w:tcPr>
+            <w:tcW w:w="2262" w:type="dxa"/>
+            <w:tcBorders>
+              <w:bottom w:val="single" w:sz="4" w:space="0" w:color="auto"/>
+            </w:tcBorders>
+          </w:tcPr>
+          <w:p>
+            <w:pPr>
+              <w:spacing w:before="240"/>
+              <w:jc w:val="right"/>
+              <w:rPr>
+                <w:b/>
+                <w:sz w:val="22"/>
+              </w:rPr>
+            </w:pPr>
+            <w:r>
+              <w:rPr>
+                <w:b/>
+                <w:sz w:val="22"/>
+              </w:rPr>
+              <w:t>/</w:t>
+            </w:r>
+          </w:p>
+        </w:tc>
+      </w:tr>
+      <w:tr>
+        <w:tc>
+          <w:tcPr>
+            <w:tcW w:w="1869" w:type="dxa"/>
+          </w:tcPr>
+          <w:p>
+            <w:pPr>
+              <w:rPr>
+                <w:b/>
+                <w:sz w:val="22"/>
+              </w:rPr>
+            </w:pPr>
+          </w:p>
+        </w:tc>
+        <w:tc>
+          <w:tcPr>
+            <w:tcW w:w="1954" w:type="dxa"/>
+            <w:gridSpan w:val="2"/>
+          </w:tcPr>
+          <w:p>
+            <w:pPr>
+              <w:rPr>
+                <w:b/>
+                <w:sz w:val="22"/>
+              </w:rPr>
+            </w:pPr>
+          </w:p>
+        </w:tc>
+        <w:tc>
+          <w:tcPr>
+            <w:tcW w:w="5522" w:type="dxa"/>
+            <w:gridSpan w:val="3"/>
+          </w:tcPr>
+          <w:p>
+            <w:pPr>
+              <w:jc w:val="center"/>
+              <w:rPr>
+                <w:i/>
+                <w:sz w:val="20"/>
+                <w:szCs w:val="20"/>
+              </w:rPr>
+            </w:pPr>
+            <w:r>
+              <w:rPr>
+                <w:i/>
+                <w:sz w:val="20"/>
+                <w:szCs w:val="20"/>
+              </w:rPr>
+              <w:t>(фамилия, инициалы, подпись)</w:t>
+            </w:r>
+          </w:p>
+        </w:tc>
+      </w:tr>
+    </w:tbl>
     <w:p>
       <w:pPr>
         <w:spacing w:line="360" w:lineRule="auto"/>
         <w:jc w:val="center"/>
-      </w:pPr>
-      <w:r>
-        <w:rPr>
-          <w:i/>
-          <w:sz w:val="20"/>
-          <w:szCs w:val="20"/>
-        </w:rPr>
-        <w:t xml:space="preserve">                                                                                                    (фамилия, инициалы, подпись)</w:t>
-      </w:r>
-      <w:r>
+        <w:rPr>
+          <w:rFonts w:cs="Times New Roman"/>
+          <w:szCs w:val="28"/>
+        </w:rPr>
+      </w:pPr>
+      <w:r>
+        <w:rPr>
+          <w:rFonts w:cs="Times New Roman"/>
+          <w:szCs w:val="28"/>
+        </w:rPr>
         <w:br w:type="page"/>
       </w:r>
     </w:p>
     <w:p>
       <w:pPr>
-        <w:spacing w:after="0" w:line="240" w:lineRule="auto"/>
+        <w:pStyle w:val="1"/>
         <w:jc w:val="center"/>
-      </w:pPr>
-      <w:r>
+        <w:rPr>
+          <w:rFonts w:ascii="Times New Roman" w:hAnsi="Times New Roman" w:cs="Times New Roman"/>
+          <w:sz w:val="28"/>
+          <w:szCs w:val="28"/>
+        </w:rPr>
+      </w:pPr>
+      <w:bookmarkStart w:id="11" w:name="_Toc227895204"/>
+      <w:r>
+        <w:rPr>
+          <w:rFonts w:ascii="Times New Roman" w:hAnsi="Times New Roman" w:cs="Times New Roman"/>
+          <w:sz w:val="28"/>
+          <w:szCs w:val="28"/>
+        </w:rPr>
         <w:lastRenderedPageBreak/>
         <w:t>ОТЧЕТ О</w:t>
       </w:r>
       <w:r>
+        <w:rPr>
+          <w:rFonts w:ascii="Times New Roman" w:hAnsi="Times New Roman" w:cs="Times New Roman"/>
+          <w:sz w:val="28"/>
+          <w:szCs w:val="28"/>
+        </w:rPr>
         <w:t xml:space="preserve"> ПРОДЕЛАННОЙ РАБОТ</w:t>
       </w:r>
       <w:r>
+        <w:rPr>
+          <w:rFonts w:ascii="Times New Roman" w:hAnsi="Times New Roman" w:cs="Times New Roman"/>
+          <w:sz w:val="28"/>
+          <w:szCs w:val="28"/>
+        </w:rPr>
         <w:t>Е</w:t>
       </w:r>
-    </w:p>
-    <w:p>
-      <w:pPr>
-        <w:rPr>
+      <w:bookmarkEnd w:id="11"/>
+    </w:p>
+    <w:p>
+      <w:pPr>
+        <w:pStyle w:val="2"/>
+        <w:spacing w:before="0" w:after="0" w:line="360" w:lineRule="auto"/>
+        <w:ind w:firstLine="709"/>
+        <w:jc w:val="both"/>
+        <w:rPr>
+          <w:rFonts w:ascii="Times New Roman" w:hAnsi="Times New Roman" w:cs="Times New Roman"/>
+          <w:sz w:val="28"/>
+          <w:szCs w:val="28"/>
+        </w:rPr>
+      </w:pPr>
+      <w:bookmarkStart w:id="12" w:name="_Toc227895205"/>
+      <w:r>
+        <w:rPr>
+          <w:rFonts w:ascii="Times New Roman" w:eastAsia="Times New Roman" w:hAnsi="Times New Roman" w:cs="Times New Roman"/>
+          <w:sz w:val="28"/>
+          <w:szCs w:val="28"/>
+        </w:rPr>
+        <w:t>1 Анализ предметной области и постановка задачи</w:t>
+      </w:r>
+      <w:bookmarkEnd w:id="12"/>
+    </w:p>
+    <w:p>
+      <w:pPr>
+        <w:spacing w:after="0" w:line="360" w:lineRule="auto"/>
+        <w:ind w:firstLine="709"/>
+        <w:jc w:val="both"/>
+        <w:rPr>
+          <w:rFonts w:cs="Times New Roman"/>
+          <w:szCs w:val="28"/>
+        </w:rPr>
+      </w:pPr>
+      <w:r>
+        <w:rPr>
+          <w:rFonts w:eastAsia="Times New Roman" w:cs="Times New Roman"/>
+          <w:szCs w:val="28"/>
+        </w:rPr>
+        <w:t>На первом этапе практики была изучена предметная область электронного документооборота малого предприятия. Были определены основные участники процесса: администратор системы, сотрудник-инициатор документа и руководитель, выполняющий согласование. Для каждого участника были выделены основные функции, ограничения доступа и типовые операции.</w:t>
+      </w:r>
+    </w:p>
+    <w:p>
+      <w:pPr>
+        <w:spacing w:after="0" w:line="360" w:lineRule="auto"/>
+        <w:ind w:firstLine="709"/>
+        <w:jc w:val="both"/>
+        <w:rPr>
+          <w:rFonts w:cs="Times New Roman"/>
+          <w:szCs w:val="28"/>
+        </w:rPr>
+      </w:pPr>
+      <w:r>
+        <w:rPr>
+          <w:rFonts w:eastAsia="Times New Roman" w:cs="Times New Roman"/>
+          <w:szCs w:val="28"/>
+        </w:rPr>
+        <w:t xml:space="preserve">Целью разработки стала реализация настольного прототипа СЭД на C# с графическим интерфейсом </w:t>
+      </w:r>
+      <w:proofErr w:type="spellStart"/>
+      <w:r>
+        <w:rPr>
+          <w:rFonts w:eastAsia="Times New Roman" w:cs="Times New Roman"/>
+          <w:szCs w:val="28"/>
+        </w:rPr>
+        <w:t>Windows</w:t>
+      </w:r>
+      <w:proofErr w:type="spellEnd"/>
+      <w:r>
+        <w:rPr>
+          <w:rFonts w:eastAsia="Times New Roman" w:cs="Times New Roman"/>
+          <w:szCs w:val="28"/>
+        </w:rPr>
+        <w:t xml:space="preserve"> </w:t>
+      </w:r>
+      <w:proofErr w:type="spellStart"/>
+      <w:r>
+        <w:rPr>
+          <w:rFonts w:eastAsia="Times New Roman" w:cs="Times New Roman"/>
+          <w:szCs w:val="28"/>
+        </w:rPr>
+        <w:t>Forms</w:t>
+      </w:r>
+      <w:proofErr w:type="spellEnd"/>
+      <w:r>
+        <w:rPr>
+          <w:rFonts w:eastAsia="Times New Roman" w:cs="Times New Roman"/>
+          <w:szCs w:val="28"/>
+        </w:rPr>
+        <w:t>, демонстрирующего ключевые процессы: авторизацию пользователей, создание карточек документов, отправку документа на согласование, изменение статусов, поиск и фиксацию действий в журнале.</w:t>
+      </w:r>
+    </w:p>
+    <w:p>
+      <w:pPr>
+        <w:pStyle w:val="2"/>
+        <w:spacing w:before="0" w:after="0" w:line="360" w:lineRule="auto"/>
+        <w:ind w:firstLine="709"/>
+        <w:jc w:val="both"/>
+        <w:rPr>
+          <w:rFonts w:ascii="Times New Roman" w:hAnsi="Times New Roman" w:cs="Times New Roman"/>
+          <w:sz w:val="28"/>
+          <w:szCs w:val="28"/>
+        </w:rPr>
+      </w:pPr>
+      <w:bookmarkStart w:id="13" w:name="_Toc227895206"/>
+      <w:r>
+        <w:rPr>
+          <w:rFonts w:ascii="Times New Roman" w:eastAsia="Times New Roman" w:hAnsi="Times New Roman" w:cs="Times New Roman"/>
+          <w:sz w:val="28"/>
+          <w:szCs w:val="28"/>
+        </w:rPr>
+        <w:t>2 Проектирование данных и архитектуры решения</w:t>
+      </w:r>
+      <w:bookmarkEnd w:id="13"/>
+    </w:p>
+    <w:p>
+      <w:pPr>
+        <w:spacing w:after="0" w:line="360" w:lineRule="auto"/>
+        <w:ind w:firstLine="709"/>
+        <w:jc w:val="both"/>
+        <w:rPr>
+          <w:rFonts w:cs="Times New Roman"/>
+          <w:szCs w:val="28"/>
+        </w:rPr>
+      </w:pPr>
+      <w:r>
+        <w:rPr>
+          <w:rFonts w:eastAsia="Times New Roman" w:cs="Times New Roman"/>
+          <w:szCs w:val="28"/>
+        </w:rPr>
+        <w:t>На этапе проектирования была выбрана многослойная архитектура, включающая уровень предметных сущностей (</w:t>
+      </w:r>
+      <w:proofErr w:type="spellStart"/>
+      <w:r>
+        <w:rPr>
+          <w:rFonts w:eastAsia="Times New Roman" w:cs="Times New Roman"/>
+          <w:szCs w:val="28"/>
+        </w:rPr>
+        <w:t>Domain</w:t>
+      </w:r>
+      <w:proofErr w:type="spellEnd"/>
+      <w:r>
+        <w:rPr>
+          <w:rFonts w:eastAsia="Times New Roman" w:cs="Times New Roman"/>
+          <w:szCs w:val="28"/>
+        </w:rPr>
+        <w:t xml:space="preserve">), уровень доступа к данным (DAL), уровень бизнес-логики (BLL), пользовательское приложение </w:t>
+      </w:r>
+      <w:proofErr w:type="spellStart"/>
+      <w:r>
+        <w:rPr>
+          <w:rFonts w:eastAsia="Times New Roman" w:cs="Times New Roman"/>
+          <w:szCs w:val="28"/>
+        </w:rPr>
+        <w:t>Windows</w:t>
+      </w:r>
+      <w:proofErr w:type="spellEnd"/>
+      <w:r>
+        <w:rPr>
+          <w:rFonts w:eastAsia="Times New Roman" w:cs="Times New Roman"/>
+          <w:szCs w:val="28"/>
+        </w:rPr>
+        <w:t xml:space="preserve"> </w:t>
+      </w:r>
+      <w:proofErr w:type="spellStart"/>
+      <w:r>
+        <w:rPr>
+          <w:rFonts w:eastAsia="Times New Roman" w:cs="Times New Roman"/>
+          <w:szCs w:val="28"/>
+        </w:rPr>
+        <w:t>Forms</w:t>
+      </w:r>
+      <w:proofErr w:type="spellEnd"/>
+      <w:r>
+        <w:rPr>
+          <w:rFonts w:eastAsia="Times New Roman" w:cs="Times New Roman"/>
+          <w:szCs w:val="28"/>
+        </w:rPr>
+        <w:t xml:space="preserve"> и набор примеров тестов. </w:t>
+      </w:r>
+    </w:p>
+    <w:p>
+      <w:pPr>
+        <w:spacing w:after="0" w:line="360" w:lineRule="auto"/>
+        <w:ind w:firstLine="709"/>
+        <w:jc w:val="both"/>
+        <w:rPr>
+          <w:rFonts w:cs="Times New Roman"/>
+          <w:szCs w:val="28"/>
+        </w:rPr>
+      </w:pPr>
+      <w:r>
+        <w:rPr>
+          <w:rFonts w:eastAsia="Times New Roman" w:cs="Times New Roman"/>
+          <w:szCs w:val="28"/>
+        </w:rPr>
+        <w:t xml:space="preserve">В качестве системы хранения данных выбрана </w:t>
+      </w:r>
+      <w:proofErr w:type="spellStart"/>
+      <w:r>
+        <w:rPr>
+          <w:rFonts w:eastAsia="Times New Roman" w:cs="Times New Roman"/>
+          <w:szCs w:val="28"/>
+        </w:rPr>
+        <w:t>SQLite</w:t>
+      </w:r>
+      <w:proofErr w:type="spellEnd"/>
+      <w:r>
+        <w:rPr>
+          <w:rFonts w:eastAsia="Times New Roman" w:cs="Times New Roman"/>
+          <w:szCs w:val="28"/>
+        </w:rPr>
+        <w:t xml:space="preserve">. Структура базы данных включает таблицы </w:t>
+      </w:r>
+      <w:proofErr w:type="spellStart"/>
+      <w:r>
+        <w:rPr>
+          <w:rFonts w:eastAsia="Times New Roman" w:cs="Times New Roman"/>
+          <w:szCs w:val="28"/>
+        </w:rPr>
+        <w:t>Users</w:t>
+      </w:r>
+      <w:proofErr w:type="spellEnd"/>
+      <w:r>
+        <w:rPr>
+          <w:rFonts w:eastAsia="Times New Roman" w:cs="Times New Roman"/>
+          <w:szCs w:val="28"/>
+        </w:rPr>
+        <w:t xml:space="preserve">, </w:t>
+      </w:r>
+      <w:proofErr w:type="spellStart"/>
+      <w:r>
+        <w:rPr>
+          <w:rFonts w:eastAsia="Times New Roman" w:cs="Times New Roman"/>
+          <w:szCs w:val="28"/>
+        </w:rPr>
+        <w:t>Documents</w:t>
+      </w:r>
+      <w:proofErr w:type="spellEnd"/>
+      <w:r>
+        <w:rPr>
+          <w:rFonts w:eastAsia="Times New Roman" w:cs="Times New Roman"/>
+          <w:szCs w:val="28"/>
+        </w:rPr>
+        <w:t xml:space="preserve">, </w:t>
+      </w:r>
+      <w:proofErr w:type="spellStart"/>
+      <w:r>
+        <w:rPr>
+          <w:rFonts w:eastAsia="Times New Roman" w:cs="Times New Roman"/>
+          <w:szCs w:val="28"/>
+        </w:rPr>
+        <w:t>ApprovalTasks</w:t>
+      </w:r>
+      <w:proofErr w:type="spellEnd"/>
+      <w:r>
+        <w:rPr>
+          <w:rFonts w:eastAsia="Times New Roman" w:cs="Times New Roman"/>
+          <w:szCs w:val="28"/>
+        </w:rPr>
+        <w:t xml:space="preserve"> и </w:t>
+      </w:r>
+      <w:proofErr w:type="spellStart"/>
+      <w:r>
+        <w:rPr>
+          <w:rFonts w:eastAsia="Times New Roman" w:cs="Times New Roman"/>
+          <w:szCs w:val="28"/>
+        </w:rPr>
+        <w:t>AuditLogs</w:t>
+      </w:r>
+      <w:proofErr w:type="spellEnd"/>
+      <w:r>
+        <w:rPr>
+          <w:rFonts w:eastAsia="Times New Roman" w:cs="Times New Roman"/>
+          <w:szCs w:val="28"/>
+        </w:rPr>
+        <w:t xml:space="preserve">. Таблица </w:t>
+      </w:r>
+      <w:proofErr w:type="spellStart"/>
+      <w:r>
+        <w:rPr>
+          <w:rFonts w:eastAsia="Times New Roman" w:cs="Times New Roman"/>
+          <w:szCs w:val="28"/>
+        </w:rPr>
+        <w:t>Users</w:t>
+      </w:r>
+      <w:proofErr w:type="spellEnd"/>
+      <w:r>
+        <w:rPr>
+          <w:rFonts w:eastAsia="Times New Roman" w:cs="Times New Roman"/>
+          <w:szCs w:val="28"/>
+        </w:rPr>
+        <w:t xml:space="preserve"> хранит сведения об учетных записях и ролях пользователей. Таблица </w:t>
+      </w:r>
+      <w:proofErr w:type="spellStart"/>
+      <w:r>
+        <w:rPr>
+          <w:rFonts w:eastAsia="Times New Roman" w:cs="Times New Roman"/>
+          <w:szCs w:val="28"/>
+        </w:rPr>
+        <w:t>Documents</w:t>
+      </w:r>
+      <w:proofErr w:type="spellEnd"/>
+      <w:r>
+        <w:rPr>
+          <w:rFonts w:eastAsia="Times New Roman" w:cs="Times New Roman"/>
+          <w:szCs w:val="28"/>
+        </w:rPr>
+        <w:t xml:space="preserve"> содержит регистрационный номер, тему, тип документа, автора, сроки, статус и версию. Таблица </w:t>
+      </w:r>
+      <w:proofErr w:type="spellStart"/>
+      <w:r>
+        <w:rPr>
+          <w:rFonts w:eastAsia="Times New Roman" w:cs="Times New Roman"/>
+          <w:szCs w:val="28"/>
+        </w:rPr>
+        <w:t>ApprovalTasks</w:t>
+      </w:r>
+      <w:proofErr w:type="spellEnd"/>
+      <w:r>
+        <w:rPr>
+          <w:rFonts w:eastAsia="Times New Roman" w:cs="Times New Roman"/>
+          <w:szCs w:val="28"/>
+        </w:rPr>
+        <w:t xml:space="preserve"> используется для маршрута согласования, а </w:t>
+      </w:r>
+      <w:proofErr w:type="spellStart"/>
+      <w:r>
+        <w:rPr>
+          <w:rFonts w:eastAsia="Times New Roman" w:cs="Times New Roman"/>
+          <w:szCs w:val="28"/>
+        </w:rPr>
+        <w:t>AuditLogs</w:t>
+      </w:r>
+      <w:proofErr w:type="spellEnd"/>
+      <w:r>
+        <w:rPr>
+          <w:rFonts w:eastAsia="Times New Roman" w:cs="Times New Roman"/>
+          <w:szCs w:val="28"/>
+        </w:rPr>
+        <w:t xml:space="preserve"> — для контроля действий пользователей.</w:t>
+      </w:r>
+    </w:p>
+    <w:p>
+      <w:pPr>
+        <w:spacing w:after="0" w:line="360" w:lineRule="auto"/>
+        <w:ind w:firstLine="709"/>
+        <w:jc w:val="both"/>
+        <w:rPr>
+          <w:rFonts w:eastAsia="Times New Roman" w:cs="Times New Roman"/>
+          <w:szCs w:val="28"/>
+        </w:rPr>
+      </w:pPr>
+      <w:r>
+        <w:rPr>
+          <w:rFonts w:eastAsia="Times New Roman" w:cs="Times New Roman"/>
+          <w:szCs w:val="28"/>
+        </w:rPr>
+        <w:t xml:space="preserve">При проектировании были определены основные статусы документа: </w:t>
+      </w:r>
+      <w:proofErr w:type="spellStart"/>
+      <w:r>
+        <w:rPr>
+          <w:rFonts w:eastAsia="Times New Roman" w:cs="Times New Roman"/>
+          <w:szCs w:val="28"/>
+        </w:rPr>
+        <w:t>Draft</w:t>
+      </w:r>
+      <w:proofErr w:type="spellEnd"/>
+      <w:r>
+        <w:rPr>
+          <w:rFonts w:eastAsia="Times New Roman" w:cs="Times New Roman"/>
+          <w:szCs w:val="28"/>
+        </w:rPr>
+        <w:t xml:space="preserve">, </w:t>
+      </w:r>
+      <w:proofErr w:type="spellStart"/>
+      <w:r>
+        <w:rPr>
+          <w:rFonts w:eastAsia="Times New Roman" w:cs="Times New Roman"/>
+          <w:szCs w:val="28"/>
+        </w:rPr>
+        <w:t>Submitted</w:t>
+      </w:r>
+      <w:proofErr w:type="spellEnd"/>
+      <w:r>
+        <w:rPr>
+          <w:rFonts w:eastAsia="Times New Roman" w:cs="Times New Roman"/>
+          <w:szCs w:val="28"/>
+        </w:rPr>
+        <w:t xml:space="preserve">, </w:t>
+      </w:r>
+      <w:proofErr w:type="spellStart"/>
+      <w:r>
+        <w:rPr>
+          <w:rFonts w:eastAsia="Times New Roman" w:cs="Times New Roman"/>
+          <w:szCs w:val="28"/>
+        </w:rPr>
+        <w:t>Approved</w:t>
+      </w:r>
+      <w:proofErr w:type="spellEnd"/>
+      <w:r>
+        <w:rPr>
+          <w:rFonts w:eastAsia="Times New Roman" w:cs="Times New Roman"/>
+          <w:szCs w:val="28"/>
+        </w:rPr>
+        <w:t xml:space="preserve">, </w:t>
+      </w:r>
+      <w:proofErr w:type="spellStart"/>
+      <w:r>
+        <w:rPr>
+          <w:rFonts w:eastAsia="Times New Roman" w:cs="Times New Roman"/>
+          <w:szCs w:val="28"/>
+        </w:rPr>
+        <w:t>Rejected</w:t>
+      </w:r>
+      <w:proofErr w:type="spellEnd"/>
+      <w:r>
+        <w:rPr>
+          <w:rFonts w:eastAsia="Times New Roman" w:cs="Times New Roman"/>
+          <w:szCs w:val="28"/>
+        </w:rPr>
+        <w:t xml:space="preserve">, </w:t>
+      </w:r>
+      <w:proofErr w:type="spellStart"/>
+      <w:r>
+        <w:rPr>
+          <w:rFonts w:eastAsia="Times New Roman" w:cs="Times New Roman"/>
+          <w:szCs w:val="28"/>
+        </w:rPr>
+        <w:t>Archived</w:t>
+      </w:r>
+      <w:proofErr w:type="spellEnd"/>
+      <w:r>
+        <w:rPr>
+          <w:rFonts w:eastAsia="Times New Roman" w:cs="Times New Roman"/>
+          <w:szCs w:val="28"/>
+        </w:rPr>
+        <w:t xml:space="preserve">. Для управления доступом использовано перечисление ролей: </w:t>
+      </w:r>
+      <w:proofErr w:type="spellStart"/>
+      <w:r>
+        <w:rPr>
+          <w:rFonts w:eastAsia="Times New Roman" w:cs="Times New Roman"/>
+          <w:szCs w:val="28"/>
+        </w:rPr>
+        <w:t>Administrator</w:t>
+      </w:r>
+      <w:proofErr w:type="spellEnd"/>
+      <w:r>
+        <w:rPr>
+          <w:rFonts w:eastAsia="Times New Roman" w:cs="Times New Roman"/>
+          <w:szCs w:val="28"/>
+        </w:rPr>
+        <w:t xml:space="preserve">, </w:t>
+      </w:r>
+      <w:proofErr w:type="spellStart"/>
+      <w:r>
+        <w:rPr>
+          <w:rFonts w:eastAsia="Times New Roman" w:cs="Times New Roman"/>
+          <w:szCs w:val="28"/>
+        </w:rPr>
+        <w:t>Employee</w:t>
+      </w:r>
+      <w:proofErr w:type="spellEnd"/>
+      <w:r>
+        <w:rPr>
+          <w:rFonts w:eastAsia="Times New Roman" w:cs="Times New Roman"/>
+          <w:szCs w:val="28"/>
+        </w:rPr>
+        <w:t xml:space="preserve"> и </w:t>
+      </w:r>
+      <w:proofErr w:type="spellStart"/>
+      <w:r>
+        <w:rPr>
+          <w:rFonts w:eastAsia="Times New Roman" w:cs="Times New Roman"/>
+          <w:szCs w:val="28"/>
+        </w:rPr>
+        <w:t>Manager</w:t>
+      </w:r>
+      <w:proofErr w:type="spellEnd"/>
+      <w:r>
+        <w:rPr>
+          <w:rFonts w:eastAsia="Times New Roman" w:cs="Times New Roman"/>
+          <w:szCs w:val="28"/>
+        </w:rPr>
+        <w:t xml:space="preserve">. </w:t>
+      </w:r>
+    </w:p>
+    <w:p>
+      <w:pPr>
+        <w:spacing w:after="0" w:line="360" w:lineRule="auto"/>
+        <w:ind w:firstLine="709"/>
+        <w:jc w:val="both"/>
+        <w:rPr>
+          <w:rFonts w:eastAsia="Times New Roman" w:cs="Times New Roman"/>
+          <w:szCs w:val="28"/>
+        </w:rPr>
+      </w:pPr>
+    </w:p>
+    <w:p>
+      <w:pPr>
+        <w:spacing w:after="0" w:line="360" w:lineRule="auto"/>
+        <w:ind w:firstLine="709"/>
+        <w:jc w:val="both"/>
+        <w:rPr>
+          <w:rFonts w:eastAsia="Times New Roman" w:cs="Times New Roman"/>
+          <w:szCs w:val="28"/>
+        </w:rPr>
+      </w:pPr>
+    </w:p>
+    <w:p>
+      <w:pPr>
+        <w:spacing w:after="0" w:line="360" w:lineRule="auto"/>
+        <w:ind w:firstLine="709"/>
+        <w:jc w:val="both"/>
+        <w:rPr>
+          <w:rFonts w:eastAsia="Times New Roman" w:cs="Times New Roman"/>
+          <w:szCs w:val="28"/>
+        </w:rPr>
+      </w:pPr>
+    </w:p>
+    <w:p>
+      <w:pPr>
+        <w:pStyle w:val="2"/>
+        <w:rPr>
+          <w:rFonts w:ascii="Times New Roman" w:hAnsi="Times New Roman" w:cs="Times New Roman"/>
+          <w:sz w:val="28"/>
+          <w:szCs w:val="28"/>
+        </w:rPr>
+      </w:pPr>
+      <w:bookmarkStart w:id="14" w:name="_Toc227895207"/>
+      <w:r>
+        <w:rPr>
+          <w:rFonts w:ascii="Times New Roman" w:eastAsia="Times New Roman" w:hAnsi="Times New Roman" w:cs="Times New Roman"/>
+          <w:sz w:val="28"/>
+          <w:szCs w:val="28"/>
+        </w:rPr>
+        <w:lastRenderedPageBreak/>
+        <w:t>3 Разработка программных модулей</w:t>
+      </w:r>
+      <w:bookmarkEnd w:id="14"/>
+    </w:p>
+    <w:p>
+      <w:pPr>
+        <w:spacing w:after="0" w:line="360" w:lineRule="auto"/>
+        <w:ind w:firstLine="709"/>
+        <w:jc w:val="both"/>
+        <w:rPr>
+          <w:rFonts w:cs="Times New Roman"/>
+          <w:szCs w:val="28"/>
+        </w:rPr>
+      </w:pPr>
+      <w:r>
+        <w:rPr>
+          <w:rFonts w:eastAsia="Times New Roman" w:cs="Times New Roman"/>
+          <w:szCs w:val="28"/>
+        </w:rPr>
+        <w:t>В программной части были реализованы следующие модули: инициализация базы данных, авторизация пользователя, работа с документами, управление задачами согласования и журнал аудита. Для хранения паролей применено хеширование алгоритмом SHA-256, что повышает безопасность по сравнению с хранением паролей в открытом виде.</w:t>
+      </w:r>
+    </w:p>
+    <w:p>
+      <w:pPr>
+        <w:spacing w:after="0" w:line="360" w:lineRule="auto"/>
+        <w:ind w:firstLine="709"/>
+        <w:jc w:val="both"/>
+        <w:rPr>
+          <w:rFonts w:cs="Times New Roman"/>
+          <w:szCs w:val="28"/>
+        </w:rPr>
+      </w:pPr>
+      <w:r>
+        <w:rPr>
+          <w:rFonts w:eastAsia="Times New Roman" w:cs="Times New Roman"/>
+          <w:szCs w:val="28"/>
+        </w:rPr>
+        <w:t xml:space="preserve">Модуль авторизации проверяет наличие пользователя в базе данных и сопоставляет вычисленный </w:t>
+      </w:r>
+      <w:proofErr w:type="spellStart"/>
+      <w:r>
+        <w:rPr>
+          <w:rFonts w:eastAsia="Times New Roman" w:cs="Times New Roman"/>
+          <w:szCs w:val="28"/>
+        </w:rPr>
+        <w:t>хеш</w:t>
+      </w:r>
+      <w:proofErr w:type="spellEnd"/>
+      <w:r>
+        <w:rPr>
+          <w:rFonts w:eastAsia="Times New Roman" w:cs="Times New Roman"/>
+          <w:szCs w:val="28"/>
+        </w:rPr>
+        <w:t xml:space="preserve"> введенного пароля с сохраненным значением. Модуль работы с документами позволяет зарегистрировать новый документ, присвоить ему уникальный регистрационный номер, сохранить реквизиты и вывести список существующих документов. Для согласования документа реализована отдельная задача </w:t>
+      </w:r>
+      <w:proofErr w:type="spellStart"/>
+      <w:r>
+        <w:rPr>
+          <w:rFonts w:eastAsia="Times New Roman" w:cs="Times New Roman"/>
+          <w:szCs w:val="28"/>
+        </w:rPr>
+        <w:t>ApprovalTask</w:t>
+      </w:r>
+      <w:proofErr w:type="spellEnd"/>
+      <w:r>
+        <w:rPr>
+          <w:rFonts w:eastAsia="Times New Roman" w:cs="Times New Roman"/>
+          <w:szCs w:val="28"/>
+        </w:rPr>
+        <w:t>, связанная с карточкой документа по внешнему ключу.</w:t>
+      </w:r>
+    </w:p>
+    <w:p>
+      <w:pPr>
+        <w:spacing w:after="0" w:line="360" w:lineRule="auto"/>
+        <w:ind w:firstLine="709"/>
+        <w:jc w:val="both"/>
+        <w:rPr>
+          <w:rFonts w:cs="Times New Roman"/>
+          <w:szCs w:val="28"/>
+        </w:rPr>
+      </w:pPr>
+      <w:r>
+        <w:rPr>
+          <w:rFonts w:eastAsia="Times New Roman" w:cs="Times New Roman"/>
+          <w:szCs w:val="28"/>
+        </w:rPr>
+        <w:t xml:space="preserve">Бизнес-логика приложения обеспечивает контроль допустимых переходов статусов. Например, на согласование можно отправить только документ со статусом </w:t>
+      </w:r>
+      <w:proofErr w:type="spellStart"/>
+      <w:r>
+        <w:rPr>
+          <w:rFonts w:eastAsia="Times New Roman" w:cs="Times New Roman"/>
+          <w:szCs w:val="28"/>
+        </w:rPr>
+        <w:t>Draft</w:t>
+      </w:r>
+      <w:proofErr w:type="spellEnd"/>
+      <w:r>
+        <w:rPr>
+          <w:rFonts w:eastAsia="Times New Roman" w:cs="Times New Roman"/>
+          <w:szCs w:val="28"/>
+        </w:rPr>
+        <w:t xml:space="preserve">. После подтверждения руководителем статус меняется на </w:t>
+      </w:r>
+      <w:proofErr w:type="spellStart"/>
+      <w:r>
+        <w:rPr>
+          <w:rFonts w:eastAsia="Times New Roman" w:cs="Times New Roman"/>
+          <w:szCs w:val="28"/>
+        </w:rPr>
+        <w:t>Approved</w:t>
+      </w:r>
+      <w:proofErr w:type="spellEnd"/>
+      <w:r>
+        <w:rPr>
+          <w:rFonts w:eastAsia="Times New Roman" w:cs="Times New Roman"/>
+          <w:szCs w:val="28"/>
+        </w:rPr>
+        <w:t xml:space="preserve">, а при отказе — на </w:t>
+      </w:r>
+      <w:proofErr w:type="spellStart"/>
+      <w:r>
+        <w:rPr>
+          <w:rFonts w:eastAsia="Times New Roman" w:cs="Times New Roman"/>
+          <w:szCs w:val="28"/>
+        </w:rPr>
+        <w:t>Rejected</w:t>
+      </w:r>
+      <w:proofErr w:type="spellEnd"/>
+      <w:r>
+        <w:rPr>
+          <w:rFonts w:eastAsia="Times New Roman" w:cs="Times New Roman"/>
+          <w:szCs w:val="28"/>
+        </w:rPr>
+        <w:t xml:space="preserve">. Каждое важное действие сопровождается записью в журнал </w:t>
+      </w:r>
+      <w:proofErr w:type="spellStart"/>
+      <w:r>
+        <w:rPr>
+          <w:rFonts w:eastAsia="Times New Roman" w:cs="Times New Roman"/>
+          <w:szCs w:val="28"/>
+        </w:rPr>
+        <w:t>AuditLogs</w:t>
+      </w:r>
+      <w:proofErr w:type="spellEnd"/>
+      <w:r>
+        <w:rPr>
+          <w:rFonts w:eastAsia="Times New Roman" w:cs="Times New Roman"/>
+          <w:szCs w:val="28"/>
+        </w:rPr>
+        <w:t>, что позволяет проводить последующий анализ операций.</w:t>
+      </w:r>
+    </w:p>
+    <w:p>
+      <w:pPr>
+        <w:pStyle w:val="2"/>
+        <w:spacing w:before="0" w:after="0" w:line="360" w:lineRule="auto"/>
+        <w:ind w:firstLine="709"/>
+        <w:jc w:val="both"/>
+        <w:rPr>
+          <w:rFonts w:ascii="Times New Roman" w:hAnsi="Times New Roman" w:cs="Times New Roman"/>
+          <w:sz w:val="28"/>
+          <w:szCs w:val="28"/>
+        </w:rPr>
+      </w:pPr>
+      <w:bookmarkStart w:id="15" w:name="_Toc227895208"/>
+      <w:r>
+        <w:rPr>
+          <w:rFonts w:ascii="Times New Roman" w:eastAsia="Times New Roman" w:hAnsi="Times New Roman" w:cs="Times New Roman"/>
+          <w:sz w:val="28"/>
+          <w:szCs w:val="28"/>
+        </w:rPr>
+        <w:t>4 Тестирование и анализ качества</w:t>
+      </w:r>
+      <w:bookmarkEnd w:id="15"/>
+    </w:p>
+    <w:p>
+      <w:pPr>
+        <w:spacing w:after="0" w:line="360" w:lineRule="auto"/>
+        <w:ind w:firstLine="709"/>
+        <w:jc w:val="both"/>
+        <w:rPr>
+          <w:rFonts w:cs="Times New Roman"/>
+          <w:szCs w:val="28"/>
+        </w:rPr>
+      </w:pPr>
+      <w:r>
+        <w:rPr>
+          <w:rFonts w:eastAsia="Times New Roman" w:cs="Times New Roman"/>
+          <w:szCs w:val="28"/>
+        </w:rPr>
+        <w:t>После реализации основной функциональности было проведено функциональное тестирование. Проверялись корректность авторизации, создание документа с обязательными реквизитами, поиск по регистрационному номеру и теме, а также сценарии согласования и отклонения документа. Отдельно тестировалась обработка некорректных ситуаций: ввод пустых значений, попытка отправки документа в недопустимом статусе и согласование несуществующего документа.</w:t>
+      </w:r>
+    </w:p>
+    <w:p>
+      <w:pPr>
+        <w:spacing w:after="0" w:line="360" w:lineRule="auto"/>
+        <w:ind w:firstLine="709"/>
+        <w:jc w:val="both"/>
+        <w:rPr>
+          <w:rFonts w:cs="Times New Roman"/>
+          <w:szCs w:val="28"/>
+        </w:rPr>
+      </w:pPr>
+      <w:r>
+        <w:rPr>
+          <w:rFonts w:eastAsia="Times New Roman" w:cs="Times New Roman"/>
+          <w:szCs w:val="28"/>
+        </w:rPr>
+        <w:t xml:space="preserve">Для подтверждения работоспособности модуля авторизации были подготовлены примеры </w:t>
+      </w:r>
+      <w:proofErr w:type="spellStart"/>
+      <w:r>
+        <w:rPr>
+          <w:rFonts w:eastAsia="Times New Roman" w:cs="Times New Roman"/>
+          <w:szCs w:val="28"/>
+        </w:rPr>
+        <w:t>unit</w:t>
+      </w:r>
+      <w:proofErr w:type="spellEnd"/>
+      <w:r>
+        <w:rPr>
+          <w:rFonts w:eastAsia="Times New Roman" w:cs="Times New Roman"/>
+          <w:szCs w:val="28"/>
+        </w:rPr>
+        <w:t xml:space="preserve">-тестов на </w:t>
+      </w:r>
+      <w:proofErr w:type="spellStart"/>
+      <w:r>
+        <w:rPr>
+          <w:rFonts w:eastAsia="Times New Roman" w:cs="Times New Roman"/>
+          <w:szCs w:val="28"/>
+        </w:rPr>
+        <w:t>xUnit</w:t>
+      </w:r>
+      <w:proofErr w:type="spellEnd"/>
+      <w:r>
+        <w:rPr>
+          <w:rFonts w:eastAsia="Times New Roman" w:cs="Times New Roman"/>
+          <w:szCs w:val="28"/>
+        </w:rPr>
+        <w:t xml:space="preserve">. Они демонстрируют проверку </w:t>
+      </w:r>
+      <w:r>
+        <w:rPr>
+          <w:rFonts w:eastAsia="Times New Roman" w:cs="Times New Roman"/>
+          <w:szCs w:val="28"/>
+        </w:rPr>
+        <w:lastRenderedPageBreak/>
+        <w:t>успешного входа с корректными учетными данными и сцена</w:t>
+      </w:r>
+      <w:r>
+        <w:rPr>
+          <w:rFonts w:eastAsia="Times New Roman" w:cs="Times New Roman"/>
+          <w:szCs w:val="28"/>
+        </w:rPr>
+        <w:t>рий отказа при неверном пароле.</w:t>
+      </w:r>
+    </w:p>
+    <w:p>
+      <w:pPr>
+        <w:spacing w:after="0" w:line="360" w:lineRule="auto"/>
+        <w:ind w:firstLine="709"/>
+        <w:jc w:val="both"/>
+        <w:rPr>
+          <w:rFonts w:cs="Times New Roman"/>
           <w:i/>
-          <w:sz w:val="20"/>
-          <w:szCs w:val="20"/>
-        </w:rPr>
-      </w:pPr>
-    </w:p>
-    <w:p>
-      <w:pPr>
-        <w:rPr>
+          <w:szCs w:val="28"/>
+        </w:rPr>
+      </w:pPr>
+      <w:r>
+        <w:rPr>
+          <w:rFonts w:eastAsia="Times New Roman" w:cs="Times New Roman"/>
+          <w:szCs w:val="28"/>
+        </w:rPr>
+        <w:t xml:space="preserve">В рамках оценки качества были рассмотрены характеристики функциональной пригодности, надежности, </w:t>
+      </w:r>
+      <w:proofErr w:type="spellStart"/>
+      <w:r>
+        <w:rPr>
+          <w:rFonts w:eastAsia="Times New Roman" w:cs="Times New Roman"/>
+          <w:szCs w:val="28"/>
+        </w:rPr>
+        <w:t>сопровождаемости</w:t>
+      </w:r>
+      <w:proofErr w:type="spellEnd"/>
+      <w:r>
+        <w:rPr>
+          <w:rFonts w:eastAsia="Times New Roman" w:cs="Times New Roman"/>
+          <w:szCs w:val="28"/>
+        </w:rPr>
+        <w:t xml:space="preserve"> и безопасности. Функциональная пригодность обеспечена покрытием основных операций документооборота. Надежность повышена за счет </w:t>
+      </w:r>
+      <w:proofErr w:type="spellStart"/>
+      <w:r>
+        <w:rPr>
+          <w:rFonts w:eastAsia="Times New Roman" w:cs="Times New Roman"/>
+          <w:szCs w:val="28"/>
+        </w:rPr>
+        <w:t>валидации</w:t>
+      </w:r>
+      <w:proofErr w:type="spellEnd"/>
+      <w:r>
+        <w:rPr>
+          <w:rFonts w:eastAsia="Times New Roman" w:cs="Times New Roman"/>
+          <w:szCs w:val="28"/>
+        </w:rPr>
+        <w:t xml:space="preserve"> входных данных и обработки исключений. </w:t>
+      </w:r>
+      <w:proofErr w:type="spellStart"/>
+      <w:r>
+        <w:rPr>
+          <w:rFonts w:eastAsia="Times New Roman" w:cs="Times New Roman"/>
+          <w:szCs w:val="28"/>
+        </w:rPr>
+        <w:t>Сопровождаемость</w:t>
+      </w:r>
+      <w:proofErr w:type="spellEnd"/>
+      <w:r>
+        <w:rPr>
+          <w:rFonts w:eastAsia="Times New Roman" w:cs="Times New Roman"/>
+          <w:szCs w:val="28"/>
+        </w:rPr>
+        <w:t xml:space="preserve"> обеспечена разделением проекта на слои и понятными именами сущностей. Безопасность повышена через хеширование паролей и разграничение ролей.</w:t>
+      </w:r>
+    </w:p>
+    <w:p>
+      <w:pPr>
+        <w:rPr>
+          <w:rFonts w:cs="Times New Roman"/>
           <w:i/>
-          <w:sz w:val="20"/>
-          <w:szCs w:val="20"/>
-        </w:rPr>
-      </w:pPr>
-    </w:p>
-    <w:p>
-      <w:pPr>
-        <w:rPr>
+          <w:szCs w:val="28"/>
+        </w:rPr>
+      </w:pPr>
+    </w:p>
+    <w:p>
+      <w:pPr>
+        <w:rPr>
+          <w:rFonts w:cs="Times New Roman"/>
           <w:i/>
-          <w:sz w:val="20"/>
-          <w:szCs w:val="20"/>
-        </w:rPr>
-      </w:pPr>
-    </w:p>
-    <w:p>
-      <w:pPr>
-        <w:rPr>
-          <w:i/>
-          <w:sz w:val="20"/>
-          <w:szCs w:val="20"/>
-        </w:rPr>
-      </w:pPr>
-      <w:r>
+          <w:szCs w:val="28"/>
+        </w:rPr>
+      </w:pPr>
+      <w:r>
+        <w:rPr>
+          <w:rFonts w:cs="Times New Roman"/>
+          <w:szCs w:val="28"/>
+        </w:rPr>
         <w:br w:type="page"/>
       </w:r>
     </w:p>
     <w:p>
       <w:pPr>
+        <w:pStyle w:val="1"/>
+        <w:jc w:val="center"/>
+        <w:rPr>
+          <w:rFonts w:ascii="Times New Roman" w:hAnsi="Times New Roman" w:cs="Times New Roman"/>
+          <w:sz w:val="28"/>
+          <w:szCs w:val="28"/>
+        </w:rPr>
+      </w:pPr>
+      <w:bookmarkStart w:id="16" w:name="_Toc227895209"/>
+      <w:r>
+        <w:rPr>
+          <w:rFonts w:ascii="Times New Roman" w:hAnsi="Times New Roman" w:cs="Times New Roman"/>
+          <w:sz w:val="28"/>
+          <w:szCs w:val="28"/>
+        </w:rPr>
+        <w:lastRenderedPageBreak/>
+        <w:t>ХАРАКТЕРИСТИКА</w:t>
+      </w:r>
+      <w:bookmarkEnd w:id="16"/>
+    </w:p>
+    <w:p>
+      <w:pPr>
         <w:spacing w:after="0" w:line="240" w:lineRule="auto"/>
-        <w:rPr>
-          <w:i/>
-          <w:sz w:val="20"/>
-          <w:szCs w:val="20"/>
-        </w:rPr>
-      </w:pPr>
+        <w:jc w:val="right"/>
+        <w:rPr>
+          <w:rFonts w:cs="Times New Roman"/>
+          <w:szCs w:val="28"/>
+        </w:rPr>
+      </w:pPr>
+      <w:r>
+        <w:rPr>
+          <w:rFonts w:cs="Times New Roman"/>
+          <w:szCs w:val="28"/>
+        </w:rPr>
+        <w:t xml:space="preserve">обучающегося </w:t>
+      </w:r>
+    </w:p>
+    <w:p>
+      <w:pPr>
+        <w:spacing w:after="0" w:line="360" w:lineRule="auto"/>
+        <w:jc w:val="right"/>
+        <w:rPr>
+          <w:rFonts w:cs="Times New Roman"/>
+          <w:szCs w:val="28"/>
+          <w:u w:val="single"/>
+        </w:rPr>
+      </w:pPr>
+      <w:r>
+        <w:rPr>
+          <w:rFonts w:cs="Times New Roman"/>
+          <w:szCs w:val="28"/>
+          <w:u w:val="single"/>
+        </w:rPr>
+        <w:t>Обрывкова Кира Сергеевна</w:t>
+      </w:r>
     </w:p>
     <w:p>
       <w:pPr>
         <w:spacing w:after="0" w:line="240" w:lineRule="auto"/>
-        <w:jc w:val="center"/>
-      </w:pPr>
-      <w:r>
-        <w:t>ХАРАКТЕРИСТИКА</w:t>
-      </w:r>
-    </w:p>
-    <w:p>
-      <w:pPr>
-        <w:spacing w:after="0" w:line="240" w:lineRule="auto"/>
-        <w:jc w:val="center"/>
-      </w:pPr>
-      <w:r>
-        <w:t xml:space="preserve">обучающегося </w:t>
-      </w:r>
-    </w:p>
-    <w:p>
-      <w:pPr>
-        <w:spacing w:after="0" w:line="360" w:lineRule="auto"/>
-        <w:jc w:val="center"/>
-        <w:rPr>
-          <w:sz w:val="22"/>
-          <w:u w:val="single"/>
-        </w:rPr>
-      </w:pPr>
-      <w:r>
-        <w:rPr>
-          <w:sz w:val="22"/>
-          <w:u w:val="single"/>
-        </w:rPr>
-        <w:t>Обрывкова Кира Сергеевна</w:t>
-      </w:r>
-    </w:p>
-    <w:p>
-      <w:pPr>
-        <w:spacing w:after="0" w:line="240" w:lineRule="auto"/>
-        <w:jc w:val="center"/>
-        <w:rPr>
+        <w:jc w:val="right"/>
+        <w:rPr>
+          <w:rFonts w:cs="Times New Roman"/>
           <w:i/>
           <w:color w:val="000000"/>
-          <w:sz w:val="20"/>
-          <w:szCs w:val="20"/>
-        </w:rPr>
-      </w:pPr>
-      <w:r>
-        <w:rPr>
+          <w:sz w:val="16"/>
+          <w:szCs w:val="16"/>
+        </w:rPr>
+      </w:pPr>
+      <w:r>
+        <w:rPr>
+          <w:rFonts w:cs="Times New Roman"/>
           <w:i/>
           <w:color w:val="000000"/>
-          <w:sz w:val="20"/>
-          <w:szCs w:val="20"/>
+          <w:szCs w:val="28"/>
         </w:rPr>
         <w:t xml:space="preserve"> </w:t>
       </w:r>
       <w:proofErr w:type="gramStart"/>
       <w:r>
         <w:rPr>
+          <w:rFonts w:cs="Times New Roman"/>
           <w:i/>
           <w:color w:val="000000"/>
-          <w:sz w:val="20"/>
-          <w:szCs w:val="20"/>
+          <w:sz w:val="16"/>
+          <w:szCs w:val="16"/>
         </w:rPr>
         <w:t>( Фамилия</w:t>
       </w:r>
       <w:proofErr w:type="gramEnd"/>
       <w:r>
         <w:rPr>
+          <w:rFonts w:cs="Times New Roman"/>
           <w:i/>
           <w:color w:val="000000"/>
-          <w:sz w:val="20"/>
-          <w:szCs w:val="20"/>
+          <w:sz w:val="16"/>
+          <w:szCs w:val="16"/>
         </w:rPr>
         <w:t xml:space="preserve"> Имя Отчество обучающегося)</w:t>
       </w:r>
     </w:p>
     <w:p>
       <w:pPr>
+        <w:spacing w:after="0"/>
+        <w:jc w:val="right"/>
+        <w:rPr>
+          <w:rFonts w:cs="Times New Roman"/>
+          <w:color w:val="000000"/>
+          <w:szCs w:val="28"/>
+        </w:rPr>
+      </w:pPr>
+      <w:r>
+        <w:rPr>
+          <w:rFonts w:cs="Times New Roman"/>
+          <w:color w:val="000000"/>
+          <w:szCs w:val="28"/>
+        </w:rPr>
+        <w:t xml:space="preserve">Группа </w:t>
+      </w:r>
+      <w:r>
+        <w:rPr>
+          <w:rFonts w:cs="Times New Roman"/>
+          <w:color w:val="000000"/>
+          <w:szCs w:val="28"/>
+        </w:rPr>
+        <w:t>__</w:t>
+      </w:r>
+      <w:r>
+        <w:rPr>
+          <w:rFonts w:cs="Times New Roman"/>
+          <w:szCs w:val="28"/>
+          <w:u w:val="single"/>
+        </w:rPr>
+        <w:t>9\3-РПО-23\3</w:t>
+      </w:r>
+      <w:r>
+        <w:rPr>
+          <w:rFonts w:cs="Times New Roman"/>
+          <w:color w:val="000000"/>
+          <w:szCs w:val="28"/>
+        </w:rPr>
+        <w:t xml:space="preserve">__ </w:t>
+      </w:r>
+    </w:p>
+    <w:p>
+      <w:pPr>
         <w:spacing w:after="0" w:line="240" w:lineRule="auto"/>
-        <w:rPr>
+        <w:jc w:val="right"/>
+        <w:rPr>
+          <w:rFonts w:cs="Times New Roman"/>
+          <w:color w:val="FF0000"/>
+          <w:szCs w:val="28"/>
+        </w:rPr>
+      </w:pPr>
+      <w:r>
+        <w:rPr>
+          <w:rFonts w:cs="Times New Roman"/>
           <w:color w:val="000000"/>
           <w:szCs w:val="28"/>
         </w:rPr>
-      </w:pPr>
-      <w:bookmarkStart w:id="7" w:name="_GoBack"/>
-      <w:bookmarkEnd w:id="7"/>
-    </w:p>
-    <w:p>
-      <w:pPr>
-        <w:spacing w:after="0"/>
-        <w:rPr>
+        <w:t>Даты прохождения практики</w:t>
+      </w:r>
+      <w:r>
+        <w:rPr>
+          <w:rFonts w:cs="Times New Roman"/>
           <w:color w:val="000000"/>
           <w:szCs w:val="28"/>
         </w:rPr>
-      </w:pPr>
-      <w:r>
-        <w:rPr>
-          <w:color w:val="000000"/>
-          <w:szCs w:val="28"/>
-        </w:rPr>
-        <w:t xml:space="preserve">Группа </w:t>
-      </w:r>
-      <w:r>
-        <w:rPr>
-          <w:color w:val="000000"/>
-          <w:szCs w:val="28"/>
-        </w:rPr>
-        <w:t>__</w:t>
-      </w:r>
-      <w:r>
-        <w:rPr>
-          <w:u w:val="single"/>
-        </w:rPr>
-        <w:t>9\3-РПО-23\3</w:t>
-      </w:r>
-      <w:r>
-        <w:rPr>
-          <w:color w:val="000000"/>
-          <w:szCs w:val="28"/>
-        </w:rPr>
-        <w:t xml:space="preserve">__ </w:t>
+        <w:t>:</w:t>
       </w:r>
     </w:p>
     <w:p>
       <w:pPr>
         <w:spacing w:after="0" w:line="240" w:lineRule="auto"/>
-        <w:rPr>
-          <w:color w:val="FF0000"/>
-          <w:szCs w:val="28"/>
-        </w:rPr>
-      </w:pPr>
-      <w:r>
-        <w:rPr>
-          <w:color w:val="000000"/>
-          <w:szCs w:val="28"/>
-        </w:rPr>
-        <w:t>Даты прохождения практики</w:t>
-      </w:r>
-      <w:r>
-        <w:rPr>
-          <w:color w:val="000000"/>
-          <w:szCs w:val="28"/>
-        </w:rPr>
-        <w:t>:</w:t>
+        <w:jc w:val="right"/>
+        <w:rPr>
+          <w:rFonts w:cs="Times New Roman"/>
+          <w:color w:val="444444"/>
+          <w:szCs w:val="28"/>
+        </w:rPr>
+      </w:pPr>
+      <w:r>
+        <w:rPr>
+          <w:rFonts w:cs="Times New Roman"/>
+          <w:color w:val="444444"/>
+          <w:szCs w:val="28"/>
+        </w:rPr>
+        <w:t>13.04.2026-24.04.2026</w:t>
       </w:r>
     </w:p>
     <w:p>
       <w:pPr>
         <w:spacing w:after="0" w:line="240" w:lineRule="auto"/>
         <w:rPr>
+          <w:rFonts w:cs="Times New Roman"/>
           <w:color w:val="444444"/>
-          <w:sz w:val="24"/>
-          <w:szCs w:val="24"/>
-        </w:rPr>
-      </w:pPr>
-    </w:p>
-    <w:p>
-      <w:pPr>
-        <w:spacing w:after="0" w:line="240" w:lineRule="auto"/>
-        <w:rPr>
-          <w:color w:val="444444"/>
-          <w:sz w:val="24"/>
-          <w:szCs w:val="24"/>
+          <w:szCs w:val="28"/>
         </w:rPr>
       </w:pPr>
     </w:p>
@@ -3482,6 +6711,7 @@
       </w:pPr>
       <w:r>
         <w:rPr>
+          <w:rFonts w:cs="Times New Roman"/>
           <w:i/>
           <w:color w:val="FF0000"/>
           <w:szCs w:val="28"/>
@@ -3502,6 +6732,7 @@
       </w:pPr>
       <w:r>
         <w:rPr>
+          <w:rFonts w:cs="Times New Roman"/>
           <w:i/>
           <w:color w:val="FF0000"/>
           <w:szCs w:val="28"/>
@@ -3523,6 +6754,7 @@
       </w:pPr>
       <w:r>
         <w:rPr>
+          <w:rFonts w:cs="Times New Roman"/>
           <w:i/>
           <w:color w:val="FF0000"/>
           <w:szCs w:val="28"/>
@@ -3544,6 +6776,7 @@
       </w:pPr>
       <w:r>
         <w:rPr>
+          <w:rFonts w:cs="Times New Roman"/>
           <w:i/>
           <w:color w:val="FF0000"/>
           <w:szCs w:val="28"/>
@@ -3565,6 +6798,7 @@
       </w:pPr>
       <w:r>
         <w:rPr>
+          <w:rFonts w:cs="Times New Roman"/>
           <w:i/>
           <w:color w:val="FF0000"/>
           <w:szCs w:val="28"/>
@@ -3585,6 +6819,7 @@
       </w:pPr>
       <w:r>
         <w:rPr>
+          <w:rFonts w:cs="Times New Roman"/>
           <w:i/>
           <w:color w:val="FF0000"/>
           <w:szCs w:val="28"/>
@@ -3606,6 +6841,7 @@
       </w:pPr>
       <w:r>
         <w:rPr>
+          <w:rFonts w:cs="Times New Roman"/>
           <w:i/>
           <w:color w:val="FF0000"/>
           <w:szCs w:val="28"/>
@@ -3627,6 +6863,7 @@
       </w:pPr>
       <w:r>
         <w:rPr>
+          <w:rFonts w:cs="Times New Roman"/>
           <w:i/>
           <w:color w:val="FF0000"/>
           <w:szCs w:val="28"/>
@@ -3648,6 +6885,7 @@
       </w:pPr>
       <w:r>
         <w:rPr>
+          <w:rFonts w:cs="Times New Roman"/>
           <w:i/>
           <w:color w:val="FF0000"/>
           <w:szCs w:val="28"/>
@@ -3669,6 +6907,7 @@
       </w:pPr>
       <w:r>
         <w:rPr>
+          <w:rFonts w:cs="Times New Roman"/>
           <w:i/>
           <w:color w:val="FF0000"/>
           <w:szCs w:val="28"/>
@@ -3690,6 +6929,7 @@
       </w:pPr>
       <w:r>
         <w:rPr>
+          <w:rFonts w:cs="Times New Roman"/>
           <w:i/>
           <w:color w:val="FF0000"/>
           <w:szCs w:val="28"/>
@@ -3711,6 +6951,7 @@
       </w:pPr>
       <w:r>
         <w:rPr>
+          <w:rFonts w:cs="Times New Roman"/>
           <w:i/>
           <w:color w:val="FF0000"/>
           <w:szCs w:val="28"/>
@@ -3732,6 +6973,7 @@
       </w:pPr>
       <w:r>
         <w:rPr>
+          <w:rFonts w:cs="Times New Roman"/>
           <w:i/>
           <w:color w:val="FF0000"/>
           <w:szCs w:val="28"/>
@@ -3753,6 +6995,7 @@
       </w:pPr>
       <w:r>
         <w:rPr>
+          <w:rFonts w:cs="Times New Roman"/>
           <w:i/>
           <w:color w:val="FF0000"/>
           <w:szCs w:val="28"/>
@@ -3774,6 +7017,7 @@
       </w:pPr>
       <w:r>
         <w:rPr>
+          <w:rFonts w:cs="Times New Roman"/>
           <w:i/>
           <w:color w:val="FF0000"/>
           <w:szCs w:val="28"/>
@@ -3795,6 +7039,7 @@
       </w:pPr>
       <w:r>
         <w:rPr>
+          <w:rFonts w:cs="Times New Roman"/>
           <w:i/>
           <w:color w:val="FF0000"/>
           <w:szCs w:val="28"/>
@@ -3817,6 +7062,7 @@
       </w:pPr>
       <w:r>
         <w:rPr>
+          <w:rFonts w:cs="Times New Roman"/>
           <w:i/>
           <w:color w:val="FF0000"/>
           <w:szCs w:val="28"/>
@@ -3838,6 +7084,7 @@
       </w:pPr>
       <w:r>
         <w:rPr>
+          <w:rFonts w:cs="Times New Roman"/>
           <w:i/>
           <w:color w:val="FF0000"/>
           <w:szCs w:val="28"/>
@@ -3871,6 +7118,7 @@
       </w:pPr>
       <w:r>
         <w:rPr>
+          <w:rFonts w:cs="Times New Roman"/>
           <w:i/>
           <w:color w:val="FF0000"/>
           <w:szCs w:val="28"/>
@@ -3892,6 +7140,7 @@
       </w:pPr>
       <w:r>
         <w:rPr>
+          <w:rFonts w:cs="Times New Roman"/>
           <w:i/>
           <w:color w:val="FF0000"/>
           <w:szCs w:val="28"/>
@@ -3914,6 +7163,7 @@
       </w:pPr>
       <w:r>
         <w:rPr>
+          <w:rFonts w:cs="Times New Roman"/>
           <w:i/>
           <w:color w:val="FF0000"/>
           <w:szCs w:val="28"/>
@@ -3936,6 +7186,7 @@
       </w:pPr>
       <w:r>
         <w:rPr>
+          <w:rFonts w:cs="Times New Roman"/>
           <w:i/>
           <w:color w:val="FF0000"/>
           <w:szCs w:val="28"/>
@@ -3958,6 +7209,7 @@
       </w:pPr>
       <w:r>
         <w:rPr>
+          <w:rFonts w:cs="Times New Roman"/>
           <w:i/>
           <w:color w:val="FF0000"/>
           <w:szCs w:val="28"/>
@@ -3980,6 +7232,7 @@
       </w:pPr>
       <w:r>
         <w:rPr>
+          <w:rFonts w:cs="Times New Roman"/>
           <w:i/>
           <w:color w:val="FF0000"/>
           <w:szCs w:val="28"/>
@@ -4015,6 +7268,7 @@
       </w:pPr>
       <w:r>
         <w:rPr>
+          <w:rFonts w:cs="Times New Roman"/>
           <w:i/>
           <w:color w:val="FF0000"/>
           <w:szCs w:val="28"/>
@@ -4037,6 +7291,7 @@
       </w:pPr>
       <w:r>
         <w:rPr>
+          <w:rFonts w:cs="Times New Roman"/>
           <w:i/>
           <w:color w:val="FF0000"/>
           <w:szCs w:val="28"/>
@@ -4059,6 +7314,7 @@
       </w:pPr>
       <w:r>
         <w:rPr>
+          <w:rFonts w:cs="Times New Roman"/>
           <w:i/>
           <w:color w:val="FF0000"/>
           <w:szCs w:val="28"/>
@@ -4081,6 +7337,7 @@
       </w:pPr>
       <w:r>
         <w:rPr>
+          <w:rFonts w:cs="Times New Roman"/>
           <w:i/>
           <w:color w:val="FF0000"/>
           <w:szCs w:val="28"/>
@@ -4102,6 +7359,7 @@
       </w:pPr>
       <w:r>
         <w:rPr>
+          <w:rFonts w:cs="Times New Roman"/>
           <w:i/>
           <w:color w:val="FF0000"/>
           <w:szCs w:val="28"/>
@@ -4114,7 +7372,8 @@
       <w:pPr>
         <w:spacing w:after="0" w:line="240" w:lineRule="auto"/>
         <w:rPr>
-          <w:sz w:val="22"/>
+          <w:rFonts w:cs="Times New Roman"/>
+          <w:szCs w:val="28"/>
         </w:rPr>
       </w:pPr>
     </w:p>
@@ -4122,215 +7381,210 @@
       <w:pPr>
         <w:spacing w:after="0" w:line="240" w:lineRule="auto"/>
         <w:rPr>
-          <w:sz w:val="22"/>
-        </w:rPr>
-      </w:pPr>
-    </w:p>
-    <w:p>
-      <w:pPr>
-        <w:spacing w:after="0" w:line="240" w:lineRule="auto"/>
-        <w:rPr>
-          <w:sz w:val="22"/>
-        </w:rPr>
-      </w:pPr>
-      <w:r>
-        <w:rPr>
-          <w:sz w:val="22"/>
-        </w:rPr>
-        <w:t>Реквизиты предприятия</w:t>
-      </w:r>
-      <w:r>
-        <w:rPr>
-          <w:sz w:val="22"/>
-        </w:rPr>
-        <w:t>:</w:t>
-      </w:r>
-    </w:p>
-    <w:p>
-      <w:pPr>
-        <w:spacing w:after="0" w:line="240" w:lineRule="auto"/>
-        <w:rPr>
-          <w:sz w:val="22"/>
-        </w:rPr>
-      </w:pPr>
-      <w:r>
-        <w:rPr>
-          <w:sz w:val="22"/>
-        </w:rPr>
-        <w:t>___________________________________</w:t>
-      </w:r>
-    </w:p>
-    <w:p>
-      <w:pPr>
-        <w:spacing w:after="0" w:line="240" w:lineRule="auto"/>
-        <w:rPr>
-          <w:sz w:val="22"/>
-        </w:rPr>
-      </w:pPr>
-      <w:r>
-        <w:rPr>
-          <w:sz w:val="22"/>
-        </w:rPr>
-        <w:t>___________________________________</w:t>
-      </w:r>
-    </w:p>
-    <w:p>
-      <w:pPr>
-        <w:spacing w:after="0" w:line="240" w:lineRule="auto"/>
-        <w:rPr>
-          <w:sz w:val="22"/>
-        </w:rPr>
-      </w:pPr>
-      <w:r>
-        <w:rPr>
-          <w:sz w:val="22"/>
-        </w:rPr>
-        <w:t>___________________________________</w:t>
-      </w:r>
-    </w:p>
-    <w:p>
-      <w:pPr>
-        <w:spacing w:after="0" w:line="240" w:lineRule="auto"/>
-        <w:rPr>
-          <w:sz w:val="22"/>
-        </w:rPr>
-      </w:pPr>
-      <w:r>
-        <w:rPr>
-          <w:sz w:val="22"/>
-        </w:rPr>
-        <w:t>___________________________________</w:t>
-      </w:r>
-    </w:p>
-    <w:p>
-      <w:pPr>
-        <w:spacing w:after="0" w:line="240" w:lineRule="auto"/>
-        <w:rPr>
-          <w:sz w:val="22"/>
-        </w:rPr>
-      </w:pPr>
-      <w:r>
-        <w:rPr>
-          <w:sz w:val="22"/>
-        </w:rPr>
-        <w:t>___________________________________</w:t>
-      </w:r>
-    </w:p>
-    <w:p>
-      <w:pPr>
-        <w:spacing w:after="0" w:line="240" w:lineRule="auto"/>
-        <w:rPr>
-          <w:sz w:val="22"/>
-        </w:rPr>
-      </w:pPr>
-      <w:r>
-        <w:rPr>
-          <w:sz w:val="22"/>
-        </w:rPr>
-        <w:t>____________________________________</w:t>
-      </w:r>
-    </w:p>
-    <w:p>
-      <w:pPr>
-        <w:spacing w:after="0" w:line="240" w:lineRule="auto"/>
-        <w:rPr>
-          <w:sz w:val="22"/>
-        </w:rPr>
-      </w:pPr>
-    </w:p>
-    <w:p>
-      <w:pPr>
-        <w:spacing w:after="0" w:line="240" w:lineRule="auto"/>
-        <w:rPr>
-          <w:sz w:val="22"/>
-        </w:rPr>
-      </w:pPr>
-      <w:r>
-        <w:rPr>
-          <w:sz w:val="22"/>
-        </w:rPr>
-        <w:t xml:space="preserve">Руководитель по </w:t>
-      </w:r>
-      <w:r>
-        <w:rPr>
-          <w:sz w:val="22"/>
-        </w:rPr>
-        <w:t>учебной</w:t>
-      </w:r>
-    </w:p>
-    <w:p>
-      <w:pPr>
-        <w:spacing w:after="0" w:line="240" w:lineRule="auto"/>
-        <w:rPr>
-          <w:sz w:val="22"/>
-        </w:rPr>
-      </w:pPr>
-      <w:r>
-        <w:rPr>
-          <w:sz w:val="22"/>
-        </w:rPr>
-        <w:t>практике от предприятия                              __________________________/__________________/</w:t>
-      </w:r>
-    </w:p>
-    <w:p>
-      <w:pPr>
-        <w:spacing w:after="0" w:line="240" w:lineRule="auto"/>
-        <w:rPr>
-          <w:i/>
-          <w:sz w:val="20"/>
-          <w:szCs w:val="20"/>
-        </w:rPr>
-      </w:pPr>
-      <w:r>
-        <w:rPr>
-          <w:i/>
-          <w:sz w:val="20"/>
-          <w:szCs w:val="20"/>
-        </w:rPr>
-        <w:t xml:space="preserve">                                                                                                    (фамилия, инициалы, подпись)</w:t>
-      </w:r>
-    </w:p>
+          <w:rFonts w:cs="Times New Roman"/>
+          <w:szCs w:val="28"/>
+        </w:rPr>
+      </w:pPr>
+    </w:p>
+    <w:tbl>
+      <w:tblPr>
+        <w:tblStyle w:val="aff"/>
+        <w:tblW w:w="0" w:type="auto"/>
+        <w:tblBorders>
+          <w:top w:val="none" w:sz="0" w:space="0" w:color="auto"/>
+          <w:left w:val="none" w:sz="0" w:space="0" w:color="auto"/>
+          <w:bottom w:val="none" w:sz="0" w:space="0" w:color="auto"/>
+          <w:right w:val="none" w:sz="0" w:space="0" w:color="auto"/>
+          <w:insideH w:val="none" w:sz="0" w:space="0" w:color="auto"/>
+          <w:insideV w:val="none" w:sz="0" w:space="0" w:color="auto"/>
+        </w:tblBorders>
+        <w:tblLook w:val="04A0" w:firstRow="1" w:lastRow="0" w:firstColumn="1" w:lastColumn="0" w:noHBand="0" w:noVBand="1"/>
+      </w:tblPr>
+      <w:tblGrid>
+        <w:gridCol w:w="1869"/>
+        <w:gridCol w:w="1108"/>
+        <w:gridCol w:w="846"/>
+        <w:gridCol w:w="2976"/>
+        <w:gridCol w:w="2546"/>
+      </w:tblGrid>
+      <w:tr>
+        <w:trPr>
+          <w:gridAfter w:val="1"/>
+          <w:wAfter w:w="2546" w:type="dxa"/>
+        </w:trPr>
+        <w:tc>
+          <w:tcPr>
+            <w:tcW w:w="2977" w:type="dxa"/>
+            <w:gridSpan w:val="2"/>
+          </w:tcPr>
+          <w:p>
+            <w:pPr>
+              <w:rPr>
+                <w:sz w:val="24"/>
+                <w:szCs w:val="24"/>
+              </w:rPr>
+            </w:pPr>
+            <w:r>
+              <w:rPr>
+                <w:sz w:val="24"/>
+                <w:szCs w:val="24"/>
+              </w:rPr>
+              <w:t>Руководитель по учебной практике от колледжа</w:t>
+            </w:r>
+          </w:p>
+        </w:tc>
+        <w:tc>
+          <w:tcPr>
+            <w:tcW w:w="846" w:type="dxa"/>
+          </w:tcPr>
+          <w:p>
+            <w:pPr>
+              <w:rPr>
+                <w:b/>
+                <w:sz w:val="22"/>
+              </w:rPr>
+            </w:pPr>
+          </w:p>
+        </w:tc>
+        <w:tc>
+          <w:tcPr>
+            <w:tcW w:w="2976" w:type="dxa"/>
+            <w:tcBorders>
+              <w:bottom w:val="single" w:sz="4" w:space="0" w:color="auto"/>
+            </w:tcBorders>
+          </w:tcPr>
+          <w:p>
+            <w:pPr>
+              <w:rPr>
+                <w:b/>
+                <w:sz w:val="22"/>
+              </w:rPr>
+            </w:pPr>
+          </w:p>
+        </w:tc>
+      </w:tr>
+      <w:tr>
+        <w:tc>
+          <w:tcPr>
+            <w:tcW w:w="1869" w:type="dxa"/>
+          </w:tcPr>
+          <w:p>
+            <w:pPr>
+              <w:rPr>
+                <w:b/>
+                <w:sz w:val="22"/>
+              </w:rPr>
+            </w:pPr>
+          </w:p>
+        </w:tc>
+        <w:tc>
+          <w:tcPr>
+            <w:tcW w:w="1954" w:type="dxa"/>
+            <w:gridSpan w:val="2"/>
+          </w:tcPr>
+          <w:p>
+            <w:pPr>
+              <w:rPr>
+                <w:b/>
+                <w:sz w:val="22"/>
+              </w:rPr>
+            </w:pPr>
+          </w:p>
+        </w:tc>
+        <w:tc>
+          <w:tcPr>
+            <w:tcW w:w="5522" w:type="dxa"/>
+            <w:gridSpan w:val="2"/>
+          </w:tcPr>
+          <w:p>
+            <w:pPr>
+              <w:jc w:val="center"/>
+              <w:rPr>
+                <w:i/>
+                <w:sz w:val="20"/>
+                <w:szCs w:val="20"/>
+              </w:rPr>
+            </w:pPr>
+            <w:r>
+              <w:rPr>
+                <w:i/>
+                <w:sz w:val="20"/>
+                <w:szCs w:val="20"/>
+              </w:rPr>
+              <w:t>(фамилия, инициалы, подпись)</w:t>
+            </w:r>
+          </w:p>
+        </w:tc>
+      </w:tr>
+    </w:tbl>
     <w:p>
       <w:pPr>
         <w:suppressAutoHyphens w:val="0"/>
-      </w:pPr>
-      <w:r>
+        <w:rPr>
+          <w:rFonts w:cs="Times New Roman"/>
+          <w:szCs w:val="28"/>
+        </w:rPr>
+      </w:pPr>
+      <w:r>
+        <w:rPr>
+          <w:rFonts w:cs="Times New Roman"/>
+          <w:szCs w:val="28"/>
+        </w:rPr>
         <w:br w:type="page"/>
       </w:r>
+    </w:p>
+    <w:p>
+      <w:pPr>
+        <w:pStyle w:val="1"/>
+        <w:jc w:val="center"/>
+        <w:rPr>
+          <w:rFonts w:ascii="Times New Roman" w:hAnsi="Times New Roman" w:cs="Times New Roman"/>
+          <w:vanish/>
+          <w:sz w:val="28"/>
+          <w:szCs w:val="28"/>
+          <w:specVanish/>
+        </w:rPr>
+      </w:pPr>
+      <w:bookmarkStart w:id="17" w:name="_Toc227895210"/>
+      <w:r>
+        <w:rPr>
+          <w:rFonts w:ascii="Times New Roman" w:hAnsi="Times New Roman" w:cs="Times New Roman"/>
+          <w:sz w:val="28"/>
+          <w:szCs w:val="28"/>
+        </w:rPr>
+        <w:lastRenderedPageBreak/>
+        <w:t>ОТЗЫВ РУКОВОДИТЕЛЯ ПРАКТИКИ</w:t>
+      </w:r>
+      <w:bookmarkEnd w:id="17"/>
     </w:p>
     <w:p>
       <w:pPr>
         <w:spacing w:after="0" w:line="240" w:lineRule="auto"/>
         <w:jc w:val="center"/>
         <w:rPr>
-          <w:vanish/>
-          <w:specVanish/>
-        </w:rPr>
-      </w:pPr>
-      <w:r>
-        <w:lastRenderedPageBreak/>
-        <w:t>ОТЗЫВ РУКОВОДИТЕЛЯ ПРАКТИКИ</w:t>
-      </w:r>
+          <w:rFonts w:cs="Times New Roman"/>
+          <w:szCs w:val="28"/>
+        </w:rPr>
+      </w:pPr>
     </w:p>
     <w:p>
       <w:pPr>
         <w:spacing w:after="0" w:line="240" w:lineRule="auto"/>
         <w:jc w:val="center"/>
-      </w:pPr>
-      <w:r>
-        <w:t xml:space="preserve"> </w:t>
-      </w:r>
+        <w:rPr>
+          <w:rFonts w:cs="Times New Roman"/>
+          <w:szCs w:val="28"/>
+        </w:rPr>
+      </w:pPr>
     </w:p>
     <w:p>
       <w:pPr>
         <w:spacing w:after="0" w:line="240" w:lineRule="auto"/>
         <w:jc w:val="center"/>
-      </w:pPr>
-    </w:p>
-    <w:p>
-      <w:pPr>
-        <w:spacing w:after="0" w:line="240" w:lineRule="auto"/>
-        <w:jc w:val="center"/>
+        <w:rPr>
+          <w:rFonts w:cs="Times New Roman"/>
+          <w:szCs w:val="28"/>
+        </w:rPr>
       </w:pPr>
     </w:p>
     <w:p>
@@ -4341,37 +7595,19 @@
           <w:sz w:val="22"/>
         </w:rPr>
       </w:pPr>
+      <w:proofErr w:type="spellStart"/>
       <w:r>
         <w:rPr>
           <w:sz w:val="22"/>
         </w:rPr>
-        <w:t>______</w:t>
-      </w:r>
+        <w:t>Обрывкова</w:t>
+      </w:r>
+      <w:proofErr w:type="spellEnd"/>
       <w:r>
         <w:rPr>
           <w:sz w:val="22"/>
         </w:rPr>
-        <w:t>______________</w:t>
-      </w:r>
-      <w:r>
-        <w:rPr>
-          <w:sz w:val="22"/>
-        </w:rPr>
-        <w:t>_________(</w:t>
-      </w:r>
-      <w:proofErr w:type="spellStart"/>
-      <w:r>
-        <w:rPr>
-          <w:sz w:val="22"/>
-        </w:rPr>
-        <w:t>фио</w:t>
-      </w:r>
-      <w:proofErr w:type="spellEnd"/>
-      <w:r>
-        <w:rPr>
-          <w:sz w:val="22"/>
-        </w:rPr>
-        <w:t>)</w:t>
+        <w:t xml:space="preserve"> Кира Сергеевна</w:t>
       </w:r>
     </w:p>
     <w:p>
@@ -4386,21 +7622,25 @@
         <w:rPr>
           <w:sz w:val="22"/>
         </w:rPr>
-        <w:t>студентки ___</w:t>
-      </w:r>
-      <w:proofErr w:type="gramStart"/>
+        <w:t>Студент</w:t>
+      </w:r>
       <w:r>
         <w:rPr>
           <w:sz w:val="22"/>
         </w:rPr>
-        <w:t>_(</w:t>
-      </w:r>
-      <w:proofErr w:type="gramEnd"/>
+        <w:t>(а)</w:t>
+      </w:r>
       <w:r>
         <w:rPr>
           <w:sz w:val="22"/>
         </w:rPr>
-        <w:t>курса группы)</w:t>
+        <w:t xml:space="preserve"> </w:t>
+      </w:r>
+      <w:r>
+        <w:rPr>
+          <w:sz w:val="22"/>
+        </w:rPr>
+        <w:t>3 курса</w:t>
       </w:r>
     </w:p>
     <w:p>
@@ -4415,7 +7655,49 @@
         <w:rPr>
           <w:sz w:val="22"/>
         </w:rPr>
-        <w:t>проходила производственную практику</w:t>
+        <w:t>п</w:t>
+      </w:r>
+      <w:r>
+        <w:rPr>
+          <w:sz w:val="22"/>
+        </w:rPr>
+        <w:t>роходил</w:t>
+      </w:r>
+      <w:r>
+        <w:rPr>
+          <w:sz w:val="22"/>
+        </w:rPr>
+        <w:t>(</w:t>
+      </w:r>
+      <w:r>
+        <w:rPr>
+          <w:sz w:val="22"/>
+        </w:rPr>
+        <w:t>а</w:t>
+      </w:r>
+      <w:r>
+        <w:rPr>
+          <w:sz w:val="22"/>
+        </w:rPr>
+        <w:t>)</w:t>
+      </w:r>
+      <w:r>
+        <w:rPr>
+          <w:sz w:val="22"/>
+        </w:rPr>
+        <w:t xml:space="preserve"> </w:t>
+      </w:r>
+      <w:r>
+        <w:rPr>
+          <w:sz w:val="22"/>
+        </w:rPr>
+        <w:t>учебную</w:t>
+      </w:r>
+      <w:r>
+        <w:rPr>
+          <w:sz w:val="22"/>
+        </w:rPr>
+        <w:t xml:space="preserve"> практику</w:t>
       </w:r>
     </w:p>
     <w:p>
@@ -4430,81 +7712,16 @@
         <w:rPr>
           <w:sz w:val="22"/>
         </w:rPr>
-        <w:t>_________________</w:t>
-      </w:r>
-      <w:r>
-        <w:rPr>
-          <w:sz w:val="22"/>
-        </w:rPr>
-        <w:t>______________</w:t>
-      </w:r>
-      <w:r>
-        <w:rPr>
-          <w:sz w:val="22"/>
-        </w:rPr>
-        <w:t>__</w:t>
-      </w:r>
-    </w:p>
-    <w:p>
-      <w:pPr>
-        <w:spacing w:after="0" w:line="360" w:lineRule="auto"/>
-        <w:jc w:val="right"/>
-        <w:rPr>
-          <w:sz w:val="22"/>
-        </w:rPr>
-      </w:pPr>
-    </w:p>
-    <w:p>
-      <w:pPr>
-        <w:spacing w:after="0" w:line="360" w:lineRule="auto"/>
-        <w:jc w:val="right"/>
-        <w:rPr>
-          <w:sz w:val="22"/>
-        </w:rPr>
-      </w:pPr>
+        <w:t>АНО ПОО ММКЦТ «АКАДЕМИЯ ТОП»</w:t>
+      </w:r>
     </w:p>
     <w:p>
       <w:pPr>
         <w:spacing w:after="0" w:line="240" w:lineRule="auto"/>
         <w:jc w:val="right"/>
         <w:rPr>
-          <w:sz w:val="22"/>
-        </w:rPr>
-      </w:pPr>
-    </w:p>
-    <w:p>
-      <w:pPr>
-        <w:spacing w:after="0" w:line="240" w:lineRule="auto"/>
-        <w:jc w:val="right"/>
-        <w:rPr>
-          <w:sz w:val="22"/>
-        </w:rPr>
-      </w:pPr>
-    </w:p>
-    <w:p>
-      <w:pPr>
-        <w:spacing w:after="0" w:line="240" w:lineRule="auto"/>
-        <w:jc w:val="right"/>
-        <w:rPr>
-          <w:sz w:val="22"/>
-        </w:rPr>
-      </w:pPr>
-    </w:p>
-    <w:p>
-      <w:pPr>
-        <w:spacing w:after="0" w:line="240" w:lineRule="auto"/>
-        <w:jc w:val="right"/>
-        <w:rPr>
-          <w:sz w:val="22"/>
-        </w:rPr>
-      </w:pPr>
-    </w:p>
-    <w:p>
-      <w:pPr>
-        <w:spacing w:after="0" w:line="240" w:lineRule="auto"/>
-        <w:jc w:val="right"/>
-        <w:rPr>
-          <w:sz w:val="22"/>
+          <w:rFonts w:cs="Times New Roman"/>
+          <w:szCs w:val="28"/>
         </w:rPr>
       </w:pPr>
     </w:p>
@@ -4513,15 +7730,46 @@
         <w:spacing w:after="0" w:line="360" w:lineRule="auto"/>
         <w:ind w:firstLine="720"/>
         <w:jc w:val="both"/>
-      </w:pPr>
-      <w:r>
+        <w:rPr>
+          <w:rFonts w:cs="Times New Roman"/>
+          <w:szCs w:val="28"/>
+        </w:rPr>
+      </w:pPr>
+      <w:r>
+        <w:rPr>
+          <w:rFonts w:cs="Times New Roman"/>
+          <w:szCs w:val="28"/>
+        </w:rPr>
         <w:t>Студентка</w:t>
       </w:r>
       <w:r>
-        <w:t xml:space="preserve"> __________________________</w:t>
-      </w:r>
-      <w:r>
-        <w:t xml:space="preserve"> за время прохождения производственной практики проявила себя с положительной стороны. Место проведения практики посещала регулярно в соответствии с программой прохождения практики. К должностным обязанностям и поставленным задачам относилась с особым вниманием, проявляя интерес к работе. Опозданий не допускала. Порученные задания выполняла аккуратно и в срок. Обладает высокими теоретическими знаниями, необходимыми для формирования профессиональных качеств.</w:t>
+        <w:rPr>
+          <w:rFonts w:cs="Times New Roman"/>
+          <w:szCs w:val="28"/>
+        </w:rPr>
+        <w:t xml:space="preserve"> </w:t>
+      </w:r>
+      <w:proofErr w:type="spellStart"/>
+      <w:r>
+        <w:t>Обрывкова</w:t>
+      </w:r>
+      <w:proofErr w:type="spellEnd"/>
+      <w:r>
+        <w:t xml:space="preserve"> Кира Сергеевна</w:t>
+      </w:r>
+      <w:r>
+        <w:rPr>
+          <w:rFonts w:cs="Times New Roman"/>
+          <w:szCs w:val="28"/>
+        </w:rPr>
+        <w:t xml:space="preserve"> </w:t>
+      </w:r>
+      <w:r>
+        <w:rPr>
+          <w:rFonts w:cs="Times New Roman"/>
+          <w:szCs w:val="28"/>
+        </w:rPr>
+        <w:t>за время прохождения производственной практики проявила себя с положительной стороны. Место проведения практики посещала регулярно в соответствии с программой прохождения практики. К должностным обязанностям и поставленным задачам относилась с особым вниманием, проявляя интерес к работе. Опозданий не допускала. Порученные задания выполняла аккуратно и в срок. Обладает высокими теоретическими знаниями, необходимыми для формирования профессиональных качеств.</w:t>
       </w:r>
     </w:p>
     <w:p>
@@ -4529,109 +7777,266 @@
         <w:spacing w:after="0" w:line="360" w:lineRule="auto"/>
         <w:ind w:firstLine="720"/>
         <w:jc w:val="both"/>
-      </w:pPr>
-      <w:r>
+        <w:rPr>
+          <w:rFonts w:cs="Times New Roman"/>
+          <w:szCs w:val="28"/>
+        </w:rPr>
+      </w:pPr>
+      <w:r>
+        <w:rPr>
+          <w:rFonts w:cs="Times New Roman"/>
+          <w:szCs w:val="28"/>
+        </w:rPr>
         <w:t xml:space="preserve">Программу прохождения практики выполнила в полном объеме. Замечаний в ходе прохождения практики не получала. По результатам практики </w:t>
       </w:r>
       <w:r>
+        <w:rPr>
+          <w:rFonts w:cs="Times New Roman"/>
+          <w:szCs w:val="28"/>
+        </w:rPr>
         <w:t>заслуживает положительной оценки</w:t>
       </w:r>
       <w:r>
+        <w:rPr>
+          <w:rFonts w:cs="Times New Roman"/>
+          <w:szCs w:val="28"/>
+        </w:rPr>
         <w:t>.</w:t>
       </w:r>
     </w:p>
     <w:p>
       <w:pPr>
         <w:spacing w:after="0" w:line="360" w:lineRule="auto"/>
+        <w:rPr>
+          <w:rFonts w:cs="Times New Roman"/>
+          <w:szCs w:val="28"/>
+        </w:rPr>
       </w:pPr>
     </w:p>
     <w:p>
       <w:pPr>
         <w:spacing w:after="0" w:line="240" w:lineRule="auto"/>
+        <w:rPr>
+          <w:rFonts w:cs="Times New Roman"/>
+          <w:szCs w:val="28"/>
+        </w:rPr>
       </w:pPr>
     </w:p>
     <w:p>
       <w:pPr>
         <w:spacing w:after="0" w:line="240" w:lineRule="auto"/>
+        <w:rPr>
+          <w:rFonts w:cs="Times New Roman"/>
+          <w:szCs w:val="28"/>
+        </w:rPr>
       </w:pPr>
     </w:p>
     <w:p>
       <w:pPr>
         <w:spacing w:after="0" w:line="240" w:lineRule="auto"/>
+        <w:rPr>
+          <w:rFonts w:cs="Times New Roman"/>
+          <w:szCs w:val="28"/>
+        </w:rPr>
       </w:pPr>
     </w:p>
     <w:p>
       <w:pPr>
         <w:spacing w:after="0" w:line="240" w:lineRule="auto"/>
+        <w:rPr>
+          <w:rFonts w:cs="Times New Roman"/>
+          <w:szCs w:val="28"/>
+        </w:rPr>
       </w:pPr>
     </w:p>
     <w:p>
       <w:pPr>
         <w:spacing w:after="0" w:line="240" w:lineRule="auto"/>
+        <w:rPr>
+          <w:rFonts w:cs="Times New Roman"/>
+          <w:szCs w:val="28"/>
+        </w:rPr>
       </w:pPr>
     </w:p>
     <w:p>
       <w:pPr>
         <w:spacing w:after="0" w:line="240" w:lineRule="auto"/>
+        <w:rPr>
+          <w:rFonts w:cs="Times New Roman"/>
+          <w:szCs w:val="28"/>
+        </w:rPr>
       </w:pPr>
     </w:p>
     <w:p>
       <w:pPr>
         <w:spacing w:after="0" w:line="240" w:lineRule="auto"/>
+        <w:rPr>
+          <w:rFonts w:cs="Times New Roman"/>
+          <w:szCs w:val="28"/>
+        </w:rPr>
       </w:pPr>
     </w:p>
     <w:p>
       <w:pPr>
         <w:spacing w:after="0" w:line="240" w:lineRule="auto"/>
+        <w:rPr>
+          <w:rFonts w:cs="Times New Roman"/>
+          <w:szCs w:val="28"/>
+        </w:rPr>
       </w:pPr>
     </w:p>
     <w:p>
       <w:pPr>
         <w:spacing w:after="0" w:line="360" w:lineRule="auto"/>
-      </w:pPr>
-    </w:p>
+        <w:rPr>
+          <w:rFonts w:cs="Times New Roman"/>
+          <w:szCs w:val="28"/>
+        </w:rPr>
+      </w:pPr>
+    </w:p>
+    <w:tbl>
+      <w:tblPr>
+        <w:tblStyle w:val="aff"/>
+        <w:tblW w:w="0" w:type="auto"/>
+        <w:tblBorders>
+          <w:top w:val="none" w:sz="0" w:space="0" w:color="auto"/>
+          <w:left w:val="none" w:sz="0" w:space="0" w:color="auto"/>
+          <w:bottom w:val="none" w:sz="0" w:space="0" w:color="auto"/>
+          <w:right w:val="none" w:sz="0" w:space="0" w:color="auto"/>
+          <w:insideH w:val="none" w:sz="0" w:space="0" w:color="auto"/>
+          <w:insideV w:val="none" w:sz="0" w:space="0" w:color="auto"/>
+        </w:tblBorders>
+        <w:tblLook w:val="04A0" w:firstRow="1" w:lastRow="0" w:firstColumn="1" w:lastColumn="0" w:noHBand="0" w:noVBand="1"/>
+      </w:tblPr>
+      <w:tblGrid>
+        <w:gridCol w:w="1869"/>
+        <w:gridCol w:w="1108"/>
+        <w:gridCol w:w="846"/>
+        <w:gridCol w:w="2976"/>
+        <w:gridCol w:w="2546"/>
+      </w:tblGrid>
+      <w:tr>
+        <w:trPr>
+          <w:gridAfter w:val="1"/>
+          <w:wAfter w:w="2546" w:type="dxa"/>
+        </w:trPr>
+        <w:tc>
+          <w:tcPr>
+            <w:tcW w:w="2977" w:type="dxa"/>
+            <w:gridSpan w:val="2"/>
+          </w:tcPr>
+          <w:p>
+            <w:pPr>
+              <w:rPr>
+                <w:sz w:val="24"/>
+                <w:szCs w:val="24"/>
+              </w:rPr>
+            </w:pPr>
+            <w:r>
+              <w:rPr>
+                <w:sz w:val="24"/>
+                <w:szCs w:val="24"/>
+              </w:rPr>
+              <w:t>Руководитель по учебной практике от колледжа</w:t>
+            </w:r>
+          </w:p>
+        </w:tc>
+        <w:tc>
+          <w:tcPr>
+            <w:tcW w:w="846" w:type="dxa"/>
+          </w:tcPr>
+          <w:p>
+            <w:pPr>
+              <w:rPr>
+                <w:b/>
+                <w:sz w:val="22"/>
+              </w:rPr>
+            </w:pPr>
+          </w:p>
+        </w:tc>
+        <w:tc>
+          <w:tcPr>
+            <w:tcW w:w="2976" w:type="dxa"/>
+            <w:tcBorders>
+              <w:bottom w:val="single" w:sz="4" w:space="0" w:color="auto"/>
+            </w:tcBorders>
+          </w:tcPr>
+          <w:p>
+            <w:pPr>
+              <w:rPr>
+                <w:b/>
+                <w:sz w:val="22"/>
+              </w:rPr>
+            </w:pPr>
+          </w:p>
+        </w:tc>
+      </w:tr>
+      <w:tr>
+        <w:tc>
+          <w:tcPr>
+            <w:tcW w:w="1869" w:type="dxa"/>
+          </w:tcPr>
+          <w:p>
+            <w:pPr>
+              <w:rPr>
+                <w:b/>
+                <w:sz w:val="22"/>
+              </w:rPr>
+            </w:pPr>
+          </w:p>
+        </w:tc>
+        <w:tc>
+          <w:tcPr>
+            <w:tcW w:w="1954" w:type="dxa"/>
+            <w:gridSpan w:val="2"/>
+          </w:tcPr>
+          <w:p>
+            <w:pPr>
+              <w:rPr>
+                <w:b/>
+                <w:sz w:val="22"/>
+              </w:rPr>
+            </w:pPr>
+          </w:p>
+        </w:tc>
+        <w:tc>
+          <w:tcPr>
+            <w:tcW w:w="5522" w:type="dxa"/>
+            <w:gridSpan w:val="2"/>
+          </w:tcPr>
+          <w:p>
+            <w:pPr>
+              <w:jc w:val="center"/>
+              <w:rPr>
+                <w:i/>
+                <w:sz w:val="20"/>
+                <w:szCs w:val="20"/>
+              </w:rPr>
+            </w:pPr>
+            <w:r>
+              <w:rPr>
+                <w:i/>
+                <w:sz w:val="20"/>
+                <w:szCs w:val="20"/>
+              </w:rPr>
+              <w:t>(фамилия, инициалы, подпись)</w:t>
+            </w:r>
+          </w:p>
+        </w:tc>
+      </w:tr>
+    </w:tbl>
     <w:p>
       <w:pPr>
         <w:spacing w:after="0" w:line="360" w:lineRule="auto"/>
-      </w:pPr>
-      <w:r>
-        <w:t xml:space="preserve">Руководитель практики </w:t>
-      </w:r>
-    </w:p>
-    <w:p>
-      <w:pPr>
-        <w:spacing w:after="0" w:line="360" w:lineRule="auto"/>
-      </w:pPr>
-      <w:r>
-        <w:t xml:space="preserve">от </w:t>
-      </w:r>
-      <w:proofErr w:type="gramStart"/>
-      <w:r>
-        <w:t>колледжа  _</w:t>
-      </w:r>
-      <w:proofErr w:type="gramEnd"/>
-      <w:r>
-        <w:t>__________________________________/</w:t>
-      </w:r>
-    </w:p>
-    <w:p>
-      <w:pPr>
-        <w:spacing w:after="0" w:line="360" w:lineRule="auto"/>
-      </w:pPr>
-      <w:r>
-        <w:t xml:space="preserve">                            </w:t>
-      </w:r>
-      <w:r>
-        <w:rPr>
-          <w:i/>
-          <w:sz w:val="20"/>
-          <w:szCs w:val="20"/>
-        </w:rPr>
-        <w:t>(ФИО, подпись)</w:t>
-      </w:r>
+        <w:rPr>
+          <w:rFonts w:cs="Times New Roman"/>
+          <w:sz w:val="16"/>
+          <w:szCs w:val="16"/>
+        </w:rPr>
+      </w:pPr>
     </w:p>
     <w:sectPr>
-      <w:footerReference w:type="default" r:id="rId8"/>
+      <w:footerReference w:type="default" r:id="rId9"/>
       <w:pgSz w:w="11906" w:h="16838"/>
       <w:pgMar w:top="1134" w:right="850" w:bottom="1134" w:left="1701" w:header="0" w:footer="0" w:gutter="0"/>
       <w:pgNumType w:start="1"/>
@@ -4698,7 +8103,7 @@
           <w:rPr>
             <w:noProof/>
           </w:rPr>
-          <w:t>9</w:t>
+          <w:t>2</w:t>
         </w:r>
         <w:r>
           <w:fldChar w:fldCharType="end"/>
@@ -6276,7 +9681,6 @@
     <w:name w:val="Hyperlink"/>
     <w:basedOn w:val="a0"/>
     <w:uiPriority w:val="99"/>
-    <w:semiHidden/>
     <w:unhideWhenUsed/>
     <w:rPr>
       <w:color w:val="0563C1" w:themeColor="hyperlink"/>
@@ -6542,6 +9946,7 @@
     <w:name w:val="TOC Heading"/>
     <w:uiPriority w:val="39"/>
     <w:unhideWhenUsed/>
+    <w:qFormat/>
     <w:pPr>
       <w:suppressAutoHyphens/>
       <w:spacing w:after="160" w:line="259" w:lineRule="auto"/>
@@ -6674,6 +10079,22 @@
         <w:insideV w:val="single" w:sz="4" w:space="0" w:color="auto"/>
       </w:tblBorders>
     </w:tblPr>
+  </w:style>
+  <w:style w:type="paragraph" w:customStyle="1" w:styleId="ConsPlusNormal">
+    <w:name w:val="ConsPlusNormal"/>
+    <w:rsid w:val="00BB339E"/>
+    <w:pPr>
+      <w:widowControl w:val="0"/>
+      <w:autoSpaceDE w:val="0"/>
+      <w:autoSpaceDN w:val="0"/>
+      <w:adjustRightInd w:val="0"/>
+      <w:spacing w:after="0" w:line="240" w:lineRule="auto"/>
+    </w:pPr>
+    <w:rPr>
+      <w:rFonts w:ascii="Arial" w:eastAsiaTheme="minorEastAsia" w:hAnsi="Arial" w:cs="Arial"/>
+      <w:sz w:val="20"/>
+      <w:szCs w:val="20"/>
+    </w:rPr>
   </w:style>
 </w:styles>
 </file>
@@ -6892,6 +10313,10 @@
 </go:gDocsCustomXmlDataStorage>
 </file>
 
+<file path=customXml/item2.xml><?xml version="1.0" encoding="utf-8"?>
+<b:Sources xmlns:b="http://schemas.openxmlformats.org/officeDocument/2006/bibliography" xmlns="http://schemas.openxmlformats.org/officeDocument/2006/bibliography" SelectedStyle="\APASixthEditionOfficeOnline.xsl" StyleName="APA" Version="6"/>
+</file>
+
 <file path=customXml/itemProps1.xml><?xml version="1.0" encoding="utf-8"?>
 <ds:datastoreItem xmlns:ds="http://schemas.openxmlformats.org/officeDocument/2006/customXml" ds:itemID="{11111111-1234-1234-1234-123412341234}">
   <ds:schemaRefs>
@@ -6899,4 +10324,12 @@
     <ds:schemaRef ds:uri="http://schemas.openxmlformats.org/officeDocument/2006/relationships"/>
   </ds:schemaRefs>
 </ds:datastoreItem>
+</file>
+
+<file path=customXml/itemProps2.xml><?xml version="1.0" encoding="utf-8"?>
+<ds:datastoreItem xmlns:ds="http://schemas.openxmlformats.org/officeDocument/2006/customXml" ds:itemID="{698FB155-0DB9-4653-87AA-43519657195A}">
+  <ds:schemaRefs>
+    <ds:schemaRef ds:uri="http://schemas.openxmlformats.org/officeDocument/2006/bibliography"/>
+  </ds:schemaRefs>
+</ds:datastoreItem>
 </file>
--- a/Документация/ОТЧЕТ РПО ПМ03 (3).docx
+++ b/Документация/ОТЧЕТ РПО ПМ03 (3).docx
@@ -322,7 +322,23 @@
           <w:rFonts w:cs="Times New Roman"/>
           <w:szCs w:val="28"/>
         </w:rPr>
-        <w:t xml:space="preserve">ПМ.03 </w:t>
+        <w:t>ПМ.0</w:t>
+      </w:r>
+      <w:r>
+        <w:rPr>
+          <w:rFonts w:cs="Times New Roman"/>
+          <w:szCs w:val="28"/>
+        </w:rPr>
+        <w:t>2</w:t>
+      </w:r>
+      <w:bookmarkStart w:id="1" w:name="_GoBack"/>
+      <w:bookmarkEnd w:id="1"/>
+      <w:r>
+        <w:rPr>
+          <w:rFonts w:cs="Times New Roman"/>
+          <w:szCs w:val="28"/>
+        </w:rPr>
+        <w:t xml:space="preserve"> </w:t>
       </w:r>
       <w:r>
         <w:rPr>
@@ -380,216 +396,186 @@
         <w:t> </w:t>
       </w:r>
     </w:p>
-    <w:tbl>
-      <w:tblPr>
-        <w:tblStyle w:val="aff"/>
-        <w:tblW w:w="0" w:type="auto"/>
-        <w:tblInd w:w="4106" w:type="dxa"/>
-        <w:tblBorders>
-          <w:top w:val="none" w:sz="0" w:space="0" w:color="auto"/>
-          <w:left w:val="none" w:sz="0" w:space="0" w:color="auto"/>
-          <w:bottom w:val="none" w:sz="0" w:space="0" w:color="auto"/>
-          <w:right w:val="none" w:sz="0" w:space="0" w:color="auto"/>
-          <w:insideH w:val="none" w:sz="0" w:space="0" w:color="auto"/>
-          <w:insideV w:val="none" w:sz="0" w:space="0" w:color="auto"/>
-        </w:tblBorders>
-        <w:tblLook w:val="04A0" w:firstRow="1" w:lastRow="0" w:firstColumn="1" w:lastColumn="0" w:noHBand="0" w:noVBand="1"/>
-      </w:tblPr>
-      <w:tblGrid>
-        <w:gridCol w:w="1707"/>
-        <w:gridCol w:w="207"/>
-        <w:gridCol w:w="1094"/>
-        <w:gridCol w:w="2241"/>
-      </w:tblGrid>
-      <w:tr>
-        <w:tc>
-          <w:tcPr>
-            <w:tcW w:w="1683" w:type="dxa"/>
-            <w:gridSpan w:val="2"/>
-          </w:tcPr>
-          <w:p>
-            <w:pPr>
-              <w:rPr>
-                <w:rFonts w:cs="Times New Roman"/>
-                <w:szCs w:val="28"/>
-              </w:rPr>
-            </w:pPr>
-            <w:r>
-              <w:rPr>
-                <w:rFonts w:cs="Times New Roman"/>
-                <w:szCs w:val="28"/>
-              </w:rPr>
-              <w:t>Выполнил(а):</w:t>
-            </w:r>
-          </w:p>
-        </w:tc>
-        <w:tc>
-          <w:tcPr>
-            <w:tcW w:w="3544" w:type="dxa"/>
-            <w:gridSpan w:val="2"/>
-            <w:tcBorders>
-              <w:bottom w:val="single" w:sz="4" w:space="0" w:color="auto"/>
-            </w:tcBorders>
-          </w:tcPr>
-          <w:p>
-            <w:pPr>
-              <w:rPr>
-                <w:rFonts w:cs="Times New Roman"/>
-                <w:szCs w:val="28"/>
-              </w:rPr>
-            </w:pPr>
-            <w:proofErr w:type="spellStart"/>
-            <w:r>
-              <w:rPr>
-                <w:rFonts w:cs="Times New Roman"/>
-                <w:szCs w:val="28"/>
-              </w:rPr>
-              <w:t>Обрывкова</w:t>
-            </w:r>
-            <w:proofErr w:type="spellEnd"/>
-            <w:r>
-              <w:rPr>
-                <w:rFonts w:cs="Times New Roman"/>
-                <w:szCs w:val="28"/>
-              </w:rPr>
-              <w:t xml:space="preserve"> Кира Сергеевна</w:t>
-            </w:r>
-          </w:p>
-        </w:tc>
-      </w:tr>
-      <w:tr>
-        <w:tc>
-          <w:tcPr>
-            <w:tcW w:w="1468" w:type="dxa"/>
-          </w:tcPr>
-          <w:p>
-            <w:pPr>
-              <w:spacing w:before="240"/>
-              <w:rPr>
-                <w:rFonts w:cs="Times New Roman"/>
-                <w:szCs w:val="28"/>
-              </w:rPr>
-            </w:pPr>
-            <w:r>
-              <w:rPr>
-                <w:rFonts w:cs="Times New Roman"/>
-                <w:szCs w:val="28"/>
-              </w:rPr>
-              <w:t>Группа:</w:t>
-            </w:r>
-          </w:p>
-        </w:tc>
-        <w:tc>
-          <w:tcPr>
-            <w:tcW w:w="3759" w:type="dxa"/>
-            <w:gridSpan w:val="3"/>
-            <w:tcBorders>
-              <w:bottom w:val="single" w:sz="4" w:space="0" w:color="auto"/>
-            </w:tcBorders>
-          </w:tcPr>
-          <w:p>
-            <w:pPr>
-              <w:spacing w:before="240"/>
-              <w:jc w:val="center"/>
-              <w:rPr>
-                <w:rFonts w:cs="Times New Roman"/>
-                <w:szCs w:val="28"/>
-              </w:rPr>
-            </w:pPr>
-            <w:r>
-              <w:rPr>
-                <w:rFonts w:cs="Times New Roman"/>
-                <w:szCs w:val="28"/>
-              </w:rPr>
-              <w:t>9\3-РПО-23\3</w:t>
-            </w:r>
-          </w:p>
-        </w:tc>
-      </w:tr>
-      <w:tr>
-        <w:tc>
-          <w:tcPr>
-            <w:tcW w:w="1468" w:type="dxa"/>
-          </w:tcPr>
-          <w:p>
-            <w:pPr>
-              <w:spacing w:before="240"/>
-              <w:rPr>
-                <w:rFonts w:cs="Times New Roman"/>
-                <w:szCs w:val="28"/>
-              </w:rPr>
-            </w:pPr>
-            <w:r>
-              <w:rPr>
-                <w:rFonts w:cs="Times New Roman"/>
-                <w:szCs w:val="28"/>
-              </w:rPr>
-              <w:t>Оценка:</w:t>
-            </w:r>
-          </w:p>
-        </w:tc>
-        <w:tc>
-          <w:tcPr>
-            <w:tcW w:w="3759" w:type="dxa"/>
-            <w:gridSpan w:val="3"/>
-            <w:tcBorders>
-              <w:top w:val="single" w:sz="4" w:space="0" w:color="auto"/>
-              <w:bottom w:val="single" w:sz="4" w:space="0" w:color="auto"/>
-            </w:tcBorders>
-          </w:tcPr>
-          <w:p>
-            <w:pPr>
-              <w:spacing w:before="240"/>
-              <w:rPr>
-                <w:rFonts w:cs="Times New Roman"/>
-                <w:szCs w:val="28"/>
-              </w:rPr>
-            </w:pPr>
-          </w:p>
-        </w:tc>
-      </w:tr>
-      <w:tr>
-        <w:tc>
-          <w:tcPr>
-            <w:tcW w:w="2840" w:type="dxa"/>
-            <w:gridSpan w:val="3"/>
-          </w:tcPr>
-          <w:p>
-            <w:pPr>
-              <w:spacing w:before="240"/>
-              <w:rPr>
-                <w:rFonts w:cs="Times New Roman"/>
-                <w:szCs w:val="28"/>
-              </w:rPr>
-            </w:pPr>
-            <w:r>
-              <w:rPr>
-                <w:rFonts w:cs="Times New Roman"/>
-                <w:szCs w:val="28"/>
-              </w:rPr>
-              <w:t>Руководитель практики:</w:t>
-            </w:r>
-          </w:p>
-        </w:tc>
-        <w:tc>
-          <w:tcPr>
-            <w:tcW w:w="2387" w:type="dxa"/>
-            <w:tcBorders>
-              <w:bottom w:val="single" w:sz="4" w:space="0" w:color="auto"/>
-            </w:tcBorders>
-          </w:tcPr>
-          <w:p>
-            <w:pPr>
-              <w:spacing w:before="240"/>
-              <w:rPr>
-                <w:rFonts w:cs="Times New Roman"/>
-                <w:szCs w:val="28"/>
-              </w:rPr>
-            </w:pPr>
-          </w:p>
-        </w:tc>
-      </w:tr>
-    </w:tbl>
+    <w:p>
+      <w:pPr>
+        <w:pStyle w:val="paragraph"/>
+        <w:spacing w:before="0" w:beforeAutospacing="0" w:after="0" w:afterAutospacing="0" w:line="360" w:lineRule="auto"/>
+        <w:ind w:left="3540" w:firstLine="705"/>
+        <w:textAlignment w:val="baseline"/>
+        <w:rPr>
+          <w:sz w:val="28"/>
+          <w:szCs w:val="28"/>
+        </w:rPr>
+      </w:pPr>
+      <w:r>
+        <w:rPr>
+          <w:rFonts w:eastAsia="Arial"/>
+          <w:sz w:val="28"/>
+          <w:szCs w:val="28"/>
+        </w:rPr>
+        <w:t>Выполнил</w:t>
+      </w:r>
+      <w:r>
+        <w:rPr>
+          <w:rFonts w:eastAsia="Arial"/>
+          <w:sz w:val="28"/>
+          <w:szCs w:val="28"/>
+        </w:rPr>
+        <w:t>а</w:t>
+      </w:r>
+      <w:r>
+        <w:rPr>
+          <w:rFonts w:eastAsia="Arial"/>
+          <w:sz w:val="28"/>
+          <w:szCs w:val="28"/>
+        </w:rPr>
+        <w:t xml:space="preserve">: </w:t>
+      </w:r>
+      <w:proofErr w:type="spellStart"/>
+      <w:r>
+        <w:rPr>
+          <w:rFonts w:eastAsia="Arial"/>
+          <w:sz w:val="28"/>
+          <w:szCs w:val="28"/>
+        </w:rPr>
+        <w:t>Обрывкова</w:t>
+      </w:r>
+      <w:proofErr w:type="spellEnd"/>
+      <w:r>
+        <w:rPr>
+          <w:rFonts w:eastAsia="Arial"/>
+          <w:sz w:val="28"/>
+          <w:szCs w:val="28"/>
+        </w:rPr>
+        <w:t xml:space="preserve"> К.С.</w:t>
+      </w:r>
+    </w:p>
+    <w:p>
+      <w:pPr>
+        <w:pStyle w:val="paragraph"/>
+        <w:spacing w:before="0" w:beforeAutospacing="0" w:after="0" w:afterAutospacing="0" w:line="360" w:lineRule="auto"/>
+        <w:ind w:left="3540" w:firstLine="705"/>
+        <w:textAlignment w:val="baseline"/>
+        <w:rPr>
+          <w:rFonts w:eastAsia="Arial"/>
+          <w:sz w:val="28"/>
+          <w:szCs w:val="28"/>
+        </w:rPr>
+      </w:pPr>
+      <w:r>
+        <w:rPr>
+          <w:rFonts w:eastAsia="Arial"/>
+          <w:sz w:val="28"/>
+          <w:szCs w:val="28"/>
+        </w:rPr>
+        <w:t>Группа:</w:t>
+      </w:r>
+      <w:r>
+        <w:rPr>
+          <w:rFonts w:eastAsia="Arial"/>
+          <w:sz w:val="28"/>
+          <w:szCs w:val="28"/>
+        </w:rPr>
+        <w:t xml:space="preserve"> </w:t>
+      </w:r>
+      <w:r>
+        <w:rPr>
+          <w:rFonts w:eastAsia="Arial"/>
+          <w:sz w:val="28"/>
+          <w:szCs w:val="28"/>
+        </w:rPr>
+        <w:t>9\3-РПО-23\3</w:t>
+      </w:r>
+    </w:p>
+    <w:p>
+      <w:pPr>
+        <w:pStyle w:val="paragraph"/>
+        <w:spacing w:before="0" w:beforeAutospacing="0" w:after="0" w:afterAutospacing="0" w:line="360" w:lineRule="auto"/>
+        <w:ind w:left="3540" w:firstLine="705"/>
+        <w:textAlignment w:val="baseline"/>
+        <w:rPr>
+          <w:sz w:val="28"/>
+          <w:szCs w:val="28"/>
+        </w:rPr>
+      </w:pPr>
+      <w:proofErr w:type="gramStart"/>
+      <w:r>
+        <w:rPr>
+          <w:rFonts w:eastAsia="Arial"/>
+          <w:sz w:val="28"/>
+          <w:szCs w:val="28"/>
+        </w:rPr>
+        <w:t>Оценка:_</w:t>
+      </w:r>
+      <w:proofErr w:type="gramEnd"/>
+      <w:r>
+        <w:rPr>
+          <w:rFonts w:eastAsia="Arial"/>
+          <w:sz w:val="28"/>
+          <w:szCs w:val="28"/>
+        </w:rPr>
+        <w:t>__________________________</w:t>
+      </w:r>
+    </w:p>
+    <w:p>
+      <w:pPr>
+        <w:pStyle w:val="paragraph"/>
+        <w:spacing w:before="0" w:beforeAutospacing="0" w:after="0" w:afterAutospacing="0" w:line="360" w:lineRule="auto"/>
+        <w:ind w:left="3540" w:firstLine="705"/>
+        <w:textAlignment w:val="baseline"/>
+        <w:rPr>
+          <w:rStyle w:val="eop"/>
+          <w:rFonts w:eastAsia="Arial"/>
+          <w:sz w:val="28"/>
+          <w:szCs w:val="28"/>
+        </w:rPr>
+      </w:pPr>
+      <w:r>
+        <w:rPr>
+          <w:rFonts w:eastAsia="Arial"/>
+          <w:sz w:val="28"/>
+          <w:szCs w:val="28"/>
+        </w:rPr>
+        <w:t>Руководитель практики:</w:t>
+      </w:r>
+      <w:r>
+        <w:rPr>
+          <w:rStyle w:val="eop"/>
+          <w:rFonts w:eastAsia="Arial"/>
+          <w:sz w:val="28"/>
+          <w:szCs w:val="28"/>
+        </w:rPr>
+        <w:t> </w:t>
+      </w:r>
+    </w:p>
+    <w:p>
+      <w:pPr>
+        <w:pStyle w:val="paragraph"/>
+        <w:spacing w:before="0" w:beforeAutospacing="0" w:after="0" w:afterAutospacing="0" w:line="360" w:lineRule="auto"/>
+        <w:ind w:left="3540" w:firstLine="705"/>
+        <w:textAlignment w:val="baseline"/>
+        <w:rPr>
+          <w:sz w:val="28"/>
+          <w:szCs w:val="28"/>
+        </w:rPr>
+      </w:pPr>
+      <w:proofErr w:type="spellStart"/>
+      <w:r>
+        <w:rPr>
+          <w:sz w:val="28"/>
+          <w:szCs w:val="28"/>
+        </w:rPr>
+        <w:t>Пузиков</w:t>
+      </w:r>
+      <w:proofErr w:type="spellEnd"/>
+      <w:r>
+        <w:rPr>
+          <w:sz w:val="28"/>
+          <w:szCs w:val="28"/>
+        </w:rPr>
+        <w:t xml:space="preserve"> Денис Владимирович</w:t>
+      </w:r>
+    </w:p>
     <w:p>
       <w:pPr>
         <w:spacing w:after="0" w:line="240" w:lineRule="auto"/>
@@ -636,7 +622,7 @@
         </w:rPr>
         <w:t xml:space="preserve">Практика пройдена в </w:t>
       </w:r>
-      <w:bookmarkStart w:id="1" w:name="_Hlk226548505"/>
+      <w:bookmarkStart w:id="2" w:name="_Hlk226548505"/>
       <w:r>
         <w:rPr>
           <w:rStyle w:val="normaltextrun"/>
@@ -646,7 +632,7 @@
         </w:rPr>
         <w:t>АНО ПОО ММКЦТ «АКАДЕМИЯ ТОП»</w:t>
       </w:r>
-      <w:bookmarkEnd w:id="1"/>
+      <w:bookmarkEnd w:id="2"/>
     </w:p>
     <w:p>
       <w:pPr>
@@ -743,7 +729,7 @@
     <w:sdt>
       <w:sdtPr>
         <w:rPr>
-          <w:rFonts w:ascii="Times New Roman" w:hAnsi="Times New Roman" w:cs="Times New Roman"/>
+          <w:rFonts w:ascii="Times New Roman" w:eastAsiaTheme="minorEastAsia" w:hAnsi="Times New Roman" w:cs="Times New Roman"/>
           <w:sz w:val="28"/>
           <w:szCs w:val="28"/>
         </w:rPr>
@@ -755,7 +741,6 @@
       </w:sdtPr>
       <w:sdtEndPr>
         <w:rPr>
-          <w:rFonts w:eastAsiaTheme="minorEastAsia"/>
           <w:b/>
           <w:bCs/>
         </w:rPr>
@@ -814,14 +799,14 @@
             </w:rPr>
             <w:fldChar w:fldCharType="separate"/>
           </w:r>
-          <w:hyperlink w:anchor="_Toc227895201" w:history="1">
+          <w:hyperlink w:anchor="_Toc228307614" w:history="1">
             <w:r>
               <w:rPr>
                 <w:rStyle w:val="a9"/>
                 <w:rFonts w:cs="Times New Roman"/>
                 <w:noProof/>
               </w:rPr>
-              <w:t>ЗАДАНИЕ</w:t>
+              <w:t>Задание</w:t>
             </w:r>
             <w:r>
               <w:rPr>
@@ -842,7 +827,7 @@
                 <w:noProof/>
                 <w:webHidden/>
               </w:rPr>
-              <w:instrText xml:space="preserve"> PAGEREF _Toc227895201 \h </w:instrText>
+              <w:instrText xml:space="preserve"> PAGEREF _Toc228307614 \h </w:instrText>
             </w:r>
             <w:r>
               <w:rPr>
@@ -886,14 +871,14 @@
               <w:lang w:eastAsia="ru-RU"/>
             </w:rPr>
           </w:pPr>
-          <w:hyperlink w:anchor="_Toc227895202" w:history="1">
+          <w:hyperlink w:anchor="_Toc228307615" w:history="1">
             <w:r>
               <w:rPr>
                 <w:rStyle w:val="a9"/>
                 <w:rFonts w:cs="Times New Roman"/>
                 <w:noProof/>
               </w:rPr>
-              <w:t>АТТЕСТАЦИОННЫЙ ЛИСТ</w:t>
+              <w:t>Аттестационный лист</w:t>
             </w:r>
             <w:r>
               <w:rPr>
@@ -914,7 +899,7 @@
                 <w:noProof/>
                 <w:webHidden/>
               </w:rPr>
-              <w:instrText xml:space="preserve"> PAGEREF _Toc227895202 \h </w:instrText>
+              <w:instrText xml:space="preserve"> PAGEREF _Toc228307615 \h </w:instrText>
             </w:r>
             <w:r>
               <w:rPr>
@@ -958,14 +943,14 @@
               <w:lang w:eastAsia="ru-RU"/>
             </w:rPr>
           </w:pPr>
-          <w:hyperlink w:anchor="_Toc227895203" w:history="1">
+          <w:hyperlink w:anchor="_Toc228307616" w:history="1">
             <w:r>
               <w:rPr>
                 <w:rStyle w:val="a9"/>
                 <w:rFonts w:cs="Times New Roman"/>
                 <w:noProof/>
               </w:rPr>
-              <w:t>ДНЕВНИК</w:t>
+              <w:t>Дневник</w:t>
             </w:r>
             <w:r>
               <w:rPr>
@@ -986,7 +971,7 @@
                 <w:noProof/>
                 <w:webHidden/>
               </w:rPr>
-              <w:instrText xml:space="preserve"> PAGEREF _Toc227895203 \h </w:instrText>
+              <w:instrText xml:space="preserve"> PAGEREF _Toc228307616 \h </w:instrText>
             </w:r>
             <w:r>
               <w:rPr>
@@ -1030,14 +1015,14 @@
               <w:lang w:eastAsia="ru-RU"/>
             </w:rPr>
           </w:pPr>
-          <w:hyperlink w:anchor="_Toc227895204" w:history="1">
+          <w:hyperlink w:anchor="_Toc228307617" w:history="1">
             <w:r>
               <w:rPr>
                 <w:rStyle w:val="a9"/>
                 <w:rFonts w:cs="Times New Roman"/>
                 <w:noProof/>
               </w:rPr>
-              <w:t>ОТЧЕТ О ПРОДЕЛАННОЙ РАБОТЕ</w:t>
+              <w:t>Характеристика объекта практики</w:t>
             </w:r>
             <w:r>
               <w:rPr>
@@ -1058,7 +1043,7 @@
                 <w:noProof/>
                 <w:webHidden/>
               </w:rPr>
-              <w:instrText xml:space="preserve"> PAGEREF _Toc227895204 \h </w:instrText>
+              <w:instrText xml:space="preserve"> PAGEREF _Toc228307617 \h </w:instrText>
             </w:r>
             <w:r>
               <w:rPr>
@@ -1079,294 +1064,6 @@
                 <w:webHidden/>
               </w:rPr>
               <w:t>6</w:t>
-            </w:r>
-            <w:r>
-              <w:rPr>
-                <w:noProof/>
-                <w:webHidden/>
-              </w:rPr>
-              <w:fldChar w:fldCharType="end"/>
-            </w:r>
-          </w:hyperlink>
-        </w:p>
-        <w:p>
-          <w:pPr>
-            <w:pStyle w:val="21"/>
-            <w:tabs>
-              <w:tab w:val="right" w:leader="dot" w:pos="9345"/>
-            </w:tabs>
-            <w:rPr>
-              <w:rFonts w:asciiTheme="minorHAnsi" w:hAnsiTheme="minorHAnsi" w:cstheme="minorBidi"/>
-              <w:noProof/>
-              <w:sz w:val="22"/>
-              <w:lang w:eastAsia="ru-RU"/>
-            </w:rPr>
-          </w:pPr>
-          <w:hyperlink w:anchor="_Toc227895205" w:history="1">
-            <w:r>
-              <w:rPr>
-                <w:rStyle w:val="a9"/>
-                <w:rFonts w:eastAsia="Times New Roman" w:cs="Times New Roman"/>
-                <w:noProof/>
-              </w:rPr>
-              <w:t>1 Анализ предметной области и постановка задачи</w:t>
-            </w:r>
-            <w:r>
-              <w:rPr>
-                <w:noProof/>
-                <w:webHidden/>
-              </w:rPr>
-              <w:tab/>
-            </w:r>
-            <w:r>
-              <w:rPr>
-                <w:noProof/>
-                <w:webHidden/>
-              </w:rPr>
-              <w:fldChar w:fldCharType="begin"/>
-            </w:r>
-            <w:r>
-              <w:rPr>
-                <w:noProof/>
-                <w:webHidden/>
-              </w:rPr>
-              <w:instrText xml:space="preserve"> PAGEREF _Toc227895205 \h </w:instrText>
-            </w:r>
-            <w:r>
-              <w:rPr>
-                <w:noProof/>
-                <w:webHidden/>
-              </w:rPr>
-            </w:r>
-            <w:r>
-              <w:rPr>
-                <w:noProof/>
-                <w:webHidden/>
-              </w:rPr>
-              <w:fldChar w:fldCharType="separate"/>
-            </w:r>
-            <w:r>
-              <w:rPr>
-                <w:noProof/>
-                <w:webHidden/>
-              </w:rPr>
-              <w:t>6</w:t>
-            </w:r>
-            <w:r>
-              <w:rPr>
-                <w:noProof/>
-                <w:webHidden/>
-              </w:rPr>
-              <w:fldChar w:fldCharType="end"/>
-            </w:r>
-          </w:hyperlink>
-        </w:p>
-        <w:p>
-          <w:pPr>
-            <w:pStyle w:val="21"/>
-            <w:tabs>
-              <w:tab w:val="right" w:leader="dot" w:pos="9345"/>
-            </w:tabs>
-            <w:rPr>
-              <w:rFonts w:asciiTheme="minorHAnsi" w:hAnsiTheme="minorHAnsi" w:cstheme="minorBidi"/>
-              <w:noProof/>
-              <w:sz w:val="22"/>
-              <w:lang w:eastAsia="ru-RU"/>
-            </w:rPr>
-          </w:pPr>
-          <w:hyperlink w:anchor="_Toc227895206" w:history="1">
-            <w:r>
-              <w:rPr>
-                <w:rStyle w:val="a9"/>
-                <w:rFonts w:eastAsia="Times New Roman" w:cs="Times New Roman"/>
-                <w:noProof/>
-              </w:rPr>
-              <w:t>2 Проектирование данных и архитектуры решения</w:t>
-            </w:r>
-            <w:r>
-              <w:rPr>
-                <w:noProof/>
-                <w:webHidden/>
-              </w:rPr>
-              <w:tab/>
-            </w:r>
-            <w:r>
-              <w:rPr>
-                <w:noProof/>
-                <w:webHidden/>
-              </w:rPr>
-              <w:fldChar w:fldCharType="begin"/>
-            </w:r>
-            <w:r>
-              <w:rPr>
-                <w:noProof/>
-                <w:webHidden/>
-              </w:rPr>
-              <w:instrText xml:space="preserve"> PAGEREF _Toc227895206 \h </w:instrText>
-            </w:r>
-            <w:r>
-              <w:rPr>
-                <w:noProof/>
-                <w:webHidden/>
-              </w:rPr>
-            </w:r>
-            <w:r>
-              <w:rPr>
-                <w:noProof/>
-                <w:webHidden/>
-              </w:rPr>
-              <w:fldChar w:fldCharType="separate"/>
-            </w:r>
-            <w:r>
-              <w:rPr>
-                <w:noProof/>
-                <w:webHidden/>
-              </w:rPr>
-              <w:t>6</w:t>
-            </w:r>
-            <w:r>
-              <w:rPr>
-                <w:noProof/>
-                <w:webHidden/>
-              </w:rPr>
-              <w:fldChar w:fldCharType="end"/>
-            </w:r>
-          </w:hyperlink>
-        </w:p>
-        <w:p>
-          <w:pPr>
-            <w:pStyle w:val="21"/>
-            <w:tabs>
-              <w:tab w:val="right" w:leader="dot" w:pos="9345"/>
-            </w:tabs>
-            <w:rPr>
-              <w:rFonts w:asciiTheme="minorHAnsi" w:hAnsiTheme="minorHAnsi" w:cstheme="minorBidi"/>
-              <w:noProof/>
-              <w:sz w:val="22"/>
-              <w:lang w:eastAsia="ru-RU"/>
-            </w:rPr>
-          </w:pPr>
-          <w:hyperlink w:anchor="_Toc227895207" w:history="1">
-            <w:r>
-              <w:rPr>
-                <w:rStyle w:val="a9"/>
-                <w:rFonts w:eastAsia="Times New Roman" w:cs="Times New Roman"/>
-                <w:noProof/>
-              </w:rPr>
-              <w:t>3 Разработка программных модулей</w:t>
-            </w:r>
-            <w:r>
-              <w:rPr>
-                <w:noProof/>
-                <w:webHidden/>
-              </w:rPr>
-              <w:tab/>
-            </w:r>
-            <w:r>
-              <w:rPr>
-                <w:noProof/>
-                <w:webHidden/>
-              </w:rPr>
-              <w:fldChar w:fldCharType="begin"/>
-            </w:r>
-            <w:r>
-              <w:rPr>
-                <w:noProof/>
-                <w:webHidden/>
-              </w:rPr>
-              <w:instrText xml:space="preserve"> PAGEREF _Toc227895207 \h </w:instrText>
-            </w:r>
-            <w:r>
-              <w:rPr>
-                <w:noProof/>
-                <w:webHidden/>
-              </w:rPr>
-            </w:r>
-            <w:r>
-              <w:rPr>
-                <w:noProof/>
-                <w:webHidden/>
-              </w:rPr>
-              <w:fldChar w:fldCharType="separate"/>
-            </w:r>
-            <w:r>
-              <w:rPr>
-                <w:noProof/>
-                <w:webHidden/>
-              </w:rPr>
-              <w:t>7</w:t>
-            </w:r>
-            <w:r>
-              <w:rPr>
-                <w:noProof/>
-                <w:webHidden/>
-              </w:rPr>
-              <w:fldChar w:fldCharType="end"/>
-            </w:r>
-          </w:hyperlink>
-        </w:p>
-        <w:p>
-          <w:pPr>
-            <w:pStyle w:val="21"/>
-            <w:tabs>
-              <w:tab w:val="right" w:leader="dot" w:pos="9345"/>
-            </w:tabs>
-            <w:rPr>
-              <w:rFonts w:asciiTheme="minorHAnsi" w:hAnsiTheme="minorHAnsi" w:cstheme="minorBidi"/>
-              <w:noProof/>
-              <w:sz w:val="22"/>
-              <w:lang w:eastAsia="ru-RU"/>
-            </w:rPr>
-          </w:pPr>
-          <w:hyperlink w:anchor="_Toc227895208" w:history="1">
-            <w:r>
-              <w:rPr>
-                <w:rStyle w:val="a9"/>
-                <w:rFonts w:eastAsia="Times New Roman" w:cs="Times New Roman"/>
-                <w:noProof/>
-              </w:rPr>
-              <w:t>4 Тестирование и анализ качества</w:t>
-            </w:r>
-            <w:r>
-              <w:rPr>
-                <w:noProof/>
-                <w:webHidden/>
-              </w:rPr>
-              <w:tab/>
-            </w:r>
-            <w:r>
-              <w:rPr>
-                <w:noProof/>
-                <w:webHidden/>
-              </w:rPr>
-              <w:fldChar w:fldCharType="begin"/>
-            </w:r>
-            <w:r>
-              <w:rPr>
-                <w:noProof/>
-                <w:webHidden/>
-              </w:rPr>
-              <w:instrText xml:space="preserve"> PAGEREF _Toc227895208 \h </w:instrText>
-            </w:r>
-            <w:r>
-              <w:rPr>
-                <w:noProof/>
-                <w:webHidden/>
-              </w:rPr>
-            </w:r>
-            <w:r>
-              <w:rPr>
-                <w:noProof/>
-                <w:webHidden/>
-              </w:rPr>
-              <w:fldChar w:fldCharType="separate"/>
-            </w:r>
-            <w:r>
-              <w:rPr>
-                <w:noProof/>
-                <w:webHidden/>
-              </w:rPr>
-              <w:t>7</w:t>
             </w:r>
             <w:r>
               <w:rPr>
@@ -1390,14 +1087,14 @@
               <w:lang w:eastAsia="ru-RU"/>
             </w:rPr>
           </w:pPr>
-          <w:hyperlink w:anchor="_Toc227895209" w:history="1">
+          <w:hyperlink w:anchor="_Toc228307618" w:history="1">
             <w:r>
               <w:rPr>
                 <w:rStyle w:val="a9"/>
                 <w:rFonts w:cs="Times New Roman"/>
                 <w:noProof/>
               </w:rPr>
-              <w:t>ХАРАКТЕРИСТИКА</w:t>
+              <w:t>Отчет о проделанной работе</w:t>
             </w:r>
             <w:r>
               <w:rPr>
@@ -1418,7 +1115,299 @@
                 <w:noProof/>
                 <w:webHidden/>
               </w:rPr>
-              <w:instrText xml:space="preserve"> PAGEREF _Toc227895209 \h </w:instrText>
+              <w:instrText xml:space="preserve"> PAGEREF _Toc228307618 \h </w:instrText>
+            </w:r>
+            <w:r>
+              <w:rPr>
+                <w:noProof/>
+                <w:webHidden/>
+              </w:rPr>
+            </w:r>
+            <w:r>
+              <w:rPr>
+                <w:noProof/>
+                <w:webHidden/>
+              </w:rPr>
+              <w:fldChar w:fldCharType="separate"/>
+            </w:r>
+            <w:r>
+              <w:rPr>
+                <w:noProof/>
+                <w:webHidden/>
+              </w:rPr>
+              <w:t>8</w:t>
+            </w:r>
+            <w:r>
+              <w:rPr>
+                <w:noProof/>
+                <w:webHidden/>
+              </w:rPr>
+              <w:fldChar w:fldCharType="end"/>
+            </w:r>
+          </w:hyperlink>
+        </w:p>
+        <w:p>
+          <w:pPr>
+            <w:pStyle w:val="21"/>
+            <w:tabs>
+              <w:tab w:val="right" w:leader="dot" w:pos="9345"/>
+            </w:tabs>
+            <w:ind w:left="0"/>
+            <w:rPr>
+              <w:rFonts w:asciiTheme="minorHAnsi" w:hAnsiTheme="minorHAnsi" w:cstheme="minorBidi"/>
+              <w:noProof/>
+              <w:sz w:val="22"/>
+              <w:lang w:eastAsia="ru-RU"/>
+            </w:rPr>
+          </w:pPr>
+          <w:hyperlink w:anchor="_Toc228307619" w:history="1">
+            <w:r>
+              <w:rPr>
+                <w:rStyle w:val="a9"/>
+                <w:rFonts w:eastAsia="Times New Roman" w:cs="Times New Roman"/>
+                <w:noProof/>
+              </w:rPr>
+              <w:t>1. Анализ предметной области и постановка задачи</w:t>
+            </w:r>
+            <w:r>
+              <w:rPr>
+                <w:noProof/>
+                <w:webHidden/>
+              </w:rPr>
+              <w:tab/>
+            </w:r>
+            <w:r>
+              <w:rPr>
+                <w:noProof/>
+                <w:webHidden/>
+              </w:rPr>
+              <w:fldChar w:fldCharType="begin"/>
+            </w:r>
+            <w:r>
+              <w:rPr>
+                <w:noProof/>
+                <w:webHidden/>
+              </w:rPr>
+              <w:instrText xml:space="preserve"> PAGEREF _Toc228307619 \h </w:instrText>
+            </w:r>
+            <w:r>
+              <w:rPr>
+                <w:noProof/>
+                <w:webHidden/>
+              </w:rPr>
+            </w:r>
+            <w:r>
+              <w:rPr>
+                <w:noProof/>
+                <w:webHidden/>
+              </w:rPr>
+              <w:fldChar w:fldCharType="separate"/>
+            </w:r>
+            <w:r>
+              <w:rPr>
+                <w:noProof/>
+                <w:webHidden/>
+              </w:rPr>
+              <w:t>8</w:t>
+            </w:r>
+            <w:r>
+              <w:rPr>
+                <w:noProof/>
+                <w:webHidden/>
+              </w:rPr>
+              <w:fldChar w:fldCharType="end"/>
+            </w:r>
+          </w:hyperlink>
+        </w:p>
+        <w:p>
+          <w:pPr>
+            <w:pStyle w:val="21"/>
+            <w:tabs>
+              <w:tab w:val="right" w:leader="dot" w:pos="9345"/>
+            </w:tabs>
+            <w:ind w:left="0"/>
+            <w:rPr>
+              <w:rFonts w:asciiTheme="minorHAnsi" w:hAnsiTheme="minorHAnsi" w:cstheme="minorBidi"/>
+              <w:noProof/>
+              <w:sz w:val="22"/>
+              <w:lang w:eastAsia="ru-RU"/>
+            </w:rPr>
+          </w:pPr>
+          <w:hyperlink w:anchor="_Toc228307620" w:history="1">
+            <w:r>
+              <w:rPr>
+                <w:rStyle w:val="a9"/>
+                <w:rFonts w:eastAsia="Times New Roman" w:cs="Times New Roman"/>
+                <w:noProof/>
+              </w:rPr>
+              <w:t>2. Проектирование данных и архитектуры решения</w:t>
+            </w:r>
+            <w:r>
+              <w:rPr>
+                <w:noProof/>
+                <w:webHidden/>
+              </w:rPr>
+              <w:tab/>
+            </w:r>
+            <w:r>
+              <w:rPr>
+                <w:noProof/>
+                <w:webHidden/>
+              </w:rPr>
+              <w:fldChar w:fldCharType="begin"/>
+            </w:r>
+            <w:r>
+              <w:rPr>
+                <w:noProof/>
+                <w:webHidden/>
+              </w:rPr>
+              <w:instrText xml:space="preserve"> PAGEREF _Toc228307620 \h </w:instrText>
+            </w:r>
+            <w:r>
+              <w:rPr>
+                <w:noProof/>
+                <w:webHidden/>
+              </w:rPr>
+            </w:r>
+            <w:r>
+              <w:rPr>
+                <w:noProof/>
+                <w:webHidden/>
+              </w:rPr>
+              <w:fldChar w:fldCharType="separate"/>
+            </w:r>
+            <w:r>
+              <w:rPr>
+                <w:noProof/>
+                <w:webHidden/>
+              </w:rPr>
+              <w:t>8</w:t>
+            </w:r>
+            <w:r>
+              <w:rPr>
+                <w:noProof/>
+                <w:webHidden/>
+              </w:rPr>
+              <w:fldChar w:fldCharType="end"/>
+            </w:r>
+          </w:hyperlink>
+        </w:p>
+        <w:p>
+          <w:pPr>
+            <w:pStyle w:val="21"/>
+            <w:tabs>
+              <w:tab w:val="right" w:leader="dot" w:pos="9345"/>
+            </w:tabs>
+            <w:ind w:left="0"/>
+            <w:rPr>
+              <w:rFonts w:asciiTheme="minorHAnsi" w:hAnsiTheme="minorHAnsi" w:cstheme="minorBidi"/>
+              <w:noProof/>
+              <w:sz w:val="22"/>
+              <w:lang w:eastAsia="ru-RU"/>
+            </w:rPr>
+          </w:pPr>
+          <w:hyperlink w:anchor="_Toc228307621" w:history="1">
+            <w:r>
+              <w:rPr>
+                <w:rStyle w:val="a9"/>
+                <w:rFonts w:eastAsia="Times New Roman" w:cs="Times New Roman"/>
+                <w:noProof/>
+              </w:rPr>
+              <w:t>3. Разработка программных модулей</w:t>
+            </w:r>
+            <w:r>
+              <w:rPr>
+                <w:noProof/>
+                <w:webHidden/>
+              </w:rPr>
+              <w:tab/>
+            </w:r>
+            <w:r>
+              <w:rPr>
+                <w:noProof/>
+                <w:webHidden/>
+              </w:rPr>
+              <w:fldChar w:fldCharType="begin"/>
+            </w:r>
+            <w:r>
+              <w:rPr>
+                <w:noProof/>
+                <w:webHidden/>
+              </w:rPr>
+              <w:instrText xml:space="preserve"> PAGEREF _Toc228307621 \h </w:instrText>
+            </w:r>
+            <w:r>
+              <w:rPr>
+                <w:noProof/>
+                <w:webHidden/>
+              </w:rPr>
+            </w:r>
+            <w:r>
+              <w:rPr>
+                <w:noProof/>
+                <w:webHidden/>
+              </w:rPr>
+              <w:fldChar w:fldCharType="separate"/>
+            </w:r>
+            <w:r>
+              <w:rPr>
+                <w:noProof/>
+                <w:webHidden/>
+              </w:rPr>
+              <w:t>9</w:t>
+            </w:r>
+            <w:r>
+              <w:rPr>
+                <w:noProof/>
+                <w:webHidden/>
+              </w:rPr>
+              <w:fldChar w:fldCharType="end"/>
+            </w:r>
+          </w:hyperlink>
+        </w:p>
+        <w:p>
+          <w:pPr>
+            <w:pStyle w:val="21"/>
+            <w:tabs>
+              <w:tab w:val="right" w:leader="dot" w:pos="9345"/>
+            </w:tabs>
+            <w:ind w:left="0"/>
+            <w:rPr>
+              <w:rFonts w:asciiTheme="minorHAnsi" w:hAnsiTheme="minorHAnsi" w:cstheme="minorBidi"/>
+              <w:noProof/>
+              <w:sz w:val="22"/>
+              <w:lang w:eastAsia="ru-RU"/>
+            </w:rPr>
+          </w:pPr>
+          <w:hyperlink w:anchor="_Toc228307622" w:history="1">
+            <w:r>
+              <w:rPr>
+                <w:rStyle w:val="a9"/>
+                <w:rFonts w:eastAsia="Times New Roman" w:cs="Times New Roman"/>
+                <w:noProof/>
+              </w:rPr>
+              <w:t>4. Тестирование и анализ качества</w:t>
+            </w:r>
+            <w:r>
+              <w:rPr>
+                <w:noProof/>
+                <w:webHidden/>
+              </w:rPr>
+              <w:tab/>
+            </w:r>
+            <w:r>
+              <w:rPr>
+                <w:noProof/>
+                <w:webHidden/>
+              </w:rPr>
+              <w:fldChar w:fldCharType="begin"/>
+            </w:r>
+            <w:r>
+              <w:rPr>
+                <w:noProof/>
+                <w:webHidden/>
+              </w:rPr>
+              <w:instrText xml:space="preserve"> PAGEREF _Toc228307622 \h </w:instrText>
             </w:r>
             <w:r>
               <w:rPr>
@@ -1462,14 +1451,14 @@
               <w:lang w:eastAsia="ru-RU"/>
             </w:rPr>
           </w:pPr>
-          <w:hyperlink w:anchor="_Toc227895210" w:history="1">
+          <w:hyperlink w:anchor="_Toc228307623" w:history="1">
             <w:r>
               <w:rPr>
                 <w:rStyle w:val="a9"/>
                 <w:rFonts w:cs="Times New Roman"/>
                 <w:noProof/>
               </w:rPr>
-              <w:t>ОТЗЫВ РУКОВОДИТЕЛЯ ПРАКТИКИ</w:t>
+              <w:t>Характеристика</w:t>
             </w:r>
             <w:r>
               <w:rPr>
@@ -1490,7 +1479,7 @@
                 <w:noProof/>
                 <w:webHidden/>
               </w:rPr>
-              <w:instrText xml:space="preserve"> PAGEREF _Toc227895210 \h </w:instrText>
+              <w:instrText xml:space="preserve"> PAGEREF _Toc228307623 \h </w:instrText>
             </w:r>
             <w:r>
               <w:rPr>
@@ -1511,6 +1500,78 @@
                 <w:webHidden/>
               </w:rPr>
               <w:t>11</w:t>
+            </w:r>
+            <w:r>
+              <w:rPr>
+                <w:noProof/>
+                <w:webHidden/>
+              </w:rPr>
+              <w:fldChar w:fldCharType="end"/>
+            </w:r>
+          </w:hyperlink>
+        </w:p>
+        <w:p>
+          <w:pPr>
+            <w:pStyle w:val="10"/>
+            <w:tabs>
+              <w:tab w:val="right" w:leader="dot" w:pos="9345"/>
+            </w:tabs>
+            <w:rPr>
+              <w:rFonts w:asciiTheme="minorHAnsi" w:hAnsiTheme="minorHAnsi" w:cstheme="minorBidi"/>
+              <w:noProof/>
+              <w:sz w:val="22"/>
+              <w:lang w:eastAsia="ru-RU"/>
+            </w:rPr>
+          </w:pPr>
+          <w:hyperlink w:anchor="_Toc228307624" w:history="1">
+            <w:r>
+              <w:rPr>
+                <w:rStyle w:val="a9"/>
+                <w:rFonts w:cs="Times New Roman"/>
+                <w:noProof/>
+              </w:rPr>
+              <w:t>Отзыв руководителя практики</w:t>
+            </w:r>
+            <w:r>
+              <w:rPr>
+                <w:noProof/>
+                <w:webHidden/>
+              </w:rPr>
+              <w:tab/>
+            </w:r>
+            <w:r>
+              <w:rPr>
+                <w:noProof/>
+                <w:webHidden/>
+              </w:rPr>
+              <w:fldChar w:fldCharType="begin"/>
+            </w:r>
+            <w:r>
+              <w:rPr>
+                <w:noProof/>
+                <w:webHidden/>
+              </w:rPr>
+              <w:instrText xml:space="preserve"> PAGEREF _Toc228307624 \h </w:instrText>
+            </w:r>
+            <w:r>
+              <w:rPr>
+                <w:noProof/>
+                <w:webHidden/>
+              </w:rPr>
+            </w:r>
+            <w:r>
+              <w:rPr>
+                <w:noProof/>
+                <w:webHidden/>
+              </w:rPr>
+              <w:fldChar w:fldCharType="separate"/>
+            </w:r>
+            <w:r>
+              <w:rPr>
+                <w:noProof/>
+                <w:webHidden/>
+              </w:rPr>
+              <w:t>13</w:t>
             </w:r>
             <w:r>
               <w:rPr>
@@ -1564,8 +1625,6 @@
         </w:rPr>
         <w:br w:type="page"/>
       </w:r>
-      <w:bookmarkStart w:id="2" w:name="_GoBack"/>
-      <w:bookmarkEnd w:id="2"/>
     </w:p>
     <w:p>
       <w:pPr>
@@ -1577,7 +1636,7 @@
           <w:szCs w:val="28"/>
         </w:rPr>
       </w:pPr>
-      <w:bookmarkStart w:id="3" w:name="_Toc227895201"/>
+      <w:bookmarkStart w:id="3" w:name="_Toc228307614"/>
       <w:r>
         <w:rPr>
           <w:rFonts w:ascii="Times New Roman" w:hAnsi="Times New Roman" w:cs="Times New Roman"/>
@@ -1900,21 +1959,7 @@
           <w:sz w:val="28"/>
           <w:szCs w:val="28"/>
         </w:rPr>
-        <w:t>В</w:t>
-      </w:r>
-      <w:r>
-        <w:rPr>
-          <w:sz w:val="28"/>
-          <w:szCs w:val="28"/>
-        </w:rPr>
-        <w:t>ыполнить анализ предметной области и определить треб</w:t>
-      </w:r>
-      <w:r>
-        <w:rPr>
-          <w:sz w:val="28"/>
-          <w:szCs w:val="28"/>
-        </w:rPr>
-        <w:t>ования к СЭД малого предприятия</w:t>
+        <w:t>Выполнить анализ предметной области и определить требования к СЭД малого предприятия</w:t>
       </w:r>
       <w:r>
         <w:rPr>
@@ -1943,14 +1988,7 @@
           <w:sz w:val="28"/>
           <w:szCs w:val="28"/>
         </w:rPr>
-        <w:t xml:space="preserve">Спроектировать </w:t>
-      </w:r>
-      <w:r>
-        <w:rPr>
-          <w:sz w:val="28"/>
-          <w:szCs w:val="28"/>
-        </w:rPr>
-        <w:t>структуру базы данных и роли пользователей</w:t>
+        <w:t>Спроектировать структуру базы данных и роли пользователей</w:t>
       </w:r>
       <w:r>
         <w:rPr>
@@ -1979,21 +2017,7 @@
           <w:sz w:val="28"/>
           <w:szCs w:val="28"/>
         </w:rPr>
-        <w:t xml:space="preserve">Подготовить </w:t>
-      </w:r>
-      <w:r>
-        <w:rPr>
-          <w:sz w:val="28"/>
-          <w:szCs w:val="28"/>
-        </w:rPr>
-        <w:t>программную архитектуру приложения и ра</w:t>
-      </w:r>
-      <w:r>
-        <w:rPr>
-          <w:sz w:val="28"/>
-          <w:szCs w:val="28"/>
-        </w:rPr>
-        <w:t>зработать основные модули на C#</w:t>
+        <w:t>Подготовить программную архитектуру приложения и разработать основные модули на C#</w:t>
       </w:r>
       <w:r>
         <w:rPr>
@@ -2022,21 +2046,7 @@
           <w:sz w:val="28"/>
           <w:szCs w:val="28"/>
         </w:rPr>
-        <w:t xml:space="preserve">Реализовать </w:t>
-      </w:r>
-      <w:r>
-        <w:rPr>
-          <w:sz w:val="28"/>
-          <w:szCs w:val="28"/>
-        </w:rPr>
-        <w:t>авторизацию, регистрацию документов, поиск, согласование и журнал действий</w:t>
-      </w:r>
-      <w:r>
-        <w:rPr>
-          <w:sz w:val="28"/>
-          <w:szCs w:val="28"/>
-        </w:rPr>
-        <w:t>;</w:t>
+        <w:t>Реализовать авторизацию, регистрацию документов, поиск, согласование и журнал действий;</w:t>
       </w:r>
     </w:p>
     <w:p>
@@ -2058,21 +2068,7 @@
           <w:sz w:val="28"/>
           <w:szCs w:val="28"/>
         </w:rPr>
-        <w:t xml:space="preserve">Провести </w:t>
-      </w:r>
-      <w:r>
-        <w:rPr>
-          <w:sz w:val="28"/>
-          <w:szCs w:val="28"/>
-        </w:rPr>
-        <w:t>тестирование программы, оценить риски и характеристики качества</w:t>
-      </w:r>
-      <w:r>
-        <w:rPr>
-          <w:sz w:val="28"/>
-          <w:szCs w:val="28"/>
-        </w:rPr>
-        <w:t>.</w:t>
+        <w:t>Провести тестирование программы, оценить риски и характеристики качества.</w:t>
       </w:r>
     </w:p>
     <w:p>
@@ -2140,7 +2136,70 @@
           <w:rFonts w:cs="Times New Roman"/>
           <w:szCs w:val="28"/>
         </w:rPr>
-        <w:t>__________________________________/</w:t>
+        <w:t>____</w:t>
+      </w:r>
+      <w:r>
+        <w:rPr>
+          <w:rFonts w:cs="Times New Roman"/>
+          <w:bCs/>
+          <w:sz w:val="22"/>
+        </w:rPr>
+        <w:t xml:space="preserve"> </w:t>
+      </w:r>
+      <w:proofErr w:type="spellStart"/>
+      <w:r>
+        <w:rPr>
+          <w:rFonts w:cs="Times New Roman"/>
+          <w:bCs/>
+          <w:szCs w:val="28"/>
+          <w:u w:val="single"/>
+        </w:rPr>
+        <w:t>Пузиков</w:t>
+      </w:r>
+      <w:proofErr w:type="spellEnd"/>
+      <w:r>
+        <w:rPr>
+          <w:rFonts w:cs="Times New Roman"/>
+          <w:bCs/>
+          <w:szCs w:val="28"/>
+          <w:u w:val="single"/>
+        </w:rPr>
+        <w:t xml:space="preserve"> Д. В</w:t>
+      </w:r>
+      <w:r>
+        <w:rPr>
+          <w:rFonts w:cs="Times New Roman"/>
+          <w:szCs w:val="28"/>
+        </w:rPr>
+        <w:t xml:space="preserve"> </w:t>
+      </w:r>
+      <w:r>
+        <w:rPr>
+          <w:rFonts w:cs="Times New Roman"/>
+          <w:szCs w:val="28"/>
+        </w:rPr>
+        <w:t>_________</w:t>
+      </w:r>
+      <w:r>
+        <w:rPr>
+          <w:rFonts w:cs="Times New Roman"/>
+          <w:szCs w:val="28"/>
+        </w:rPr>
+        <w:t>__</w:t>
+      </w:r>
+      <w:r>
+        <w:rPr>
+          <w:rFonts w:cs="Times New Roman"/>
+          <w:szCs w:val="28"/>
+        </w:rPr>
+        <w:t>_</w:t>
+      </w:r>
+      <w:r>
+        <w:rPr>
+          <w:rFonts w:cs="Times New Roman"/>
+          <w:szCs w:val="28"/>
+        </w:rPr>
+        <w:t>__/</w:t>
       </w:r>
     </w:p>
     <w:p>
@@ -2266,21 +2325,7 @@
           <w:rFonts w:cs="Times New Roman"/>
           <w:szCs w:val="28"/>
         </w:rPr>
-        <w:t>_</w:t>
-      </w:r>
-      <w:r>
-        <w:rPr>
-          <w:rFonts w:cs="Times New Roman"/>
-          <w:szCs w:val="28"/>
-        </w:rPr>
-        <w:t>__</w:t>
-      </w:r>
-      <w:r>
-        <w:rPr>
-          <w:rFonts w:cs="Times New Roman"/>
-          <w:szCs w:val="28"/>
-        </w:rPr>
-        <w:t>______</w:t>
+        <w:t>_____</w:t>
       </w:r>
       <w:r>
         <w:rPr>
@@ -2334,7 +2379,7 @@
           <w:szCs w:val="28"/>
         </w:rPr>
       </w:pPr>
-      <w:bookmarkStart w:id="4" w:name="_Toc227895202"/>
+      <w:bookmarkStart w:id="4" w:name="_Toc228307615"/>
       <w:r>
         <w:rPr>
           <w:rFonts w:ascii="Times New Roman" w:hAnsi="Times New Roman" w:cs="Times New Roman"/>
@@ -2669,7 +2714,7 @@
                 <w:sz w:val="20"/>
                 <w:szCs w:val="20"/>
               </w:rPr>
-              <w:t xml:space="preserve"> 1.1</w:t>
+              <w:t xml:space="preserve"> 2</w:t>
             </w:r>
             <w:r>
               <w:rPr>
@@ -2678,7 +2723,7 @@
                 <w:sz w:val="20"/>
                 <w:szCs w:val="20"/>
               </w:rPr>
-              <w:t>.</w:t>
+              <w:t>.1.</w:t>
             </w:r>
           </w:p>
         </w:tc>
@@ -2697,7 +2742,7 @@
               <w:rPr>
                 <w:rFonts w:ascii="Times New Roman" w:hAnsi="Times New Roman"/>
               </w:rPr>
-              <w:t>Формировать алгоритмы разработки программных модулей в соответствии с техническим заданием.</w:t>
+              <w:t>Разрабатывать требования к программным модулям на основе анализа проектной и технической документации на предмет взаимодействия компонент.</w:t>
             </w:r>
           </w:p>
         </w:tc>
@@ -2751,7 +2796,7 @@
                 <w:sz w:val="20"/>
                 <w:szCs w:val="20"/>
               </w:rPr>
-              <w:t>1.2</w:t>
+              <w:t>2</w:t>
             </w:r>
             <w:r>
               <w:rPr>
@@ -2760,7 +2805,7 @@
                 <w:sz w:val="20"/>
                 <w:szCs w:val="20"/>
               </w:rPr>
-              <w:t>.</w:t>
+              <w:t>.2.</w:t>
             </w:r>
           </w:p>
         </w:tc>
@@ -2770,20 +2815,6 @@
           </w:tcPr>
           <w:p>
             <w:pPr>
-              <w:pStyle w:val="ConsPlusNormal"/>
-              <w:rPr>
-                <w:rFonts w:ascii="Times New Roman" w:hAnsi="Times New Roman"/>
-              </w:rPr>
-            </w:pPr>
-            <w:r>
-              <w:rPr>
-                <w:rFonts w:ascii="Times New Roman" w:hAnsi="Times New Roman"/>
-              </w:rPr>
-              <w:t>Разрабатывать программные модули в соответствии с техническим заданием.</w:t>
-            </w:r>
-          </w:p>
-          <w:p>
-            <w:pPr>
               <w:widowControl w:val="0"/>
               <w:spacing w:after="0" w:line="240" w:lineRule="auto"/>
               <w:rPr>
@@ -2793,6 +2824,13 @@
                 <w:szCs w:val="20"/>
               </w:rPr>
             </w:pPr>
+            <w:r>
+              <w:rPr>
+                <w:sz w:val="20"/>
+                <w:szCs w:val="20"/>
+              </w:rPr>
+              <w:t>Выполнять интеграцию модулей в программное обеспечение.</w:t>
+            </w:r>
           </w:p>
         </w:tc>
         <w:tc>
@@ -2842,7 +2880,7 @@
                 <w:sz w:val="20"/>
                 <w:szCs w:val="20"/>
               </w:rPr>
-              <w:t>1</w:t>
+              <w:t>2</w:t>
             </w:r>
             <w:r>
               <w:rPr>
@@ -2875,29 +2913,7 @@
                 <w:sz w:val="20"/>
                 <w:szCs w:val="20"/>
               </w:rPr>
-              <w:t>Выполнять отладку прогр</w:t>
-            </w:r>
-            <w:r>
-              <w:rPr>
-                <w:sz w:val="20"/>
-                <w:szCs w:val="20"/>
-              </w:rPr>
-              <w:t xml:space="preserve">аммных модулей с использованием </w:t>
-            </w:r>
-            <w:r>
-              <w:rPr>
-                <w:sz w:val="20"/>
-                <w:szCs w:val="20"/>
-              </w:rPr>
-              <w:t>специализированных программных средств.</w:t>
-            </w:r>
-            <w:r>
-              <w:rPr>
-                <w:color w:val="000000"/>
-                <w:sz w:val="20"/>
-                <w:szCs w:val="20"/>
-              </w:rPr>
-              <w:t>.</w:t>
+              <w:t>Выполнять отладку программного модуля с использованием специализированных программных средств.</w:t>
             </w:r>
           </w:p>
         </w:tc>
@@ -2948,7 +2964,7 @@
                 <w:sz w:val="20"/>
                 <w:szCs w:val="20"/>
               </w:rPr>
-              <w:t>1</w:t>
+              <w:t>2</w:t>
             </w:r>
             <w:r>
               <w:rPr>
@@ -2976,7 +2992,7 @@
               <w:rPr>
                 <w:rFonts w:ascii="Times New Roman" w:hAnsi="Times New Roman"/>
               </w:rPr>
-              <w:t>Выполнять тестирование программных модулей.</w:t>
+              <w:t>Осуществлять разработку тестовых наборов и тестовых сценариев для программного обеспечения.</w:t>
             </w:r>
           </w:p>
         </w:tc>
@@ -3027,7 +3043,7 @@
                 <w:sz w:val="20"/>
                 <w:szCs w:val="20"/>
               </w:rPr>
-              <w:t>1</w:t>
+              <w:t>2</w:t>
             </w:r>
             <w:r>
               <w:rPr>
@@ -3036,25 +3052,7 @@
                 <w:sz w:val="20"/>
                 <w:szCs w:val="20"/>
               </w:rPr>
-              <w:t>.</w:t>
-            </w:r>
-            <w:r>
-              <w:rPr>
-                <w:b/>
-                <w:color w:val="000000"/>
-                <w:sz w:val="20"/>
-                <w:szCs w:val="20"/>
-              </w:rPr>
-              <w:t>5</w:t>
-            </w:r>
-            <w:r>
-              <w:rPr>
-                <w:b/>
-                <w:color w:val="000000"/>
-                <w:sz w:val="20"/>
-                <w:szCs w:val="20"/>
-              </w:rPr>
-              <w:t>.</w:t>
+              <w:t>.5.</w:t>
             </w:r>
           </w:p>
         </w:tc>
@@ -3073,118 +3071,7 @@
               <w:rPr>
                 <w:rFonts w:ascii="Times New Roman" w:hAnsi="Times New Roman"/>
               </w:rPr>
-              <w:t xml:space="preserve">Осуществлять </w:t>
-            </w:r>
-            <w:proofErr w:type="spellStart"/>
-            <w:r>
-              <w:rPr>
-                <w:rFonts w:ascii="Times New Roman" w:hAnsi="Times New Roman"/>
-              </w:rPr>
-              <w:t>рефакторинг</w:t>
-            </w:r>
-            <w:proofErr w:type="spellEnd"/>
-            <w:r>
-              <w:rPr>
-                <w:rFonts w:ascii="Times New Roman" w:hAnsi="Times New Roman"/>
-              </w:rPr>
-              <w:t xml:space="preserve"> и оптимизацию программного кода.</w:t>
-            </w:r>
-          </w:p>
-        </w:tc>
-        <w:tc>
-          <w:tcPr>
-            <w:tcW w:w="1151" w:type="dxa"/>
-          </w:tcPr>
-          <w:p>
-            <w:pPr>
-              <w:widowControl w:val="0"/>
-              <w:spacing w:after="0" w:line="240" w:lineRule="auto"/>
-              <w:rPr>
-                <w:sz w:val="22"/>
-              </w:rPr>
-            </w:pPr>
-          </w:p>
-        </w:tc>
-      </w:tr>
-      <w:tr>
-        <w:tc>
-          <w:tcPr>
-            <w:tcW w:w="877" w:type="dxa"/>
-          </w:tcPr>
-          <w:p>
-            <w:pPr>
-              <w:widowControl w:val="0"/>
-              <w:spacing w:after="0" w:line="240" w:lineRule="auto"/>
-              <w:rPr>
-                <w:b/>
-                <w:color w:val="000000"/>
-                <w:sz w:val="20"/>
-                <w:szCs w:val="20"/>
-              </w:rPr>
-            </w:pPr>
-            <w:r>
-              <w:rPr>
-                <w:b/>
-                <w:color w:val="000000"/>
-                <w:sz w:val="20"/>
-                <w:szCs w:val="20"/>
-              </w:rPr>
-              <w:t xml:space="preserve">ПК </w:t>
-            </w:r>
-            <w:r>
-              <w:rPr>
-                <w:b/>
-                <w:color w:val="000000"/>
-                <w:sz w:val="20"/>
-                <w:szCs w:val="20"/>
-              </w:rPr>
-              <w:t>1</w:t>
-            </w:r>
-            <w:r>
-              <w:rPr>
-                <w:b/>
-                <w:color w:val="000000"/>
-                <w:sz w:val="20"/>
-                <w:szCs w:val="20"/>
-              </w:rPr>
-              <w:t>.</w:t>
-            </w:r>
-            <w:r>
-              <w:rPr>
-                <w:b/>
-                <w:color w:val="000000"/>
-                <w:sz w:val="20"/>
-                <w:szCs w:val="20"/>
-              </w:rPr>
-              <w:t>6</w:t>
-            </w:r>
-            <w:r>
-              <w:rPr>
-                <w:b/>
-                <w:color w:val="000000"/>
-                <w:sz w:val="20"/>
-                <w:szCs w:val="20"/>
-              </w:rPr>
-              <w:t>.</w:t>
-            </w:r>
-          </w:p>
-        </w:tc>
-        <w:tc>
-          <w:tcPr>
-            <w:tcW w:w="7294" w:type="dxa"/>
-          </w:tcPr>
-          <w:p>
-            <w:pPr>
-              <w:pStyle w:val="ConsPlusNormal"/>
-              <w:rPr>
-                <w:rFonts w:ascii="Times New Roman" w:hAnsi="Times New Roman"/>
-              </w:rPr>
-            </w:pPr>
-            <w:r>
-              <w:rPr>
-                <w:rFonts w:ascii="Times New Roman" w:hAnsi="Times New Roman"/>
-              </w:rPr>
-              <w:t>Разрабатывать модули программного обеспечения для мобильных платформ.</w:t>
+              <w:t>Производить инспектирование компонент программного обеспечения на предмет соответствия стандартам кодирования.</w:t>
             </w:r>
           </w:p>
         </w:tc>
@@ -4101,50 +3988,116 @@
     <w:p>
       <w:pPr>
         <w:spacing w:after="0" w:line="240" w:lineRule="auto"/>
-      </w:pPr>
-      <w:r>
-        <w:rPr>
+        <w:rPr>
+          <w:rFonts w:cs="Times New Roman"/>
+          <w:bCs/>
+          <w:sz w:val="22"/>
+        </w:rPr>
+      </w:pPr>
+      <w:r>
+        <w:rPr>
+          <w:rFonts w:cs="Times New Roman"/>
+          <w:bCs/>
+          <w:sz w:val="22"/>
+        </w:rPr>
+        <w:t>Руководитель по учебной</w:t>
+      </w:r>
+    </w:p>
+    <w:p>
+      <w:pPr>
+        <w:spacing w:after="0" w:line="240" w:lineRule="auto"/>
+        <w:rPr>
+          <w:rFonts w:cs="Times New Roman"/>
           <w:b/>
           <w:sz w:val="22"/>
         </w:rPr>
-        <w:t>Руководитель по учебной</w:t>
-      </w:r>
-    </w:p>
-    <w:p>
-      <w:pPr>
-        <w:spacing w:after="0" w:line="240" w:lineRule="auto"/>
-      </w:pPr>
-      <w:r>
-        <w:rPr>
+      </w:pPr>
+      <w:r>
+        <w:rPr>
+          <w:rFonts w:cs="Times New Roman"/>
+          <w:bCs/>
+          <w:sz w:val="22"/>
+        </w:rPr>
+        <w:t xml:space="preserve">практике от предприятия    </w:t>
+      </w:r>
+      <w:r>
+        <w:rPr>
+          <w:rFonts w:cs="Times New Roman"/>
           <w:b/>
           <w:sz w:val="22"/>
         </w:rPr>
-        <w:t xml:space="preserve"> практике от предприятия                              __________________________/__________________/</w:t>
+        <w:t xml:space="preserve">                       </w:t>
+      </w:r>
+      <w:proofErr w:type="spellStart"/>
+      <w:r>
+        <w:rPr>
+          <w:sz w:val="24"/>
+        </w:rPr>
+        <w:t>Пузиков</w:t>
+      </w:r>
+      <w:proofErr w:type="spellEnd"/>
+      <w:r>
+        <w:rPr>
+          <w:sz w:val="24"/>
+        </w:rPr>
+        <w:t xml:space="preserve"> Д</w:t>
+      </w:r>
+      <w:r>
+        <w:rPr>
+          <w:sz w:val="24"/>
+        </w:rPr>
+        <w:t>.</w:t>
+      </w:r>
+      <w:r>
+        <w:rPr>
+          <w:sz w:val="24"/>
+        </w:rPr>
+        <w:t xml:space="preserve"> В</w:t>
+      </w:r>
+      <w:r>
+        <w:rPr>
+          <w:sz w:val="24"/>
+        </w:rPr>
+        <w:t>.</w:t>
+      </w:r>
+      <w:r>
+        <w:rPr>
+          <w:rFonts w:cs="Times New Roman"/>
+          <w:b/>
+          <w:sz w:val="22"/>
+        </w:rPr>
+        <w:t xml:space="preserve">   __________________</w:t>
       </w:r>
     </w:p>
     <w:p>
       <w:pPr>
         <w:spacing w:after="0" w:line="240" w:lineRule="auto"/>
-        <w:rPr>
-          <w:rFonts w:cs="Times New Roman"/>
-          <w:szCs w:val="28"/>
-        </w:rPr>
-      </w:pPr>
-      <w:r>
-        <w:rPr>
+        <w:ind w:firstLineChars="3079" w:firstLine="6158"/>
+        <w:rPr>
+          <w:rFonts w:cs="Times New Roman"/>
           <w:i/>
           <w:sz w:val="20"/>
           <w:szCs w:val="20"/>
         </w:rPr>
-        <w:t xml:space="preserve">                                                                                                    (фамилия, инициалы, подпись)</w:t>
-      </w:r>
-      <w:r>
-        <w:rPr>
-          <w:rFonts w:cs="Times New Roman"/>
-          <w:szCs w:val="28"/>
-        </w:rPr>
-        <w:br w:type="page"/>
-      </w:r>
+      </w:pPr>
+      <w:r>
+        <w:rPr>
+          <w:rFonts w:cs="Times New Roman"/>
+          <w:i/>
+          <w:sz w:val="20"/>
+          <w:szCs w:val="20"/>
+        </w:rPr>
+        <w:t>(подпись)</w:t>
+      </w:r>
+    </w:p>
+    <w:p>
+      <w:pPr>
+        <w:spacing w:after="0" w:line="240" w:lineRule="auto"/>
+        <w:rPr>
+          <w:rFonts w:cs="Times New Roman"/>
+          <w:szCs w:val="28"/>
+        </w:rPr>
+      </w:pPr>
     </w:p>
     <w:p>
       <w:pPr>
@@ -4156,14 +4109,13 @@
           <w:szCs w:val="28"/>
         </w:rPr>
       </w:pPr>
-      <w:bookmarkStart w:id="6" w:name="_Toc227895203"/>
+      <w:bookmarkStart w:id="6" w:name="_Toc228307616"/>
       <w:r>
         <w:rPr>
           <w:rFonts w:ascii="Times New Roman" w:hAnsi="Times New Roman" w:cs="Times New Roman"/>
           <w:sz w:val="28"/>
           <w:szCs w:val="28"/>
         </w:rPr>
-        <w:lastRenderedPageBreak/>
         <w:t>ДНЕВНИК</w:t>
       </w:r>
       <w:bookmarkEnd w:id="6"/>
@@ -5377,180 +5329,111 @@
         </w:rPr>
       </w:pPr>
     </w:p>
-    <w:tbl>
-      <w:tblPr>
-        <w:tblStyle w:val="aff"/>
-        <w:tblW w:w="0" w:type="auto"/>
-        <w:tblBorders>
-          <w:top w:val="none" w:sz="0" w:space="0" w:color="auto"/>
-          <w:left w:val="none" w:sz="0" w:space="0" w:color="auto"/>
-          <w:bottom w:val="none" w:sz="0" w:space="0" w:color="auto"/>
-          <w:right w:val="none" w:sz="0" w:space="0" w:color="auto"/>
-          <w:insideH w:val="none" w:sz="0" w:space="0" w:color="auto"/>
-          <w:insideV w:val="none" w:sz="0" w:space="0" w:color="auto"/>
-        </w:tblBorders>
-        <w:tblLook w:val="04A0" w:firstRow="1" w:lastRow="0" w:firstColumn="1" w:lastColumn="0" w:noHBand="0" w:noVBand="1"/>
-      </w:tblPr>
-      <w:tblGrid>
-        <w:gridCol w:w="1869"/>
-        <w:gridCol w:w="961"/>
-        <w:gridCol w:w="993"/>
-        <w:gridCol w:w="2976"/>
-        <w:gridCol w:w="284"/>
-        <w:gridCol w:w="2262"/>
-      </w:tblGrid>
-      <w:tr>
-        <w:tc>
-          <w:tcPr>
-            <w:tcW w:w="2830" w:type="dxa"/>
-            <w:gridSpan w:val="2"/>
-          </w:tcPr>
-          <w:p>
-            <w:pPr>
-              <w:rPr>
-                <w:b/>
-                <w:sz w:val="22"/>
-              </w:rPr>
-            </w:pPr>
-            <w:r>
-              <w:rPr>
-                <w:b/>
-                <w:sz w:val="22"/>
-              </w:rPr>
-              <w:t>Руководитель по учебной практике от колледжа</w:t>
-            </w:r>
-          </w:p>
-        </w:tc>
-        <w:tc>
-          <w:tcPr>
-            <w:tcW w:w="993" w:type="dxa"/>
-          </w:tcPr>
-          <w:p>
-            <w:pPr>
-              <w:rPr>
-                <w:b/>
-                <w:sz w:val="22"/>
-              </w:rPr>
-            </w:pPr>
-          </w:p>
-        </w:tc>
-        <w:tc>
-          <w:tcPr>
-            <w:tcW w:w="2976" w:type="dxa"/>
-            <w:tcBorders>
-              <w:bottom w:val="single" w:sz="4" w:space="0" w:color="auto"/>
-            </w:tcBorders>
-          </w:tcPr>
-          <w:p>
-            <w:pPr>
-              <w:rPr>
-                <w:b/>
-                <w:sz w:val="22"/>
-              </w:rPr>
-            </w:pPr>
-          </w:p>
-        </w:tc>
-        <w:tc>
-          <w:tcPr>
-            <w:tcW w:w="284" w:type="dxa"/>
-          </w:tcPr>
-          <w:p>
-            <w:pPr>
-              <w:spacing w:before="240"/>
-              <w:rPr>
-                <w:b/>
-                <w:sz w:val="22"/>
-              </w:rPr>
-            </w:pPr>
-            <w:r>
-              <w:rPr>
-                <w:b/>
-                <w:sz w:val="22"/>
-              </w:rPr>
-              <w:t>/</w:t>
-            </w:r>
-          </w:p>
-        </w:tc>
-        <w:tc>
-          <w:tcPr>
-            <w:tcW w:w="2262" w:type="dxa"/>
-            <w:tcBorders>
-              <w:bottom w:val="single" w:sz="4" w:space="0" w:color="auto"/>
-            </w:tcBorders>
-          </w:tcPr>
-          <w:p>
-            <w:pPr>
-              <w:spacing w:before="240"/>
-              <w:jc w:val="right"/>
-              <w:rPr>
-                <w:b/>
-                <w:sz w:val="22"/>
-              </w:rPr>
-            </w:pPr>
-            <w:r>
-              <w:rPr>
-                <w:b/>
-                <w:sz w:val="22"/>
-              </w:rPr>
-              <w:t>/</w:t>
-            </w:r>
-          </w:p>
-        </w:tc>
-      </w:tr>
-      <w:tr>
-        <w:tc>
-          <w:tcPr>
-            <w:tcW w:w="1869" w:type="dxa"/>
-          </w:tcPr>
-          <w:p>
-            <w:pPr>
-              <w:rPr>
-                <w:b/>
-                <w:sz w:val="22"/>
-              </w:rPr>
-            </w:pPr>
-          </w:p>
-        </w:tc>
-        <w:tc>
-          <w:tcPr>
-            <w:tcW w:w="1954" w:type="dxa"/>
-            <w:gridSpan w:val="2"/>
-          </w:tcPr>
-          <w:p>
-            <w:pPr>
-              <w:rPr>
-                <w:b/>
-                <w:sz w:val="22"/>
-              </w:rPr>
-            </w:pPr>
-          </w:p>
-        </w:tc>
-        <w:tc>
-          <w:tcPr>
-            <w:tcW w:w="5522" w:type="dxa"/>
-            <w:gridSpan w:val="3"/>
-          </w:tcPr>
-          <w:p>
-            <w:pPr>
-              <w:jc w:val="center"/>
-              <w:rPr>
-                <w:i/>
-                <w:sz w:val="20"/>
-                <w:szCs w:val="20"/>
-              </w:rPr>
-            </w:pPr>
-            <w:r>
-              <w:rPr>
-                <w:i/>
-                <w:sz w:val="20"/>
-                <w:szCs w:val="20"/>
-              </w:rPr>
-              <w:t>(фамилия, инициалы, подпись)</w:t>
-            </w:r>
-          </w:p>
-        </w:tc>
-      </w:tr>
-    </w:tbl>
+    <w:p>
+      <w:pPr>
+        <w:spacing w:after="0" w:line="240" w:lineRule="auto"/>
+        <w:rPr>
+          <w:rFonts w:cs="Times New Roman"/>
+          <w:bCs/>
+          <w:sz w:val="22"/>
+        </w:rPr>
+      </w:pPr>
+      <w:r>
+        <w:rPr>
+          <w:rFonts w:cs="Times New Roman"/>
+          <w:bCs/>
+          <w:sz w:val="22"/>
+        </w:rPr>
+        <w:t>Руководитель по учебной</w:t>
+      </w:r>
+    </w:p>
+    <w:p>
+      <w:pPr>
+        <w:spacing w:after="0" w:line="240" w:lineRule="auto"/>
+        <w:rPr>
+          <w:rFonts w:cs="Times New Roman"/>
+          <w:b/>
+          <w:sz w:val="22"/>
+        </w:rPr>
+      </w:pPr>
+      <w:r>
+        <w:rPr>
+          <w:rFonts w:cs="Times New Roman"/>
+          <w:bCs/>
+          <w:sz w:val="22"/>
+        </w:rPr>
+        <w:t xml:space="preserve">практике от предприятия    </w:t>
+      </w:r>
+      <w:r>
+        <w:rPr>
+          <w:rFonts w:cs="Times New Roman"/>
+          <w:b/>
+          <w:sz w:val="22"/>
+        </w:rPr>
+        <w:t xml:space="preserve">                       </w:t>
+      </w:r>
+      <w:proofErr w:type="spellStart"/>
+      <w:r>
+        <w:rPr>
+          <w:sz w:val="24"/>
+        </w:rPr>
+        <w:t>Пузиков</w:t>
+      </w:r>
+      <w:proofErr w:type="spellEnd"/>
+      <w:r>
+        <w:rPr>
+          <w:sz w:val="24"/>
+        </w:rPr>
+        <w:t xml:space="preserve"> Д</w:t>
+      </w:r>
+      <w:r>
+        <w:rPr>
+          <w:sz w:val="24"/>
+        </w:rPr>
+        <w:t>.</w:t>
+      </w:r>
+      <w:r>
+        <w:rPr>
+          <w:sz w:val="24"/>
+        </w:rPr>
+        <w:t xml:space="preserve"> В</w:t>
+      </w:r>
+      <w:r>
+        <w:rPr>
+          <w:sz w:val="24"/>
+        </w:rPr>
+        <w:t>.</w:t>
+      </w:r>
+      <w:r>
+        <w:rPr>
+          <w:rFonts w:cs="Times New Roman"/>
+          <w:b/>
+          <w:sz w:val="22"/>
+        </w:rPr>
+        <w:t xml:space="preserve">   __________________</w:t>
+      </w:r>
+    </w:p>
+    <w:p>
+      <w:pPr>
+        <w:spacing w:after="0" w:line="240" w:lineRule="auto"/>
+        <w:ind w:firstLineChars="3079" w:firstLine="6158"/>
+        <w:rPr>
+          <w:rFonts w:cs="Times New Roman"/>
+          <w:i/>
+          <w:sz w:val="20"/>
+          <w:szCs w:val="20"/>
+        </w:rPr>
+      </w:pPr>
+      <w:r>
+        <w:rPr>
+          <w:rFonts w:cs="Times New Roman"/>
+          <w:i/>
+          <w:sz w:val="20"/>
+          <w:szCs w:val="20"/>
+        </w:rPr>
+        <w:t>(подпись)</w:t>
+      </w:r>
+    </w:p>
     <w:p>
       <w:pPr>
         <w:spacing w:line="360" w:lineRule="auto"/>
@@ -5578,7 +5461,337 @@
           <w:szCs w:val="28"/>
         </w:rPr>
       </w:pPr>
-      <w:bookmarkStart w:id="11" w:name="_Toc227895204"/>
+      <w:bookmarkStart w:id="11" w:name="_Toc228307617"/>
+      <w:r>
+        <w:rPr>
+          <w:rFonts w:ascii="Times New Roman" w:hAnsi="Times New Roman" w:cs="Times New Roman"/>
+          <w:sz w:val="28"/>
+          <w:szCs w:val="28"/>
+        </w:rPr>
+        <w:lastRenderedPageBreak/>
+        <w:t>ХАРАКТЕРИСТИКА ОБЪЕКТА ПРАКТИКИ</w:t>
+      </w:r>
+      <w:bookmarkEnd w:id="11"/>
+    </w:p>
+    <w:p>
+      <w:pPr>
+        <w:pStyle w:val="aff0"/>
+        <w:rPr>
+          <w:rFonts w:ascii="Times New Roman" w:hAnsi="Times New Roman" w:cs="Times New Roman"/>
+        </w:rPr>
+      </w:pPr>
+      <w:r>
+        <w:rPr>
+          <w:rFonts w:ascii="Times New Roman" w:hAnsi="Times New Roman" w:cs="Times New Roman"/>
+        </w:rPr>
+        <w:t>Практика была организована на базе Автономной некоммерческой организации профессиональной образовательной организации «Московский международный колледж цифровых технологий «Академия ТОП».</w:t>
+      </w:r>
+    </w:p>
+    <w:p>
+      <w:pPr>
+        <w:pStyle w:val="aff0"/>
+        <w:rPr>
+          <w:rFonts w:ascii="Times New Roman" w:hAnsi="Times New Roman" w:cs="Times New Roman"/>
+        </w:rPr>
+      </w:pPr>
+      <w:r>
+        <w:rPr>
+          <w:rFonts w:ascii="Times New Roman" w:hAnsi="Times New Roman" w:cs="Times New Roman"/>
+        </w:rPr>
+        <w:t>1. Общие сведения об организации:</w:t>
+      </w:r>
+    </w:p>
+    <w:p>
+      <w:pPr>
+        <w:pStyle w:val="aff0"/>
+        <w:rPr>
+          <w:rFonts w:ascii="Times New Roman" w:hAnsi="Times New Roman" w:cs="Times New Roman"/>
+        </w:rPr>
+      </w:pPr>
+      <w:r>
+        <w:rPr>
+          <w:rFonts w:ascii="Times New Roman" w:hAnsi="Times New Roman" w:cs="Times New Roman"/>
+        </w:rPr>
+        <w:t>Полное наименование: Автономная некоммерческая организация профессиональная образовательная организация Московский международный колледж цифровых технологий «Академия ТОП».</w:t>
+      </w:r>
+    </w:p>
+    <w:p>
+      <w:pPr>
+        <w:pStyle w:val="aff0"/>
+        <w:rPr>
+          <w:rFonts w:ascii="Times New Roman" w:hAnsi="Times New Roman" w:cs="Times New Roman"/>
+        </w:rPr>
+      </w:pPr>
+      <w:r>
+        <w:rPr>
+          <w:rFonts w:ascii="Times New Roman" w:hAnsi="Times New Roman" w:cs="Times New Roman"/>
+        </w:rPr>
+        <w:t xml:space="preserve">Юридический адрес: 121170, г. Москва, </w:t>
+      </w:r>
+      <w:proofErr w:type="spellStart"/>
+      <w:r>
+        <w:rPr>
+          <w:rFonts w:ascii="Times New Roman" w:hAnsi="Times New Roman" w:cs="Times New Roman"/>
+        </w:rPr>
+        <w:t>вн.тер.г</w:t>
+      </w:r>
+      <w:proofErr w:type="spellEnd"/>
+      <w:r>
+        <w:rPr>
+          <w:rFonts w:ascii="Times New Roman" w:hAnsi="Times New Roman" w:cs="Times New Roman"/>
+        </w:rPr>
+        <w:t xml:space="preserve">. муниципальный округ Дорогомилово, </w:t>
+      </w:r>
+      <w:proofErr w:type="spellStart"/>
+      <w:r>
+        <w:rPr>
+          <w:rFonts w:ascii="Times New Roman" w:hAnsi="Times New Roman" w:cs="Times New Roman"/>
+        </w:rPr>
+        <w:t>пр-кт</w:t>
+      </w:r>
+      <w:proofErr w:type="spellEnd"/>
+      <w:r>
+        <w:rPr>
+          <w:rFonts w:ascii="Times New Roman" w:hAnsi="Times New Roman" w:cs="Times New Roman"/>
+        </w:rPr>
+        <w:t xml:space="preserve"> Кутузовский, д.36, стр. 2, этаж I, помещение/комната I/12.</w:t>
+      </w:r>
+    </w:p>
+    <w:p>
+      <w:pPr>
+        <w:pStyle w:val="aff0"/>
+        <w:rPr>
+          <w:rFonts w:ascii="Times New Roman" w:hAnsi="Times New Roman" w:cs="Times New Roman"/>
+        </w:rPr>
+      </w:pPr>
+      <w:r>
+        <w:rPr>
+          <w:rFonts w:ascii="Times New Roman" w:hAnsi="Times New Roman" w:cs="Times New Roman"/>
+        </w:rPr>
+        <w:t>Контакты: тел.: +7(495)151-19-01, ИНН 7730265193, КПП 773001001, ОГРН 1217700253594.</w:t>
+      </w:r>
+    </w:p>
+    <w:p>
+      <w:pPr>
+        <w:pStyle w:val="aff0"/>
+        <w:rPr>
+          <w:rFonts w:ascii="Times New Roman" w:hAnsi="Times New Roman" w:cs="Times New Roman"/>
+        </w:rPr>
+      </w:pPr>
+      <w:r>
+        <w:rPr>
+          <w:rFonts w:ascii="Times New Roman" w:hAnsi="Times New Roman" w:cs="Times New Roman"/>
+        </w:rPr>
+        <w:t>2. Направления деятельности:</w:t>
+      </w:r>
+    </w:p>
+    <w:p>
+      <w:pPr>
+        <w:pStyle w:val="aff0"/>
+        <w:rPr>
+          <w:rFonts w:ascii="Times New Roman" w:hAnsi="Times New Roman" w:cs="Times New Roman"/>
+        </w:rPr>
+      </w:pPr>
+      <w:r>
+        <w:rPr>
+          <w:rFonts w:ascii="Times New Roman" w:hAnsi="Times New Roman" w:cs="Times New Roman"/>
+        </w:rPr>
+        <w:t>Колледж «Академия ТОП» осуществляет подготовку специалистов среднего звена в сфере информационных технологий и цифровой экономики. Основное направление деятельности — предоставление качественных образовательных услуг по программам среднего профессионального образования, соответствующих требованиям современных рынков труда, в частности, по специальности 09.02.07 «Информационные системы и программирование».</w:t>
+      </w:r>
+    </w:p>
+    <w:p>
+      <w:pPr>
+        <w:pStyle w:val="aff0"/>
+        <w:rPr>
+          <w:rFonts w:ascii="Times New Roman" w:hAnsi="Times New Roman" w:cs="Times New Roman"/>
+        </w:rPr>
+      </w:pPr>
+      <w:r>
+        <w:rPr>
+          <w:rFonts w:ascii="Times New Roman" w:hAnsi="Times New Roman" w:cs="Times New Roman"/>
+        </w:rPr>
+        <w:t>3. Организационная структура и условия для практики:</w:t>
+      </w:r>
+    </w:p>
+    <w:p>
+      <w:pPr>
+        <w:pStyle w:val="aff0"/>
+        <w:rPr>
+          <w:rFonts w:ascii="Times New Roman" w:hAnsi="Times New Roman" w:cs="Times New Roman"/>
+        </w:rPr>
+      </w:pPr>
+      <w:r>
+        <w:rPr>
+          <w:rFonts w:ascii="Times New Roman" w:hAnsi="Times New Roman" w:cs="Times New Roman"/>
+        </w:rPr>
+        <w:t>Образовательный процесс построен по модульному принципу, где теоретическое обучение тесно интегрировано с практической подготовкой. Для проведения учебной и производственной практик колледж располагает необходимой материально-технической базой:</w:t>
+      </w:r>
+    </w:p>
+    <w:p>
+      <w:pPr>
+        <w:pStyle w:val="aff0"/>
+        <w:rPr>
+          <w:rFonts w:ascii="Times New Roman" w:hAnsi="Times New Roman" w:cs="Times New Roman"/>
+        </w:rPr>
+      </w:pPr>
+      <w:r>
+        <w:rPr>
+          <w:rFonts w:ascii="Times New Roman" w:hAnsi="Times New Roman" w:cs="Times New Roman"/>
+        </w:rPr>
+        <w:t>Специализированные компьютерные классы, оснащенные современным программным обеспечением (</w:t>
+      </w:r>
+      <w:proofErr w:type="spellStart"/>
+      <w:r>
+        <w:rPr>
+          <w:rFonts w:ascii="Times New Roman" w:hAnsi="Times New Roman" w:cs="Times New Roman"/>
+        </w:rPr>
+        <w:t>Microsoft</w:t>
+      </w:r>
+      <w:proofErr w:type="spellEnd"/>
+      <w:r>
+        <w:rPr>
+          <w:rFonts w:ascii="Times New Roman" w:hAnsi="Times New Roman" w:cs="Times New Roman"/>
+        </w:rPr>
+        <w:t xml:space="preserve"> </w:t>
+      </w:r>
+      <w:proofErr w:type="spellStart"/>
+      <w:r>
+        <w:rPr>
+          <w:rFonts w:ascii="Times New Roman" w:hAnsi="Times New Roman" w:cs="Times New Roman"/>
+        </w:rPr>
+        <w:t>Visual</w:t>
+      </w:r>
+      <w:proofErr w:type="spellEnd"/>
+      <w:r>
+        <w:rPr>
+          <w:rFonts w:ascii="Times New Roman" w:hAnsi="Times New Roman" w:cs="Times New Roman"/>
+        </w:rPr>
+        <w:t xml:space="preserve"> </w:t>
+      </w:r>
+      <w:proofErr w:type="spellStart"/>
+      <w:r>
+        <w:rPr>
+          <w:rFonts w:ascii="Times New Roman" w:hAnsi="Times New Roman" w:cs="Times New Roman"/>
+        </w:rPr>
+        <w:t>Studio</w:t>
+      </w:r>
+      <w:proofErr w:type="spellEnd"/>
+      <w:r>
+        <w:rPr>
+          <w:rFonts w:ascii="Times New Roman" w:hAnsi="Times New Roman" w:cs="Times New Roman"/>
+        </w:rPr>
+        <w:t xml:space="preserve">, MS SQL </w:t>
+      </w:r>
+      <w:proofErr w:type="spellStart"/>
+      <w:r>
+        <w:rPr>
+          <w:rFonts w:ascii="Times New Roman" w:hAnsi="Times New Roman" w:cs="Times New Roman"/>
+        </w:rPr>
+        <w:t>Server</w:t>
+      </w:r>
+      <w:proofErr w:type="spellEnd"/>
+      <w:r>
+        <w:rPr>
+          <w:rFonts w:ascii="Times New Roman" w:hAnsi="Times New Roman" w:cs="Times New Roman"/>
+        </w:rPr>
+        <w:t xml:space="preserve">, системы контроля версий </w:t>
+      </w:r>
+      <w:proofErr w:type="spellStart"/>
+      <w:r>
+        <w:rPr>
+          <w:rFonts w:ascii="Times New Roman" w:hAnsi="Times New Roman" w:cs="Times New Roman"/>
+        </w:rPr>
+        <w:t>Git</w:t>
+      </w:r>
+      <w:proofErr w:type="spellEnd"/>
+      <w:r>
+        <w:rPr>
+          <w:rFonts w:ascii="Times New Roman" w:hAnsi="Times New Roman" w:cs="Times New Roman"/>
+        </w:rPr>
+        <w:t xml:space="preserve"> и др.).</w:t>
+      </w:r>
+    </w:p>
+    <w:p>
+      <w:pPr>
+        <w:pStyle w:val="aff0"/>
+        <w:rPr>
+          <w:rFonts w:ascii="Times New Roman" w:hAnsi="Times New Roman" w:cs="Times New Roman"/>
+        </w:rPr>
+      </w:pPr>
+      <w:r>
+        <w:rPr>
+          <w:rFonts w:ascii="Times New Roman" w:hAnsi="Times New Roman" w:cs="Times New Roman"/>
+        </w:rPr>
+        <w:lastRenderedPageBreak/>
+        <w:t>Локальная сеть с выходом в интернет, обеспечивающая доступ к образовательным ресурсам и возможность развертывания учебных проектов.</w:t>
+      </w:r>
+    </w:p>
+    <w:p>
+      <w:pPr>
+        <w:pStyle w:val="aff0"/>
+        <w:rPr>
+          <w:rFonts w:ascii="Times New Roman" w:hAnsi="Times New Roman" w:cs="Times New Roman"/>
+        </w:rPr>
+      </w:pPr>
+      <w:r>
+        <w:rPr>
+          <w:rFonts w:ascii="Times New Roman" w:hAnsi="Times New Roman" w:cs="Times New Roman"/>
+        </w:rPr>
+        <w:t>Библиотека с фондом технической литературы и электронными ресурсами.</w:t>
+      </w:r>
+    </w:p>
+    <w:p>
+      <w:pPr>
+        <w:pStyle w:val="aff0"/>
+        <w:rPr>
+          <w:rFonts w:cs="Times New Roman"/>
+        </w:rPr>
+      </w:pPr>
+      <w:r>
+        <w:rPr>
+          <w:rFonts w:ascii="Times New Roman" w:hAnsi="Times New Roman" w:cs="Times New Roman"/>
+        </w:rPr>
+        <w:t>В моем случае, производственная практика была смоделирована в учебных условиях колледжа в соответствии с детальным заданием на разработку проекта «Учет оборудования». Рабочее место было предоставлено в одном из компьютерных классов, оснащенном всем необходимым для выполнения задач проектирования БД, написания кода на C#, отладки и тестирования приложения. Руководство практикой осуществлял преподаватель-руководитель, который выполнял функции ментора и заказчика проекта, обеспечивая методическую поддержку и контроль на всех этапах работы.</w:t>
+      </w:r>
+    </w:p>
+    <w:p>
+      <w:pPr>
+        <w:pStyle w:val="1"/>
+        <w:jc w:val="center"/>
+        <w:rPr>
+          <w:rFonts w:ascii="Times New Roman" w:hAnsi="Times New Roman" w:cs="Times New Roman"/>
+          <w:sz w:val="28"/>
+          <w:szCs w:val="28"/>
+        </w:rPr>
+      </w:pPr>
+    </w:p>
+    <w:p>
+      <w:pPr>
+        <w:suppressAutoHyphens w:val="0"/>
+        <w:rPr>
+          <w:rFonts w:eastAsia="Arial" w:cs="Times New Roman"/>
+          <w:szCs w:val="28"/>
+        </w:rPr>
+      </w:pPr>
+      <w:r>
+        <w:rPr>
+          <w:rFonts w:cs="Times New Roman"/>
+          <w:szCs w:val="28"/>
+        </w:rPr>
+        <w:br w:type="page"/>
+      </w:r>
+    </w:p>
+    <w:p>
+      <w:pPr>
+        <w:pStyle w:val="1"/>
+        <w:jc w:val="center"/>
+        <w:rPr>
+          <w:rFonts w:ascii="Times New Roman" w:hAnsi="Times New Roman" w:cs="Times New Roman"/>
+          <w:sz w:val="28"/>
+          <w:szCs w:val="28"/>
+        </w:rPr>
+      </w:pPr>
+      <w:bookmarkStart w:id="12" w:name="_Toc228307618"/>
       <w:r>
         <w:rPr>
           <w:rFonts w:ascii="Times New Roman" w:hAnsi="Times New Roman" w:cs="Times New Roman"/>
@@ -5604,7 +5817,7 @@
         </w:rPr>
         <w:t>Е</w:t>
       </w:r>
-      <w:bookmarkEnd w:id="11"/>
+      <w:bookmarkEnd w:id="12"/>
     </w:p>
     <w:p>
       <w:pPr>
@@ -5618,16 +5831,32 @@
           <w:szCs w:val="28"/>
         </w:rPr>
       </w:pPr>
-      <w:bookmarkStart w:id="12" w:name="_Toc227895205"/>
+      <w:bookmarkStart w:id="13" w:name="_Toc228307619"/>
       <w:r>
         <w:rPr>
           <w:rFonts w:ascii="Times New Roman" w:eastAsia="Times New Roman" w:hAnsi="Times New Roman" w:cs="Times New Roman"/>
           <w:sz w:val="28"/>
           <w:szCs w:val="28"/>
         </w:rPr>
-        <w:t>1 Анализ предметной области и постановка задачи</w:t>
-      </w:r>
-      <w:bookmarkEnd w:id="12"/>
+        <w:t>1</w:t>
+      </w:r>
+      <w:r>
+        <w:rPr>
+          <w:rFonts w:ascii="Times New Roman" w:eastAsia="Times New Roman" w:hAnsi="Times New Roman" w:cs="Times New Roman"/>
+          <w:sz w:val="28"/>
+          <w:szCs w:val="28"/>
+        </w:rPr>
+        <w:t>.</w:t>
+      </w:r>
+      <w:r>
+        <w:rPr>
+          <w:rFonts w:ascii="Times New Roman" w:eastAsia="Times New Roman" w:hAnsi="Times New Roman" w:cs="Times New Roman"/>
+          <w:sz w:val="28"/>
+          <w:szCs w:val="28"/>
+        </w:rPr>
+        <w:t xml:space="preserve"> Анализ предметной области и постановка задачи</w:t>
+      </w:r>
+      <w:bookmarkEnd w:id="13"/>
     </w:p>
     <w:p>
       <w:pPr>
@@ -5709,16 +5938,32 @@
           <w:szCs w:val="28"/>
         </w:rPr>
       </w:pPr>
-      <w:bookmarkStart w:id="13" w:name="_Toc227895206"/>
+      <w:bookmarkStart w:id="14" w:name="_Toc228307620"/>
       <w:r>
         <w:rPr>
           <w:rFonts w:ascii="Times New Roman" w:eastAsia="Times New Roman" w:hAnsi="Times New Roman" w:cs="Times New Roman"/>
           <w:sz w:val="28"/>
           <w:szCs w:val="28"/>
         </w:rPr>
-        <w:t>2 Проектирование данных и архитектуры решения</w:t>
-      </w:r>
-      <w:bookmarkEnd w:id="13"/>
+        <w:t>2</w:t>
+      </w:r>
+      <w:r>
+        <w:rPr>
+          <w:rFonts w:ascii="Times New Roman" w:eastAsia="Times New Roman" w:hAnsi="Times New Roman" w:cs="Times New Roman"/>
+          <w:sz w:val="28"/>
+          <w:szCs w:val="28"/>
+        </w:rPr>
+        <w:t>.</w:t>
+      </w:r>
+      <w:r>
+        <w:rPr>
+          <w:rFonts w:ascii="Times New Roman" w:eastAsia="Times New Roman" w:hAnsi="Times New Roman" w:cs="Times New Roman"/>
+          <w:sz w:val="28"/>
+          <w:szCs w:val="28"/>
+        </w:rPr>
+        <w:t xml:space="preserve"> Проектирование данных и архитектуры решения</w:t>
+      </w:r>
+      <w:bookmarkEnd w:id="14"/>
     </w:p>
     <w:p>
       <w:pPr>
@@ -6130,13 +6375,14 @@
     <w:p>
       <w:pPr>
         <w:pStyle w:val="2"/>
+        <w:ind w:firstLine="709"/>
         <w:rPr>
           <w:rFonts w:ascii="Times New Roman" w:hAnsi="Times New Roman" w:cs="Times New Roman"/>
           <w:sz w:val="28"/>
           <w:szCs w:val="28"/>
         </w:rPr>
       </w:pPr>
-      <w:bookmarkStart w:id="14" w:name="_Toc227895207"/>
+      <w:bookmarkStart w:id="15" w:name="_Toc228307621"/>
       <w:r>
         <w:rPr>
           <w:rFonts w:ascii="Times New Roman" w:eastAsia="Times New Roman" w:hAnsi="Times New Roman" w:cs="Times New Roman"/>
@@ -6144,9 +6390,25 @@
           <w:szCs w:val="28"/>
         </w:rPr>
         <w:lastRenderedPageBreak/>
-        <w:t>3 Разработка программных модулей</w:t>
-      </w:r>
-      <w:bookmarkEnd w:id="14"/>
+        <w:t>3</w:t>
+      </w:r>
+      <w:r>
+        <w:rPr>
+          <w:rFonts w:ascii="Times New Roman" w:eastAsia="Times New Roman" w:hAnsi="Times New Roman" w:cs="Times New Roman"/>
+          <w:sz w:val="28"/>
+          <w:szCs w:val="28"/>
+        </w:rPr>
+        <w:t>.</w:t>
+      </w:r>
+      <w:r>
+        <w:rPr>
+          <w:rFonts w:ascii="Times New Roman" w:eastAsia="Times New Roman" w:hAnsi="Times New Roman" w:cs="Times New Roman"/>
+          <w:sz w:val="28"/>
+          <w:szCs w:val="28"/>
+        </w:rPr>
+        <w:t xml:space="preserve"> Разработка программных модулей</w:t>
+      </w:r>
+      <w:bookmarkEnd w:id="15"/>
     </w:p>
     <w:p>
       <w:pPr>
@@ -6310,16 +6572,32 @@
           <w:szCs w:val="28"/>
         </w:rPr>
       </w:pPr>
-      <w:bookmarkStart w:id="15" w:name="_Toc227895208"/>
+      <w:bookmarkStart w:id="16" w:name="_Toc228307622"/>
       <w:r>
         <w:rPr>
           <w:rFonts w:ascii="Times New Roman" w:eastAsia="Times New Roman" w:hAnsi="Times New Roman" w:cs="Times New Roman"/>
           <w:sz w:val="28"/>
           <w:szCs w:val="28"/>
         </w:rPr>
-        <w:t>4 Тестирование и анализ качества</w:t>
-      </w:r>
-      <w:bookmarkEnd w:id="15"/>
+        <w:t>4</w:t>
+      </w:r>
+      <w:r>
+        <w:rPr>
+          <w:rFonts w:ascii="Times New Roman" w:eastAsia="Times New Roman" w:hAnsi="Times New Roman" w:cs="Times New Roman"/>
+          <w:sz w:val="28"/>
+          <w:szCs w:val="28"/>
+        </w:rPr>
+        <w:t>.</w:t>
+      </w:r>
+      <w:r>
+        <w:rPr>
+          <w:rFonts w:ascii="Times New Roman" w:eastAsia="Times New Roman" w:hAnsi="Times New Roman" w:cs="Times New Roman"/>
+          <w:sz w:val="28"/>
+          <w:szCs w:val="28"/>
+        </w:rPr>
+        <w:t xml:space="preserve"> Тестирование и анализ качества</w:t>
+      </w:r>
+      <w:bookmarkEnd w:id="16"/>
     </w:p>
     <w:p>
       <w:pPr>
@@ -6394,14 +6672,7 @@
           <w:szCs w:val="28"/>
         </w:rPr>
         <w:lastRenderedPageBreak/>
-        <w:t>успешного входа с корректными учетными данными и сцена</w:t>
-      </w:r>
-      <w:r>
-        <w:rPr>
-          <w:rFonts w:eastAsia="Times New Roman" w:cs="Times New Roman"/>
-          <w:szCs w:val="28"/>
-        </w:rPr>
-        <w:t>рий отказа при неверном пароле.</w:t>
+        <w:t>успешного входа с корректными учетными данными и сценарий отказа при неверном пароле.</w:t>
       </w:r>
     </w:p>
     <w:p>
@@ -6506,7 +6777,7 @@
           <w:szCs w:val="28"/>
         </w:rPr>
       </w:pPr>
-      <w:bookmarkStart w:id="16" w:name="_Toc227895209"/>
+      <w:bookmarkStart w:id="17" w:name="_Toc228307623"/>
       <w:r>
         <w:rPr>
           <w:rFonts w:ascii="Times New Roman" w:hAnsi="Times New Roman" w:cs="Times New Roman"/>
@@ -6516,7 +6787,7 @@
         <w:lastRenderedPageBreak/>
         <w:t>ХАРАКТЕРИСТИКА</w:t>
       </w:r>
-      <w:bookmarkEnd w:id="16"/>
+      <w:bookmarkEnd w:id="17"/>
     </w:p>
     <w:p>
       <w:pPr>
@@ -6689,834 +6960,399 @@
     </w:p>
     <w:p>
       <w:pPr>
+        <w:pStyle w:val="aff1"/>
+        <w:spacing w:before="0" w:beforeAutospacing="0" w:after="0" w:afterAutospacing="0" w:line="360" w:lineRule="auto"/>
+        <w:ind w:firstLine="709"/>
+        <w:jc w:val="both"/>
+        <w:rPr>
+          <w:sz w:val="28"/>
+          <w:szCs w:val="28"/>
+        </w:rPr>
+      </w:pPr>
+      <w:r>
+        <w:rPr>
+          <w:sz w:val="28"/>
+          <w:szCs w:val="28"/>
+        </w:rPr>
+        <w:t xml:space="preserve">Во время прохождения учебной практики по ПМ.03 «Сопровождение и обслуживание программного обеспечения компьютерных систем» студентка </w:t>
+      </w:r>
+      <w:proofErr w:type="spellStart"/>
+      <w:r>
+        <w:rPr>
+          <w:sz w:val="28"/>
+          <w:szCs w:val="28"/>
+        </w:rPr>
+        <w:t>Обрывкова</w:t>
+      </w:r>
+      <w:proofErr w:type="spellEnd"/>
+      <w:r>
+        <w:rPr>
+          <w:sz w:val="28"/>
+          <w:szCs w:val="28"/>
+        </w:rPr>
+        <w:t xml:space="preserve"> Кира Сергеевна проявила себя как ответственный, инициативный и технически подготовленный специалист, демонстрирующий устойчивый интерес к профессиональной деятельности в сфере разработки программного обеспечения.</w:t>
+      </w:r>
+    </w:p>
+    <w:p>
+      <w:pPr>
+        <w:pStyle w:val="aff1"/>
+        <w:spacing w:before="0" w:beforeAutospacing="0" w:after="0" w:afterAutospacing="0" w:line="360" w:lineRule="auto"/>
+        <w:ind w:firstLine="709"/>
+        <w:jc w:val="both"/>
+        <w:rPr>
+          <w:sz w:val="28"/>
+          <w:szCs w:val="28"/>
+        </w:rPr>
+      </w:pPr>
+      <w:r>
+        <w:rPr>
+          <w:sz w:val="28"/>
+          <w:szCs w:val="28"/>
+        </w:rPr>
+        <w:t>В организационном плане студентка зарекомендовала себя с положительной стороны. Она отличалась высокой дисциплинированностью, пунктуальностью и внимательным отношением к установленному регламенту. Все поставленные задачи выполнялись своевременно и в полном объёме, нарушений внутреннего распорядка и замечаний по посещаемости не имелось.</w:t>
+      </w:r>
+    </w:p>
+    <w:p>
+      <w:pPr>
+        <w:pStyle w:val="aff1"/>
+        <w:spacing w:before="0" w:beforeAutospacing="0" w:after="0" w:afterAutospacing="0" w:line="360" w:lineRule="auto"/>
+        <w:ind w:firstLine="709"/>
+        <w:jc w:val="both"/>
+        <w:rPr>
+          <w:sz w:val="28"/>
+          <w:szCs w:val="28"/>
+        </w:rPr>
+      </w:pPr>
+      <w:r>
+        <w:rPr>
+          <w:sz w:val="28"/>
+          <w:szCs w:val="28"/>
+        </w:rPr>
+        <w:t xml:space="preserve">В профессиональной деятельности проявила себя как перспективный разработчик. В ходе практики продемонстрировала уверенные навыки работы с языком программирования C#, технологией </w:t>
+      </w:r>
+      <w:proofErr w:type="spellStart"/>
+      <w:r>
+        <w:rPr>
+          <w:sz w:val="28"/>
+          <w:szCs w:val="28"/>
+        </w:rPr>
+        <w:t>Windows</w:t>
+      </w:r>
+      <w:proofErr w:type="spellEnd"/>
+      <w:r>
+        <w:rPr>
+          <w:sz w:val="28"/>
+          <w:szCs w:val="28"/>
+        </w:rPr>
+        <w:t xml:space="preserve"> </w:t>
+      </w:r>
+      <w:proofErr w:type="spellStart"/>
+      <w:r>
+        <w:rPr>
+          <w:sz w:val="28"/>
+          <w:szCs w:val="28"/>
+        </w:rPr>
+        <w:t>Forms</w:t>
+      </w:r>
+      <w:proofErr w:type="spellEnd"/>
+      <w:r>
+        <w:rPr>
+          <w:sz w:val="28"/>
+          <w:szCs w:val="28"/>
+        </w:rPr>
+        <w:t xml:space="preserve">, СУБД </w:t>
+      </w:r>
+      <w:proofErr w:type="spellStart"/>
+      <w:r>
+        <w:rPr>
+          <w:sz w:val="28"/>
+          <w:szCs w:val="28"/>
+        </w:rPr>
+        <w:t>SQLite</w:t>
+      </w:r>
+      <w:proofErr w:type="spellEnd"/>
+      <w:r>
+        <w:rPr>
+          <w:sz w:val="28"/>
+          <w:szCs w:val="28"/>
+        </w:rPr>
+        <w:t xml:space="preserve">, а также средствами ADO.NET и системой контроля версий </w:t>
+      </w:r>
+      <w:proofErr w:type="spellStart"/>
+      <w:r>
+        <w:rPr>
+          <w:sz w:val="28"/>
+          <w:szCs w:val="28"/>
+        </w:rPr>
+        <w:t>Git</w:t>
+      </w:r>
+      <w:proofErr w:type="spellEnd"/>
+      <w:r>
+        <w:rPr>
+          <w:sz w:val="28"/>
+          <w:szCs w:val="28"/>
+        </w:rPr>
+        <w:t>. Самостоятельно разработала программный продукт — «Система электронного документооборота для малого предприятия», реализованный с применением многослойной архитектуры (</w:t>
+      </w:r>
+      <w:proofErr w:type="spellStart"/>
+      <w:r>
+        <w:rPr>
+          <w:sz w:val="28"/>
+          <w:szCs w:val="28"/>
+        </w:rPr>
+        <w:t>Domain</w:t>
+      </w:r>
+      <w:proofErr w:type="spellEnd"/>
+      <w:r>
+        <w:rPr>
+          <w:sz w:val="28"/>
+          <w:szCs w:val="28"/>
+        </w:rPr>
+        <w:t>, DAL, BLL) и принципов модульного проектирования.</w:t>
+      </w:r>
+    </w:p>
+    <w:p>
+      <w:pPr>
+        <w:pStyle w:val="aff1"/>
+        <w:spacing w:before="0" w:beforeAutospacing="0" w:after="0" w:afterAutospacing="0" w:line="360" w:lineRule="auto"/>
+        <w:ind w:firstLine="709"/>
+        <w:jc w:val="both"/>
+        <w:rPr>
+          <w:sz w:val="28"/>
+          <w:szCs w:val="28"/>
+        </w:rPr>
+      </w:pPr>
+      <w:r>
+        <w:rPr>
+          <w:sz w:val="28"/>
+          <w:szCs w:val="28"/>
+        </w:rPr>
+        <w:t xml:space="preserve">Отличительной особенностью работы студентки является высокий уровень самостоятельности и системный подход к решению задач. Она не только следовала требованиям технического задания, но и предлагала обоснованные решения по улучшению структуры приложения и пользовательского интерфейса. Проявила аналитические способности при </w:t>
+      </w:r>
+      <w:r>
+        <w:rPr>
+          <w:sz w:val="28"/>
+          <w:szCs w:val="28"/>
+        </w:rPr>
+        <w:lastRenderedPageBreak/>
+        <w:t>проектировании базы данных и внимательность при тестировании и отладке программного продукта.</w:t>
+      </w:r>
+    </w:p>
+    <w:p>
+      <w:pPr>
+        <w:pStyle w:val="aff1"/>
+        <w:spacing w:before="0" w:beforeAutospacing="0" w:after="0" w:afterAutospacing="0" w:line="360" w:lineRule="auto"/>
+        <w:ind w:firstLine="709"/>
+        <w:jc w:val="both"/>
+        <w:rPr>
+          <w:sz w:val="28"/>
+          <w:szCs w:val="28"/>
+        </w:rPr>
+      </w:pPr>
+      <w:r>
+        <w:rPr>
+          <w:sz w:val="28"/>
+          <w:szCs w:val="28"/>
+        </w:rPr>
+        <w:t>В процессе выполнения практики студентка успешно реализовала все этапы разработки: провела анализ предметной области, разработала техническое задание, спроектировала структуру данных, реализовала функциональные модули (авторизация, управление документами, согласование, принятие решений, ведение журнала действий), а также оформила пользовательский интерфейс приложения. Разработанный код отличается логичностью, структурированностью и корректной обработкой исключений.</w:t>
+      </w:r>
+    </w:p>
+    <w:p>
+      <w:pPr>
+        <w:pStyle w:val="aff1"/>
+        <w:spacing w:before="0" w:beforeAutospacing="0" w:after="0" w:afterAutospacing="0" w:line="360" w:lineRule="auto"/>
+        <w:ind w:firstLine="709"/>
+        <w:jc w:val="both"/>
+        <w:rPr>
+          <w:sz w:val="28"/>
+          <w:szCs w:val="28"/>
+        </w:rPr>
+      </w:pPr>
+      <w:r>
+        <w:rPr>
+          <w:sz w:val="28"/>
+          <w:szCs w:val="28"/>
+        </w:rPr>
+        <w:t>В коммуникационном плане студентка проявила себя корректно и профессионально, адекватно воспринимала замечания, демонстрировала способность ясно и последовательно излагать свои мысли как в устной, так и в письменной форме.</w:t>
+      </w:r>
+    </w:p>
+    <w:p>
+      <w:pPr>
+        <w:pStyle w:val="aff1"/>
+        <w:spacing w:before="0" w:beforeAutospacing="0" w:after="0" w:afterAutospacing="0" w:line="360" w:lineRule="auto"/>
+        <w:ind w:firstLine="709"/>
+        <w:jc w:val="both"/>
+        <w:rPr>
+          <w:sz w:val="28"/>
+          <w:szCs w:val="28"/>
+        </w:rPr>
+      </w:pPr>
+      <w:r>
+        <w:rPr>
+          <w:sz w:val="28"/>
+          <w:szCs w:val="28"/>
+        </w:rPr>
+        <w:t>Результатом практики стал полностью функционирующий программный продукт, соответствующий требованиям технического задания и современным стандартам разработки. Программа практики выполнена в полном объёме и на высоком уровне.</w:t>
+      </w:r>
+    </w:p>
+    <w:p>
+      <w:pPr>
+        <w:pStyle w:val="aff1"/>
+        <w:spacing w:before="0" w:beforeAutospacing="0" w:after="0" w:afterAutospacing="0" w:line="360" w:lineRule="auto"/>
+        <w:ind w:firstLine="709"/>
+        <w:jc w:val="both"/>
+        <w:rPr>
+          <w:sz w:val="28"/>
+          <w:szCs w:val="28"/>
+        </w:rPr>
+      </w:pPr>
+      <w:r>
+        <w:rPr>
+          <w:sz w:val="28"/>
+          <w:szCs w:val="28"/>
+        </w:rPr>
+        <w:t xml:space="preserve">На основании вышеизложенного, профессиональные компетенции студентки </w:t>
+      </w:r>
+      <w:proofErr w:type="spellStart"/>
+      <w:r>
+        <w:rPr>
+          <w:sz w:val="28"/>
+          <w:szCs w:val="28"/>
+        </w:rPr>
+        <w:t>Обрывковой</w:t>
+      </w:r>
+      <w:proofErr w:type="spellEnd"/>
+      <w:r>
+        <w:rPr>
+          <w:sz w:val="28"/>
+          <w:szCs w:val="28"/>
+        </w:rPr>
+        <w:t xml:space="preserve"> Киры Сергеевны оцениваются на уровне «отлично». Она обладает всеми необходимыми качествами для успешной деятельности в сфере разработки программного обеспечения и может быть рекомендована для дальнейшего обучения и участия в проектной работе.</w:t>
+      </w:r>
+    </w:p>
+    <w:p>
+      <w:pPr>
         <w:spacing w:after="0" w:line="240" w:lineRule="auto"/>
         <w:rPr>
           <w:rFonts w:cs="Times New Roman"/>
-          <w:color w:val="444444"/>
-          <w:szCs w:val="28"/>
-        </w:rPr>
-      </w:pPr>
-    </w:p>
-    <w:p>
-      <w:pPr>
-        <w:spacing w:after="0"/>
-        <w:ind w:firstLine="720"/>
-        <w:jc w:val="both"/>
-        <w:rPr>
-          <w:rFonts w:eastAsia="Times New Roman" w:cs="Times New Roman"/>
+          <w:szCs w:val="28"/>
+        </w:rPr>
+      </w:pPr>
+    </w:p>
+    <w:p>
+      <w:pPr>
+        <w:spacing w:after="0" w:line="240" w:lineRule="auto"/>
+        <w:rPr>
+          <w:rFonts w:cs="Times New Roman"/>
+          <w:szCs w:val="28"/>
+        </w:rPr>
+      </w:pPr>
+    </w:p>
+    <w:p>
+      <w:pPr>
+        <w:spacing w:after="0" w:line="240" w:lineRule="auto"/>
+        <w:rPr>
+          <w:rFonts w:cs="Times New Roman"/>
+          <w:bCs/>
+          <w:sz w:val="22"/>
+        </w:rPr>
+      </w:pPr>
+      <w:r>
+        <w:rPr>
+          <w:rFonts w:cs="Times New Roman"/>
+          <w:bCs/>
+          <w:sz w:val="22"/>
+        </w:rPr>
+        <w:t>Руководитель по учебной</w:t>
+      </w:r>
+    </w:p>
+    <w:p>
+      <w:pPr>
+        <w:spacing w:after="0" w:line="240" w:lineRule="auto"/>
+        <w:rPr>
+          <w:rFonts w:cs="Times New Roman"/>
+          <w:b/>
+          <w:sz w:val="22"/>
+        </w:rPr>
+      </w:pPr>
+      <w:r>
+        <w:rPr>
+          <w:rFonts w:cs="Times New Roman"/>
+          <w:bCs/>
+          <w:sz w:val="22"/>
+        </w:rPr>
+        <w:t xml:space="preserve">практике от предприятия    </w:t>
+      </w:r>
+      <w:r>
+        <w:rPr>
+          <w:rFonts w:cs="Times New Roman"/>
+          <w:b/>
+          <w:sz w:val="22"/>
+        </w:rPr>
+        <w:t xml:space="preserve">                       </w:t>
+      </w:r>
+      <w:proofErr w:type="spellStart"/>
+      <w:r>
+        <w:rPr>
+          <w:sz w:val="24"/>
+        </w:rPr>
+        <w:t>Пузиков</w:t>
+      </w:r>
+      <w:proofErr w:type="spellEnd"/>
+      <w:r>
+        <w:rPr>
+          <w:sz w:val="24"/>
+        </w:rPr>
+        <w:t xml:space="preserve"> Д</w:t>
+      </w:r>
+      <w:r>
+        <w:rPr>
+          <w:sz w:val="24"/>
+        </w:rPr>
+        <w:t>.</w:t>
+      </w:r>
+      <w:r>
+        <w:rPr>
+          <w:sz w:val="24"/>
+        </w:rPr>
+        <w:t xml:space="preserve"> В</w:t>
+      </w:r>
+      <w:r>
+        <w:rPr>
+          <w:sz w:val="24"/>
+        </w:rPr>
+        <w:t>.</w:t>
+      </w:r>
+      <w:r>
+        <w:rPr>
+          <w:rFonts w:cs="Times New Roman"/>
+          <w:b/>
+          <w:sz w:val="22"/>
+        </w:rPr>
+        <w:t xml:space="preserve">   __________________</w:t>
+      </w:r>
+    </w:p>
+    <w:p>
+      <w:pPr>
+        <w:spacing w:after="0" w:line="240" w:lineRule="auto"/>
+        <w:ind w:firstLineChars="3079" w:firstLine="6158"/>
+        <w:rPr>
+          <w:rFonts w:cs="Times New Roman"/>
           <w:i/>
-          <w:color w:val="FF0000"/>
-          <w:szCs w:val="28"/>
+          <w:sz w:val="20"/>
+          <w:szCs w:val="20"/>
         </w:rPr>
       </w:pPr>
       <w:r>
         <w:rPr>
           <w:rFonts w:cs="Times New Roman"/>
           <w:i/>
-          <w:color w:val="FF0000"/>
-          <w:szCs w:val="28"/>
-        </w:rPr>
-        <w:t>За время прохождения практики показал высокий уровень теоретических знаний, интерес к работе, исполнительность, дисциплинированность, ответственность.</w:t>
-      </w:r>
-    </w:p>
-    <w:p>
-      <w:pPr>
-        <w:spacing w:after="0"/>
-        <w:jc w:val="both"/>
-        <w:rPr>
-          <w:rFonts w:eastAsia="Times New Roman" w:cs="Times New Roman"/>
-          <w:i/>
-          <w:color w:val="FF0000"/>
-          <w:szCs w:val="28"/>
-        </w:rPr>
-      </w:pPr>
-      <w:r>
-        <w:rPr>
-          <w:rFonts w:cs="Times New Roman"/>
-          <w:i/>
-          <w:color w:val="FF0000"/>
-          <w:szCs w:val="28"/>
-        </w:rPr>
-        <w:t xml:space="preserve"> </w:t>
-      </w:r>
-    </w:p>
-    <w:p>
-      <w:pPr>
-        <w:spacing w:after="0"/>
-        <w:ind w:firstLine="720"/>
-        <w:jc w:val="both"/>
-        <w:rPr>
-          <w:rFonts w:eastAsia="Times New Roman" w:cs="Times New Roman"/>
-          <w:i/>
-          <w:color w:val="FF0000"/>
-          <w:szCs w:val="28"/>
-        </w:rPr>
-      </w:pPr>
-      <w:r>
-        <w:rPr>
-          <w:rFonts w:cs="Times New Roman"/>
-          <w:i/>
-          <w:color w:val="FF0000"/>
-          <w:szCs w:val="28"/>
-        </w:rPr>
-        <w:t>С успехом освоил профессиональные компетенции:</w:t>
-      </w:r>
-    </w:p>
-    <w:p>
-      <w:pPr>
-        <w:spacing w:after="0"/>
-        <w:ind w:firstLine="720"/>
-        <w:jc w:val="both"/>
-        <w:rPr>
-          <w:rFonts w:eastAsia="Times New Roman" w:cs="Times New Roman"/>
-          <w:i/>
-          <w:color w:val="FF0000"/>
-          <w:szCs w:val="28"/>
-        </w:rPr>
-      </w:pPr>
-      <w:r>
-        <w:rPr>
-          <w:rFonts w:cs="Times New Roman"/>
-          <w:i/>
-          <w:color w:val="FF0000"/>
-          <w:szCs w:val="28"/>
-        </w:rPr>
-        <w:t>Научился осуществлять сбор, систематизацию и анализ данных, необходимых для разработки технического задания дизайн-продукта.</w:t>
-      </w:r>
-    </w:p>
-    <w:p>
-      <w:pPr>
-        <w:spacing w:after="0"/>
-        <w:ind w:firstLine="720"/>
-        <w:jc w:val="both"/>
-        <w:rPr>
-          <w:rFonts w:eastAsia="Times New Roman" w:cs="Times New Roman"/>
-          <w:i/>
-          <w:color w:val="FF0000"/>
-          <w:szCs w:val="28"/>
-        </w:rPr>
-      </w:pPr>
-      <w:r>
-        <w:rPr>
-          <w:rFonts w:cs="Times New Roman"/>
-          <w:i/>
-          <w:color w:val="FF0000"/>
-          <w:szCs w:val="28"/>
-        </w:rPr>
-        <w:t>С успехом определял технические и программные средства для разработки дизайн-макета с учетом их особенностей использования.</w:t>
-      </w:r>
-    </w:p>
-    <w:p>
-      <w:pPr>
-        <w:spacing w:after="0"/>
-        <w:jc w:val="both"/>
-        <w:rPr>
-          <w:rFonts w:eastAsia="Times New Roman" w:cs="Times New Roman"/>
-          <w:i/>
-          <w:color w:val="FF0000"/>
-          <w:szCs w:val="28"/>
-        </w:rPr>
-      </w:pPr>
-      <w:r>
-        <w:rPr>
-          <w:rFonts w:cs="Times New Roman"/>
-          <w:i/>
-          <w:color w:val="FF0000"/>
-          <w:szCs w:val="28"/>
-        </w:rPr>
-        <w:t>Своевременно сформировал готовое техническое задание в соответствии с требованиями к структуре и содержанию и выполнил процедуру согласования (утверждения) с заказчиком.</w:t>
-      </w:r>
-    </w:p>
-    <w:p>
-      <w:pPr>
-        <w:spacing w:after="0"/>
-        <w:ind w:firstLine="720"/>
-        <w:jc w:val="both"/>
-        <w:rPr>
-          <w:rFonts w:eastAsia="Times New Roman" w:cs="Times New Roman"/>
-          <w:i/>
-          <w:color w:val="FF0000"/>
-          <w:szCs w:val="28"/>
-        </w:rPr>
-      </w:pPr>
-      <w:r>
-        <w:rPr>
-          <w:rFonts w:cs="Times New Roman"/>
-          <w:i/>
-          <w:color w:val="FF0000"/>
-          <w:szCs w:val="28"/>
-        </w:rPr>
-        <w:t>Освоил общие компетенции:</w:t>
-      </w:r>
-    </w:p>
-    <w:p>
-      <w:pPr>
-        <w:spacing w:after="0"/>
-        <w:ind w:firstLine="720"/>
-        <w:jc w:val="both"/>
-        <w:rPr>
-          <w:rFonts w:eastAsia="Times New Roman" w:cs="Times New Roman"/>
-          <w:i/>
-          <w:color w:val="FF0000"/>
-          <w:szCs w:val="28"/>
-        </w:rPr>
-      </w:pPr>
-      <w:r>
-        <w:rPr>
-          <w:rFonts w:cs="Times New Roman"/>
-          <w:i/>
-          <w:color w:val="FF0000"/>
-          <w:szCs w:val="28"/>
-        </w:rPr>
-        <w:t>Умение выбирать способы решения задач профессиональной деятельности, применительно к различным контекстам.</w:t>
-      </w:r>
-    </w:p>
-    <w:p>
-      <w:pPr>
-        <w:spacing w:after="0"/>
-        <w:ind w:firstLine="720"/>
-        <w:jc w:val="both"/>
-        <w:rPr>
-          <w:rFonts w:eastAsia="Times New Roman" w:cs="Times New Roman"/>
-          <w:i/>
-          <w:color w:val="FF0000"/>
-          <w:szCs w:val="28"/>
-        </w:rPr>
-      </w:pPr>
-      <w:r>
-        <w:rPr>
-          <w:rFonts w:cs="Times New Roman"/>
-          <w:i/>
-          <w:color w:val="FF0000"/>
-          <w:szCs w:val="28"/>
-        </w:rPr>
-        <w:t>Осуществлять поиск, анализ и интерпретацию информации, необходимой для выполнения задач профессиональной деятельности</w:t>
-      </w:r>
-    </w:p>
-    <w:p>
-      <w:pPr>
-        <w:spacing w:after="0"/>
-        <w:ind w:firstLine="720"/>
-        <w:jc w:val="both"/>
-        <w:rPr>
-          <w:rFonts w:eastAsia="Times New Roman" w:cs="Times New Roman"/>
-          <w:i/>
-          <w:color w:val="FF0000"/>
-          <w:szCs w:val="28"/>
-        </w:rPr>
-      </w:pPr>
-      <w:r>
-        <w:rPr>
-          <w:rFonts w:cs="Times New Roman"/>
-          <w:i/>
-          <w:color w:val="FF0000"/>
-          <w:szCs w:val="28"/>
-        </w:rPr>
-        <w:t>Планировать и реализовывать собственное профессиональное и личностное развитие.</w:t>
-      </w:r>
-    </w:p>
-    <w:p>
-      <w:pPr>
-        <w:spacing w:after="0"/>
-        <w:ind w:firstLine="720"/>
-        <w:jc w:val="both"/>
-        <w:rPr>
-          <w:rFonts w:eastAsia="Times New Roman" w:cs="Times New Roman"/>
-          <w:i/>
-          <w:color w:val="FF0000"/>
-          <w:szCs w:val="28"/>
-        </w:rPr>
-      </w:pPr>
-      <w:r>
-        <w:rPr>
-          <w:rFonts w:cs="Times New Roman"/>
-          <w:i/>
-          <w:color w:val="FF0000"/>
-          <w:szCs w:val="28"/>
-        </w:rPr>
-        <w:t>Работать в коллективе и команде, эффективно взаимодействовать с коллегами, руководством, клиентами.</w:t>
-      </w:r>
-    </w:p>
-    <w:p>
-      <w:pPr>
-        <w:spacing w:after="0"/>
-        <w:ind w:firstLine="720"/>
-        <w:jc w:val="both"/>
-        <w:rPr>
-          <w:rFonts w:eastAsia="Times New Roman" w:cs="Times New Roman"/>
-          <w:i/>
-          <w:color w:val="FF0000"/>
-          <w:szCs w:val="28"/>
-        </w:rPr>
-      </w:pPr>
-      <w:r>
-        <w:rPr>
-          <w:rFonts w:cs="Times New Roman"/>
-          <w:i/>
-          <w:color w:val="FF0000"/>
-          <w:szCs w:val="28"/>
-        </w:rPr>
-        <w:t>Осуществлять устную и письменную коммуникацию на государственном языке с учетом особенностей социального и культурного контекста.</w:t>
-      </w:r>
-    </w:p>
-    <w:p>
-      <w:pPr>
-        <w:spacing w:after="0"/>
-        <w:ind w:firstLine="720"/>
-        <w:jc w:val="both"/>
-        <w:rPr>
-          <w:rFonts w:eastAsia="Times New Roman" w:cs="Times New Roman"/>
-          <w:i/>
-          <w:color w:val="FF0000"/>
-          <w:szCs w:val="28"/>
-        </w:rPr>
-      </w:pPr>
-      <w:r>
-        <w:rPr>
-          <w:rFonts w:cs="Times New Roman"/>
-          <w:i/>
-          <w:color w:val="FF0000"/>
-          <w:szCs w:val="28"/>
-        </w:rPr>
-        <w:t>Проявлять гражданско-патриотическую позицию, демонстрировать осознанное поведение на основе традиционных общечеловеческих ценностей.</w:t>
-      </w:r>
-    </w:p>
-    <w:p>
-      <w:pPr>
-        <w:spacing w:after="0"/>
-        <w:ind w:firstLine="720"/>
-        <w:jc w:val="both"/>
-        <w:rPr>
-          <w:rFonts w:eastAsia="Times New Roman" w:cs="Times New Roman"/>
-          <w:i/>
-          <w:color w:val="FF0000"/>
-          <w:szCs w:val="28"/>
-        </w:rPr>
-      </w:pPr>
-      <w:r>
-        <w:rPr>
-          <w:rFonts w:cs="Times New Roman"/>
-          <w:i/>
-          <w:color w:val="FF0000"/>
-          <w:szCs w:val="28"/>
-        </w:rPr>
-        <w:t>Содействовать сохранению окружающей среды, ресурсосбережению, эффективно действовать в чрезвычайных ситуациях.</w:t>
-      </w:r>
-    </w:p>
-    <w:p>
-      <w:pPr>
-        <w:spacing w:after="0"/>
-        <w:ind w:firstLine="720"/>
-        <w:jc w:val="both"/>
-        <w:rPr>
-          <w:rFonts w:eastAsia="Times New Roman" w:cs="Times New Roman"/>
-          <w:i/>
-          <w:color w:val="FF0000"/>
-          <w:szCs w:val="28"/>
-        </w:rPr>
-      </w:pPr>
-      <w:r>
-        <w:rPr>
-          <w:rFonts w:cs="Times New Roman"/>
-          <w:i/>
-          <w:color w:val="FF0000"/>
-          <w:szCs w:val="28"/>
-        </w:rPr>
-        <w:t>Использовать средства физической культуры для сохранения и укрепления здоровья в процессе профессиональной деятельности и поддержания необходимого уровня физической подготовленности.</w:t>
-      </w:r>
-    </w:p>
-    <w:p>
-      <w:pPr>
-        <w:spacing w:after="0"/>
-        <w:ind w:firstLine="720"/>
-        <w:jc w:val="both"/>
-        <w:rPr>
-          <w:rFonts w:eastAsia="Times New Roman" w:cs="Times New Roman"/>
-          <w:i/>
-          <w:color w:val="FF0000"/>
-          <w:szCs w:val="28"/>
-        </w:rPr>
-      </w:pPr>
-      <w:r>
-        <w:rPr>
-          <w:rFonts w:cs="Times New Roman"/>
-          <w:i/>
-          <w:color w:val="FF0000"/>
-          <w:szCs w:val="28"/>
-        </w:rPr>
-        <w:lastRenderedPageBreak/>
-        <w:t>Использовать информационные технологии в профессиональной деятельности.</w:t>
-      </w:r>
-    </w:p>
-    <w:p>
-      <w:pPr>
-        <w:spacing w:after="0"/>
-        <w:ind w:firstLine="720"/>
-        <w:jc w:val="both"/>
-        <w:rPr>
-          <w:rFonts w:eastAsia="Times New Roman" w:cs="Times New Roman"/>
-          <w:i/>
-          <w:color w:val="FF0000"/>
-          <w:szCs w:val="28"/>
-        </w:rPr>
-      </w:pPr>
-      <w:r>
-        <w:rPr>
-          <w:rFonts w:cs="Times New Roman"/>
-          <w:i/>
-          <w:color w:val="FF0000"/>
-          <w:szCs w:val="28"/>
-        </w:rPr>
-        <w:t>Пользоваться профессиональной документацией на государственном и иностранном языках.</w:t>
-      </w:r>
-    </w:p>
-    <w:p>
-      <w:pPr>
-        <w:spacing w:after="0"/>
-        <w:ind w:firstLine="720"/>
-        <w:jc w:val="both"/>
-        <w:rPr>
-          <w:rFonts w:eastAsia="Times New Roman" w:cs="Times New Roman"/>
-          <w:i/>
-          <w:color w:val="FF0000"/>
-          <w:szCs w:val="28"/>
-        </w:rPr>
-      </w:pPr>
-      <w:r>
-        <w:rPr>
-          <w:rFonts w:cs="Times New Roman"/>
-          <w:i/>
-          <w:color w:val="FF0000"/>
-          <w:szCs w:val="28"/>
-        </w:rPr>
-        <w:t>Планировать предпринимательскую деятельность в профессиональной сфере.</w:t>
-      </w:r>
-    </w:p>
-    <w:p>
-      <w:pPr>
-        <w:spacing w:after="0"/>
-        <w:jc w:val="both"/>
-        <w:rPr>
-          <w:rFonts w:eastAsia="Times New Roman" w:cs="Times New Roman"/>
-          <w:i/>
-          <w:color w:val="FF0000"/>
-          <w:szCs w:val="28"/>
-        </w:rPr>
-      </w:pPr>
-    </w:p>
-    <w:p>
-      <w:pPr>
-        <w:spacing w:after="0"/>
-        <w:ind w:firstLine="720"/>
-        <w:jc w:val="both"/>
-        <w:rPr>
-          <w:rFonts w:eastAsia="Times New Roman" w:cs="Times New Roman"/>
-          <w:i/>
-          <w:color w:val="FF0000"/>
-          <w:szCs w:val="28"/>
-        </w:rPr>
-      </w:pPr>
-      <w:r>
-        <w:rPr>
-          <w:rFonts w:cs="Times New Roman"/>
-          <w:i/>
-          <w:color w:val="FF0000"/>
-          <w:szCs w:val="28"/>
-        </w:rPr>
-        <w:t>Можно добавить</w:t>
-      </w:r>
-    </w:p>
-    <w:p>
-      <w:pPr>
-        <w:shd w:val="clear" w:color="auto" w:fill="FFFFFF"/>
-        <w:spacing w:after="0"/>
-        <w:jc w:val="both"/>
-        <w:rPr>
-          <w:rFonts w:eastAsia="Times New Roman" w:cs="Times New Roman"/>
-          <w:i/>
-          <w:color w:val="FF0000"/>
-          <w:szCs w:val="28"/>
-        </w:rPr>
-      </w:pPr>
-      <w:r>
-        <w:rPr>
-          <w:rFonts w:cs="Times New Roman"/>
-          <w:i/>
-          <w:color w:val="FF0000"/>
-          <w:szCs w:val="28"/>
-          <w:highlight w:val="white"/>
-        </w:rPr>
-        <w:t>Уровень профессионального мастерства:</w:t>
-      </w:r>
-    </w:p>
-    <w:p>
-      <w:pPr>
-        <w:shd w:val="clear" w:color="auto" w:fill="FFFFFF"/>
-        <w:spacing w:after="0"/>
-        <w:jc w:val="both"/>
-        <w:rPr>
-          <w:rFonts w:eastAsia="Times New Roman" w:cs="Times New Roman"/>
-          <w:i/>
-          <w:color w:val="FF0000"/>
-          <w:szCs w:val="28"/>
-        </w:rPr>
-      </w:pPr>
-      <w:r>
-        <w:rPr>
-          <w:rFonts w:cs="Times New Roman"/>
-          <w:i/>
-          <w:color w:val="FF0000"/>
-          <w:szCs w:val="28"/>
-          <w:highlight w:val="white"/>
-        </w:rPr>
-        <w:t>- Демонстрирует глубокие знания по всем изучаемым предметам, успешно справляется с контрольными работами и экзаменами.</w:t>
-      </w:r>
-    </w:p>
-    <w:p>
-      <w:pPr>
-        <w:shd w:val="clear" w:color="auto" w:fill="FFFFFF"/>
-        <w:spacing w:after="0"/>
-        <w:jc w:val="both"/>
-        <w:rPr>
-          <w:rFonts w:eastAsia="Times New Roman" w:cs="Times New Roman"/>
-          <w:i/>
-          <w:color w:val="FF0000"/>
-          <w:szCs w:val="28"/>
-        </w:rPr>
-      </w:pPr>
-      <w:r>
-        <w:rPr>
-          <w:rFonts w:cs="Times New Roman"/>
-          <w:i/>
-          <w:color w:val="FF0000"/>
-          <w:szCs w:val="28"/>
-          <w:highlight w:val="white"/>
-        </w:rPr>
-        <w:t>- Постоянно проявляет инициативу в изучении дополнительных тем, расширяя свой кругозор.</w:t>
-      </w:r>
-    </w:p>
-    <w:p>
-      <w:pPr>
-        <w:shd w:val="clear" w:color="auto" w:fill="FFFFFF"/>
-        <w:spacing w:after="0"/>
-        <w:jc w:val="both"/>
-        <w:rPr>
-          <w:rFonts w:eastAsia="Times New Roman" w:cs="Times New Roman"/>
-          <w:i/>
-          <w:color w:val="FF0000"/>
-          <w:szCs w:val="28"/>
-        </w:rPr>
-      </w:pPr>
-      <w:r>
-        <w:rPr>
-          <w:rFonts w:cs="Times New Roman"/>
-          <w:i/>
-          <w:color w:val="FF0000"/>
-          <w:szCs w:val="28"/>
-          <w:highlight w:val="white"/>
-        </w:rPr>
-        <w:t>- Активно участвует в научно-исследовательской деятельности школы, готовит интересные и содержательные доклады.</w:t>
-      </w:r>
-    </w:p>
-    <w:p>
-      <w:pPr>
-        <w:shd w:val="clear" w:color="auto" w:fill="FFFFFF"/>
-        <w:spacing w:after="0"/>
-        <w:jc w:val="both"/>
-        <w:rPr>
-          <w:rFonts w:eastAsia="Times New Roman" w:cs="Times New Roman"/>
-          <w:i/>
-          <w:color w:val="FF0000"/>
-          <w:szCs w:val="28"/>
-        </w:rPr>
-      </w:pPr>
-      <w:r>
-        <w:rPr>
-          <w:rFonts w:cs="Times New Roman"/>
-          <w:i/>
-          <w:color w:val="FF0000"/>
-          <w:szCs w:val="28"/>
-          <w:highlight w:val="white"/>
-        </w:rPr>
-        <w:t>- Обладает отличными аналитическими навыками, способен к критическому мышлению и выработке нестандартных решений.</w:t>
-      </w:r>
-    </w:p>
-    <w:p>
-      <w:pPr>
-        <w:shd w:val="clear" w:color="auto" w:fill="FFFFFF"/>
-        <w:spacing w:after="0"/>
-        <w:jc w:val="both"/>
-        <w:rPr>
-          <w:rFonts w:eastAsia="Times New Roman" w:cs="Times New Roman"/>
-          <w:i/>
-          <w:color w:val="FF0000"/>
-          <w:szCs w:val="28"/>
-        </w:rPr>
-      </w:pPr>
-    </w:p>
-    <w:p>
-      <w:pPr>
-        <w:shd w:val="clear" w:color="auto" w:fill="FFFFFF"/>
-        <w:spacing w:after="0"/>
-        <w:jc w:val="both"/>
-        <w:rPr>
-          <w:rFonts w:eastAsia="Times New Roman" w:cs="Times New Roman"/>
-          <w:i/>
-          <w:color w:val="FF0000"/>
-          <w:szCs w:val="28"/>
-        </w:rPr>
-      </w:pPr>
-      <w:r>
-        <w:rPr>
-          <w:rFonts w:cs="Times New Roman"/>
-          <w:i/>
-          <w:color w:val="FF0000"/>
-          <w:szCs w:val="28"/>
-          <w:highlight w:val="white"/>
-        </w:rPr>
-        <w:t>Индивидуальные качества:</w:t>
-      </w:r>
-    </w:p>
-    <w:p>
-      <w:pPr>
-        <w:shd w:val="clear" w:color="auto" w:fill="FFFFFF"/>
-        <w:spacing w:after="0"/>
-        <w:jc w:val="both"/>
-        <w:rPr>
-          <w:rFonts w:eastAsia="Times New Roman" w:cs="Times New Roman"/>
-          <w:i/>
-          <w:color w:val="FF0000"/>
-          <w:szCs w:val="28"/>
-        </w:rPr>
-      </w:pPr>
-      <w:r>
-        <w:rPr>
-          <w:rFonts w:cs="Times New Roman"/>
-          <w:i/>
-          <w:color w:val="FF0000"/>
-          <w:szCs w:val="28"/>
-          <w:highlight w:val="white"/>
-        </w:rPr>
-        <w:t>- Ответственный, дисциплинированный, всегда выполняет поставленные задачи в срок.</w:t>
-      </w:r>
-    </w:p>
-    <w:p>
-      <w:pPr>
-        <w:shd w:val="clear" w:color="auto" w:fill="FFFFFF"/>
-        <w:spacing w:after="0"/>
-        <w:jc w:val="both"/>
-        <w:rPr>
-          <w:rFonts w:eastAsia="Times New Roman" w:cs="Times New Roman"/>
-          <w:i/>
-          <w:color w:val="FF0000"/>
-          <w:szCs w:val="28"/>
-        </w:rPr>
-      </w:pPr>
-      <w:r>
-        <w:rPr>
-          <w:rFonts w:cs="Times New Roman"/>
-          <w:i/>
-          <w:color w:val="FF0000"/>
-          <w:szCs w:val="28"/>
-          <w:highlight w:val="white"/>
-        </w:rPr>
-        <w:t>- Доброжелательный, коммуникабелен, легко находит общий язык с одноклассниками и учителями.</w:t>
-      </w:r>
-    </w:p>
-    <w:p>
-      <w:pPr>
-        <w:shd w:val="clear" w:color="auto" w:fill="FFFFFF"/>
-        <w:spacing w:after="0"/>
-        <w:jc w:val="both"/>
-        <w:rPr>
-          <w:rFonts w:eastAsia="Times New Roman" w:cs="Times New Roman"/>
-          <w:i/>
-          <w:color w:val="FF0000"/>
-          <w:szCs w:val="28"/>
-        </w:rPr>
-      </w:pPr>
-      <w:r>
-        <w:rPr>
-          <w:rFonts w:cs="Times New Roman"/>
-          <w:i/>
-          <w:color w:val="FF0000"/>
-          <w:szCs w:val="28"/>
-          <w:highlight w:val="white"/>
-        </w:rPr>
-        <w:t>- Обладает высокой работоспособностью, способен длительное время концентрироваться на выполнении сложных заданий.</w:t>
-      </w:r>
-    </w:p>
-    <w:p>
-      <w:pPr>
-        <w:spacing w:after="0"/>
-        <w:jc w:val="both"/>
-        <w:rPr>
-          <w:rFonts w:eastAsia="Times New Roman" w:cs="Times New Roman"/>
-          <w:i/>
-          <w:color w:val="FF0000"/>
-          <w:szCs w:val="28"/>
-        </w:rPr>
-      </w:pPr>
-      <w:r>
-        <w:rPr>
-          <w:rFonts w:cs="Times New Roman"/>
-          <w:i/>
-          <w:color w:val="FF0000"/>
-          <w:szCs w:val="28"/>
-          <w:highlight w:val="white"/>
-        </w:rPr>
-        <w:t>- Проявляет лидерские качества, часто организует совместную деятельность в классе.</w:t>
-      </w:r>
-    </w:p>
-    <w:p>
-      <w:pPr>
-        <w:spacing w:after="0" w:line="240" w:lineRule="auto"/>
-        <w:rPr>
-          <w:rFonts w:cs="Times New Roman"/>
-          <w:szCs w:val="28"/>
-        </w:rPr>
-      </w:pPr>
-    </w:p>
-    <w:p>
-      <w:pPr>
-        <w:spacing w:after="0" w:line="240" w:lineRule="auto"/>
-        <w:rPr>
-          <w:rFonts w:cs="Times New Roman"/>
-          <w:szCs w:val="28"/>
-        </w:rPr>
-      </w:pPr>
-    </w:p>
-    <w:tbl>
-      <w:tblPr>
-        <w:tblStyle w:val="aff"/>
-        <w:tblW w:w="0" w:type="auto"/>
-        <w:tblBorders>
-          <w:top w:val="none" w:sz="0" w:space="0" w:color="auto"/>
-          <w:left w:val="none" w:sz="0" w:space="0" w:color="auto"/>
-          <w:bottom w:val="none" w:sz="0" w:space="0" w:color="auto"/>
-          <w:right w:val="none" w:sz="0" w:space="0" w:color="auto"/>
-          <w:insideH w:val="none" w:sz="0" w:space="0" w:color="auto"/>
-          <w:insideV w:val="none" w:sz="0" w:space="0" w:color="auto"/>
-        </w:tblBorders>
-        <w:tblLook w:val="04A0" w:firstRow="1" w:lastRow="0" w:firstColumn="1" w:lastColumn="0" w:noHBand="0" w:noVBand="1"/>
-      </w:tblPr>
-      <w:tblGrid>
-        <w:gridCol w:w="1869"/>
-        <w:gridCol w:w="1108"/>
-        <w:gridCol w:w="846"/>
-        <w:gridCol w:w="2976"/>
-        <w:gridCol w:w="2546"/>
-      </w:tblGrid>
-      <w:tr>
-        <w:trPr>
-          <w:gridAfter w:val="1"/>
-          <w:wAfter w:w="2546" w:type="dxa"/>
-        </w:trPr>
-        <w:tc>
-          <w:tcPr>
-            <w:tcW w:w="2977" w:type="dxa"/>
-            <w:gridSpan w:val="2"/>
-          </w:tcPr>
-          <w:p>
-            <w:pPr>
-              <w:rPr>
-                <w:sz w:val="24"/>
-                <w:szCs w:val="24"/>
-              </w:rPr>
-            </w:pPr>
-            <w:r>
-              <w:rPr>
-                <w:sz w:val="24"/>
-                <w:szCs w:val="24"/>
-              </w:rPr>
-              <w:t>Руководитель по учебной практике от колледжа</w:t>
-            </w:r>
-          </w:p>
-        </w:tc>
-        <w:tc>
-          <w:tcPr>
-            <w:tcW w:w="846" w:type="dxa"/>
-          </w:tcPr>
-          <w:p>
-            <w:pPr>
-              <w:rPr>
-                <w:b/>
-                <w:sz w:val="22"/>
-              </w:rPr>
-            </w:pPr>
-          </w:p>
-        </w:tc>
-        <w:tc>
-          <w:tcPr>
-            <w:tcW w:w="2976" w:type="dxa"/>
-            <w:tcBorders>
-              <w:bottom w:val="single" w:sz="4" w:space="0" w:color="auto"/>
-            </w:tcBorders>
-          </w:tcPr>
-          <w:p>
-            <w:pPr>
-              <w:rPr>
-                <w:b/>
-                <w:sz w:val="22"/>
-              </w:rPr>
-            </w:pPr>
-          </w:p>
-        </w:tc>
-      </w:tr>
-      <w:tr>
-        <w:tc>
-          <w:tcPr>
-            <w:tcW w:w="1869" w:type="dxa"/>
-          </w:tcPr>
-          <w:p>
-            <w:pPr>
-              <w:rPr>
-                <w:b/>
-                <w:sz w:val="22"/>
-              </w:rPr>
-            </w:pPr>
-          </w:p>
-        </w:tc>
-        <w:tc>
-          <w:tcPr>
-            <w:tcW w:w="1954" w:type="dxa"/>
-            <w:gridSpan w:val="2"/>
-          </w:tcPr>
-          <w:p>
-            <w:pPr>
-              <w:rPr>
-                <w:b/>
-                <w:sz w:val="22"/>
-              </w:rPr>
-            </w:pPr>
-          </w:p>
-        </w:tc>
-        <w:tc>
-          <w:tcPr>
-            <w:tcW w:w="5522" w:type="dxa"/>
-            <w:gridSpan w:val="2"/>
-          </w:tcPr>
-          <w:p>
-            <w:pPr>
-              <w:jc w:val="center"/>
-              <w:rPr>
-                <w:i/>
-                <w:sz w:val="20"/>
-                <w:szCs w:val="20"/>
-              </w:rPr>
-            </w:pPr>
-            <w:r>
-              <w:rPr>
-                <w:i/>
-                <w:sz w:val="20"/>
-                <w:szCs w:val="20"/>
-              </w:rPr>
-              <w:t>(фамилия, инициалы, подпись)</w:t>
-            </w:r>
-          </w:p>
-        </w:tc>
-      </w:tr>
-    </w:tbl>
+          <w:sz w:val="20"/>
+          <w:szCs w:val="20"/>
+        </w:rPr>
+        <w:t>(подпись)</w:t>
+      </w:r>
+    </w:p>
     <w:p>
       <w:pPr>
         <w:suppressAutoHyphens w:val="0"/>
@@ -7545,7 +7381,7 @@
           <w:specVanish/>
         </w:rPr>
       </w:pPr>
-      <w:bookmarkStart w:id="17" w:name="_Toc227895210"/>
+      <w:bookmarkStart w:id="18" w:name="_Toc228307624"/>
       <w:r>
         <w:rPr>
           <w:rFonts w:ascii="Times New Roman" w:hAnsi="Times New Roman" w:cs="Times New Roman"/>
@@ -7555,7 +7391,7 @@
         <w:lastRenderedPageBreak/>
         <w:t>ОТЗЫВ РУКОВОДИТЕЛЯ ПРАКТИКИ</w:t>
       </w:r>
-      <w:bookmarkEnd w:id="17"/>
+      <w:bookmarkEnd w:id="18"/>
     </w:p>
     <w:p>
       <w:pPr>
@@ -7762,14 +7598,7 @@
           <w:rFonts w:cs="Times New Roman"/>
           <w:szCs w:val="28"/>
         </w:rPr>
-        <w:t xml:space="preserve"> </w:t>
-      </w:r>
-      <w:r>
-        <w:rPr>
-          <w:rFonts w:cs="Times New Roman"/>
-          <w:szCs w:val="28"/>
-        </w:rPr>
-        <w:t>за время прохождения производственной практики проявила себя с положительной стороны. Место проведения практики посещала регулярно в соответствии с программой прохождения практики. К должностным обязанностям и поставленным задачам относилась с особым вниманием, проявляя интерес к работе. Опозданий не допускала. Порученные задания выполняла аккуратно и в срок. Обладает высокими теоретическими знаниями, необходимыми для формирования профессиональных качеств.</w:t>
+        <w:t xml:space="preserve"> за время прохождения производственной практики проявила себя с положительной стороны. Место проведения практики посещала регулярно в соответствии с программой прохождения практики. К должностным обязанностям и поставленным задачам относилась с особым вниманием, проявляя интерес к работе. Опозданий не допускала. Порученные задания выполняла аккуратно и в срок. Обладает высокими теоретическими знаниями, необходимыми для формирования профессиональных качеств.</w:t>
       </w:r>
     </w:p>
     <w:p>
@@ -7894,137 +7723,111 @@
         </w:rPr>
       </w:pPr>
     </w:p>
-    <w:tbl>
-      <w:tblPr>
-        <w:tblStyle w:val="aff"/>
-        <w:tblW w:w="0" w:type="auto"/>
-        <w:tblBorders>
-          <w:top w:val="none" w:sz="0" w:space="0" w:color="auto"/>
-          <w:left w:val="none" w:sz="0" w:space="0" w:color="auto"/>
-          <w:bottom w:val="none" w:sz="0" w:space="0" w:color="auto"/>
-          <w:right w:val="none" w:sz="0" w:space="0" w:color="auto"/>
-          <w:insideH w:val="none" w:sz="0" w:space="0" w:color="auto"/>
-          <w:insideV w:val="none" w:sz="0" w:space="0" w:color="auto"/>
-        </w:tblBorders>
-        <w:tblLook w:val="04A0" w:firstRow="1" w:lastRow="0" w:firstColumn="1" w:lastColumn="0" w:noHBand="0" w:noVBand="1"/>
-      </w:tblPr>
-      <w:tblGrid>
-        <w:gridCol w:w="1869"/>
-        <w:gridCol w:w="1108"/>
-        <w:gridCol w:w="846"/>
-        <w:gridCol w:w="2976"/>
-        <w:gridCol w:w="2546"/>
-      </w:tblGrid>
-      <w:tr>
-        <w:trPr>
-          <w:gridAfter w:val="1"/>
-          <w:wAfter w:w="2546" w:type="dxa"/>
-        </w:trPr>
-        <w:tc>
-          <w:tcPr>
-            <w:tcW w:w="2977" w:type="dxa"/>
-            <w:gridSpan w:val="2"/>
-          </w:tcPr>
-          <w:p>
-            <w:pPr>
-              <w:rPr>
-                <w:sz w:val="24"/>
-                <w:szCs w:val="24"/>
-              </w:rPr>
-            </w:pPr>
-            <w:r>
-              <w:rPr>
-                <w:sz w:val="24"/>
-                <w:szCs w:val="24"/>
-              </w:rPr>
-              <w:t>Руководитель по учебной практике от колледжа</w:t>
-            </w:r>
-          </w:p>
-        </w:tc>
-        <w:tc>
-          <w:tcPr>
-            <w:tcW w:w="846" w:type="dxa"/>
-          </w:tcPr>
-          <w:p>
-            <w:pPr>
-              <w:rPr>
-                <w:b/>
-                <w:sz w:val="22"/>
-              </w:rPr>
-            </w:pPr>
-          </w:p>
-        </w:tc>
-        <w:tc>
-          <w:tcPr>
-            <w:tcW w:w="2976" w:type="dxa"/>
-            <w:tcBorders>
-              <w:bottom w:val="single" w:sz="4" w:space="0" w:color="auto"/>
-            </w:tcBorders>
-          </w:tcPr>
-          <w:p>
-            <w:pPr>
-              <w:rPr>
-                <w:b/>
-                <w:sz w:val="22"/>
-              </w:rPr>
-            </w:pPr>
-          </w:p>
-        </w:tc>
-      </w:tr>
-      <w:tr>
-        <w:tc>
-          <w:tcPr>
-            <w:tcW w:w="1869" w:type="dxa"/>
-          </w:tcPr>
-          <w:p>
-            <w:pPr>
-              <w:rPr>
-                <w:b/>
-                <w:sz w:val="22"/>
-              </w:rPr>
-            </w:pPr>
-          </w:p>
-        </w:tc>
-        <w:tc>
-          <w:tcPr>
-            <w:tcW w:w="1954" w:type="dxa"/>
-            <w:gridSpan w:val="2"/>
-          </w:tcPr>
-          <w:p>
-            <w:pPr>
-              <w:rPr>
-                <w:b/>
-                <w:sz w:val="22"/>
-              </w:rPr>
-            </w:pPr>
-          </w:p>
-        </w:tc>
-        <w:tc>
-          <w:tcPr>
-            <w:tcW w:w="5522" w:type="dxa"/>
-            <w:gridSpan w:val="2"/>
-          </w:tcPr>
-          <w:p>
-            <w:pPr>
-              <w:jc w:val="center"/>
-              <w:rPr>
-                <w:i/>
-                <w:sz w:val="20"/>
-                <w:szCs w:val="20"/>
-              </w:rPr>
-            </w:pPr>
-            <w:r>
-              <w:rPr>
-                <w:i/>
-                <w:sz w:val="20"/>
-                <w:szCs w:val="20"/>
-              </w:rPr>
-              <w:t>(фамилия, инициалы, подпись)</w:t>
-            </w:r>
-          </w:p>
-        </w:tc>
-      </w:tr>
-    </w:tbl>
+    <w:p>
+      <w:pPr>
+        <w:spacing w:after="0" w:line="240" w:lineRule="auto"/>
+        <w:rPr>
+          <w:rFonts w:cs="Times New Roman"/>
+          <w:bCs/>
+          <w:sz w:val="22"/>
+        </w:rPr>
+      </w:pPr>
+      <w:r>
+        <w:rPr>
+          <w:rFonts w:cs="Times New Roman"/>
+          <w:bCs/>
+          <w:sz w:val="22"/>
+        </w:rPr>
+        <w:t>Руководитель по учебной</w:t>
+      </w:r>
+    </w:p>
+    <w:p>
+      <w:pPr>
+        <w:spacing w:after="0" w:line="240" w:lineRule="auto"/>
+        <w:rPr>
+          <w:rFonts w:cs="Times New Roman"/>
+          <w:b/>
+          <w:sz w:val="22"/>
+        </w:rPr>
+      </w:pPr>
+      <w:r>
+        <w:rPr>
+          <w:rFonts w:cs="Times New Roman"/>
+          <w:bCs/>
+          <w:sz w:val="22"/>
+        </w:rPr>
+        <w:t xml:space="preserve">практике от предприятия    </w:t>
+      </w:r>
+      <w:r>
+        <w:rPr>
+          <w:rFonts w:cs="Times New Roman"/>
+          <w:b/>
+          <w:sz w:val="22"/>
+        </w:rPr>
+        <w:t xml:space="preserve">                       </w:t>
+      </w:r>
+      <w:proofErr w:type="spellStart"/>
+      <w:r>
+        <w:rPr>
+          <w:sz w:val="24"/>
+        </w:rPr>
+        <w:t>Пузиков</w:t>
+      </w:r>
+      <w:proofErr w:type="spellEnd"/>
+      <w:r>
+        <w:rPr>
+          <w:sz w:val="24"/>
+        </w:rPr>
+        <w:t xml:space="preserve"> Д</w:t>
+      </w:r>
+      <w:r>
+        <w:rPr>
+          <w:sz w:val="24"/>
+        </w:rPr>
+        <w:t>.</w:t>
+      </w:r>
+      <w:r>
+        <w:rPr>
+          <w:sz w:val="24"/>
+        </w:rPr>
+        <w:t xml:space="preserve"> В</w:t>
+      </w:r>
+      <w:r>
+        <w:rPr>
+          <w:sz w:val="24"/>
+        </w:rPr>
+        <w:t>.</w:t>
+      </w:r>
+      <w:r>
+        <w:rPr>
+          <w:rFonts w:cs="Times New Roman"/>
+          <w:b/>
+          <w:sz w:val="22"/>
+        </w:rPr>
+        <w:t xml:space="preserve">   __________________</w:t>
+      </w:r>
+    </w:p>
+    <w:p>
+      <w:pPr>
+        <w:spacing w:after="0" w:line="240" w:lineRule="auto"/>
+        <w:ind w:firstLineChars="3079" w:firstLine="6158"/>
+        <w:rPr>
+          <w:rFonts w:cs="Times New Roman"/>
+          <w:i/>
+          <w:sz w:val="20"/>
+          <w:szCs w:val="20"/>
+        </w:rPr>
+      </w:pPr>
+      <w:r>
+        <w:rPr>
+          <w:rFonts w:cs="Times New Roman"/>
+          <w:i/>
+          <w:sz w:val="20"/>
+          <w:szCs w:val="20"/>
+        </w:rPr>
+        <w:t>(подпись)</w:t>
+      </w:r>
+    </w:p>
     <w:p>
       <w:pPr>
         <w:spacing w:after="0" w:line="360" w:lineRule="auto"/>
@@ -8103,7 +7906,7 @@
           <w:rPr>
             <w:noProof/>
           </w:rPr>
-          <w:t>2</w:t>
+          <w:t>13</w:t>
         </w:r>
         <w:r>
           <w:fldChar w:fldCharType="end"/>
@@ -10027,6 +9830,7 @@
   <w:style w:type="paragraph" w:customStyle="1" w:styleId="paragraph">
     <w:name w:val="paragraph"/>
     <w:basedOn w:val="a"/>
+    <w:qFormat/>
     <w:rsid w:val="00DB2E37"/>
     <w:pPr>
       <w:suppressAutoHyphens w:val="0"/>
@@ -10047,6 +9851,7 @@
   <w:style w:type="character" w:customStyle="1" w:styleId="eop">
     <w:name w:val="eop"/>
     <w:basedOn w:val="a0"/>
+    <w:qFormat/>
     <w:rsid w:val="00DB2E37"/>
   </w:style>
   <w:style w:type="character" w:customStyle="1" w:styleId="af5">
@@ -10094,6 +9899,51 @@
       <w:rFonts w:ascii="Arial" w:eastAsiaTheme="minorEastAsia" w:hAnsi="Arial" w:cs="Arial"/>
       <w:sz w:val="20"/>
       <w:szCs w:val="20"/>
+    </w:rPr>
+  </w:style>
+  <w:style w:type="character" w:customStyle="1" w:styleId="Char">
+    <w:name w:val="Обычный текст Char"/>
+    <w:link w:val="aff0"/>
+    <w:qFormat/>
+    <w:locked/>
+    <w:rsid w:val="008811CF"/>
+    <w:rPr>
+      <w:rFonts w:ascii="Arial" w:eastAsiaTheme="minorEastAsia" w:hAnsi="Arial" w:cs="Arial"/>
+      <w:lang w:eastAsia="en-US"/>
+    </w:rPr>
+  </w:style>
+  <w:style w:type="paragraph" w:customStyle="1" w:styleId="aff0">
+    <w:name w:val="Обычный текст"/>
+    <w:basedOn w:val="a"/>
+    <w:link w:val="Char"/>
+    <w:qFormat/>
+    <w:rsid w:val="008811CF"/>
+    <w:pPr>
+      <w:spacing w:after="0" w:line="360" w:lineRule="auto"/>
+      <w:ind w:firstLine="709"/>
+      <w:jc w:val="both"/>
+    </w:pPr>
+    <w:rPr>
+      <w:rFonts w:ascii="Arial" w:hAnsi="Arial"/>
+      <w:szCs w:val="28"/>
+    </w:rPr>
+  </w:style>
+  <w:style w:type="paragraph" w:styleId="aff1">
+    <w:name w:val="Normal (Web)"/>
+    <w:basedOn w:val="a"/>
+    <w:uiPriority w:val="99"/>
+    <w:semiHidden/>
+    <w:unhideWhenUsed/>
+    <w:rsid w:val="00EB3150"/>
+    <w:pPr>
+      <w:suppressAutoHyphens w:val="0"/>
+      <w:spacing w:before="100" w:beforeAutospacing="1" w:after="100" w:afterAutospacing="1" w:line="240" w:lineRule="auto"/>
+    </w:pPr>
+    <w:rPr>
+      <w:rFonts w:eastAsia="Times New Roman" w:cs="Times New Roman"/>
+      <w:sz w:val="24"/>
+      <w:szCs w:val="24"/>
+      <w:lang w:eastAsia="ru-RU"/>
     </w:rPr>
   </w:style>
 </w:styles>
@@ -10327,7 +10177,7 @@
 </file>
 
 <file path=customXml/itemProps2.xml><?xml version="1.0" encoding="utf-8"?>
-<ds:datastoreItem xmlns:ds="http://schemas.openxmlformats.org/officeDocument/2006/customXml" ds:itemID="{698FB155-0DB9-4653-87AA-43519657195A}">
+<ds:datastoreItem xmlns:ds="http://schemas.openxmlformats.org/officeDocument/2006/customXml" ds:itemID="{C7E85E43-8D64-45BE-AA26-B01034AF6602}">
   <ds:schemaRefs>
     <ds:schemaRef ds:uri="http://schemas.openxmlformats.org/officeDocument/2006/bibliography"/>
   </ds:schemaRefs>
